--- a/downloads/teacher/ai-2-week-33.docx
+++ b/downloads/teacher/ai-2-week-33.docx
@@ -3317,6 +3317,396 @@
         <w:t>Save the recommender code, contract and this full trace; test the same records in different input orders.</w:t>
       </w:r>
     </w:p>
+    <w:p>
+      <w:pPr>
+        <w:pStyle w:val="Heading1"/>
+      </w:pPr>
+      <w:r>
+        <w:t>07. Prepare, teach and assess</w:t>
+      </w:r>
+    </w:p>
+    <w:p>
+      <w:r>
+        <w:t>Teaching target: Implement a deterministic recommender</w:t>
+      </w:r>
+    </w:p>
+    <w:p>
+      <w:r>
+        <w:t>Prepare the labelled worked-case picture, the matching workbook, fictional input cards and a place for individual responses. No paid AI account is required for the paper reasoning activities.</w:t>
+      </w:r>
+    </w:p>
+    <w:tbl>
+      <w:tblPr>
+        <w:tblStyle w:val="LightShading-Accent1"/>
+        <w:tblW w:type="auto" w:w="0"/>
+        <w:tblLook w:firstColumn="1" w:firstRow="1" w:lastColumn="0" w:lastRow="0" w:noHBand="0" w:noVBand="1" w:val="04A0"/>
+      </w:tblPr>
+      <w:tblGrid>
+        <w:gridCol w:w="3408"/>
+        <w:gridCol w:w="3408"/>
+        <w:gridCol w:w="3408"/>
+      </w:tblGrid>
+      <w:tr>
+        <w:trPr>
+          <w:tblHeader/>
+        </w:trPr>
+        <w:tc>
+          <w:tcPr>
+            <w:tcW w:type="dxa" w:w="3408"/>
+          </w:tcPr>
+          <w:p>
+            <w:r>
+              <w:t>Session</w:t>
+            </w:r>
+          </w:p>
+        </w:tc>
+        <w:tc>
+          <w:tcPr>
+            <w:tcW w:type="dxa" w:w="3408"/>
+          </w:tcPr>
+          <w:p>
+            <w:r>
+              <w:t>Plan</w:t>
+            </w:r>
+          </w:p>
+        </w:tc>
+        <w:tc>
+          <w:tcPr>
+            <w:tcW w:type="dxa" w:w="3408"/>
+          </w:tcPr>
+          <w:p>
+            <w:r>
+              <w:t>Resources</w:t>
+            </w:r>
+          </w:p>
+        </w:tc>
+      </w:tr>
+      <w:tr>
+        <w:tc>
+          <w:tcPr>
+            <w:tcW w:type="dxa" w:w="3408"/>
+          </w:tcPr>
+          <w:p>
+            <w:r>
+              <w:t>Session 1 · Understand · 45 min</w:t>
+            </w:r>
+          </w:p>
+        </w:tc>
+        <w:tc>
+          <w:tcPr>
+            <w:tcW w:type="dxa" w:w="3408"/>
+          </w:tcPr>
+          <w:p>
+            <w:r>
+              <w:t>0–7: recall and prerequisite; 7–15: inspect the concrete case and predict; 15–30: teacher models the worked trace; 30–40: learners explain a step using the text and visual; 40–45: check the core idea.</w:t>
+            </w:r>
+          </w:p>
+        </w:tc>
+        <w:tc>
+          <w:tcPr>
+            <w:tcW w:type="dxa" w:w="3408"/>
+          </w:tcPr>
+          <w:p>
+            <w:r>
+              <w:t>Sections 1–6; record the brief recall in the workbook.</w:t>
+            </w:r>
+          </w:p>
+        </w:tc>
+      </w:tr>
+      <w:tr>
+        <w:tc>
+          <w:tcPr>
+            <w:tcW w:type="dxa" w:w="3408"/>
+          </w:tcPr>
+          <w:p>
+            <w:r>
+              <w:t>Session 2 · Practise · 45 min</w:t>
+            </w:r>
+          </w:p>
+        </w:tc>
+        <w:tc>
+          <w:tcPr>
+            <w:tcW w:type="dxa" w:w="3408"/>
+          </w:tcPr>
+          <w:p>
+            <w:r>
+              <w:t>0–5: retrieve the procedure; 5–15: W2 completion practice; 15–23: explain and check with a partner; 23–30: each learner answers the misconception check; 30–40: targeted reteaching or a harder variation; 40–45: prepare the investigation.</w:t>
+            </w:r>
+          </w:p>
+        </w:tc>
+        <w:tc>
+          <w:tcPr>
+            <w:tcW w:type="dxa" w:w="3408"/>
+          </w:tcPr>
+          <w:p>
+            <w:r>
+              <w:t>Sections 7–10; use the matching workbook W2 and misconception check.</w:t>
+            </w:r>
+          </w:p>
+        </w:tc>
+      </w:tr>
+      <w:tr>
+        <w:tc>
+          <w:tcPr>
+            <w:tcW w:type="dxa" w:w="3408"/>
+          </w:tcPr>
+          <w:p>
+            <w:r>
+              <w:t>Session 3 · Investigate and transfer · 45 min</w:t>
+            </w:r>
+          </w:p>
+        </w:tc>
+        <w:tc>
+          <w:tcPr>
+            <w:tcW w:type="dxa" w:w="3408"/>
+          </w:tcPr>
+          <w:p>
+            <w:r>
+              <w:t>0–5: retrieve the decision rule; 5–20: investigate or trace; 20–30: start the independent case; 30–38: connect the project; 38–43: act on feedback; 43–45: plan the return check.</w:t>
+            </w:r>
+          </w:p>
+        </w:tc>
+        <w:tc>
+          <w:tcPr>
+            <w:tcW w:type="dxa" w:w="3408"/>
+          </w:tcPr>
+          <w:p>
+            <w:r>
+              <w:t>Sections 9 and 11–14. Give extra time to finish the full task set; use Section 15 when the week includes a coding lab.</w:t>
+            </w:r>
+          </w:p>
+        </w:tc>
+      </w:tr>
+    </w:tbl>
+    <w:p>
+      <w:r>
+        <w:t>Before class, solve the supported practice: State recommend([], 10) and the worked items with limit 8.</w:t>
+      </w:r>
+    </w:p>
+    <w:p>
+      <w:r>
+        <w:t>Reasoned practice answer: Both return None; the caller should display no eligible option.</w:t>
+      </w:r>
+    </w:p>
+    <w:p>
+      <w:r>
+        <w:t>Check every learner before discussion: Use the worked case for Implementing a recommender. Proposed explanation: “A successful run proves the conclusion”. Decide whether this explanation is supported. Point to the step or supplied fact that decides; explain your repair if needed.</w:t>
+      </w:r>
+    </w:p>
+    <w:p>
+      <w:r>
+        <w:t>Misconception repair: The recommendation follows a written scoring policy. It does not learn preferences, prove learning benefit or authorize an action. Display the chosen rule and let a person review whether an option is suitable.</w:t>
+      </w:r>
+    </w:p>
+    <w:p>
+      <w:r>
+        <w:t>Support: read the exact case aloud, enlarge the labelled picture, supply input cards and model only the first deciding step. Accept a spoken explanation or drawing; retain the reasoning goal.</w:t>
+      </w:r>
+    </w:p>
+    <w:p>
+      <w:r>
+        <w:t>Extension: Change D’s pages to 91, leaving every other field unchanged. Require a prediction and a reason before comparing. Expected result: D becomes ineligible, so A wins with score 2. Reason: The strict excess over the 90-page maximum changes filtering before ranking.</w:t>
+      </w:r>
+    </w:p>
+    <w:p>
+      <w:r>
+        <w:t>Independent assessment: withhold the reserved answer until the learner has attempted the new case. Record support separately from correctness.</w:t>
+      </w:r>
+    </w:p>
+    <w:tbl>
+      <w:tblPr>
+        <w:tblStyle w:val="LightShading-Accent1"/>
+        <w:tblW w:type="auto" w:w="0"/>
+        <w:tblLook w:firstColumn="1" w:firstRow="1" w:lastColumn="0" w:lastRow="0" w:noHBand="0" w:noVBand="1" w:val="04A0"/>
+      </w:tblPr>
+      <w:tblGrid>
+        <w:gridCol w:w="2556"/>
+        <w:gridCol w:w="2556"/>
+        <w:gridCol w:w="2556"/>
+        <w:gridCol w:w="2556"/>
+      </w:tblGrid>
+      <w:tr>
+        <w:trPr>
+          <w:tblHeader/>
+        </w:trPr>
+        <w:tc>
+          <w:tcPr>
+            <w:tcW w:type="dxa" w:w="2556"/>
+          </w:tcPr>
+          <w:p>
+            <w:r>
+              <w:t>Criterion</w:t>
+            </w:r>
+          </w:p>
+        </w:tc>
+        <w:tc>
+          <w:tcPr>
+            <w:tcW w:type="dxa" w:w="2556"/>
+          </w:tcPr>
+          <w:p>
+            <w:r>
+              <w:t>Not yet</w:t>
+            </w:r>
+          </w:p>
+        </w:tc>
+        <w:tc>
+          <w:tcPr>
+            <w:tcW w:type="dxa" w:w="2556"/>
+          </w:tcPr>
+          <w:p>
+            <w:r>
+              <w:t>With support</w:t>
+            </w:r>
+          </w:p>
+        </w:tc>
+        <w:tc>
+          <w:tcPr>
+            <w:tcW w:type="dxa" w:w="2556"/>
+          </w:tcPr>
+          <w:p>
+            <w:r>
+              <w:t>Independent</w:t>
+            </w:r>
+          </w:p>
+        </w:tc>
+      </w:tr>
+      <w:tr>
+        <w:tc>
+          <w:tcPr>
+            <w:tcW w:type="dxa" w:w="2556"/>
+          </w:tcPr>
+          <w:p>
+            <w:r>
+              <w:t>Explanation</w:t>
+            </w:r>
+          </w:p>
+        </w:tc>
+        <w:tc>
+          <w:tcPr>
+            <w:tcW w:type="dxa" w:w="2556"/>
+          </w:tcPr>
+          <w:p>
+            <w:r>
+              <w:t>Names an answer without a deciding fact</w:t>
+            </w:r>
+          </w:p>
+        </w:tc>
+        <w:tc>
+          <w:tcPr>
+            <w:tcW w:type="dxa" w:w="2556"/>
+          </w:tcPr>
+          <w:p>
+            <w:r>
+              <w:t>Uses a hint to link fact and decision</w:t>
+            </w:r>
+          </w:p>
+        </w:tc>
+        <w:tc>
+          <w:tcPr>
+            <w:tcW w:type="dxa" w:w="2556"/>
+          </w:tcPr>
+          <w:p>
+            <w:r>
+              <w:t>Explains the deciding fact in own words</w:t>
+            </w:r>
+          </w:p>
+        </w:tc>
+      </w:tr>
+      <w:tr>
+        <w:tc>
+          <w:tcPr>
+            <w:tcW w:type="dxa" w:w="2556"/>
+          </w:tcPr>
+          <w:p>
+            <w:r>
+              <w:t>Trace or test</w:t>
+            </w:r>
+          </w:p>
+        </w:tc>
+        <w:tc>
+          <w:tcPr>
+            <w:tcW w:type="dxa" w:w="2556"/>
+          </w:tcPr>
+          <w:p>
+            <w:r>
+              <w:t>Cannot connect input and result</w:t>
+            </w:r>
+          </w:p>
+        </w:tc>
+        <w:tc>
+          <w:tcPr>
+            <w:tcW w:type="dxa" w:w="2556"/>
+          </w:tcPr>
+          <w:p>
+            <w:r>
+              <w:t>Completes steps with prompts</w:t>
+            </w:r>
+          </w:p>
+        </w:tc>
+        <w:tc>
+          <w:tcPr>
+            <w:tcW w:type="dxa" w:w="2556"/>
+          </w:tcPr>
+          <w:p>
+            <w:r>
+              <w:t>Traces or tests a changed case accurately</w:t>
+            </w:r>
+          </w:p>
+        </w:tc>
+      </w:tr>
+      <w:tr>
+        <w:tc>
+          <w:tcPr>
+            <w:tcW w:type="dxa" w:w="2556"/>
+          </w:tcPr>
+          <w:p>
+            <w:r>
+              <w:t>Limits and revision</w:t>
+            </w:r>
+          </w:p>
+        </w:tc>
+        <w:tc>
+          <w:tcPr>
+            <w:tcW w:type="dxa" w:w="2556"/>
+          </w:tcPr>
+          <w:p>
+            <w:r>
+              <w:t>Claims more than evidence supports</w:t>
+            </w:r>
+          </w:p>
+        </w:tc>
+        <w:tc>
+          <w:tcPr>
+            <w:tcW w:type="dxa" w:w="2556"/>
+          </w:tcPr>
+          <w:p>
+            <w:r>
+              <w:t>Names a limit after a prompt</w:t>
+            </w:r>
+          </w:p>
+        </w:tc>
+        <w:tc>
+          <w:tcPr>
+            <w:tcW w:type="dxa" w:w="2556"/>
+          </w:tcPr>
+          <w:p>
+            <w:r>
+              <w:t>States a defensible limit and useful next test</w:t>
+            </w:r>
+          </w:p>
+        </w:tc>
+      </w:tr>
+    </w:tbl>
+    <w:p>
+      <w:r>
+        <w:t>Project checkpoint: Present and defend. Demonstrate the system, explain one failure and justify the next improvement with evidence.</w:t>
+      </w:r>
+    </w:p>
+    <w:p>
+      <w:r>
+        <w:t>Use the weekly teacher answer for topic-specific reasoning. A saved progress tick is an activity record; judge mastery from the learner’s explanation and evidence.</w:t>
+      </w:r>
+    </w:p>
     <w:sectPr>
       <w:pgSz w:w="12240" w:h="15840"/>
       <w:pgMar w:top="936" w:right="1008" w:bottom="936" w:left="1008" w:header="720" w:footer="720" w:gutter="0"/>

--- a/downloads/teacher/ai-2-week-33.docx
+++ b/downloads/teacher/ai-2-week-33.docx
@@ -3707,6 +3707,39 @@
         <w:t>Use the weekly teacher answer for topic-specific reasoning. A saved progress tick is an activity record; judge mastery from the learner’s explanation and evidence.</w:t>
       </w:r>
     </w:p>
+    <w:p>
+      <w:pPr>
+        <w:pStyle w:val="Heading1"/>
+      </w:pPr>
+      <w:r>
+        <w:t>08. Use feedback, labs and repair paths</w:t>
+      </w:r>
+    </w:p>
+    <w:p>
+      <w:r>
+        <w:t>Use the two formative questions as supported practice, not as independent mastery scores. Discuss the deciding evidence rather than accepting a guessed selection.</w:t>
+      </w:r>
+    </w:p>
+    <w:p>
+      <w:r>
+        <w:t>The feedback comes from the reviewed public worked case. Do not reveal the separately reserved independent teacher answer until the learner has attempted that case.</w:t>
+      </w:r>
+    </w:p>
+    <w:p>
+      <w:r>
+        <w:t>Ask students to predict before running code. Preserve errors and actual outputs; collect a changed test and an explanation. The branch-boundary and indexing lessons deliberately include failure cases.</w:t>
+      </w:r>
+    </w:p>
+    <w:p>
+      <w:r>
+        <w:t>Use the earlier worked-explanation links to address a specific missing building block, then return to the current question. Adapt this suggestion after observing the learner; it is not an automatic diagnosis.</w:t>
+      </w:r>
+    </w:p>
+    <w:p>
+      <w:r>
+        <w:t>Collect the completed-work portfolio as evidence. Record support separately from correctness, and assess explanation, trace/test and limitations. Progress ticks and quiz selections alone do not establish mastery.</w:t>
+      </w:r>
+    </w:p>
     <w:sectPr>
       <w:pgSz w:w="12240" w:h="15840"/>
       <w:pgMar w:top="936" w:right="1008" w:bottom="936" w:left="1008" w:header="720" w:footer="720" w:gutter="0"/>

--- a/downloads/teacher/ai-2-week-33.docx
+++ b/downloads/teacher/ai-2-week-33.docx
@@ -29,6 +29,11 @@
       </w:r>
     </w:p>
     <w:p>
+      <w:r>
+        <w:t>Prepare Build the Recommender: check the target, prerequisites, resources and adaptable teaching schedule.</w:t>
+      </w:r>
+    </w:p>
+    <w:p>
       <w:pPr>
         <w:pStyle w:val="Heading3"/>
       </w:pPr>
@@ -37,8 +42,32 @@
       </w:r>
     </w:p>
     <w:p>
-      <w:r>
-        <w:t>Primary target: Implement a deterministic recommender</w:t>
+      <w:pPr>
+        <w:spacing w:line="336" w:lineRule="auto" w:after="180"/>
+      </w:pPr>
+      <w:r>
+        <w:rPr>
+          <w:b w:val="0"/>
+        </w:rPr>
+        <w:t xml:space="preserve">Primary target: Implement a </w:t>
+      </w:r>
+      <w:r>
+        <w:rPr>
+          <w:b/>
+        </w:rPr>
+        <w:t>deterministic</w:t>
+      </w:r>
+      <w:r>
+        <w:rPr>
+          <w:b w:val="0"/>
+        </w:rPr>
+        <w:t xml:space="preserve"> </w:t>
+      </w:r>
+      <w:r>
+        <w:rPr>
+          <w:b/>
+        </w:rPr>
+        <w:t>recommender</w:t>
       </w:r>
     </w:p>
     <w:tbl>
@@ -185,12 +214,47 @@
       </w:tr>
     </w:tbl>
     <w:p>
-      <w:r>
-        <w:t>This is a starting allocation of 135 minutes, not a validated duration. Preserve all named topics. Schedule extra time for connected examples, the full investigation, independent cases and project building. Repeated copies of a case share one recorded attempt; they are not new evidence.</w:t>
-      </w:r>
-    </w:p>
-    <w:p>
-      <w:r>
+      <w:pPr>
+        <w:spacing w:line="336" w:lineRule="auto" w:after="180"/>
+      </w:pPr>
+      <w:r>
+        <w:rPr>
+          <w:b w:val="0"/>
+        </w:rPr>
+        <w:t>This is a starting allocation of 135 minutes, not a validated duration. Preserve all named topics. Schedule extra time for connected examples, the full investigation, independent cases and project building.</w:t>
+      </w:r>
+    </w:p>
+    <w:p>
+      <w:pPr>
+        <w:spacing w:line="336" w:lineRule="auto" w:after="180"/>
+      </w:pPr>
+      <w:r>
+        <w:rPr>
+          <w:b w:val="0"/>
+        </w:rPr>
+        <w:t xml:space="preserve">Repeated copies of a case share one recorded attempt; they are not new </w:t>
+      </w:r>
+      <w:r>
+        <w:rPr>
+          <w:b/>
+        </w:rPr>
+        <w:t>evidence</w:t>
+      </w:r>
+      <w:r>
+        <w:rPr>
+          <w:b w:val="0"/>
+        </w:rPr>
+        <w:t>.</w:t>
+      </w:r>
+    </w:p>
+    <w:p>
+      <w:pPr>
+        <w:spacing w:line="336" w:lineRule="auto" w:after="180"/>
+      </w:pPr>
+      <w:r>
+        <w:rPr>
+          <w:b w:val="0"/>
+        </w:rPr>
         <w:t>Case exposure check: this source example appears in ai-2/24, ai-2/33. Reuse a familiar case for recall or modelling; verify that the case used to assess transfer has not already received feedback.</w:t>
       </w:r>
     </w:p>
@@ -211,17 +275,35 @@
       </w:r>
     </w:p>
     <w:p>
-      <w:r>
+      <w:pPr>
+        <w:spacing w:line="336" w:lineRule="auto" w:after="180"/>
+      </w:pPr>
+      <w:r>
+        <w:rPr>
+          <w:b w:val="0"/>
+        </w:rPr>
         <w:t>Without opening the old lesson, explain one key idea from Project Problem and Success Test. Give an example and a mistake that the idea helps you avoid.</w:t>
       </w:r>
     </w:p>
     <w:p>
-      <w:r>
+      <w:pPr>
+        <w:spacing w:line="336" w:lineRule="auto" w:after="180"/>
+      </w:pPr>
+      <w:r>
+        <w:rPr>
+          <w:b w:val="0"/>
+        </w:rPr>
         <w:t>Look for: Define a small application purpose</w:t>
       </w:r>
     </w:p>
     <w:p>
-      <w:r>
+      <w:pPr>
+        <w:spacing w:line="336" w:lineRule="auto" w:after="180"/>
+      </w:pPr>
+      <w:r>
+        <w:rPr>
+          <w:b w:val="0"/>
+        </w:rPr>
         <w:t>Reference example, not the only acceptable wording: Suggest a suitable eligible activity for a teacher-supervised session; the teacher reviews and decides.</w:t>
       </w:r>
     </w:p>
@@ -234,18 +316,83 @@
       </w:r>
     </w:p>
     <w:p>
-      <w:r>
+      <w:pPr>
+        <w:spacing w:line="336" w:lineRule="auto" w:after="180"/>
+      </w:pPr>
+      <w:r>
+        <w:rPr>
+          <w:b w:val="0"/>
+        </w:rPr>
         <w:t>Without opening the old lesson, explain one key idea from Agents and Tools. Give an example and a mistake that the idea helps you avoid.</w:t>
       </w:r>
     </w:p>
     <w:p>
-      <w:r>
-        <w:t>Look for: Explain the mechanism and terminology of state machines for bounded agents</w:t>
-      </w:r>
-    </w:p>
-    <w:p>
-      <w:r>
-        <w:t>Reference example, not the only acceptable wording: Teacher explanation: A bounded agent uses explicit states and finite action limits. A state machine makes invalid transitions visible. States are ready, looking_up, review, done. ready may start lookup; lookup may finish done or request review; review may finish done after authorised evidence. done is terminal. Maximum two lookup attempts.</w:t>
+      <w:pPr>
+        <w:spacing w:line="336" w:lineRule="auto" w:after="180"/>
+      </w:pPr>
+      <w:r>
+        <w:rPr>
+          <w:b w:val="0"/>
+        </w:rPr>
+        <w:t xml:space="preserve">Look for: Explain the </w:t>
+      </w:r>
+      <w:r>
+        <w:rPr>
+          <w:b/>
+        </w:rPr>
+        <w:t>mechanism</w:t>
+      </w:r>
+      <w:r>
+        <w:rPr>
+          <w:b w:val="0"/>
+        </w:rPr>
+        <w:t xml:space="preserve"> and terminology of state machines for bounded agents</w:t>
+      </w:r>
+    </w:p>
+    <w:p>
+      <w:pPr>
+        <w:spacing w:line="336" w:lineRule="auto" w:after="180"/>
+      </w:pPr>
+      <w:r>
+        <w:rPr>
+          <w:b w:val="0"/>
+        </w:rPr>
+        <w:t xml:space="preserve">Reference example, not the only acceptable wording: Teacher </w:t>
+      </w:r>
+      <w:r>
+        <w:rPr>
+          <w:b/>
+        </w:rPr>
+        <w:t>explanation</w:t>
+      </w:r>
+      <w:r>
+        <w:rPr>
+          <w:b w:val="0"/>
+        </w:rPr>
+        <w:t>: A bounded agent uses explicit states and finite action limits. A state machine makes invalid transitions visible.</w:t>
+      </w:r>
+    </w:p>
+    <w:p>
+      <w:pPr>
+        <w:spacing w:line="336" w:lineRule="auto" w:after="180"/>
+      </w:pPr>
+      <w:r>
+        <w:rPr>
+          <w:b w:val="0"/>
+        </w:rPr>
+        <w:t xml:space="preserve">States are ready, looking_up, review, done. ready may start lookup; lookup may finish done or request review; review may finish done after authorised </w:t>
+      </w:r>
+      <w:r>
+        <w:rPr>
+          <w:b/>
+        </w:rPr>
+        <w:t>evidence</w:t>
+      </w:r>
+      <w:r>
+        <w:rPr>
+          <w:b w:val="0"/>
+        </w:rPr>
+        <w:t>. done is terminal. Maximum two lookup attempts.</w:t>
       </w:r>
     </w:p>
     <w:p>
@@ -257,22 +404,111 @@
       </w:r>
     </w:p>
     <w:p>
-      <w:r>
+      <w:pPr>
+        <w:spacing w:line="336" w:lineRule="auto" w:after="180"/>
+      </w:pPr>
+      <w:r>
+        <w:rPr>
+          <w:b w:val="0"/>
+        </w:rPr>
         <w:t>Without opening the old lesson, explain one key idea from Predictive vs Generative. Give an example and a mistake that the idea helps you avoid.</w:t>
       </w:r>
     </w:p>
     <w:p>
-      <w:r>
-        <w:t>Look for: Distinguish discriminative prediction from generation by inspecting the requested output</w:t>
-      </w:r>
-    </w:p>
-    <w:p>
-      <w:r>
-        <w:t>Reference example, not the only acceptable wording: Teacher explanation: Message labels are discriminative prediction; continuing a sequence is generation; record lookup is retrieval rather than learned generation by itself. One application can route a request, retrieve evidence and generate a response.</w:t>
-      </w:r>
-    </w:p>
-    <w:p>
-      <w:r>
+      <w:pPr>
+        <w:spacing w:line="336" w:lineRule="auto" w:after="180"/>
+      </w:pPr>
+      <w:r>
+        <w:rPr>
+          <w:b w:val="0"/>
+        </w:rPr>
+        <w:t xml:space="preserve">Look for: Distinguish discriminative </w:t>
+      </w:r>
+      <w:r>
+        <w:rPr>
+          <w:b/>
+        </w:rPr>
+        <w:t>prediction</w:t>
+      </w:r>
+      <w:r>
+        <w:rPr>
+          <w:b w:val="0"/>
+        </w:rPr>
+        <w:t xml:space="preserve"> from generation by inspecting the requested </w:t>
+      </w:r>
+      <w:r>
+        <w:rPr>
+          <w:b/>
+        </w:rPr>
+        <w:t>output</w:t>
+      </w:r>
+    </w:p>
+    <w:p>
+      <w:pPr>
+        <w:spacing w:line="336" w:lineRule="auto" w:after="180"/>
+      </w:pPr>
+      <w:r>
+        <w:rPr>
+          <w:b w:val="0"/>
+        </w:rPr>
+        <w:t xml:space="preserve">Reference example, not the only acceptable wording: Teacher </w:t>
+      </w:r>
+      <w:r>
+        <w:rPr>
+          <w:b/>
+        </w:rPr>
+        <w:t>explanation</w:t>
+      </w:r>
+      <w:r>
+        <w:rPr>
+          <w:b w:val="0"/>
+        </w:rPr>
+        <w:t xml:space="preserve">: Message labels are discriminative </w:t>
+      </w:r>
+      <w:r>
+        <w:rPr>
+          <w:b/>
+        </w:rPr>
+        <w:t>prediction</w:t>
+      </w:r>
+      <w:r>
+        <w:rPr>
+          <w:b w:val="0"/>
+        </w:rPr>
+        <w:t>; continuing a sequence is generation; record lookup is retrieval rather than learned generation by itself.</w:t>
+      </w:r>
+    </w:p>
+    <w:p>
+      <w:pPr>
+        <w:spacing w:line="336" w:lineRule="auto" w:after="180"/>
+      </w:pPr>
+      <w:r>
+        <w:rPr>
+          <w:b w:val="0"/>
+        </w:rPr>
+        <w:t xml:space="preserve">One application can route a request, retrieve </w:t>
+      </w:r>
+      <w:r>
+        <w:rPr>
+          <w:b/>
+        </w:rPr>
+        <w:t>evidence</w:t>
+      </w:r>
+      <w:r>
+        <w:rPr>
+          <w:b w:val="0"/>
+        </w:rPr>
+        <w:t xml:space="preserve"> and generate a response.</w:t>
+      </w:r>
+    </w:p>
+    <w:p>
+      <w:pPr>
+        <w:spacing w:line="336" w:lineRule="auto" w:after="180"/>
+      </w:pPr>
+      <w:r>
+        <w:rPr>
+          <w:b w:val="0"/>
+        </w:rPr>
         <w:t>Use the student module and workbook section with this exact week title. The worked case, independent question and answers below form one aligned lesson sequence.</w:t>
       </w:r>
     </w:p>
@@ -285,8 +521,25 @@
       </w:r>
     </w:p>
     <w:p>
-      <w:r>
-        <w:t>Catalogue: A mystery/90/illustrated, B mystery/140/not illustrated, C science/80/illustrated. Request mystery, maximum 100 pages. Rank with 2 genre points and 1 illustration point after filtering. Show why other books are excluded.</w:t>
+      <w:pPr>
+        <w:spacing w:line="336" w:lineRule="auto" w:after="180"/>
+      </w:pPr>
+      <w:r>
+        <w:rPr>
+          <w:b w:val="0"/>
+        </w:rPr>
+        <w:t>Catalogue: A mystery/90/illustrated, B mystery/140/not illustrated, C science/80/illustrated. Request mystery, maximum 100 pages. Rank with 2 genre points and 1 illustration point after filtering.</w:t>
+      </w:r>
+    </w:p>
+    <w:p>
+      <w:pPr>
+        <w:spacing w:line="336" w:lineRule="auto" w:after="180"/>
+      </w:pPr>
+      <w:r>
+        <w:rPr>
+          <w:b w:val="0"/>
+        </w:rPr>
+        <w:t>Show why other books are excluded.</w:t>
       </w:r>
     </w:p>
     <w:p>
@@ -298,8 +551,26 @@
       </w:r>
     </w:p>
     <w:p>
-      <w:r>
-        <w:t>A transparent baseline makes later improvements understandable.</w:t>
+      <w:pPr>
+        <w:spacing w:line="336" w:lineRule="auto" w:after="180"/>
+      </w:pPr>
+      <w:r>
+        <w:rPr>
+          <w:b w:val="0"/>
+        </w:rPr>
+        <w:t xml:space="preserve">A transparent </w:t>
+      </w:r>
+      <w:r>
+        <w:rPr>
+          <w:b/>
+        </w:rPr>
+        <w:t>baseline</w:t>
+      </w:r>
+      <w:r>
+        <w:rPr>
+          <w:b w:val="0"/>
+        </w:rPr>
+        <w:t xml:space="preserve"> makes later improvements understandable.</w:t>
       </w:r>
     </w:p>
     <w:tbl>
@@ -435,26 +706,105 @@
       </w:r>
     </w:p>
     <w:p>
-      <w:r>
+      <w:pPr>
+        <w:spacing w:line="336" w:lineRule="auto" w:after="180"/>
+      </w:pPr>
+      <w:r>
+        <w:rPr>
+          <w:b w:val="0"/>
+        </w:rPr>
         <w:t>Use the supplied scenario, student illustrations and blank paper. For numeric work, offer counters or a calculator after learners show the setup. Fictional records are supplied; personal data and paid accounts are unnecessary.</w:t>
       </w:r>
     </w:p>
     <w:p>
-      <w:r>
-        <w:t>Allow 80 minutes: recall 8; explanation 12; worked demonstration 15; guided practice 20; independent assessment 15; project and reflection 10. Extend the lab into a second session when needed.</w:t>
-      </w:r>
-    </w:p>
-    <w:p>
       <w:pPr>
         <w:pStyle w:val="Heading3"/>
       </w:pPr>
       <w:r>
+        <w:t>Alternative compact allocation</w:t>
+      </w:r>
+    </w:p>
+    <w:p>
+      <w:r>
+        <w:t>This compact option is not the full-week schedule. Use the main teaching cycle and allow extra sessions for the investigation, independent work and project.</w:t>
+      </w:r>
+    </w:p>
+    <w:p>
+      <w:pPr>
+        <w:spacing w:line="336" w:lineRule="auto" w:after="180"/>
+        <w:shd w:fill="F1F6F8"/>
+      </w:pPr>
+      <w:r>
+        <w:rPr>
+          <w:b w:val="0"/>
+        </w:rPr>
+        <w:t xml:space="preserve">Allow 80 minutes: recall 8; </w:t>
+      </w:r>
+      <w:r>
+        <w:rPr>
+          <w:b/>
+        </w:rPr>
+        <w:t>explanation</w:t>
+      </w:r>
+      <w:r>
+        <w:rPr>
+          <w:b w:val="0"/>
+        </w:rPr>
+        <w:t xml:space="preserve"> 12; worked demonstration 15; guided practice 20; independent assessment 15; project and reflection 10. Extend the lab into a second session when needed.</w:t>
+      </w:r>
+    </w:p>
+    <w:p>
+      <w:pPr>
+        <w:pStyle w:val="Heading3"/>
+      </w:pPr>
+      <w:r>
         <w:t>Preparation for the connected explanation</w:t>
       </w:r>
     </w:p>
     <w:p>
-      <w:r>
-        <w:t>Teach Week 24 as a two-session investigation using fictional data. Build a fictional activity recommender using last week's score. Require duration at most a supplied limit. On a tie choose the alphabetically first name. This makes the outcome reproducible rather than dependent on input order. Assume unique names and validated numeric fields. Assess the three stated outcomes through the independent task, not by copying the worked result.</w:t>
+      <w:pPr>
+        <w:spacing w:line="336" w:lineRule="auto" w:after="180"/>
+      </w:pPr>
+      <w:r>
+        <w:rPr>
+          <w:b w:val="0"/>
+        </w:rPr>
+        <w:t xml:space="preserve">Teach Week 24 as a two-session investigation using fictional data. Build a fictional activity </w:t>
+      </w:r>
+      <w:r>
+        <w:rPr>
+          <w:b/>
+        </w:rPr>
+        <w:t>recommender</w:t>
+      </w:r>
+      <w:r>
+        <w:rPr>
+          <w:b w:val="0"/>
+        </w:rPr>
+        <w:t xml:space="preserve"> using last week's score. Require duration at most a supplied limit. On a tie choose the alphabetically first name.</w:t>
+      </w:r>
+    </w:p>
+    <w:p>
+      <w:pPr>
+        <w:spacing w:line="336" w:lineRule="auto" w:after="180"/>
+      </w:pPr>
+      <w:r>
+        <w:rPr>
+          <w:b w:val="0"/>
+        </w:rPr>
+        <w:t xml:space="preserve">This makes the outcome reproducible rather than dependent on </w:t>
+      </w:r>
+      <w:r>
+        <w:rPr>
+          <w:b/>
+        </w:rPr>
+        <w:t>input</w:t>
+      </w:r>
+      <w:r>
+        <w:rPr>
+          <w:b w:val="0"/>
+        </w:rPr>
+        <w:t xml:space="preserve"> order. Assume unique names and validated numeric fields. Assess the three stated outcomes through the independent task, not by copying the worked result.</w:t>
       </w:r>
     </w:p>
     <w:p>
@@ -466,23 +816,59 @@
       </w:r>
     </w:p>
     <w:p>
-      <w:r>
+      <w:pPr>
+        <w:spacing w:line="336" w:lineRule="auto" w:after="180"/>
+      </w:pPr>
+      <w:r>
+        <w:rPr>
+          <w:b w:val="0"/>
+        </w:rPr>
         <w:t>No. Filter by the hard constraint before ranking.</w:t>
       </w:r>
     </w:p>
     <w:p>
-      <w:r>
+      <w:pPr>
+        <w:spacing w:line="336" w:lineRule="auto" w:after="180"/>
+      </w:pPr>
+      <w:r>
+        <w:rPr>
+          <w:b w:val="0"/>
+        </w:rPr>
         <w:t>Python 3 editor with a fresh local practice file</w:t>
       </w:r>
     </w:p>
     <w:p>
-      <w:r>
+      <w:pPr>
+        <w:spacing w:line="336" w:lineRule="auto" w:after="180"/>
+      </w:pPr>
+      <w:r>
+        <w:rPr>
+          <w:b w:val="0"/>
+        </w:rPr>
         <w:t>Paper trace table and the student workbook</w:t>
       </w:r>
     </w:p>
     <w:p>
-      <w:r>
-        <w:t>Fictional input records from this lesson; no real student identifiers</w:t>
+      <w:pPr>
+        <w:spacing w:line="336" w:lineRule="auto" w:after="180"/>
+      </w:pPr>
+      <w:r>
+        <w:rPr>
+          <w:b w:val="0"/>
+        </w:rPr>
+        <w:t xml:space="preserve">Fictional </w:t>
+      </w:r>
+      <w:r>
+        <w:rPr>
+          <w:b/>
+        </w:rPr>
+        <w:t>input</w:t>
+      </w:r>
+      <w:r>
+        <w:rPr>
+          <w:b w:val="0"/>
+        </w:rPr>
+        <w:t xml:space="preserve"> records from this lesson; no real student identifiers</w:t>
       </w:r>
     </w:p>
     <w:p>
@@ -494,8 +880,60 @@
       </w:r>
     </w:p>
     <w:p>
-      <w:r>
-        <w:t>Teach Week 32 as a two-session investigation using fictional data. Build the validation stage of the planned chooser first. A valid record has nonempty text name, integer minutes 0 through 60 and integer fun and learning ratings 0 through 5. The batch stage must separately check name uniqueness. Only accepted records may reach the Week 24 selection function. Assess the three stated outcomes through the independent task, not by copying the worked result.</w:t>
+      <w:pPr>
+        <w:spacing w:line="336" w:lineRule="auto" w:after="180"/>
+      </w:pPr>
+      <w:r>
+        <w:rPr>
+          <w:b w:val="0"/>
+        </w:rPr>
+        <w:t xml:space="preserve">Teach Week 32 as a two-session investigation using fictional data. Build the validation </w:t>
+      </w:r>
+      <w:r>
+        <w:rPr>
+          <w:b/>
+        </w:rPr>
+        <w:t>stage</w:t>
+      </w:r>
+      <w:r>
+        <w:rPr>
+          <w:b w:val="0"/>
+        </w:rPr>
+        <w:t xml:space="preserve"> of the planned chooser first.</w:t>
+      </w:r>
+    </w:p>
+    <w:p>
+      <w:pPr>
+        <w:spacing w:line="336" w:lineRule="auto" w:after="180"/>
+      </w:pPr>
+      <w:r>
+        <w:rPr>
+          <w:b w:val="0"/>
+        </w:rPr>
+        <w:t xml:space="preserve">A valid record has nonempty text name, integer minutes 0 through 60 and integer fun and learning ratings 0 through 5. The batch </w:t>
+      </w:r>
+      <w:r>
+        <w:rPr>
+          <w:b/>
+        </w:rPr>
+        <w:t>stage</w:t>
+      </w:r>
+      <w:r>
+        <w:rPr>
+          <w:b w:val="0"/>
+        </w:rPr>
+        <w:t xml:space="preserve"> must separately check name uniqueness.</w:t>
+      </w:r>
+    </w:p>
+    <w:p>
+      <w:pPr>
+        <w:spacing w:line="336" w:lineRule="auto" w:after="180"/>
+      </w:pPr>
+      <w:r>
+        <w:rPr>
+          <w:b w:val="0"/>
+        </w:rPr>
+        <w:t>Only accepted records may reach the Week 24 selection function. Assess the three stated outcomes through the independent task, not by copying the worked result.</w:t>
       </w:r>
     </w:p>
     <w:p>
@@ -507,23 +945,59 @@
       </w:r>
     </w:p>
     <w:p>
-      <w:r>
+      <w:pPr>
+        <w:spacing w:line="336" w:lineRule="auto" w:after="180"/>
+      </w:pPr>
+      <w:r>
+        <w:rPr>
+          <w:b w:val="0"/>
+        </w:rPr>
         <w:t>Validate, filter eligibility, calculate scores, resolve ties, then report with limits.</w:t>
       </w:r>
     </w:p>
     <w:p>
-      <w:r>
+      <w:pPr>
+        <w:spacing w:line="336" w:lineRule="auto" w:after="180"/>
+      </w:pPr>
+      <w:r>
+        <w:rPr>
+          <w:b w:val="0"/>
+        </w:rPr>
         <w:t>Python 3 editor with a fresh local practice file</w:t>
       </w:r>
     </w:p>
     <w:p>
-      <w:r>
+      <w:pPr>
+        <w:spacing w:line="336" w:lineRule="auto" w:after="180"/>
+      </w:pPr>
+      <w:r>
+        <w:rPr>
+          <w:b w:val="0"/>
+        </w:rPr>
         <w:t>Paper trace table and the student workbook</w:t>
       </w:r>
     </w:p>
     <w:p>
-      <w:r>
-        <w:t>Fictional input records from this lesson; no real student identifiers</w:t>
+      <w:pPr>
+        <w:spacing w:line="336" w:lineRule="auto" w:after="180"/>
+      </w:pPr>
+      <w:r>
+        <w:rPr>
+          <w:b w:val="0"/>
+        </w:rPr>
+        <w:t xml:space="preserve">Fictional </w:t>
+      </w:r>
+      <w:r>
+        <w:rPr>
+          <w:b/>
+        </w:rPr>
+        <w:t>input</w:t>
+      </w:r>
+      <w:r>
+        <w:rPr>
+          <w:b w:val="0"/>
+        </w:rPr>
+        <w:t xml:space="preserve"> records from this lesson; no real student identifiers</w:t>
       </w:r>
     </w:p>
     <w:p>
@@ -535,12 +1009,36 @@
       </w:r>
     </w:p>
     <w:p>
-      <w:r>
-        <w:t>By the end, I can implement deterministic filtering, scoring and ties for a complete catalogue case.</w:t>
-      </w:r>
-    </w:p>
-    <w:p>
-      <w:r>
+      <w:pPr>
+        <w:spacing w:line="336" w:lineRule="auto" w:after="180"/>
+      </w:pPr>
+      <w:r>
+        <w:rPr>
+          <w:b w:val="0"/>
+        </w:rPr>
+        <w:t xml:space="preserve">By the end, I can implement </w:t>
+      </w:r>
+      <w:r>
+        <w:rPr>
+          <w:b/>
+        </w:rPr>
+        <w:t>deterministic</w:t>
+      </w:r>
+      <w:r>
+        <w:rPr>
+          <w:b w:val="0"/>
+        </w:rPr>
+        <w:t xml:space="preserve"> filtering, scoring and ties for a complete catalogue case.</w:t>
+      </w:r>
+    </w:p>
+    <w:p>
+      <w:pPr>
+        <w:spacing w:line="336" w:lineRule="auto" w:after="180"/>
+      </w:pPr>
+      <w:r>
+        <w:rPr>
+          <w:b w:val="0"/>
+        </w:rPr>
         <w:t>This added worked case illustrates the week’s main idea. Retain all original and connected topics; schedule its practice within the teaching cycle.</w:t>
       </w:r>
     </w:p>
@@ -553,61 +1051,227 @@
       </w:r>
     </w:p>
     <w:p>
+      <w:r>
+        <w:t>Model Build the Recommender using the supplied case, labelled mechanism and reasoning. Make the scope of each conclusion explicit.</w:t>
+      </w:r>
+    </w:p>
+    <w:p>
+      <w:pPr>
+        <w:spacing w:line="336" w:lineRule="auto" w:after="180"/>
+      </w:pPr>
+      <w:r>
+        <w:rPr>
+          <w:b/>
+        </w:rPr>
+        <w:t>Input</w:t>
+      </w:r>
+      <w:r>
+        <w:rPr>
+          <w:b w:val="0"/>
+        </w:rPr>
+        <w:t xml:space="preserve"> → </w:t>
+      </w:r>
+      <w:r>
+        <w:rPr>
+          <w:b/>
+        </w:rPr>
+        <w:t>Process</w:t>
+      </w:r>
+      <w:r>
+        <w:rPr>
+          <w:b w:val="0"/>
+        </w:rPr>
+        <w:t xml:space="preserve"> → </w:t>
+      </w:r>
+      <w:r>
+        <w:rPr>
+          <w:b/>
+        </w:rPr>
+        <w:t>Output</w:t>
+      </w:r>
+    </w:p>
+    <w:p>
+      <w:pPr>
+        <w:spacing w:line="336" w:lineRule="auto" w:after="180"/>
+      </w:pPr>
+      <w:r>
+        <w:rPr>
+          <w:b w:val="0"/>
+        </w:rPr>
+        <w:t xml:space="preserve">Trace the information. At each </w:t>
+      </w:r>
+      <w:r>
+        <w:rPr>
+          <w:b/>
+        </w:rPr>
+        <w:t>stage</w:t>
+      </w:r>
+      <w:r>
+        <w:rPr>
+          <w:b w:val="0"/>
+        </w:rPr>
+        <w:t>, ask what changed and how you could test it.</w:t>
+      </w:r>
+    </w:p>
+    <w:p>
+      <w:pPr>
+        <w:spacing w:line="336" w:lineRule="auto" w:after="180"/>
+      </w:pPr>
+      <w:r>
+        <w:rPr>
+          <w:b w:val="0"/>
+        </w:rPr>
+        <w:t xml:space="preserve">Which </w:t>
+      </w:r>
+      <w:r>
+        <w:rPr>
+          <w:b/>
+        </w:rPr>
+        <w:t>stage</w:t>
+      </w:r>
+      <w:r>
+        <w:rPr>
+          <w:b w:val="0"/>
+        </w:rPr>
+        <w:t xml:space="preserve"> could fail even when the other two are correct? Explain:</w:t>
+      </w:r>
+    </w:p>
+    <w:p>
+      <w:pPr>
+        <w:spacing w:line="336" w:lineRule="auto" w:after="180"/>
+      </w:pPr>
+      <w:r>
+        <w:rPr>
+          <w:b w:val="0"/>
+        </w:rPr>
+        <w:t xml:space="preserve">Predict first. Then check each step. A correct answer without visible reasoning is incomplete </w:t>
+      </w:r>
+      <w:r>
+        <w:rPr>
+          <w:b/>
+        </w:rPr>
+        <w:t>evidence</w:t>
+      </w:r>
+      <w:r>
+        <w:rPr>
+          <w:b w:val="0"/>
+        </w:rPr>
+        <w:t>.</w:t>
+      </w:r>
+    </w:p>
+    <w:p>
+      <w:pPr>
+        <w:spacing w:line="336" w:lineRule="auto" w:after="180"/>
+        <w:shd w:fill="F4F9FC"/>
+      </w:pPr>
+      <w:r>
+        <w:rPr>
+          <w:b w:val="0"/>
+        </w:rPr>
+        <w:t>1. Weights: genre=3, difficulty=2, length=1.</w:t>
+      </w:r>
+    </w:p>
+    <w:p>
+      <w:pPr>
+        <w:spacing w:line="336" w:lineRule="auto" w:after="180"/>
+        <w:shd w:fill="F4F9FC"/>
+      </w:pPr>
+      <w:r>
+        <w:rPr>
+          <w:b w:val="0"/>
+        </w:rPr>
+        <w:t xml:space="preserve">2. Compute every </w:t>
+      </w:r>
+      <w:r>
+        <w:rPr>
+          <w:b/>
+        </w:rPr>
+        <w:t>candidate</w:t>
+      </w:r>
+      <w:r>
+        <w:rPr>
+          <w:b w:val="0"/>
+        </w:rPr>
+        <w:t>’s terms and total.</w:t>
+      </w:r>
+    </w:p>
+    <w:p>
+      <w:pPr>
+        <w:spacing w:line="336" w:lineRule="auto" w:after="180"/>
+        <w:shd w:fill="F4F9FC"/>
+      </w:pPr>
+      <w:r>
+        <w:rPr>
+          <w:b w:val="0"/>
+        </w:rPr>
+        <w:t>3. Filter hard constraints, sort remaining totals high to low.</w:t>
+      </w:r>
+    </w:p>
+    <w:p>
+      <w:pPr>
+        <w:spacing w:line="336" w:lineRule="auto" w:after="180"/>
+        <w:shd w:fill="F4F9FC"/>
+      </w:pPr>
+      <w:r>
+        <w:rPr>
+          <w:b w:val="0"/>
+        </w:rPr>
+        <w:t xml:space="preserve">4. </w:t>
+      </w:r>
+      <w:r>
+        <w:rPr>
+          <w:b/>
+        </w:rPr>
+        <w:t>Output</w:t>
+      </w:r>
+      <w:r>
+        <w:rPr>
+          <w:b w:val="0"/>
+        </w:rPr>
+        <w:t xml:space="preserve"> top choice, score breakdown, one limitation, and a tie rule.</w:t>
+      </w:r>
+    </w:p>
+    <w:p>
+      <w:pPr>
+        <w:spacing w:line="336" w:lineRule="auto" w:after="180"/>
+      </w:pPr>
+      <w:r>
+        <w:rPr>
+          <w:b w:val="0"/>
+        </w:rPr>
+        <w:t>Recalculate, retrace, or restate the reasoning in your own representation:</w:t>
+      </w:r>
+    </w:p>
+    <w:p>
+      <w:pPr>
+        <w:spacing w:line="336" w:lineRule="auto" w:after="180"/>
+        <w:shd w:fill="F5F1FB"/>
+      </w:pPr>
+      <w:r>
+        <w:rPr>
+          <w:b w:val="0"/>
+        </w:rPr>
+        <w:t xml:space="preserve">CHECK Did the </w:t>
+      </w:r>
+      <w:r>
+        <w:rPr>
+          <w:b/>
+        </w:rPr>
+        <w:t>evidence</w:t>
+      </w:r>
+      <w:r>
+        <w:rPr>
+          <w:b w:val="0"/>
+        </w:rPr>
+        <w:t xml:space="preserve"> answer the exact question? Did the total, path, or source record stay consistent?</w:t>
+      </w:r>
+    </w:p>
+    <w:p>
       <w:pPr>
         <w:pStyle w:val="Heading3"/>
       </w:pPr>
       <w:r>
-        <w:t>Explain the mechanism</w:t>
-      </w:r>
-    </w:p>
-    <w:p>
-      <w:r>
-        <w:t>Input → Process → Output</w:t>
-      </w:r>
-    </w:p>
-    <w:p>
-      <w:r>
-        <w:t>Trace the information. At each stage, ask what changed and how you could test it.</w:t>
-      </w:r>
-    </w:p>
-    <w:p>
-      <w:r>
-        <w:t>Which stage could fail even when the other two are correct? Explain:</w:t>
-      </w:r>
-    </w:p>
-    <w:p>
-      <w:r>
-        <w:t>Predict first. Then check each step. A correct answer without visible reasoning is incomplete evidence.</w:t>
-      </w:r>
-    </w:p>
-    <w:p>
-      <w:r>
-        <w:t>1. Weights: genre=3, difficulty=2, length=1.</w:t>
-      </w:r>
-    </w:p>
-    <w:p>
-      <w:r>
-        <w:t>2. Compute every candidate’s terms and total.</w:t>
-      </w:r>
-    </w:p>
-    <w:p>
-      <w:r>
-        <w:t>3. Filter hard constraints, sort remaining totals high to low.</w:t>
-      </w:r>
-    </w:p>
-    <w:p>
-      <w:r>
-        <w:t>4. Output top choice, score breakdown, one limitation, and a tie rule.</w:t>
-      </w:r>
-    </w:p>
-    <w:p>
-      <w:r>
-        <w:t>Recalculate, retrace, or restate the reasoning in your own representation:</w:t>
-      </w:r>
-    </w:p>
-    <w:p>
-      <w:r>
-        <w:t>CHECK Did the evidence answer the exact question? Did the total, path, or source record stay consistent?</w:t>
+        <w:t>Concrete teaching case</w:t>
       </w:r>
     </w:p>
     <w:p>
@@ -615,48 +1279,175 @@
         <w:pStyle w:val="Heading3"/>
       </w:pPr>
       <w:r>
-        <w:t>Concrete teaching case</w:t>
-      </w:r>
-    </w:p>
-    <w:p>
-      <w:r>
+        <w:t>The teaching case</w:t>
+      </w:r>
+    </w:p>
+    <w:p>
+      <w:pPr>
+        <w:spacing w:line="336" w:lineRule="auto" w:after="180"/>
+        <w:shd w:fill="F1F6FC"/>
+      </w:pPr>
+      <w:r>
+        <w:rPr>
+          <w:b w:val="0"/>
+        </w:rPr>
         <w:t>A has flags (1,1), B=(1,0), C=(0,1); score=2g+l.</w:t>
       </w:r>
     </w:p>
     <w:p>
-      <w:r>
-        <w:t>Compute the winner and evidence to display.</w:t>
-      </w:r>
-    </w:p>
-    <w:p>
       <w:pPr>
         <w:pStyle w:val="Heading3"/>
       </w:pPr>
       <w:r>
+        <w:t>The teaching case</w:t>
+      </w:r>
+    </w:p>
+    <w:p>
+      <w:pPr>
+        <w:spacing w:line="336" w:lineRule="auto" w:after="180"/>
+        <w:shd w:fill="F1F6FC"/>
+      </w:pPr>
+      <w:r>
+        <w:rPr>
+          <w:b w:val="0"/>
+        </w:rPr>
+        <w:t xml:space="preserve">Compute the winner and </w:t>
+      </w:r>
+      <w:r>
+        <w:rPr>
+          <w:b/>
+        </w:rPr>
+        <w:t>evidence</w:t>
+      </w:r>
+      <w:r>
+        <w:rPr>
+          <w:b w:val="0"/>
+        </w:rPr>
+        <w:t xml:space="preserve"> to display.</w:t>
+      </w:r>
+    </w:p>
+    <w:p>
+      <w:pPr>
+        <w:pStyle w:val="Heading3"/>
+      </w:pPr>
+      <w:r>
         <w:t>Exact explanation to model</w:t>
       </w:r>
     </w:p>
     <w:p>
-      <w:r>
-        <w:t>A wins at 3; B=2; C=1. Show flags, formula, scores and explanation; declare tie policy.</w:t>
-      </w:r>
-    </w:p>
-    <w:p>
       <w:pPr>
         <w:pStyle w:val="Heading3"/>
       </w:pPr>
       <w:r>
+        <w:t>Why the result follows</w:t>
+      </w:r>
+    </w:p>
+    <w:p>
+      <w:pPr>
+        <w:spacing w:line="336" w:lineRule="auto" w:after="180"/>
+        <w:shd w:fill="F1F6FC"/>
+      </w:pPr>
+      <w:r>
+        <w:rPr>
+          <w:b w:val="0"/>
+        </w:rPr>
+        <w:t xml:space="preserve">A wins at 3; B=2; C=1. Show flags, formula, scores and </w:t>
+      </w:r>
+      <w:r>
+        <w:rPr>
+          <w:b/>
+        </w:rPr>
+        <w:t>explanation</w:t>
+      </w:r>
+      <w:r>
+        <w:rPr>
+          <w:b w:val="0"/>
+        </w:rPr>
+        <w:t>; declare tie policy.</w:t>
+      </w:r>
+    </w:p>
+    <w:p>
+      <w:pPr>
+        <w:pStyle w:val="Heading3"/>
+      </w:pPr>
+      <w:r>
         <w:t>Explain the added worked example</w:t>
       </w:r>
     </w:p>
     <w:p>
-      <w:r>
-        <w:t>Build a fictional activity recommender using last week's score. Require duration at most a supplied limit. On a tie choose the alphabetically first name. This makes the outcome reproducible rather than dependent on input order. Assume unique names and validated numeric fields.</w:t>
-      </w:r>
-    </w:p>
-    <w:p>
-      <w:r>
-        <w:t>The function prints nothing; the caller prints A. best starts as None to mean no eligible option found. Python short-circuits or: when best is None, later comparisons in that condition need not run. After selecting an item, best_score is numeric. An empty list or no eligible item returns None.</w:t>
+      <w:pPr>
+        <w:spacing w:line="336" w:lineRule="auto" w:after="180"/>
+      </w:pPr>
+      <w:r>
+        <w:rPr>
+          <w:b w:val="0"/>
+        </w:rPr>
+        <w:t xml:space="preserve">Build a fictional activity </w:t>
+      </w:r>
+      <w:r>
+        <w:rPr>
+          <w:b/>
+        </w:rPr>
+        <w:t>recommender</w:t>
+      </w:r>
+      <w:r>
+        <w:rPr>
+          <w:b w:val="0"/>
+        </w:rPr>
+        <w:t xml:space="preserve"> using last week's score. Require duration at most a supplied limit. On a tie choose the alphabetically first name.</w:t>
+      </w:r>
+    </w:p>
+    <w:p>
+      <w:pPr>
+        <w:spacing w:line="336" w:lineRule="auto" w:after="180"/>
+      </w:pPr>
+      <w:r>
+        <w:rPr>
+          <w:b w:val="0"/>
+        </w:rPr>
+        <w:t xml:space="preserve">This makes the outcome reproducible rather than dependent on </w:t>
+      </w:r>
+      <w:r>
+        <w:rPr>
+          <w:b/>
+        </w:rPr>
+        <w:t>input</w:t>
+      </w:r>
+      <w:r>
+        <w:rPr>
+          <w:b w:val="0"/>
+        </w:rPr>
+        <w:t xml:space="preserve"> order. Assume unique names and validated numeric fields.</w:t>
+      </w:r>
+    </w:p>
+    <w:p>
+      <w:pPr>
+        <w:pStyle w:val="Heading3"/>
+      </w:pPr>
+      <w:r>
+        <w:t>Explain the added worked example · 1</w:t>
+      </w:r>
+    </w:p>
+    <w:p>
+      <w:pPr>
+        <w:spacing w:line="336" w:lineRule="auto" w:after="180"/>
+      </w:pPr>
+      <w:r>
+        <w:rPr>
+          <w:b w:val="0"/>
+        </w:rPr>
+        <w:t>The function prints nothing; the caller prints A. best starts as None to mean no eligible option found. Python short-circuits or: when best is None, later comparisons in that condition need not run.</w:t>
+      </w:r>
+    </w:p>
+    <w:p>
+      <w:pPr>
+        <w:spacing w:line="336" w:lineRule="auto" w:after="180"/>
+      </w:pPr>
+      <w:r>
+        <w:rPr>
+          <w:b w:val="0"/>
+        </w:rPr>
+        <w:t>After selecting an item, best_score is numeric. An empty list or no eligible item returns None.</w:t>
       </w:r>
     </w:p>
     <w:p>
@@ -800,17 +1591,109 @@
       </w:r>
     </w:p>
     <w:p>
-      <w:r>
-        <w:t>Build the validation stage of the planned chooser first. A valid record has nonempty text name, integer minutes 0 through 60 and integer fun and learning ratings 0 through 5. The batch stage must separately check name uniqueness. Only accepted records may reach the Week 24 selection function.</w:t>
-      </w:r>
-    </w:p>
-    <w:p>
-      <w:r>
-        <w:t>The worked calls print True then False. Short-circuit checks keep absent or wrongly typed fields away from later operations. This Boolean helper does not explain the reason; add reason codes in the reporting stage or use a validation result record. Do not describe a range failure as a no-match outcome.</w:t>
-      </w:r>
-    </w:p>
-    <w:p>
-      <w:r>
+      <w:pPr>
+        <w:pStyle w:val="Heading3"/>
+      </w:pPr>
+      <w:r>
+        <w:t>Apply the connected idea: Building the data pipeline · 2</w:t>
+      </w:r>
+    </w:p>
+    <w:p>
+      <w:pPr>
+        <w:spacing w:line="336" w:lineRule="auto" w:after="180"/>
+      </w:pPr>
+      <w:r>
+        <w:rPr>
+          <w:b w:val="0"/>
+        </w:rPr>
+        <w:t xml:space="preserve">Build the validation </w:t>
+      </w:r>
+      <w:r>
+        <w:rPr>
+          <w:b/>
+        </w:rPr>
+        <w:t>stage</w:t>
+      </w:r>
+      <w:r>
+        <w:rPr>
+          <w:b w:val="0"/>
+        </w:rPr>
+        <w:t xml:space="preserve"> of the planned chooser first. A valid record has nonempty text name, integer minutes 0 through 60 and integer fun and learning ratings 0 through 5.</w:t>
+      </w:r>
+    </w:p>
+    <w:p>
+      <w:pPr>
+        <w:spacing w:line="336" w:lineRule="auto" w:after="180"/>
+      </w:pPr>
+      <w:r>
+        <w:rPr>
+          <w:b w:val="0"/>
+        </w:rPr>
+        <w:t xml:space="preserve">The batch </w:t>
+      </w:r>
+      <w:r>
+        <w:rPr>
+          <w:b/>
+        </w:rPr>
+        <w:t>stage</w:t>
+      </w:r>
+      <w:r>
+        <w:rPr>
+          <w:b w:val="0"/>
+        </w:rPr>
+        <w:t xml:space="preserve"> must separately check name uniqueness. Only accepted records may reach the Week 24 selection function.</w:t>
+      </w:r>
+    </w:p>
+    <w:p>
+      <w:pPr>
+        <w:pStyle w:val="Heading3"/>
+      </w:pPr>
+      <w:r>
+        <w:t>Apply the connected idea: Building the data pipeline · 3</w:t>
+      </w:r>
+    </w:p>
+    <w:p>
+      <w:pPr>
+        <w:spacing w:line="336" w:lineRule="auto" w:after="180"/>
+      </w:pPr>
+      <w:r>
+        <w:rPr>
+          <w:b w:val="0"/>
+        </w:rPr>
+        <w:t>The worked calls print True then False. Short-circuit checks keep absent or wrongly typed fields away from later operations.</w:t>
+      </w:r>
+    </w:p>
+    <w:p>
+      <w:pPr>
+        <w:spacing w:line="336" w:lineRule="auto" w:after="180"/>
+      </w:pPr>
+      <w:r>
+        <w:rPr>
+          <w:b w:val="0"/>
+        </w:rPr>
+        <w:t xml:space="preserve">This Boolean helper does not explain the reason; add reason codes in the reporting </w:t>
+      </w:r>
+      <w:r>
+        <w:rPr>
+          <w:b/>
+        </w:rPr>
+        <w:t>stage</w:t>
+      </w:r>
+      <w:r>
+        <w:rPr>
+          <w:b w:val="0"/>
+        </w:rPr>
+        <w:t xml:space="preserve"> or use a validation result record. Do not describe a range failure as a no-match outcome.</w:t>
+      </w:r>
+    </w:p>
+    <w:p>
+      <w:pPr>
+        <w:spacing w:line="336" w:lineRule="auto" w:after="180"/>
+      </w:pPr>
+      <w:r>
+        <w:rPr>
+          <w:b w:val="0"/>
+        </w:rPr>
         <w:t>The first passes. Replacing minutes with 61 fails the range. Exit: No. The batch uniqueness contract fails. Block the ambiguous batch and report duplicate names for correction.</w:t>
       </w:r>
     </w:p>
@@ -823,8 +1706,37 @@
       </w:r>
     </w:p>
     <w:p>
-      <w:r>
-        <w:t>Use the complete worked example below before asking learners to complete W2. Reveal a small part, invite a prediction, then explain the deciding step. These teacher notes contain solutions; do not reveal the independent case answer during modelling.</w:t>
+      <w:pPr>
+        <w:spacing w:line="336" w:lineRule="auto" w:after="180"/>
+      </w:pPr>
+      <w:r>
+        <w:rPr>
+          <w:b w:val="0"/>
+        </w:rPr>
+        <w:t xml:space="preserve">Use the complete worked example below before asking learners to complete W2. Reveal a small part, invite a </w:t>
+      </w:r>
+      <w:r>
+        <w:rPr>
+          <w:b/>
+        </w:rPr>
+        <w:t>prediction</w:t>
+      </w:r>
+      <w:r>
+        <w:rPr>
+          <w:b w:val="0"/>
+        </w:rPr>
+        <w:t>, then explain the deciding step.</w:t>
+      </w:r>
+    </w:p>
+    <w:p>
+      <w:pPr>
+        <w:spacing w:line="336" w:lineRule="auto" w:after="180"/>
+      </w:pPr>
+      <w:r>
+        <w:rPr>
+          <w:b w:val="0"/>
+        </w:rPr>
+        <w:t>These teacher notes contain solutions; do not reveal the independent case answer during modelling.</w:t>
       </w:r>
     </w:p>
     <w:p>
@@ -968,8 +1880,26 @@
       </w:tr>
     </w:tbl>
     <w:p>
-      <w:r>
-        <w:t>Use the diagram and verbal explanation together. Ask learners to match a sentence to a specific visual step; do not assign learners fixed visual or auditory learning styles.</w:t>
+      <w:pPr>
+        <w:spacing w:line="336" w:lineRule="auto" w:after="180"/>
+      </w:pPr>
+      <w:r>
+        <w:rPr>
+          <w:b w:val="0"/>
+        </w:rPr>
+        <w:t xml:space="preserve">Use the diagram and verbal </w:t>
+      </w:r>
+      <w:r>
+        <w:rPr>
+          <w:b/>
+        </w:rPr>
+        <w:t>explanation</w:t>
+      </w:r>
+      <w:r>
+        <w:rPr>
+          <w:b w:val="0"/>
+        </w:rPr>
+        <w:t xml:space="preserve"> together. Ask learners to match a sentence to a specific visual step; do not assign learners fixed visual or auditory learning styles.</w:t>
       </w:r>
     </w:p>
     <w:p>
@@ -981,7 +1911,13 @@
       </w:r>
     </w:p>
     <w:p>
-      <w:r>
+      <w:pPr>
+        <w:spacing w:line="336" w:lineRule="auto" w:after="180"/>
+      </w:pPr>
+      <w:r>
+        <w:rPr>
+          <w:b w:val="0"/>
+        </w:rPr>
         <w:t>A fictional book chooser filters a request before comparing preference scores.</w:t>
       </w:r>
     </w:p>
@@ -994,12 +1930,42 @@
       </w:r>
     </w:p>
     <w:p>
-      <w:r>
+      <w:pPr>
+        <w:pStyle w:val="Heading3"/>
+      </w:pPr>
+      <w:r>
+        <w:t>Supplied facts</w:t>
+      </w:r>
+    </w:p>
+    <w:p>
+      <w:pPr>
+        <w:spacing w:line="336" w:lineRule="auto" w:after="180"/>
+        <w:shd w:fill="F1F6FC"/>
+      </w:pPr>
+      <w:r>
+        <w:rPr>
+          <w:b w:val="0"/>
+        </w:rPr>
         <w:t>Request: animal subject, at most 90 pages. Score 2 for illustrated and 1 for comic. Tie chooses smaller ID.</w:t>
       </w:r>
     </w:p>
     <w:p>
-      <w:r>
+      <w:pPr>
+        <w:pStyle w:val="Heading3"/>
+      </w:pPr>
+      <w:r>
+        <w:t>Supplied facts</w:t>
+      </w:r>
+    </w:p>
+    <w:p>
+      <w:pPr>
+        <w:spacing w:line="336" w:lineRule="auto" w:after="180"/>
+        <w:shd w:fill="F1F6FC"/>
+      </w:pPr>
+      <w:r>
+        <w:rPr>
+          <w:b w:val="0"/>
+        </w:rPr>
         <w:t>A animal90 illustrated prose; B animal70 plain comic; C space60 illustrated comic; D animal80 illustrated comic.</w:t>
       </w:r>
     </w:p>
@@ -1221,20 +2187,74 @@
       </w:r>
     </w:p>
     <w:p>
-      <w:r>
-        <w:t>Eligibility and ranking answer different questions. C has a high preference score but is not an animal book, so it must stay excluded. The implementation needs a no-match result and explicit tie policy even when this example has a unique winner. Save rejected reasons for an explanation, not just the final ID.</w:t>
-      </w:r>
-    </w:p>
-    <w:p>
       <w:pPr>
         <w:pStyle w:val="Heading3"/>
       </w:pPr>
       <w:r>
+        <w:t>Why the result follows</w:t>
+      </w:r>
+    </w:p>
+    <w:p>
+      <w:pPr>
+        <w:spacing w:line="336" w:lineRule="auto" w:after="180"/>
+        <w:shd w:fill="F1F6FC"/>
+      </w:pPr>
+      <w:r>
+        <w:rPr>
+          <w:b w:val="0"/>
+        </w:rPr>
+        <w:t>Eligibility and ranking answer different questions. C has a high preference score but is not an animal book, so it must stay excluded.</w:t>
+      </w:r>
+    </w:p>
+    <w:p>
+      <w:pPr>
+        <w:spacing w:line="336" w:lineRule="auto" w:after="180"/>
+        <w:shd w:fill="F1F6FC"/>
+      </w:pPr>
+      <w:r>
+        <w:rPr>
+          <w:b w:val="0"/>
+        </w:rPr>
+        <w:t xml:space="preserve">The implementation needs a no-match result and explicit tie policy even when this example has a unique winner. Save rejected reasons for an </w:t>
+      </w:r>
+      <w:r>
+        <w:rPr>
+          <w:b/>
+        </w:rPr>
+        <w:t>explanation</w:t>
+      </w:r>
+      <w:r>
+        <w:rPr>
+          <w:b w:val="0"/>
+        </w:rPr>
+        <w:t>, not just the final ID.</w:t>
+      </w:r>
+    </w:p>
+    <w:p>
+      <w:pPr>
+        <w:pStyle w:val="Heading3"/>
+      </w:pPr>
+      <w:r>
         <w:t>What this example does not establish</w:t>
       </w:r>
     </w:p>
     <w:p>
-      <w:r>
+      <w:pPr>
+        <w:pStyle w:val="Heading3"/>
+      </w:pPr>
+      <w:r>
+        <w:t>Keep the stated limit</w:t>
+      </w:r>
+    </w:p>
+    <w:p>
+      <w:pPr>
+        <w:spacing w:line="336" w:lineRule="auto" w:after="180"/>
+        <w:shd w:fill="FFF5E6"/>
+      </w:pPr>
+      <w:r>
+        <w:rPr>
+          <w:b w:val="0"/>
+        </w:rPr>
         <w:t>Toy preference weights do not imply shorter or illustrated books are universally better for all learners.</w:t>
       </w:r>
     </w:p>
@@ -1247,17 +2267,68 @@
       </w:r>
     </w:p>
     <w:p>
-      <w:r>
+      <w:pPr>
+        <w:pStyle w:val="Heading3"/>
+      </w:pPr>
+      <w:r>
+        <w:t>Change one thing</w:t>
+      </w:r>
+    </w:p>
+    <w:p>
+      <w:pPr>
+        <w:spacing w:line="336" w:lineRule="auto" w:after="180"/>
+        <w:shd w:fill="F5F1FB"/>
+      </w:pPr>
+      <w:r>
+        <w:rPr>
+          <w:b w:val="0"/>
+        </w:rPr>
         <w:t>Change: Change D’s pages to 91, leaving every other field unchanged.</w:t>
       </w:r>
     </w:p>
     <w:p>
-      <w:r>
-        <w:t>Prediction: D becomes ineligible, so A wins with score 2.</w:t>
-      </w:r>
-    </w:p>
-    <w:p>
-      <w:r>
+      <w:pPr>
+        <w:pStyle w:val="Heading3"/>
+      </w:pPr>
+      <w:r>
+        <w:t>Predicted result</w:t>
+      </w:r>
+    </w:p>
+    <w:p>
+      <w:pPr>
+        <w:spacing w:line="336" w:lineRule="auto" w:after="180"/>
+        <w:shd w:fill="F1F6FC"/>
+      </w:pPr>
+      <w:r>
+        <w:rPr>
+          <w:b/>
+        </w:rPr>
+        <w:t>Prediction</w:t>
+      </w:r>
+      <w:r>
+        <w:rPr>
+          <w:b w:val="0"/>
+        </w:rPr>
+        <w:t>: D becomes ineligible, so A wins with score 2.</w:t>
+      </w:r>
+    </w:p>
+    <w:p>
+      <w:pPr>
+        <w:pStyle w:val="Heading3"/>
+      </w:pPr>
+      <w:r>
+        <w:t>Why the result follows</w:t>
+      </w:r>
+    </w:p>
+    <w:p>
+      <w:pPr>
+        <w:spacing w:line="336" w:lineRule="auto" w:after="180"/>
+        <w:shd w:fill="F1F6FC"/>
+      </w:pPr>
+      <w:r>
+        <w:rPr>
+          <w:b w:val="0"/>
+        </w:rPr>
         <w:t>Reason: The strict excess over the 90-page maximum changes filtering before ranking.</w:t>
       </w:r>
     </w:p>
@@ -1270,8 +2341,57 @@
       </w:r>
     </w:p>
     <w:p>
-      <w:r>
-        <w:t>Cover the result. Ask learners to name the inputs and predict the next step. Uncover one step, connect the icon to the actual procedure, and explain its evidence. Then change the supplied condition and compare. The picture is a representation; it does not document execution of a real AI model.</w:t>
+      <w:pPr>
+        <w:pStyle w:val="Heading3"/>
+      </w:pPr>
+      <w:r>
+        <w:t>Ask while showing the picture · 4</w:t>
+      </w:r>
+    </w:p>
+    <w:p>
+      <w:pPr>
+        <w:spacing w:line="336" w:lineRule="auto" w:after="180"/>
+      </w:pPr>
+      <w:r>
+        <w:rPr>
+          <w:b w:val="0"/>
+        </w:rPr>
+        <w:t xml:space="preserve">Cover the result. Ask learners to name the </w:t>
+      </w:r>
+      <w:r>
+        <w:rPr>
+          <w:b/>
+        </w:rPr>
+        <w:t>input</w:t>
+      </w:r>
+      <w:r>
+        <w:rPr>
+          <w:b w:val="0"/>
+        </w:rPr>
+        <w:t xml:space="preserve">s and predict the next step. Uncover one step, connect the icon to the actual procedure, and explain its </w:t>
+      </w:r>
+      <w:r>
+        <w:rPr>
+          <w:b/>
+        </w:rPr>
+        <w:t>evidence</w:t>
+      </w:r>
+      <w:r>
+        <w:rPr>
+          <w:b w:val="0"/>
+        </w:rPr>
+        <w:t>. Then change the supplied condition and compare.</w:t>
+      </w:r>
+    </w:p>
+    <w:p>
+      <w:pPr>
+        <w:spacing w:line="336" w:lineRule="auto" w:after="180"/>
+      </w:pPr>
+      <w:r>
+        <w:rPr>
+          <w:b w:val="0"/>
+        </w:rPr>
+        <w:t>The picture is a representation; it does not document execution of a real AI model.</w:t>
       </w:r>
     </w:p>
     <w:p>
@@ -1283,11 +2403,16 @@
       </w:r>
     </w:p>
     <w:p>
+      <w:r>
+        <w:t>Demonstrate Build the Recommender, reduce support deliberately and check individual reasoning before discussing answers.</w:t>
+      </w:r>
+    </w:p>
+    <w:p>
       <w:pPr>
         <w:pStyle w:val="Heading3"/>
       </w:pPr>
       <w:r>
-        <w:t>Demonstrate and guide practice</w:t>
+        <w:t>Board sequence</w:t>
       </w:r>
     </w:p>
     <w:p>
@@ -1295,26 +2420,114 @@
         <w:pStyle w:val="Heading3"/>
       </w:pPr>
       <w:r>
-        <w:t>Board sequence</w:t>
-      </w:r>
-    </w:p>
-    <w:p>
-      <w:r>
+        <w:t>1. Put the facts on the board</w:t>
+      </w:r>
+    </w:p>
+    <w:p>
+      <w:pPr>
+        <w:spacing w:line="336" w:lineRule="auto" w:after="180"/>
+        <w:shd w:fill="F4F9FC"/>
+      </w:pPr>
+      <w:r>
+        <w:rPr>
+          <w:b w:val="0"/>
+        </w:rPr>
         <w:t>Write the given facts: A has flags (1,1), B=(1,0), C=(0,1); score=2g+l.</w:t>
       </w:r>
     </w:p>
     <w:p>
-      <w:r>
-        <w:t>Write the question to explain: Compute the winner and evidence to display.</w:t>
-      </w:r>
-    </w:p>
-    <w:p>
-      <w:r>
-        <w:t>Reveal after predictions: A wins at 3; B=2; C=1. Show flags, formula, scores and explanation; declare tie policy.</w:t>
-      </w:r>
-    </w:p>
-    <w:p>
-      <w:r>
+      <w:pPr>
+        <w:pStyle w:val="Heading3"/>
+      </w:pPr>
+      <w:r>
+        <w:t>2. State the decision to explain</w:t>
+      </w:r>
+    </w:p>
+    <w:p>
+      <w:pPr>
+        <w:spacing w:line="336" w:lineRule="auto" w:after="180"/>
+        <w:shd w:fill="F4F9FC"/>
+      </w:pPr>
+      <w:r>
+        <w:rPr>
+          <w:b w:val="0"/>
+        </w:rPr>
+        <w:t xml:space="preserve">Write the question to explain: Compute the winner and </w:t>
+      </w:r>
+      <w:r>
+        <w:rPr>
+          <w:b/>
+        </w:rPr>
+        <w:t>evidence</w:t>
+      </w:r>
+      <w:r>
+        <w:rPr>
+          <w:b w:val="0"/>
+        </w:rPr>
+        <w:t xml:space="preserve"> to display.</w:t>
+      </w:r>
+    </w:p>
+    <w:p>
+      <w:pPr>
+        <w:pStyle w:val="Heading3"/>
+      </w:pPr>
+      <w:r>
+        <w:t>3. Reveal the worked reasoning</w:t>
+      </w:r>
+    </w:p>
+    <w:p>
+      <w:pPr>
+        <w:spacing w:line="336" w:lineRule="auto" w:after="180"/>
+        <w:shd w:fill="F1F6FC"/>
+      </w:pPr>
+      <w:r>
+        <w:rPr>
+          <w:b w:val="0"/>
+        </w:rPr>
+        <w:t xml:space="preserve">Reveal after </w:t>
+      </w:r>
+      <w:r>
+        <w:rPr>
+          <w:b/>
+        </w:rPr>
+        <w:t>prediction</w:t>
+      </w:r>
+      <w:r>
+        <w:rPr>
+          <w:b w:val="0"/>
+        </w:rPr>
+        <w:t xml:space="preserve">s: A wins at 3; B=2; C=1. Show flags, formula, scores and </w:t>
+      </w:r>
+      <w:r>
+        <w:rPr>
+          <w:b/>
+        </w:rPr>
+        <w:t>explanation</w:t>
+      </w:r>
+      <w:r>
+        <w:rPr>
+          <w:b w:val="0"/>
+        </w:rPr>
+        <w:t>; declare tie policy.</w:t>
+      </w:r>
+    </w:p>
+    <w:p>
+      <w:pPr>
+        <w:pStyle w:val="Heading3"/>
+      </w:pPr>
+      <w:r>
+        <w:t>Hold back the independent task</w:t>
+      </w:r>
+    </w:p>
+    <w:p>
+      <w:pPr>
+        <w:spacing w:line="336" w:lineRule="auto" w:after="180"/>
+        <w:shd w:fill="F5F1FB"/>
+      </w:pPr>
+      <w:r>
+        <w:rPr>
+          <w:b w:val="0"/>
+        </w:rPr>
         <w:t>Keep for an independent attempt: A reader requests space and at most 60 pages. Book A is space, 90 pages; B is animals, 40 pages. What should the prototype return if both conditions are required?</w:t>
       </w:r>
     </w:p>
@@ -1327,23 +2540,89 @@
       </w:r>
     </w:p>
     <w:p>
-      <w:r>
+      <w:pPr>
+        <w:pStyle w:val="Heading3"/>
+      </w:pPr>
+      <w:r>
+        <w:t>Ask the class</w:t>
+      </w:r>
+    </w:p>
+    <w:p>
+      <w:pPr>
+        <w:spacing w:line="336" w:lineRule="auto" w:after="180"/>
+        <w:shd w:fill="F5F1FB"/>
+      </w:pPr>
+      <w:r>
+        <w:rPr>
+          <w:b w:val="0"/>
+        </w:rPr>
         <w:t>Ask: Which facts are given, and which would we have to assume? Learners mark relevant details before discussing answers.</w:t>
       </w:r>
     </w:p>
     <w:p>
-      <w:r>
-        <w:t>Say: Predict first. Show the rule, information path or calculation that would produce the result. A correct guess is not yet an explanation.</w:t>
-      </w:r>
-    </w:p>
-    <w:p>
-      <w:r>
+      <w:pPr>
+        <w:pStyle w:val="Heading3"/>
+      </w:pPr>
+      <w:r>
+        <w:t>Language to model</w:t>
+      </w:r>
+    </w:p>
+    <w:p>
+      <w:pPr>
+        <w:spacing w:line="336" w:lineRule="auto" w:after="180"/>
+        <w:shd w:fill="F1F6F8"/>
+      </w:pPr>
+      <w:r>
+        <w:rPr>
+          <w:b w:val="0"/>
+        </w:rPr>
+        <w:t xml:space="preserve">Say: Predict first. Show the rule, information path or calculation that would produce the result. A correct guess is not yet an </w:t>
+      </w:r>
+      <w:r>
+        <w:rPr>
+          <w:b/>
+        </w:rPr>
+        <w:t>explanation</w:t>
+      </w:r>
+      <w:r>
+        <w:rPr>
+          <w:b w:val="0"/>
+        </w:rPr>
+        <w:t>.</w:t>
+      </w:r>
+    </w:p>
+    <w:p>
+      <w:pPr>
+        <w:spacing w:line="336" w:lineRule="auto" w:after="180"/>
+      </w:pPr>
+      <w:r>
+        <w:rPr>
+          <w:b w:val="0"/>
+        </w:rPr>
         <w:t>Reveal reasoning one step at a time. Explain why a tempting alternative fails. Write units and denominators for arithmetic, trace conditions for decisions, and identify supporting sources for claims.</w:t>
       </w:r>
     </w:p>
     <w:p>
-      <w:r>
-        <w:t>In pairs, one learner solves while the other checks evidence; exchange roles. Remove the worked answer before independent assessment.</w:t>
+      <w:pPr>
+        <w:spacing w:line="336" w:lineRule="auto" w:after="180"/>
+      </w:pPr>
+      <w:r>
+        <w:rPr>
+          <w:b w:val="0"/>
+        </w:rPr>
+        <w:t xml:space="preserve">In pairs, one learner solves while the other checks </w:t>
+      </w:r>
+      <w:r>
+        <w:rPr>
+          <w:b/>
+        </w:rPr>
+        <w:t>evidence</w:t>
+      </w:r>
+      <w:r>
+        <w:rPr>
+          <w:b w:val="0"/>
+        </w:rPr>
+        <w:t>; exchange roles. Remove the worked answer before independent assessment.</w:t>
       </w:r>
     </w:p>
     <w:p>
@@ -1355,7 +2634,13 @@
       </w:r>
     </w:p>
     <w:p>
-      <w:r>
+      <w:pPr>
+        <w:spacing w:line="336" w:lineRule="auto" w:after="180"/>
+      </w:pPr>
+      <w:r>
+        <w:rPr>
+          <w:b w:val="0"/>
+        </w:rPr>
         <w:t>Reversing still returns A. Limit 8 leaves no eligible item and returns None. Exit: X meets the 12-minute limit and ties for highest eligible score 9; the alphabetical tie rule selects X.</w:t>
       </w:r>
     </w:p>
@@ -1808,18 +3093,77 @@
       </w:r>
     </w:p>
     <w:p>
-      <w:r>
+      <w:pPr>
+        <w:pStyle w:val="Heading3"/>
+      </w:pPr>
+      <w:r>
+        <w:t>Completion practice</w:t>
+      </w:r>
+    </w:p>
+    <w:p>
+      <w:pPr>
+        <w:spacing w:line="336" w:lineRule="auto" w:after="180"/>
+        <w:shd w:fill="F5F1FB"/>
+      </w:pPr>
+      <w:r>
+        <w:rPr>
+          <w:b w:val="0"/>
+        </w:rPr>
         <w:t>Completion task: State recommend([], 10) and the worked items with limit 8.</w:t>
       </w:r>
     </w:p>
     <w:p>
-      <w:r>
+      <w:pPr>
+        <w:pStyle w:val="Heading3"/>
+      </w:pPr>
+      <w:r>
+        <w:t>Reasoning to listen for</w:t>
+      </w:r>
+    </w:p>
+    <w:p>
+      <w:pPr>
+        <w:spacing w:line="336" w:lineRule="auto" w:after="180"/>
+        <w:shd w:fill="F1F6FC"/>
+      </w:pPr>
+      <w:r>
+        <w:rPr>
+          <w:b w:val="0"/>
+        </w:rPr>
         <w:t>Teacher check: Both return None; the caller should display no eligible option.</w:t>
       </w:r>
     </w:p>
     <w:p>
-      <w:r>
-        <w:t>Start by identifying the given inputs together. Leave the intermediate steps blank. If needed, model one step, then withdraw that help on the next step. Move to a full trace only when the partial trace is understood. For partners, alternate explainer and checker; collect a response from every learner before discussion.</w:t>
+      <w:pPr>
+        <w:spacing w:line="336" w:lineRule="auto" w:after="180"/>
+      </w:pPr>
+      <w:r>
+        <w:rPr>
+          <w:b w:val="0"/>
+        </w:rPr>
+        <w:t xml:space="preserve">Start by identifying the given </w:t>
+      </w:r>
+      <w:r>
+        <w:rPr>
+          <w:b/>
+        </w:rPr>
+        <w:t>input</w:t>
+      </w:r>
+      <w:r>
+        <w:rPr>
+          <w:b w:val="0"/>
+        </w:rPr>
+        <w:t>s together. Leave the intermediate steps blank. If needed, model one step, then withdraw that help on the next step. Move to a full trace only when the partial trace is understood.</w:t>
+      </w:r>
+    </w:p>
+    <w:p>
+      <w:pPr>
+        <w:spacing w:line="336" w:lineRule="auto" w:after="180"/>
+      </w:pPr>
+      <w:r>
+        <w:rPr>
+          <w:b w:val="0"/>
+        </w:rPr>
+        <w:t>For partners, alternate explainer and checker; collect a response from every learner before discussion.</w:t>
       </w:r>
     </w:p>
     <w:p>
@@ -1831,18 +3175,61 @@
       </w:r>
     </w:p>
     <w:p>
-      <w:r>
-        <w:t>Use the worked case for Implementing a recommender. Proposed explanation: “A successful run proves the conclusion”. Decide whether this explanation is supported. Point to the step or supplied fact that decides; explain your repair if needed.</w:t>
-      </w:r>
-    </w:p>
-    <w:p>
-      <w:r>
-        <w:t>Expected correction: The recommendation follows a written scoring policy. It does not learn preferences, prove learning benefit or authorize an action. Display the chosen rule and let a person review whether an option is suitable.</w:t>
-      </w:r>
-    </w:p>
-    <w:p>
-      <w:r>
-        <w:t>Collect explanations, not only yes/no votes. If a misunderstanding is common, re-model the relevant step for the class. If it affects a few learners, give a short targeted group explanation while others solve a more demanding variation.</w:t>
+      <w:pPr>
+        <w:spacing w:line="336" w:lineRule="auto" w:after="180"/>
+      </w:pPr>
+      <w:r>
+        <w:rPr>
+          <w:b w:val="0"/>
+        </w:rPr>
+        <w:t xml:space="preserve">Use the worked case for Implementing a </w:t>
+      </w:r>
+      <w:r>
+        <w:rPr>
+          <w:b/>
+        </w:rPr>
+        <w:t>recommender</w:t>
+      </w:r>
+      <w:r>
+        <w:rPr>
+          <w:b w:val="0"/>
+        </w:rPr>
+        <w:t xml:space="preserve">. Proposed </w:t>
+      </w:r>
+      <w:r>
+        <w:rPr>
+          <w:b/>
+        </w:rPr>
+        <w:t>explanation</w:t>
+      </w:r>
+      <w:r>
+        <w:rPr>
+          <w:b w:val="0"/>
+        </w:rPr>
+        <w:t xml:space="preserve">: “A successful run proves the conclusion”. Decide whether this </w:t>
+      </w:r>
+      <w:r>
+        <w:rPr>
+          <w:b/>
+        </w:rPr>
+        <w:t>explanation</w:t>
+      </w:r>
+      <w:r>
+        <w:rPr>
+          <w:b w:val="0"/>
+        </w:rPr>
+        <w:t xml:space="preserve"> is supported.</w:t>
+      </w:r>
+    </w:p>
+    <w:p>
+      <w:pPr>
+        <w:spacing w:line="336" w:lineRule="auto" w:after="180"/>
+      </w:pPr>
+      <w:r>
+        <w:rPr>
+          <w:b w:val="0"/>
+        </w:rPr>
+        <w:t>Point to the step or supplied fact that decides; explain your repair if needed.</w:t>
       </w:r>
     </w:p>
     <w:p>
@@ -1850,41 +3237,252 @@
         <w:pStyle w:val="Heading3"/>
       </w:pPr>
       <w:r>
+        <w:t>Expected repair</w:t>
+      </w:r>
+    </w:p>
+    <w:p>
+      <w:pPr>
+        <w:spacing w:line="336" w:lineRule="auto" w:after="180"/>
+        <w:shd w:fill="F1F6FC"/>
+      </w:pPr>
+      <w:r>
+        <w:rPr>
+          <w:b w:val="0"/>
+        </w:rPr>
+        <w:t>Expected correction: The recommendation follows a written scoring policy. It does not learn preferences, prove learning benefit or authorize an action.</w:t>
+      </w:r>
+    </w:p>
+    <w:p>
+      <w:pPr>
+        <w:spacing w:line="336" w:lineRule="auto" w:after="180"/>
+        <w:shd w:fill="F1F6FC"/>
+      </w:pPr>
+      <w:r>
+        <w:rPr>
+          <w:b w:val="0"/>
+        </w:rPr>
+        <w:t>Display the chosen rule and let a person review whether an option is suitable.</w:t>
+      </w:r>
+    </w:p>
+    <w:p>
+      <w:pPr>
+        <w:spacing w:line="336" w:lineRule="auto" w:after="180"/>
+      </w:pPr>
+      <w:r>
+        <w:rPr>
+          <w:b w:val="0"/>
+        </w:rPr>
+        <w:t xml:space="preserve">Collect </w:t>
+      </w:r>
+      <w:r>
+        <w:rPr>
+          <w:b/>
+        </w:rPr>
+        <w:t>explanation</w:t>
+      </w:r>
+      <w:r>
+        <w:rPr>
+          <w:b w:val="0"/>
+        </w:rPr>
+        <w:t>s, not only yes/no votes. If a misunderstanding is common, re-model the relevant step for the class.</w:t>
+      </w:r>
+    </w:p>
+    <w:p>
+      <w:pPr>
+        <w:spacing w:line="336" w:lineRule="auto" w:after="180"/>
+      </w:pPr>
+      <w:r>
+        <w:rPr>
+          <w:b w:val="0"/>
+        </w:rPr>
+        <w:t xml:space="preserve">If it affects a few learners, give a short targeted group </w:t>
+      </w:r>
+      <w:r>
+        <w:rPr>
+          <w:b/>
+        </w:rPr>
+        <w:t>explanation</w:t>
+      </w:r>
+      <w:r>
+        <w:rPr>
+          <w:b w:val="0"/>
+        </w:rPr>
+        <w:t xml:space="preserve"> while others solve a more demanding variation.</w:t>
+      </w:r>
+    </w:p>
+    <w:p>
+      <w:pPr>
+        <w:pStyle w:val="Heading3"/>
+      </w:pPr>
+      <w:r>
         <w:t>Connected teaching cycle: Building the data pipeline</w:t>
       </w:r>
     </w:p>
     <w:p>
-      <w:r>
+      <w:pPr>
+        <w:spacing w:line="336" w:lineRule="auto" w:after="180"/>
+      </w:pPr>
+      <w:r>
+        <w:rPr>
+          <w:b w:val="0"/>
+        </w:rPr>
         <w:t>Target: Separate validation selection and reporting</w:t>
       </w:r>
     </w:p>
     <w:p>
-      <w:r>
+      <w:pPr>
+        <w:spacing w:line="336" w:lineRule="auto" w:after="180"/>
+      </w:pPr>
+      <w:r>
+        <w:rPr>
+          <w:b w:val="0"/>
+        </w:rPr>
         <w:t>Reserve further sessions for this topic; the 135-minute primary plan does not absorb all added content.</w:t>
       </w:r>
     </w:p>
     <w:p>
-      <w:r>
+      <w:pPr>
+        <w:spacing w:line="336" w:lineRule="auto" w:after="180"/>
+        <w:shd w:fill="F5F1FB"/>
+      </w:pPr>
+      <w:r>
+        <w:rPr>
+          <w:b w:val="0"/>
+        </w:rPr>
         <w:t>Completion practice: What does valid_item return if learning is absent?</w:t>
       </w:r>
     </w:p>
     <w:p>
-      <w:r>
+      <w:pPr>
+        <w:pStyle w:val="Heading3"/>
+      </w:pPr>
+      <w:r>
+        <w:t>Reasoning to listen for</w:t>
+      </w:r>
+    </w:p>
+    <w:p>
+      <w:pPr>
+        <w:spacing w:line="336" w:lineRule="auto" w:after="180"/>
+        <w:shd w:fill="F1F6FC"/>
+      </w:pPr>
+      <w:r>
+        <w:rPr>
+          <w:b w:val="0"/>
+        </w:rPr>
         <w:t>Teacher check: False: get returns None and the exact integer check fails.</w:t>
       </w:r>
     </w:p>
     <w:p>
-      <w:r>
-        <w:t>Individual check: For Building the data pipeline, use its worked case to evaluate this proposed explanation: “A successful run proves the conclusion”. Explain the deciding step.</w:t>
-      </w:r>
-    </w:p>
-    <w:p>
-      <w:r>
-        <w:t>Expected correction: Each stage should have a clear input and output contract. A program can be correct at one stage but wrong at their connection, such as passing rejected rows into selection. Keep acceptance and rejection counts in the report.</w:t>
-      </w:r>
-    </w:p>
-    <w:p>
-      <w:r>
+      <w:pPr>
+        <w:spacing w:line="336" w:lineRule="auto" w:after="180"/>
+      </w:pPr>
+      <w:r>
+        <w:rPr>
+          <w:b w:val="0"/>
+        </w:rPr>
+        <w:t xml:space="preserve">Individual check: For Building the data pipeline, use its worked case to evaluate this proposed </w:t>
+      </w:r>
+      <w:r>
+        <w:rPr>
+          <w:b/>
+        </w:rPr>
+        <w:t>explanation</w:t>
+      </w:r>
+      <w:r>
+        <w:rPr>
+          <w:b w:val="0"/>
+        </w:rPr>
+        <w:t>: “A successful run proves the conclusion”. Explain the deciding step.</w:t>
+      </w:r>
+    </w:p>
+    <w:p>
+      <w:pPr>
+        <w:pStyle w:val="Heading3"/>
+      </w:pPr>
+      <w:r>
+        <w:t>Expected repair</w:t>
+      </w:r>
+    </w:p>
+    <w:p>
+      <w:pPr>
+        <w:spacing w:line="336" w:lineRule="auto" w:after="180"/>
+        <w:shd w:fill="F1F6FC"/>
+      </w:pPr>
+      <w:r>
+        <w:rPr>
+          <w:b w:val="0"/>
+        </w:rPr>
+        <w:t xml:space="preserve">Expected correction: Each </w:t>
+      </w:r>
+      <w:r>
+        <w:rPr>
+          <w:b/>
+        </w:rPr>
+        <w:t>stage</w:t>
+      </w:r>
+      <w:r>
+        <w:rPr>
+          <w:b w:val="0"/>
+        </w:rPr>
+        <w:t xml:space="preserve"> should have a clear </w:t>
+      </w:r>
+      <w:r>
+        <w:rPr>
+          <w:b/>
+        </w:rPr>
+        <w:t>input</w:t>
+      </w:r>
+      <w:r>
+        <w:rPr>
+          <w:b w:val="0"/>
+        </w:rPr>
+        <w:t xml:space="preserve"> and </w:t>
+      </w:r>
+      <w:r>
+        <w:rPr>
+          <w:b/>
+        </w:rPr>
+        <w:t>output</w:t>
+      </w:r>
+      <w:r>
+        <w:rPr>
+          <w:b w:val="0"/>
+        </w:rPr>
+        <w:t xml:space="preserve"> contract. A program can be correct at one </w:t>
+      </w:r>
+      <w:r>
+        <w:rPr>
+          <w:b/>
+        </w:rPr>
+        <w:t>stage</w:t>
+      </w:r>
+      <w:r>
+        <w:rPr>
+          <w:b w:val="0"/>
+        </w:rPr>
+        <w:t xml:space="preserve"> but wrong at their connection, such as passing rejected rows into selection.</w:t>
+      </w:r>
+    </w:p>
+    <w:p>
+      <w:pPr>
+        <w:spacing w:line="336" w:lineRule="auto" w:after="180"/>
+        <w:shd w:fill="F1F6FC"/>
+      </w:pPr>
+      <w:r>
+        <w:rPr>
+          <w:b w:val="0"/>
+        </w:rPr>
+        <w:t>Keep acceptance and rejection counts in the report.</w:t>
+      </w:r>
+    </w:p>
+    <w:p>
+      <w:pPr>
+        <w:spacing w:line="336" w:lineRule="auto" w:after="180"/>
+      </w:pPr>
+      <w:r>
+        <w:rPr>
+          <w:b w:val="0"/>
+        </w:rPr>
         <w:t>Apply the same support, independent transfer and delayed-review decisions to the named connected-topic workbook tasks.</w:t>
       </w:r>
     </w:p>
@@ -1897,7 +3495,13 @@
       </w:r>
     </w:p>
     <w:p>
-      <w:r>
+      <w:pPr>
+        <w:spacing w:line="336" w:lineRule="auto" w:after="180"/>
+      </w:pPr>
+      <w:r>
+        <w:rPr>
+          <w:b w:val="0"/>
+        </w:rPr>
         <w:t>Explain why B does not win after D is excluded even though it has fewer pages.</w:t>
       </w:r>
     </w:p>
@@ -1910,18 +3514,72 @@
       </w:r>
     </w:p>
     <w:p>
-      <w:r>
+      <w:pPr>
+        <w:spacing w:line="336" w:lineRule="auto" w:after="180"/>
+      </w:pPr>
+      <w:r>
+        <w:rPr>
+          <w:b w:val="0"/>
+        </w:rPr>
         <w:t>Page count is an eligibility limit, not a ranking preference here. A scores 2 and B scores 1.</w:t>
       </w:r>
     </w:p>
     <w:p>
-      <w:r>
+      <w:pPr>
+        <w:spacing w:line="336" w:lineRule="auto" w:after="180"/>
+      </w:pPr>
+      <w:r>
+        <w:rPr>
+          <w:b w:val="0"/>
+        </w:rPr>
         <w:t>Changed-case reasoning: D becomes ineligible, so A wins with score 2. The strict excess over the 90-page maximum changes filtering before ranking.</w:t>
       </w:r>
     </w:p>
     <w:p>
-      <w:r>
-        <w:t>Collect each learner’s explanation before discussion. Use the first missing connection between input, deciding step and result to choose support. This question is worked-case practice, not fresh mastery evidence.</w:t>
+      <w:pPr>
+        <w:spacing w:line="336" w:lineRule="auto" w:after="180"/>
+      </w:pPr>
+      <w:r>
+        <w:rPr>
+          <w:b w:val="0"/>
+        </w:rPr>
+        <w:t xml:space="preserve">Collect each learner’s </w:t>
+      </w:r>
+      <w:r>
+        <w:rPr>
+          <w:b/>
+        </w:rPr>
+        <w:t>explanation</w:t>
+      </w:r>
+      <w:r>
+        <w:rPr>
+          <w:b w:val="0"/>
+        </w:rPr>
+        <w:t xml:space="preserve"> before discussion. Use the first missing connection between </w:t>
+      </w:r>
+      <w:r>
+        <w:rPr>
+          <w:b/>
+        </w:rPr>
+        <w:t>input</w:t>
+      </w:r>
+      <w:r>
+        <w:rPr>
+          <w:b w:val="0"/>
+        </w:rPr>
+        <w:t xml:space="preserve">, deciding step and result to choose support. This question is worked-case practice, not fresh mastery </w:t>
+      </w:r>
+      <w:r>
+        <w:rPr>
+          <w:b/>
+        </w:rPr>
+        <w:t>evidence</w:t>
+      </w:r>
+      <w:r>
+        <w:rPr>
+          <w:b w:val="0"/>
+        </w:rPr>
+        <w:t>.</w:t>
       </w:r>
     </w:p>
     <w:p>
@@ -1933,54 +3591,105 @@
       </w:r>
     </w:p>
     <w:p>
+      <w:r>
+        <w:t>Run the Build the Recommender investigation and use the first unsupported step to choose a teaching response.</w:t>
+      </w:r>
+    </w:p>
+    <w:p>
+      <w:pPr>
+        <w:spacing w:line="336" w:lineRule="auto" w:after="180"/>
+      </w:pPr>
+      <w:r>
+        <w:rPr>
+          <w:b w:val="0"/>
+        </w:rPr>
+        <w:t>Words You Can Use to Reason</w:t>
+      </w:r>
+    </w:p>
+    <w:p>
+      <w:pPr>
+        <w:spacing w:line="336" w:lineRule="auto" w:after="180"/>
+      </w:pPr>
+      <w:r>
+        <w:rPr>
+          <w:b w:val="0"/>
+        </w:rPr>
+        <w:t>A definition matters when you can recognize the idea, use it, and contrast it with a near-miss.</w:t>
+      </w:r>
+    </w:p>
+    <w:p>
+      <w:pPr>
+        <w:spacing w:line="336" w:lineRule="auto" w:after="180"/>
+      </w:pPr>
+      <w:r>
+        <w:rPr>
+          <w:b w:val="0"/>
+        </w:rPr>
+        <w:t>Predict → Test → Record → Explain</w:t>
+      </w:r>
+    </w:p>
+    <w:p>
+      <w:pPr>
+        <w:spacing w:line="336" w:lineRule="auto" w:after="180"/>
+      </w:pPr>
+      <w:r>
+        <w:rPr>
+          <w:b w:val="0"/>
+        </w:rPr>
+        <w:t>Keep expected and actual results separate. Surprises are useful data when recorded honestly.</w:t>
+      </w:r>
+    </w:p>
+    <w:p>
+      <w:pPr>
+        <w:spacing w:line="336" w:lineRule="auto" w:after="180"/>
+      </w:pPr>
+      <w:r>
+        <w:rPr>
+          <w:b w:val="0"/>
+        </w:rPr>
+        <w:t>Build the editable score table, hand-check one row, run two profiles, and compare system ranking with independent recalculation.</w:t>
+      </w:r>
+    </w:p>
+    <w:p>
+      <w:pPr>
+        <w:spacing w:line="336" w:lineRule="auto" w:after="180"/>
+        <w:shd w:fill="F5F1FB"/>
+      </w:pPr>
+      <w:r>
+        <w:rPr>
+          <w:b w:val="0"/>
+        </w:rPr>
+        <w:t>What did the hardest test teach you that the normal test did not?</w:t>
+      </w:r>
+    </w:p>
+    <w:p>
       <w:pPr>
         <w:pStyle w:val="Heading3"/>
       </w:pPr>
       <w:r>
-        <w:t>Run the weekly evidence lab</w:t>
-      </w:r>
-    </w:p>
-    <w:p>
-      <w:r>
-        <w:t>Words You Can Use to Reason</w:t>
-      </w:r>
-    </w:p>
-    <w:p>
-      <w:r>
-        <w:t>A definition matters when you can recognize the idea, use it, and contrast it with a near-miss.</w:t>
-      </w:r>
-    </w:p>
-    <w:p>
-      <w:r>
-        <w:t>Predict → Test → Record → Explain</w:t>
-      </w:r>
-    </w:p>
-    <w:p>
-      <w:r>
-        <w:t>Keep expected and actual results separate. Surprises are useful data when recorded honestly.</w:t>
-      </w:r>
-    </w:p>
-    <w:p>
-      <w:r>
-        <w:t>Build the editable score table, hand-check one row, run two profiles, and compare system ranking with independent recalculation.</w:t>
-      </w:r>
-    </w:p>
-    <w:p>
-      <w:r>
-        <w:t>What did the hardest test teach you that the normal test did not?</w:t>
-      </w:r>
-    </w:p>
-    <w:p>
-      <w:pPr>
-        <w:pStyle w:val="Heading3"/>
-      </w:pPr>
-      <w:r>
         <w:t>Make the lab runnable</w:t>
       </w:r>
     </w:p>
     <w:p>
-      <w:r>
-        <w:t>Use the concrete case as the shared normal case and the independent question as a second case. Each pair creates a boundary or missing-information case and predicts its result before testing. Keep the expected result separate from an observed mistake.</w:t>
+      <w:pPr>
+        <w:spacing w:line="336" w:lineRule="auto" w:after="180"/>
+      </w:pPr>
+      <w:r>
+        <w:rPr>
+          <w:b w:val="0"/>
+        </w:rPr>
+        <w:t>Use the concrete case as the shared normal case and the independent question as a second case. Each pair creates a boundary or missing-information case and predicts its result before testing.</w:t>
+      </w:r>
+    </w:p>
+    <w:p>
+      <w:pPr>
+        <w:spacing w:line="336" w:lineRule="auto" w:after="180"/>
+      </w:pPr>
+      <w:r>
+        <w:rPr>
+          <w:b w:val="0"/>
+        </w:rPr>
+        <w:t>Keep the expected result separate from an observed mistake.</w:t>
       </w:r>
     </w:p>
     <w:tbl>
@@ -2138,8 +3847,25 @@
       </w:r>
     </w:p>
     <w:p>
-      <w:r>
-        <w:t>For guessing, return to given facts and request a trace. For vocabulary without application, use one example and one non-example. For arithmetic errors, check the setup before the calculation. Finish with a different uncoached case before recording mastery.</w:t>
+      <w:pPr>
+        <w:spacing w:line="336" w:lineRule="auto" w:after="180"/>
+      </w:pPr>
+      <w:r>
+        <w:rPr>
+          <w:b w:val="0"/>
+        </w:rPr>
+        <w:t>For guessing, return to given facts and request a trace. For vocabulary without application, use one example and one non-example. For arithmetic errors, check the setup before the calculation.</w:t>
+      </w:r>
+    </w:p>
+    <w:p>
+      <w:pPr>
+        <w:spacing w:line="336" w:lineRule="auto" w:after="180"/>
+      </w:pPr>
+      <w:r>
+        <w:rPr>
+          <w:b w:val="0"/>
+        </w:rPr>
+        <w:t>Finish with a different uncoached case before recording mastery.</w:t>
       </w:r>
     </w:p>
     <w:p>
@@ -2151,18 +3877,82 @@
       </w:r>
     </w:p>
     <w:p>
-      <w:r>
-        <w:t>A successful run proves the conclusion: The recommendation follows a written scoring policy. It does not learn preferences, prove learning benefit or authorize an action. Display the chosen rule and let a person review whether an option is suitable.</w:t>
-      </w:r>
-    </w:p>
-    <w:p>
-      <w:r>
-        <w:t>Matching the example is enough: Require the new W4 case, explicit predictions and an explanation. Fresh retry: B (2,4,8), C (3,2,8), A (5,5,9), limit 8. B/C tie at 8; B wins. Limit 7 returns None.</w:t>
-      </w:r>
-    </w:p>
-    <w:p>
-      <w:r>
-        <w:t>A convenient shortcut preserves meaning: Updating best on score &gt;= best_score makes the last tied item win, so reordering can change results. Use the explicit name comparison for ties. Test both orders and a no-match case after the repair.</w:t>
+      <w:pPr>
+        <w:spacing w:line="336" w:lineRule="auto" w:after="180"/>
+      </w:pPr>
+      <w:r>
+        <w:rPr>
+          <w:b w:val="0"/>
+        </w:rPr>
+        <w:t>A successful run proves the conclusion: The recommendation follows a written scoring policy. It does not learn preferences, prove learning benefit or authorize an action.</w:t>
+      </w:r>
+    </w:p>
+    <w:p>
+      <w:pPr>
+        <w:spacing w:line="336" w:lineRule="auto" w:after="180"/>
+      </w:pPr>
+      <w:r>
+        <w:rPr>
+          <w:b w:val="0"/>
+        </w:rPr>
+        <w:t>Display the chosen rule and let a person review whether an option is suitable.</w:t>
+      </w:r>
+    </w:p>
+    <w:p>
+      <w:pPr>
+        <w:spacing w:line="336" w:lineRule="auto" w:after="180"/>
+      </w:pPr>
+      <w:r>
+        <w:rPr>
+          <w:b w:val="0"/>
+        </w:rPr>
+        <w:t xml:space="preserve">Matching the example is enough: Require the new W4 case, explicit </w:t>
+      </w:r>
+      <w:r>
+        <w:rPr>
+          <w:b/>
+        </w:rPr>
+        <w:t>prediction</w:t>
+      </w:r>
+      <w:r>
+        <w:rPr>
+          <w:b w:val="0"/>
+        </w:rPr>
+        <w:t xml:space="preserve">s and an </w:t>
+      </w:r>
+      <w:r>
+        <w:rPr>
+          <w:b/>
+        </w:rPr>
+        <w:t>explanation</w:t>
+      </w:r>
+      <w:r>
+        <w:rPr>
+          <w:b w:val="0"/>
+        </w:rPr>
+        <w:t>. Fresh retry: B (2,4,8), C (3,2,8), A (5,5,9), limit 8. B/C tie at 8; B wins. Limit 7 returns None.</w:t>
+      </w:r>
+    </w:p>
+    <w:p>
+      <w:pPr>
+        <w:spacing w:line="336" w:lineRule="auto" w:after="180"/>
+      </w:pPr>
+      <w:r>
+        <w:rPr>
+          <w:b w:val="0"/>
+        </w:rPr>
+        <w:t>A convenient shortcut preserves meaning: Updating best on score &gt;= best_score makes the last tied item win, so reordering can change results. Use the explicit name comparison for ties.</w:t>
+      </w:r>
+    </w:p>
+    <w:p>
+      <w:pPr>
+        <w:spacing w:line="336" w:lineRule="auto" w:after="180"/>
+      </w:pPr>
+      <w:r>
+        <w:rPr>
+          <w:b w:val="0"/>
+        </w:rPr>
+        <w:t>Test both orders and a no-match case after the repair.</w:t>
       </w:r>
     </w:p>
     <w:p>
@@ -2174,18 +3964,141 @@
       </w:r>
     </w:p>
     <w:p>
-      <w:r>
-        <w:t>A successful run proves the conclusion: Each stage should have a clear input and output contract. A program can be correct at one stage but wrong at their connection, such as passing rejected rows into selection. Keep acceptance and rejection counts in the report.</w:t>
-      </w:r>
-    </w:p>
-    <w:p>
-      <w:r>
-        <w:t>Matching the example is enough: Require the new W4 case, explicit predictions and an explanation. Fresh retry: X (minutes 9, fun 2, learning 3), Y (10,3,2), Z (11,6,1), limit 10. Accept X/Y, reject Z rating; select Y score 8 versus X 7.</w:t>
-      </w:r>
-    </w:p>
-    <w:p>
-      <w:r>
-        <w:t>A convenient shortcut preserves meaning: Calling the selector on raw data can crash or produce a result from invalid ratings. Route data through validation first. Duplicate names require a batch check even when each row individually passes; block the ambiguous batch for review instead of arbitrarily keeping one.</w:t>
+      <w:pPr>
+        <w:spacing w:line="336" w:lineRule="auto" w:after="180"/>
+      </w:pPr>
+      <w:r>
+        <w:rPr>
+          <w:b w:val="0"/>
+        </w:rPr>
+        <w:t xml:space="preserve">A successful run proves the conclusion: Each </w:t>
+      </w:r>
+      <w:r>
+        <w:rPr>
+          <w:b/>
+        </w:rPr>
+        <w:t>stage</w:t>
+      </w:r>
+      <w:r>
+        <w:rPr>
+          <w:b w:val="0"/>
+        </w:rPr>
+        <w:t xml:space="preserve"> should have a clear </w:t>
+      </w:r>
+      <w:r>
+        <w:rPr>
+          <w:b/>
+        </w:rPr>
+        <w:t>input</w:t>
+      </w:r>
+      <w:r>
+        <w:rPr>
+          <w:b w:val="0"/>
+        </w:rPr>
+        <w:t xml:space="preserve"> and </w:t>
+      </w:r>
+      <w:r>
+        <w:rPr>
+          <w:b/>
+        </w:rPr>
+        <w:t>output</w:t>
+      </w:r>
+      <w:r>
+        <w:rPr>
+          <w:b w:val="0"/>
+        </w:rPr>
+        <w:t xml:space="preserve"> contract. A program can be correct at one </w:t>
+      </w:r>
+      <w:r>
+        <w:rPr>
+          <w:b/>
+        </w:rPr>
+        <w:t>stage</w:t>
+      </w:r>
+      <w:r>
+        <w:rPr>
+          <w:b w:val="0"/>
+        </w:rPr>
+        <w:t xml:space="preserve"> but wrong at their connection, such as passing rejected rows into selection.</w:t>
+      </w:r>
+    </w:p>
+    <w:p>
+      <w:pPr>
+        <w:spacing w:line="336" w:lineRule="auto" w:after="180"/>
+      </w:pPr>
+      <w:r>
+        <w:rPr>
+          <w:b w:val="0"/>
+        </w:rPr>
+        <w:t>Keep acceptance and rejection counts in the report.</w:t>
+      </w:r>
+    </w:p>
+    <w:p>
+      <w:pPr>
+        <w:spacing w:line="336" w:lineRule="auto" w:after="180"/>
+      </w:pPr>
+      <w:r>
+        <w:rPr>
+          <w:b w:val="0"/>
+        </w:rPr>
+        <w:t xml:space="preserve">Matching the example is enough: Require the new W4 case, explicit </w:t>
+      </w:r>
+      <w:r>
+        <w:rPr>
+          <w:b/>
+        </w:rPr>
+        <w:t>prediction</w:t>
+      </w:r>
+      <w:r>
+        <w:rPr>
+          <w:b w:val="0"/>
+        </w:rPr>
+        <w:t xml:space="preserve">s and an </w:t>
+      </w:r>
+      <w:r>
+        <w:rPr>
+          <w:b/>
+        </w:rPr>
+        <w:t>explanation</w:t>
+      </w:r>
+      <w:r>
+        <w:rPr>
+          <w:b w:val="0"/>
+        </w:rPr>
+        <w:t>. Fresh retry: X (minutes 9, fun 2, learning 3), Y (10,3,2), Z (11,6,1), limit 10.</w:t>
+      </w:r>
+    </w:p>
+    <w:p>
+      <w:pPr>
+        <w:spacing w:line="336" w:lineRule="auto" w:after="180"/>
+      </w:pPr>
+      <w:r>
+        <w:rPr>
+          <w:b w:val="0"/>
+        </w:rPr>
+        <w:t>Accept X/Y, reject Z rating; select Y score 8 versus X 7.</w:t>
+      </w:r>
+    </w:p>
+    <w:p>
+      <w:pPr>
+        <w:spacing w:line="336" w:lineRule="auto" w:after="180"/>
+      </w:pPr>
+      <w:r>
+        <w:rPr>
+          <w:b w:val="0"/>
+        </w:rPr>
+        <w:t>A convenient shortcut preserves meaning: Calling the selector on raw data can crash or produce a result from invalid ratings. Route data through validation first.</w:t>
+      </w:r>
+    </w:p>
+    <w:p>
+      <w:pPr>
+        <w:spacing w:line="336" w:lineRule="auto" w:after="180"/>
+      </w:pPr>
+      <w:r>
+        <w:rPr>
+          <w:b w:val="0"/>
+        </w:rPr>
+        <w:t>Duplicate names require a batch check even when each row individually passes; block the ambiguous batch for review instead of arbitrarily keeping one.</w:t>
       </w:r>
     </w:p>
     <w:p>
@@ -2343,8 +4256,37 @@
       </w:tr>
     </w:tbl>
     <w:p>
-      <w:r>
-        <w:t>Offer an oral explanation, drawing, enlarged visual or fewer examples when that removes a reading/writing barrier. Keep the same reasoning goal. Stretch secure learners by changing a boundary or assumption and asking them to defend the effect, not simply by assigning more of the same questions.</w:t>
+      <w:pPr>
+        <w:spacing w:line="336" w:lineRule="auto" w:after="180"/>
+      </w:pPr>
+      <w:r>
+        <w:rPr>
+          <w:b w:val="0"/>
+        </w:rPr>
+        <w:t xml:space="preserve">Offer an oral </w:t>
+      </w:r>
+      <w:r>
+        <w:rPr>
+          <w:b/>
+        </w:rPr>
+        <w:t>explanation</w:t>
+      </w:r>
+      <w:r>
+        <w:rPr>
+          <w:b w:val="0"/>
+        </w:rPr>
+        <w:t>, drawing, enlarged visual or fewer examples when that removes a reading/writing barrier. Keep the same reasoning goal.</w:t>
+      </w:r>
+    </w:p>
+    <w:p>
+      <w:pPr>
+        <w:spacing w:line="336" w:lineRule="auto" w:after="180"/>
+      </w:pPr>
+      <w:r>
+        <w:rPr>
+          <w:b w:val="0"/>
+        </w:rPr>
+        <w:t>Stretch secure learners by changing a boundary or assumption and asking them to defend the effect, not simply by assigning more of the same questions.</w:t>
       </w:r>
     </w:p>
     <w:p>
@@ -2356,11 +4298,16 @@
       </w:r>
     </w:p>
     <w:p>
+      <w:r>
+        <w:t>Use the Build the Recommender questions, teacher keys and criteria after the relevant attempts. Previously discussed cases are practice; protect the separately selected independent task.</w:t>
+      </w:r>
+    </w:p>
+    <w:p>
       <w:pPr>
         <w:pStyle w:val="Heading3"/>
       </w:pPr>
       <w:r>
-        <w:t>Assess and explain the answers</w:t>
+        <w:t>Worked case answer</w:t>
       </w:r>
     </w:p>
     <w:p>
@@ -2368,12 +4315,31 @@
         <w:pStyle w:val="Heading3"/>
       </w:pPr>
       <w:r>
-        <w:t>Worked case answer</w:t>
-      </w:r>
-    </w:p>
-    <w:p>
-      <w:r>
-        <w:t>A wins at 3; B=2; C=1. Show flags, formula, scores and explanation; declare tie policy.</w:t>
+        <w:t>Teacher key · Worked case answer</w:t>
+      </w:r>
+    </w:p>
+    <w:p>
+      <w:pPr>
+        <w:spacing w:line="336" w:lineRule="auto" w:after="180"/>
+        <w:shd w:fill="F1F6FC"/>
+      </w:pPr>
+      <w:r>
+        <w:rPr>
+          <w:b w:val="0"/>
+        </w:rPr>
+        <w:t xml:space="preserve">A wins at 3; B=2; C=1. Show flags, formula, scores and </w:t>
+      </w:r>
+      <w:r>
+        <w:rPr>
+          <w:b/>
+        </w:rPr>
+        <w:t>explanation</w:t>
+      </w:r>
+      <w:r>
+        <w:rPr>
+          <w:b w:val="0"/>
+        </w:rPr>
+        <w:t>; declare tie policy.</w:t>
       </w:r>
     </w:p>
     <w:p>
@@ -2385,7 +4351,22 @@
       </w:r>
     </w:p>
     <w:p>
-      <w:r>
+      <w:pPr>
+        <w:pStyle w:val="Heading3"/>
+      </w:pPr>
+      <w:r>
+        <w:t>Independent question · withhold the key</w:t>
+      </w:r>
+    </w:p>
+    <w:p>
+      <w:pPr>
+        <w:spacing w:line="336" w:lineRule="auto" w:after="180"/>
+        <w:shd w:fill="F5F1FB"/>
+      </w:pPr>
+      <w:r>
+        <w:rPr>
+          <w:b w:val="0"/>
+        </w:rPr>
         <w:t>A reader requests space and at most 60 pages. Book A is space, 90 pages; B is animals, 40 pages. What should the prototype return if both conditions are required?</w:t>
       </w:r>
     </w:p>
@@ -2398,7 +4379,22 @@
       </w:r>
     </w:p>
     <w:p>
-      <w:r>
+      <w:pPr>
+        <w:pStyle w:val="Heading3"/>
+      </w:pPr>
+      <w:r>
+        <w:t>Teacher key · Expected independent answer</w:t>
+      </w:r>
+    </w:p>
+    <w:p>
+      <w:pPr>
+        <w:spacing w:line="336" w:lineRule="auto" w:after="180"/>
+        <w:shd w:fill="F1F6FC"/>
+      </w:pPr>
+      <w:r>
+        <w:rPr>
+          <w:b w:val="0"/>
+        </w:rPr>
         <w:t>Neither matches both conditions. Return no exact match and ask whether to relax a preference; do not present A or B as a full match.</w:t>
       </w:r>
     </w:p>
@@ -2637,8 +4633,25 @@
       </w:tr>
     </w:tbl>
     <w:p>
-      <w:r>
-        <w:t>Use 6/8 as a classroom checkpoint, with 2 required for both Result and Reasoning. This is a proposed teaching rule, not a validated certification threshold. Do not count a coached answer as independent mastery; correct unsafe or unsupported claims regardless of total.</w:t>
+      <w:pPr>
+        <w:spacing w:line="336" w:lineRule="auto" w:after="180"/>
+      </w:pPr>
+      <w:r>
+        <w:rPr>
+          <w:b w:val="0"/>
+        </w:rPr>
+        <w:t>Use 6/8 as a classroom checkpoint, with 2 required for both Result and Reasoning. This is a proposed teaching rule, not a validated certification threshold.</w:t>
+      </w:r>
+    </w:p>
+    <w:p>
+      <w:pPr>
+        <w:spacing w:line="336" w:lineRule="auto" w:after="180"/>
+      </w:pPr>
+      <w:r>
+        <w:rPr>
+          <w:b w:val="0"/>
+        </w:rPr>
+        <w:t>Do not count a coached answer as independent mastery; correct unsafe or unsupported claims regardless of total.</w:t>
       </w:r>
     </w:p>
     <w:p>
@@ -2650,8 +4663,26 @@
       </w:r>
     </w:p>
     <w:p>
-      <w:r>
-        <w:t>Ask the learner to find the evidence that challenges this claim: “The system must recommend something even when constraints fail.” Keep the first attempt and an uncoached retry separate.</w:t>
+      <w:pPr>
+        <w:spacing w:line="336" w:lineRule="auto" w:after="180"/>
+      </w:pPr>
+      <w:r>
+        <w:rPr>
+          <w:b w:val="0"/>
+        </w:rPr>
+        <w:t xml:space="preserve">Ask the learner to find the </w:t>
+      </w:r>
+      <w:r>
+        <w:rPr>
+          <w:b/>
+        </w:rPr>
+        <w:t>evidence</w:t>
+      </w:r>
+      <w:r>
+        <w:rPr>
+          <w:b w:val="0"/>
+        </w:rPr>
+        <w:t xml:space="preserve"> that challenges this claim: “The system must recommend something even when constraints fail.” Keep the first attempt and an uncoached retry separate.</w:t>
       </w:r>
     </w:p>
     <w:p>
@@ -2663,7 +4694,22 @@
       </w:r>
     </w:p>
     <w:p>
-      <w:r>
+      <w:pPr>
+        <w:pStyle w:val="Heading3"/>
+      </w:pPr>
+      <w:r>
+        <w:t>Teacher key · Original transfer answer</w:t>
+      </w:r>
+    </w:p>
+    <w:p>
+      <w:pPr>
+        <w:spacing w:line="336" w:lineRule="auto" w:after="180"/>
+        <w:shd w:fill="F1F6FC"/>
+      </w:pPr>
+      <w:r>
+        <w:rPr>
+          <w:b w:val="0"/>
+        </w:rPr>
         <w:t>Only A meets genre and length constraints; its score is 3. B exceeds the page limit and C fails genre. Do not claim A beat eligible competitors when none existed. Include no-match and missing-field handling in the prototype.</w:t>
       </w:r>
     </w:p>
@@ -2684,12 +4730,54 @@
       </w:r>
     </w:p>
     <w:p>
-      <w:r>
-        <w:t>Why does A win the worked example even though B is processed first?</w:t>
-      </w:r>
-    </w:p>
-    <w:p>
-      <w:r>
+      <w:pPr>
+        <w:pStyle w:val="Heading3"/>
+      </w:pPr>
+      <w:r>
+        <w:t>Workbook question · W1</w:t>
+      </w:r>
+    </w:p>
+    <w:p>
+      <w:pPr>
+        <w:spacing w:line="336" w:lineRule="auto" w:after="180"/>
+        <w:shd w:fill="F5F1FB"/>
+      </w:pPr>
+      <w:r>
+        <w:rPr>
+          <w:b w:val="0"/>
+        </w:rPr>
+        <w:t xml:space="preserve">Why does A win the worked example even though B is </w:t>
+      </w:r>
+      <w:r>
+        <w:rPr>
+          <w:b/>
+        </w:rPr>
+        <w:t>process</w:t>
+      </w:r>
+      <w:r>
+        <w:rPr>
+          <w:b w:val="0"/>
+        </w:rPr>
+        <w:t>ed first?</w:t>
+      </w:r>
+    </w:p>
+    <w:p>
+      <w:pPr>
+        <w:pStyle w:val="Heading3"/>
+      </w:pPr>
+      <w:r>
+        <w:t>Teacher reasoning · W1</w:t>
+      </w:r>
+    </w:p>
+    <w:p>
+      <w:pPr>
+        <w:spacing w:line="336" w:lineRule="auto" w:after="180"/>
+        <w:shd w:fill="F1F6FC"/>
+      </w:pPr>
+      <w:r>
+        <w:rPr>
+          <w:b w:val="0"/>
+        </w:rPr>
         <w:t>Both score 8 and qualify; A is alphabetically first under the tie rule.</w:t>
       </w:r>
     </w:p>
@@ -2702,53 +4790,194 @@
       </w:r>
     </w:p>
     <w:p>
-      <w:r>
+      <w:pPr>
+        <w:pStyle w:val="Heading3"/>
+      </w:pPr>
+      <w:r>
+        <w:t>Workbook question · W2</w:t>
+      </w:r>
+    </w:p>
+    <w:p>
+      <w:pPr>
+        <w:spacing w:line="336" w:lineRule="auto" w:after="180"/>
+        <w:shd w:fill="F5F1FB"/>
+      </w:pPr>
+      <w:r>
+        <w:rPr>
+          <w:b w:val="0"/>
+        </w:rPr>
         <w:t>State recommend([], 10) and the worked items with limit 8.</w:t>
       </w:r>
     </w:p>
     <w:p>
-      <w:r>
+      <w:pPr>
+        <w:pStyle w:val="Heading3"/>
+      </w:pPr>
+      <w:r>
+        <w:t>Teacher reasoning · W2</w:t>
+      </w:r>
+    </w:p>
+    <w:p>
+      <w:pPr>
+        <w:spacing w:line="336" w:lineRule="auto" w:after="180"/>
+        <w:shd w:fill="F1F6FC"/>
+      </w:pPr>
+      <w:r>
+        <w:rPr>
+          <w:b w:val="0"/>
+        </w:rPr>
         <w:t>Both return None; the caller should display no eligible option.</w:t>
       </w:r>
     </w:p>
     <w:p>
-      <w:r>
-        <w:t>For the empty list, the loop has no iterations, so best stays None. With the worked durations 10 and 9 under a limit of 8, neither item passes the eligibility check, so best again stays None. The caller must turn this result into a clear no-eligible-option message; it must not treat None as an activity name.</w:t>
-      </w:r>
-    </w:p>
-    <w:p>
       <w:pPr>
         <w:pStyle w:val="Heading3"/>
       </w:pPr>
       <w:r>
+        <w:t>Teacher reasoning · W2</w:t>
+      </w:r>
+    </w:p>
+    <w:p>
+      <w:pPr>
+        <w:spacing w:line="336" w:lineRule="auto" w:after="180"/>
+        <w:shd w:fill="F1F6FC"/>
+      </w:pPr>
+      <w:r>
+        <w:rPr>
+          <w:b w:val="0"/>
+        </w:rPr>
+        <w:t>For the empty list, the loop has no iterations, so best stays None. With the worked durations 10 and 9 under a limit of 8, neither item passes the eligibility check, so best again stays None.</w:t>
+      </w:r>
+    </w:p>
+    <w:p>
+      <w:pPr>
+        <w:spacing w:line="336" w:lineRule="auto" w:after="180"/>
+        <w:shd w:fill="F1F6FC"/>
+      </w:pPr>
+      <w:r>
+        <w:rPr>
+          <w:b w:val="0"/>
+        </w:rPr>
+        <w:t>The caller must turn this result into a clear no-eligible-option message; it must not treat None as an activity name.</w:t>
+      </w:r>
+    </w:p>
+    <w:p>
+      <w:pPr>
+        <w:pStyle w:val="Heading3"/>
+      </w:pPr>
+      <w:r>
         <w:t>W3 Repair order dependence</w:t>
       </w:r>
     </w:p>
     <w:p>
-      <w:r>
-        <w:t>A tied selection changes after reversing input order. Identify the likely missing policy and test.</w:t>
-      </w:r>
-    </w:p>
-    <w:p>
-      <w:r>
-        <w:t>An explicit deterministic tie rule is missing or incorrect. Apply alphabetical name order and rerun both orders.</w:t>
-      </w:r>
-    </w:p>
-    <w:p>
       <w:pPr>
         <w:pStyle w:val="Heading3"/>
       </w:pPr>
       <w:r>
+        <w:t>Workbook question · W3</w:t>
+      </w:r>
+    </w:p>
+    <w:p>
+      <w:pPr>
+        <w:spacing w:line="336" w:lineRule="auto" w:after="180"/>
+        <w:shd w:fill="F5F1FB"/>
+      </w:pPr>
+      <w:r>
+        <w:rPr>
+          <w:b w:val="0"/>
+        </w:rPr>
+        <w:t xml:space="preserve">A tied selection changes after reversing </w:t>
+      </w:r>
+      <w:r>
+        <w:rPr>
+          <w:b/>
+        </w:rPr>
+        <w:t>input</w:t>
+      </w:r>
+      <w:r>
+        <w:rPr>
+          <w:b w:val="0"/>
+        </w:rPr>
+        <w:t xml:space="preserve"> order. Identify the likely missing policy and test.</w:t>
+      </w:r>
+    </w:p>
+    <w:p>
+      <w:pPr>
+        <w:pStyle w:val="Heading3"/>
+      </w:pPr>
+      <w:r>
+        <w:t>Teacher reasoning · W3</w:t>
+      </w:r>
+    </w:p>
+    <w:p>
+      <w:pPr>
+        <w:spacing w:line="336" w:lineRule="auto" w:after="180"/>
+        <w:shd w:fill="F1F6FC"/>
+      </w:pPr>
+      <w:r>
+        <w:rPr>
+          <w:b w:val="0"/>
+        </w:rPr>
+        <w:t xml:space="preserve">An explicit </w:t>
+      </w:r>
+      <w:r>
+        <w:rPr>
+          <w:b/>
+        </w:rPr>
+        <w:t>deterministic</w:t>
+      </w:r>
+      <w:r>
+        <w:rPr>
+          <w:b w:val="0"/>
+        </w:rPr>
+        <w:t xml:space="preserve"> tie rule is missing or incorrect. Apply alphabetical name order and rerun both orders.</w:t>
+      </w:r>
+    </w:p>
+    <w:p>
+      <w:pPr>
+        <w:pStyle w:val="Heading3"/>
+      </w:pPr>
+      <w:r>
         <w:t>W4 Implement independently</w:t>
       </w:r>
     </w:p>
     <w:p>
-      <w:r>
+      <w:pPr>
+        <w:pStyle w:val="Heading3"/>
+      </w:pPr>
+      <w:r>
+        <w:t>Workbook question · W4</w:t>
+      </w:r>
+    </w:p>
+    <w:p>
+      <w:pPr>
+        <w:spacing w:line="336" w:lineRule="auto" w:after="180"/>
+        <w:shd w:fill="F5F1FB"/>
+      </w:pPr>
+      <w:r>
+        <w:rPr>
+          <w:b w:val="0"/>
+        </w:rPr>
         <w:t>Use the function with X (fun 4, learning 1, minutes 12), Y (3,3,10), Z (5,5,13), limit 12. Predict the winner, reverse the list and retest. Also test limit 9.</w:t>
       </w:r>
     </w:p>
     <w:p>
-      <w:r>
+      <w:pPr>
+        <w:pStyle w:val="Heading3"/>
+      </w:pPr>
+      <w:r>
+        <w:t>Teacher reasoning · W4</w:t>
+      </w:r>
+    </w:p>
+    <w:p>
+      <w:pPr>
+        <w:spacing w:line="336" w:lineRule="auto" w:after="180"/>
+        <w:shd w:fill="F1F6FC"/>
+      </w:pPr>
+      <w:r>
+        <w:rPr>
+          <w:b w:val="0"/>
+        </w:rPr>
         <w:t>X and Y score 9; Z is excluded. X wins alphabetically in either order. Limit 9 returns None.</w:t>
       </w:r>
     </w:p>
@@ -2761,12 +4990,54 @@
       </w:r>
     </w:p>
     <w:p>
-      <w:r>
-        <w:t>Write a one-sentence explanation of X winning without calling it objectively best.</w:t>
-      </w:r>
-    </w:p>
-    <w:p>
-      <w:r>
+      <w:pPr>
+        <w:pStyle w:val="Heading3"/>
+      </w:pPr>
+      <w:r>
+        <w:t>Workbook question · W5</w:t>
+      </w:r>
+    </w:p>
+    <w:p>
+      <w:pPr>
+        <w:spacing w:line="336" w:lineRule="auto" w:after="180"/>
+        <w:shd w:fill="F5F1FB"/>
+      </w:pPr>
+      <w:r>
+        <w:rPr>
+          <w:b w:val="0"/>
+        </w:rPr>
+        <w:t xml:space="preserve">Write a one-sentence </w:t>
+      </w:r>
+      <w:r>
+        <w:rPr>
+          <w:b/>
+        </w:rPr>
+        <w:t>explanation</w:t>
+      </w:r>
+      <w:r>
+        <w:rPr>
+          <w:b w:val="0"/>
+        </w:rPr>
+        <w:t xml:space="preserve"> of X winning without calling it objectively best.</w:t>
+      </w:r>
+    </w:p>
+    <w:p>
+      <w:pPr>
+        <w:pStyle w:val="Heading3"/>
+      </w:pPr>
+      <w:r>
+        <w:t>Teacher reasoning · W5</w:t>
+      </w:r>
+    </w:p>
+    <w:p>
+      <w:pPr>
+        <w:spacing w:line="336" w:lineRule="auto" w:after="180"/>
+        <w:shd w:fill="F1F6FC"/>
+      </w:pPr>
+      <w:r>
+        <w:rPr>
+          <w:b w:val="0"/>
+        </w:rPr>
         <w:t>X meets the 12-minute limit and ties for highest eligible score 9; the alphabetical tie rule selects X.</w:t>
       </w:r>
     </w:p>
@@ -2779,12 +5050,24 @@
       </w:r>
     </w:p>
     <w:p>
-      <w:r>
+      <w:pPr>
+        <w:spacing w:line="336" w:lineRule="auto" w:after="180"/>
+      </w:pPr>
+      <w:r>
+        <w:rPr>
+          <w:b w:val="0"/>
+        </w:rPr>
         <w:t>Explain why a row with fun "4" fails while fun 4 can pass.</w:t>
       </w:r>
     </w:p>
     <w:p>
-      <w:r>
+      <w:pPr>
+        <w:spacing w:line="336" w:lineRule="auto" w:after="180"/>
+      </w:pPr>
+      <w:r>
+        <w:rPr>
+          <w:b w:val="0"/>
+        </w:rPr>
         <w:t>The first is text; the schema requires an exact integer rating from 0 to 5.</w:t>
       </w:r>
     </w:p>
@@ -2797,18 +5080,48 @@
       </w:r>
     </w:p>
     <w:p>
-      <w:r>
+      <w:pPr>
+        <w:spacing w:line="336" w:lineRule="auto" w:after="180"/>
+        <w:shd w:fill="F5F1FB"/>
+      </w:pPr>
+      <w:r>
+        <w:rPr>
+          <w:b w:val="0"/>
+        </w:rPr>
         <w:t>What does valid_item return if learning is absent?</w:t>
       </w:r>
     </w:p>
     <w:p>
-      <w:r>
+      <w:pPr>
+        <w:spacing w:line="336" w:lineRule="auto" w:after="180"/>
+      </w:pPr>
+      <w:r>
+        <w:rPr>
+          <w:b w:val="0"/>
+        </w:rPr>
         <w:t>False: get returns None and the exact integer check fails.</w:t>
       </w:r>
     </w:p>
     <w:p>
-      <w:r>
-        <w:t>When learning is absent, row.get("learning") returns None. The condition type(value) is not int is true, so the helper returns False before doing the range comparison. This is a schema rejection; it is different from a valid item that later exceeds the selection time limit.</w:t>
+      <w:pPr>
+        <w:spacing w:line="336" w:lineRule="auto" w:after="180"/>
+      </w:pPr>
+      <w:r>
+        <w:rPr>
+          <w:b w:val="0"/>
+        </w:rPr>
+        <w:t>When learning is absent, row.get("learning") returns None. The condition type(value) is not int is true, so the helper returns False before doing the range comparison.</w:t>
+      </w:r>
+    </w:p>
+    <w:p>
+      <w:pPr>
+        <w:spacing w:line="336" w:lineRule="auto" w:after="180"/>
+      </w:pPr>
+      <w:r>
+        <w:rPr>
+          <w:b w:val="0"/>
+        </w:rPr>
+        <w:t>This is a schema rejection; it is different from a valid item that later exceeds the selection time limit.</w:t>
       </w:r>
     </w:p>
     <w:p>
@@ -2820,12 +5133,25 @@
       </w:r>
     </w:p>
     <w:p>
-      <w:r>
+      <w:pPr>
+        <w:spacing w:line="336" w:lineRule="auto" w:after="180"/>
+        <w:shd w:fill="F5F1FB"/>
+      </w:pPr>
+      <w:r>
+        <w:rPr>
+          <w:b w:val="0"/>
+        </w:rPr>
         <w:t>A program validates rows but still sends the original raw list to recommend. What should change?</w:t>
       </w:r>
     </w:p>
     <w:p>
-      <w:r>
+      <w:pPr>
+        <w:spacing w:line="336" w:lineRule="auto" w:after="180"/>
+      </w:pPr>
+      <w:r>
+        <w:rPr>
+          <w:b w:val="0"/>
+        </w:rPr>
         <w:t>Pass only the accepted, uniqueness-checked list. Preserve rejection information separately for reporting.</w:t>
       </w:r>
     </w:p>
@@ -2838,12 +5164,36 @@
       </w:r>
     </w:p>
     <w:p>
-      <w:r>
-        <w:t>Combine validation and the Week 24 selector for A (minutes 10, fun 3, learning 2), B (12,4,1), and C (8,"5",5), limit 10. State accepted rows, rejected row, selection and explanation.</w:t>
-      </w:r>
-    </w:p>
-    <w:p>
-      <w:r>
+      <w:pPr>
+        <w:spacing w:line="336" w:lineRule="auto" w:after="180"/>
+      </w:pPr>
+      <w:r>
+        <w:rPr>
+          <w:b w:val="0"/>
+        </w:rPr>
+        <w:t xml:space="preserve">Combine validation and the Week 24 selector for A (minutes 10, fun 3, learning 2), B (12,4,1), and C (8,"5",5), limit 10. State accepted rows, rejected row, selection and </w:t>
+      </w:r>
+      <w:r>
+        <w:rPr>
+          <w:b/>
+        </w:rPr>
+        <w:t>explanation</w:t>
+      </w:r>
+      <w:r>
+        <w:rPr>
+          <w:b w:val="0"/>
+        </w:rPr>
+        <w:t>.</w:t>
+      </w:r>
+    </w:p>
+    <w:p>
+      <w:pPr>
+        <w:spacing w:line="336" w:lineRule="auto" w:after="180"/>
+      </w:pPr>
+      <w:r>
+        <w:rPr>
+          <w:b w:val="0"/>
+        </w:rPr>
         <w:t>A and B validate; C fails fun type. B exceeds the limit. A wins with score 8. Report 2 accepted of 3, one rejection and one eligible item. Verify unique names.</w:t>
       </w:r>
     </w:p>
@@ -2856,12 +5206,25 @@
       </w:r>
     </w:p>
     <w:p>
-      <w:r>
+      <w:pPr>
+        <w:spacing w:line="336" w:lineRule="auto" w:after="180"/>
+        <w:shd w:fill="F5F1FB"/>
+      </w:pPr>
+      <w:r>
+        <w:rPr>
+          <w:b w:val="0"/>
+        </w:rPr>
         <w:t>Two valid rows have the same name but different ratings. Should individual validation alone permit selection?</w:t>
       </w:r>
     </w:p>
     <w:p>
-      <w:r>
+      <w:pPr>
+        <w:spacing w:line="336" w:lineRule="auto" w:after="180"/>
+      </w:pPr>
+      <w:r>
+        <w:rPr>
+          <w:b w:val="0"/>
+        </w:rPr>
         <w:t>No. The batch uniqueness contract fails. Block the ambiguous batch and report duplicate names for correction.</w:t>
       </w:r>
     </w:p>
@@ -2874,20 +5237,62 @@
       </w:r>
     </w:p>
     <w:p>
-      <w:r>
-        <w:t>Selected case: Request: mystery, at most 100 pages. Catalogue: D mystery110 illustrated; E mystery80 plain; F science80 illustrated; G mystery95 illustrated; H mystery90 illustrated. Filter first; score 3 for mystery plus 2 for illustrations; break ties by fewer pages.</w:t>
-      </w:r>
-    </w:p>
-    <w:p>
       <w:pPr>
         <w:pStyle w:val="Heading3"/>
       </w:pPr>
       <w:r>
+        <w:t>Independent question · withhold the key</w:t>
+      </w:r>
+    </w:p>
+    <w:p>
+      <w:pPr>
+        <w:spacing w:line="336" w:lineRule="auto" w:after="180"/>
+        <w:shd w:fill="F5F1FB"/>
+      </w:pPr>
+      <w:r>
+        <w:rPr>
+          <w:b w:val="0"/>
+        </w:rPr>
+        <w:t>Selected case: Request: mystery, at most 100 pages. Catalogue: D mystery110 illustrated; E mystery80 plain; F science80 illustrated; G mystery95 illustrated; H mystery90 illustrated.</w:t>
+      </w:r>
+    </w:p>
+    <w:p>
+      <w:pPr>
+        <w:spacing w:line="336" w:lineRule="auto" w:after="180"/>
+        <w:shd w:fill="F5F1FB"/>
+      </w:pPr>
+      <w:r>
+        <w:rPr>
+          <w:b w:val="0"/>
+        </w:rPr>
+        <w:t>Filter first; score 3 for mystery plus 2 for illustrations; break ties by fewer pages.</w:t>
+      </w:r>
+    </w:p>
+    <w:p>
+      <w:pPr>
+        <w:pStyle w:val="Heading3"/>
+      </w:pPr>
+      <w:r>
         <w:t>Selected case answer</w:t>
       </w:r>
     </w:p>
     <w:p>
-      <w:r>
+      <w:pPr>
+        <w:pStyle w:val="Heading3"/>
+      </w:pPr>
+      <w:r>
+        <w:t>Teacher key · Selected case answer</w:t>
+      </w:r>
+    </w:p>
+    <w:p>
+      <w:pPr>
+        <w:spacing w:line="336" w:lineRule="auto" w:after="180"/>
+        <w:shd w:fill="F1F6FC"/>
+      </w:pPr>
+      <w:r>
+        <w:rPr>
+          <w:b w:val="0"/>
+        </w:rPr>
         <w:t>D fails length and F fails genre. E scores3, G and H score5. H wins the tie with 90 versus95 pages. Filtering is separate from scoring; this written preference rule is not proof of a trained model.</w:t>
       </w:r>
     </w:p>
@@ -2994,21 +5399,77 @@
       </w:tr>
     </w:tbl>
     <w:p>
-      <w:r>
-        <w:t>Record each dimension as not yet, with support, or independent. Accept a valid alternative procedure with a defensible trace. Do not penalise an honestly recorded model failure if the learner correctly explains its evidence and limits.</w:t>
-      </w:r>
-    </w:p>
-    <w:p>
       <w:pPr>
         <w:pStyle w:val="Heading3"/>
       </w:pPr>
       <w:r>
+        <w:t>Teacher key · Selected case answer</w:t>
+      </w:r>
+    </w:p>
+    <w:p>
+      <w:pPr>
+        <w:spacing w:line="336" w:lineRule="auto" w:after="180"/>
+        <w:shd w:fill="F1F6FC"/>
+      </w:pPr>
+      <w:r>
+        <w:rPr>
+          <w:b w:val="0"/>
+        </w:rPr>
+        <w:t>Record each dimension as not yet, with support, or independent. Accept a valid alternative procedure with a defensible trace.</w:t>
+      </w:r>
+    </w:p>
+    <w:p>
+      <w:pPr>
+        <w:spacing w:line="336" w:lineRule="auto" w:after="180"/>
+        <w:shd w:fill="F1F6FC"/>
+      </w:pPr>
+      <w:r>
+        <w:rPr>
+          <w:b w:val="0"/>
+        </w:rPr>
+        <w:t xml:space="preserve">Do not penalise an honestly recorded model failure if the learner correctly explains its </w:t>
+      </w:r>
+      <w:r>
+        <w:rPr>
+          <w:b/>
+        </w:rPr>
+        <w:t>evidence</w:t>
+      </w:r>
+      <w:r>
+        <w:rPr>
+          <w:b w:val="0"/>
+        </w:rPr>
+        <w:t xml:space="preserve"> and limits.</w:t>
+      </w:r>
+    </w:p>
+    <w:p>
+      <w:pPr>
+        <w:pStyle w:val="Heading3"/>
+      </w:pPr>
+      <w:r>
         <w:t>Feedback that the learner uses</w:t>
       </w:r>
     </w:p>
     <w:p>
-      <w:r>
-        <w:t>Name the earliest unsupported step and give one action to repair it. Have the learner make that repair now and explain why. Then assess the relevant skill on a fresh, fully specified case. Confirm it was not previously practised with feedback; solve and check the new case before assigning it. A follow-up design prompt is a starting brief, not automatically an equivalent test.</w:t>
+      <w:pPr>
+        <w:spacing w:line="336" w:lineRule="auto" w:after="180"/>
+      </w:pPr>
+      <w:r>
+        <w:rPr>
+          <w:b w:val="0"/>
+        </w:rPr>
+        <w:t>Name the earliest unsupported step and give one action to repair it. Have the learner make that repair now and explain why. Then assess the relevant skill on a fresh, fully specified case.</w:t>
+      </w:r>
+    </w:p>
+    <w:p>
+      <w:pPr>
+        <w:spacing w:line="336" w:lineRule="auto" w:after="180"/>
+      </w:pPr>
+      <w:r>
+        <w:rPr>
+          <w:b w:val="0"/>
+        </w:rPr>
+        <w:t>Confirm it was not previously practised with feedback; solve and check the new case before assigning it. A follow-up design prompt is a starting brief, not automatically an equivalent test.</w:t>
       </w:r>
     </w:p>
     <w:p>
@@ -3020,11 +5481,110 @@
       </w:r>
     </w:p>
     <w:p>
+      <w:r>
+        <w:t>Connect Build the Recommender to Transparent Book Recommender, adapt support and plan a later changed-case check.</w:t>
+      </w:r>
+    </w:p>
+    <w:p>
       <w:pPr>
         <w:pStyle w:val="Heading3"/>
       </w:pPr>
       <w:r>
-        <w:t>Connect and extend learning</w:t>
+        <w:t>Transparent Book Recommender</w:t>
+      </w:r>
+    </w:p>
+    <w:p>
+      <w:pPr>
+        <w:spacing w:line="336" w:lineRule="auto" w:after="180"/>
+      </w:pPr>
+      <w:r>
+        <w:rPr>
+          <w:b w:val="0"/>
+        </w:rPr>
+        <w:t xml:space="preserve">This is the complete </w:t>
+      </w:r>
+      <w:r>
+        <w:rPr>
+          <w:b/>
+        </w:rPr>
+        <w:t>baseline</w:t>
+      </w:r>
+      <w:r>
+        <w:rPr>
+          <w:b w:val="0"/>
+        </w:rPr>
+        <w:t xml:space="preserve">: </w:t>
+      </w:r>
+      <w:r>
+        <w:rPr>
+          <w:b/>
+        </w:rPr>
+        <w:t>input</w:t>
+      </w:r>
+      <w:r>
+        <w:rPr>
+          <w:b w:val="0"/>
+        </w:rPr>
+        <w:t xml:space="preserve">s, scoring, filter, ranking, </w:t>
+      </w:r>
+      <w:r>
+        <w:rPr>
+          <w:b/>
+        </w:rPr>
+        <w:t>explanation</w:t>
+      </w:r>
+      <w:r>
+        <w:rPr>
+          <w:b w:val="0"/>
+        </w:rPr>
+        <w:t>, and abstain rule.</w:t>
+      </w:r>
+    </w:p>
+    <w:p>
+      <w:pPr>
+        <w:spacing w:line="336" w:lineRule="auto" w:after="180"/>
+      </w:pPr>
+      <w:r>
+        <w:rPr>
+          <w:b w:val="0"/>
+        </w:rPr>
+        <w:t xml:space="preserve">Keep the decision, </w:t>
+      </w:r>
+      <w:r>
+        <w:rPr>
+          <w:b/>
+        </w:rPr>
+        <w:t>input</w:t>
+      </w:r>
+      <w:r>
+        <w:rPr>
+          <w:b w:val="0"/>
+        </w:rPr>
+        <w:t xml:space="preserve">, result, </w:t>
+      </w:r>
+      <w:r>
+        <w:rPr>
+          <w:b/>
+        </w:rPr>
+        <w:t>explanation</w:t>
+      </w:r>
+      <w:r>
+        <w:rPr>
+          <w:b w:val="0"/>
+        </w:rPr>
+        <w:t xml:space="preserve"> and remaining limitation in the project </w:t>
+      </w:r>
+      <w:r>
+        <w:rPr>
+          <w:b/>
+        </w:rPr>
+        <w:t>evidence</w:t>
+      </w:r>
+      <w:r>
+        <w:rPr>
+          <w:b w:val="0"/>
+        </w:rPr>
+        <w:t xml:space="preserve"> record. Retrieve this record next week rather than restarting the project.</w:t>
       </w:r>
     </w:p>
     <w:p>
@@ -3032,17 +5592,18 @@
         <w:pStyle w:val="Heading3"/>
       </w:pPr>
       <w:r>
-        <w:t>Transparent Book Recommender</w:t>
-      </w:r>
-    </w:p>
-    <w:p>
-      <w:r>
-        <w:t>This is the complete baseline: inputs, scoring, filter, ranking, explanation, and abstain rule.</w:t>
-      </w:r>
-    </w:p>
-    <w:p>
-      <w:r>
-        <w:t>Keep the decision, input, result, explanation and remaining limitation in the project evidence record. Retrieve this record next week rather than restarting the project.</w:t>
+        <w:t>Support and stretch</w:t>
+      </w:r>
+    </w:p>
+    <w:p>
+      <w:pPr>
+        <w:spacing w:line="336" w:lineRule="auto" w:after="180"/>
+      </w:pPr>
+      <w:r>
+        <w:rPr>
+          <w:b w:val="0"/>
+        </w:rPr>
+        <w:t>Trace one record or condition at a time with counters and labelled columns. Stretch: introduce a tie, boundary or missing field and declare its handling policy before rerunning.</w:t>
       </w:r>
     </w:p>
     <w:p>
@@ -3050,12 +5611,30 @@
         <w:pStyle w:val="Heading3"/>
       </w:pPr>
       <w:r>
-        <w:t>Support and stretch</w:t>
-      </w:r>
-    </w:p>
-    <w:p>
-      <w:r>
-        <w:t>Trace one record or condition at a time with counters and labelled columns. Stretch: introduce a tie, boundary or missing field and declare its handling policy before rerunning.</w:t>
+        <w:t>Exit reflection</w:t>
+      </w:r>
+    </w:p>
+    <w:p>
+      <w:pPr>
+        <w:spacing w:line="336" w:lineRule="auto" w:after="180"/>
+      </w:pPr>
+      <w:r>
+        <w:rPr>
+          <w:b w:val="0"/>
+        </w:rPr>
+        <w:t xml:space="preserve">Ask for one decision the learner can now justify and one situation requiring more </w:t>
+      </w:r>
+      <w:r>
+        <w:rPr>
+          <w:b/>
+        </w:rPr>
+        <w:t>evidence</w:t>
+      </w:r>
+      <w:r>
+        <w:rPr>
+          <w:b w:val="0"/>
+        </w:rPr>
+        <w:t xml:space="preserve"> or human review. Confidence ratings are separate from correct independent performance.</w:t>
       </w:r>
     </w:p>
     <w:p>
@@ -3063,12 +5642,30 @@
         <w:pStyle w:val="Heading3"/>
       </w:pPr>
       <w:r>
-        <w:t>Exit reflection</w:t>
-      </w:r>
-    </w:p>
-    <w:p>
-      <w:r>
-        <w:t>Ask for one decision the learner can now justify and one situation requiring more evidence or human review. Confidence ratings are separate from correct independent performance.</w:t>
+        <w:t>Bridge to the next week</w:t>
+      </w:r>
+    </w:p>
+    <w:p>
+      <w:pPr>
+        <w:spacing w:line="336" w:lineRule="auto" w:after="180"/>
+      </w:pPr>
+      <w:r>
+        <w:rPr>
+          <w:b w:val="0"/>
+        </w:rPr>
+        <w:t xml:space="preserve">Next: Week 34: Test Diverse Users. Retrieve today’s </w:t>
+      </w:r>
+      <w:r>
+        <w:rPr>
+          <w:b/>
+        </w:rPr>
+        <w:t>evidence</w:t>
+      </w:r>
+      <w:r>
+        <w:rPr>
+          <w:b w:val="0"/>
+        </w:rPr>
+        <w:t xml:space="preserve"> and identify what carries forward and what is new.</w:t>
       </w:r>
     </w:p>
     <w:p>
@@ -3076,12 +5673,111 @@
         <w:pStyle w:val="Heading3"/>
       </w:pPr>
       <w:r>
-        <w:t>Bridge to the next week</w:t>
-      </w:r>
-    </w:p>
-    <w:p>
-      <w:r>
-        <w:t>Next: Week 34: Test Diverse Users. Retrieve today’s evidence and identify what carries forward and what is new.</w:t>
+        <w:t>Support and fresh reassessment</w:t>
+      </w:r>
+    </w:p>
+    <w:p>
+      <w:pPr>
+        <w:spacing w:line="336" w:lineRule="auto" w:after="180"/>
+      </w:pPr>
+      <w:r>
+        <w:rPr>
+          <w:b w:val="0"/>
+        </w:rPr>
+        <w:t>Trace best and best_score row by row. Extension: return a record with name, score and reason while retaining the same selection policy.</w:t>
+      </w:r>
+    </w:p>
+    <w:p>
+      <w:pPr>
+        <w:spacing w:line="336" w:lineRule="auto" w:after="180"/>
+      </w:pPr>
+      <w:r>
+        <w:rPr>
+          <w:b w:val="0"/>
+        </w:rPr>
+        <w:t xml:space="preserve">Independent W4 </w:t>
+      </w:r>
+      <w:r>
+        <w:rPr>
+          <w:b/>
+        </w:rPr>
+        <w:t>evidence</w:t>
+      </w:r>
+      <w:r>
+        <w:rPr>
+          <w:b w:val="0"/>
+        </w:rPr>
+        <w:t xml:space="preserve">: X and Y score 9; Z is excluded. X wins alphabetically in either order. Limit 9 returns None. Record whether the learner needed no help, a hint or </w:t>
+      </w:r>
+      <w:r>
+        <w:rPr>
+          <w:b/>
+        </w:rPr>
+        <w:t>explanation</w:t>
+      </w:r>
+      <w:r>
+        <w:rPr>
+          <w:b w:val="0"/>
+        </w:rPr>
+        <w:t>.</w:t>
+      </w:r>
+    </w:p>
+    <w:p>
+      <w:pPr>
+        <w:spacing w:line="336" w:lineRule="auto" w:after="180"/>
+      </w:pPr>
+      <w:r>
+        <w:rPr>
+          <w:b w:val="0"/>
+        </w:rPr>
+        <w:t>Fresh retry: B (2,4,8), C (3,2,8), A (5,5,9), limit 8. B/C tie at 8; B wins. Limit 7 returns None.</w:t>
+      </w:r>
+    </w:p>
+    <w:p>
+      <w:pPr>
+        <w:spacing w:line="336" w:lineRule="auto" w:after="180"/>
+      </w:pPr>
+      <w:r>
+        <w:rPr>
+          <w:b w:val="0"/>
+        </w:rPr>
+        <w:t xml:space="preserve">Next week: File </w:t>
+      </w:r>
+      <w:r>
+        <w:rPr>
+          <w:b/>
+        </w:rPr>
+        <w:t>input</w:t>
+      </w:r>
+      <w:r>
+        <w:rPr>
+          <w:b w:val="0"/>
+        </w:rPr>
+        <w:t xml:space="preserve"> and </w:t>
+      </w:r>
+      <w:r>
+        <w:rPr>
+          <w:b/>
+        </w:rPr>
+        <w:t>output</w:t>
+      </w:r>
+      <w:r>
+        <w:rPr>
+          <w:b w:val="0"/>
+        </w:rPr>
+        <w:t xml:space="preserve">. Reuse this week's explicit contracts and </w:t>
+      </w:r>
+      <w:r>
+        <w:rPr>
+          <w:b/>
+        </w:rPr>
+        <w:t>evidence</w:t>
+      </w:r>
+      <w:r>
+        <w:rPr>
+          <w:b w:val="0"/>
+        </w:rPr>
+        <w:t>.</w:t>
       </w:r>
     </w:p>
     <w:p>
@@ -3089,22 +5785,100 @@
         <w:pStyle w:val="Heading3"/>
       </w:pPr>
       <w:r>
-        <w:t>Support and fresh reassessment</w:t>
-      </w:r>
-    </w:p>
-    <w:p>
-      <w:r>
-        <w:t>Trace best and best_score row by row. Extension: return a record with name, score and reason while retaining the same selection policy.</w:t>
-      </w:r>
-    </w:p>
-    <w:p>
-      <w:r>
-        <w:t>Independent W4 evidence: X and Y score 9; Z is excluded. X wins alphabetically in either order. Limit 9 returns None. Record whether the learner needed no help, a hint or explanation. Fresh retry: B (2,4,8), C (3,2,8), A (5,5,9), limit 8. B/C tie at 8; B wins. Limit 7 returns None.</w:t>
-      </w:r>
-    </w:p>
-    <w:p>
-      <w:r>
-        <w:t>Next week: File input and output. Reuse this week's explicit contracts and evidence.</w:t>
+        <w:t>Readiness and reassessment for Building the data pipeline</w:t>
+      </w:r>
+    </w:p>
+    <w:p>
+      <w:pPr>
+        <w:spacing w:line="336" w:lineRule="auto" w:after="180"/>
+      </w:pPr>
+      <w:r>
+        <w:rPr>
+          <w:b w:val="0"/>
+        </w:rPr>
+        <w:t xml:space="preserve">Connect paper </w:t>
+      </w:r>
+      <w:r>
+        <w:rPr>
+          <w:b/>
+        </w:rPr>
+        <w:t>stage</w:t>
+      </w:r>
+      <w:r>
+        <w:rPr>
+          <w:b w:val="0"/>
+        </w:rPr>
+        <w:t xml:space="preserve"> cards with </w:t>
+      </w:r>
+      <w:r>
+        <w:rPr>
+          <w:b/>
+        </w:rPr>
+        <w:t>input</w:t>
+      </w:r>
+      <w:r>
+        <w:rPr>
+          <w:b w:val="0"/>
+        </w:rPr>
+        <w:t>/</w:t>
+      </w:r>
+      <w:r>
+        <w:rPr>
+          <w:b/>
+        </w:rPr>
+        <w:t>output</w:t>
+      </w:r>
+      <w:r>
+        <w:rPr>
+          <w:b w:val="0"/>
+        </w:rPr>
+        <w:t xml:space="preserve"> labels. Extension: return specific reasons for missing, type and range errors without exposing personal data.</w:t>
+      </w:r>
+    </w:p>
+    <w:p>
+      <w:pPr>
+        <w:spacing w:line="336" w:lineRule="auto" w:after="180"/>
+      </w:pPr>
+      <w:r>
+        <w:rPr>
+          <w:b w:val="0"/>
+        </w:rPr>
+        <w:t xml:space="preserve">Independent W4 </w:t>
+      </w:r>
+      <w:r>
+        <w:rPr>
+          <w:b/>
+        </w:rPr>
+        <w:t>evidence</w:t>
+      </w:r>
+      <w:r>
+        <w:rPr>
+          <w:b w:val="0"/>
+        </w:rPr>
+        <w:t>: A and B validate; C fails fun type. B exceeds the limit. A wins with score 8. Report 2 accepted of 3, one rejection and one eligible item. Verify unique names.</w:t>
+      </w:r>
+    </w:p>
+    <w:p>
+      <w:pPr>
+        <w:spacing w:line="336" w:lineRule="auto" w:after="180"/>
+      </w:pPr>
+      <w:r>
+        <w:rPr>
+          <w:b w:val="0"/>
+        </w:rPr>
+        <w:t xml:space="preserve">Record whether the learner needed no help, a hint or </w:t>
+      </w:r>
+      <w:r>
+        <w:rPr>
+          <w:b/>
+        </w:rPr>
+        <w:t>explanation</w:t>
+      </w:r>
+      <w:r>
+        <w:rPr>
+          <w:b w:val="0"/>
+        </w:rPr>
+        <w:t>. Fresh retry: X (minutes 9, fun 2, learning 3), Y (10,3,2), Z (11,6,1), limit 10. Accept X/Y, reject Z rating; select Y score 8 versus X 7.</w:t>
       </w:r>
     </w:p>
     <w:p>
@@ -3112,35 +5886,40 @@
         <w:pStyle w:val="Heading3"/>
       </w:pPr>
       <w:r>
-        <w:t>Readiness and reassessment for Building the data pipeline</w:t>
-      </w:r>
-    </w:p>
-    <w:p>
-      <w:r>
-        <w:t>Connect paper stage cards with input/output labels. Extension: return specific reasons for missing, type and range errors without exposing personal data.</w:t>
-      </w:r>
-    </w:p>
-    <w:p>
-      <w:r>
-        <w:t>Independent W4 evidence: A and B validate; C fails fun type. B exceeds the limit. A wins with score 8. Report 2 accepted of 3, one rejection and one eligible item. Verify unique names. Record whether the learner needed no help, a hint or explanation. Fresh retry: X (minutes 9, fun 2, learning 3), Y (10,3,2), Z (11,6,1), limit 10. Accept X/Y, reject Z rating; select Y score 8 versus X 7.</w:t>
-      </w:r>
-    </w:p>
-    <w:p>
-      <w:pPr>
-        <w:pStyle w:val="Heading3"/>
-      </w:pPr>
-      <w:r>
         <w:t>Plan the delayed return</w:t>
       </w:r>
     </w:p>
     <w:p>
-      <w:r>
+      <w:pPr>
+        <w:spacing w:line="336" w:lineRule="auto" w:after="180"/>
+      </w:pPr>
+      <w:r>
+        <w:rPr>
+          <w:b w:val="0"/>
+        </w:rPr>
         <w:t>Suggested return points in this level: ai-2/34, ai-2/36. Use actual classroom dates, adjusting for holidays and gaps. One, three and six teaching weeks are scheduling choices, not a claimed optimal spacing.</w:t>
       </w:r>
     </w:p>
     <w:p>
-      <w:r>
-        <w:t>At a delayed check, ask for the idea from memory and a changed application. Compare with the earlier independent response and record support used. For a new level, revisit the previous capstone before checking the new prerequisites.</w:t>
+      <w:pPr>
+        <w:spacing w:line="336" w:lineRule="auto" w:after="180"/>
+      </w:pPr>
+      <w:r>
+        <w:rPr>
+          <w:b w:val="0"/>
+        </w:rPr>
+        <w:t>At a delayed check, ask for the idea from memory and a changed application. Compare with the earlier independent response and record support used.</w:t>
+      </w:r>
+    </w:p>
+    <w:p>
+      <w:pPr>
+        <w:spacing w:line="336" w:lineRule="auto" w:after="180"/>
+      </w:pPr>
+      <w:r>
+        <w:rPr>
+          <w:b w:val="0"/>
+        </w:rPr>
+        <w:t>For a new level, revisit the previous capstone before checking the new prerequisites.</w:t>
       </w:r>
     </w:p>
     <w:tbl>
@@ -3300,8 +6079,26 @@
       </w:tr>
     </w:tbl>
     <w:p>
-      <w:r>
-        <w:t>Use the evidence to choose reteaching or the next step. A completed page, confidence rating or attractive project does not by itself demonstrate understanding.</w:t>
+      <w:pPr>
+        <w:spacing w:line="336" w:lineRule="auto" w:after="180"/>
+      </w:pPr>
+      <w:r>
+        <w:rPr>
+          <w:b w:val="0"/>
+        </w:rPr>
+        <w:t xml:space="preserve">Use the </w:t>
+      </w:r>
+      <w:r>
+        <w:rPr>
+          <w:b/>
+        </w:rPr>
+        <w:t>evidence</w:t>
+      </w:r>
+      <w:r>
+        <w:rPr>
+          <w:b w:val="0"/>
+        </w:rPr>
+        <w:t xml:space="preserve"> to choose reteaching or the next step. A completed page, confidence rating or attractive project does not by itself demonstrate understanding.</w:t>
       </w:r>
     </w:p>
     <w:p>
@@ -3313,8 +6110,38 @@
       </w:r>
     </w:p>
     <w:p>
-      <w:r>
-        <w:t>Save the recommender code, contract and this full trace; test the same records in different input orders.</w:t>
+      <w:pPr>
+        <w:spacing w:line="336" w:lineRule="auto" w:after="180"/>
+      </w:pPr>
+      <w:r>
+        <w:rPr>
+          <w:b w:val="0"/>
+        </w:rPr>
+        <w:t xml:space="preserve">Save the </w:t>
+      </w:r>
+      <w:r>
+        <w:rPr>
+          <w:b/>
+        </w:rPr>
+        <w:t>recommender</w:t>
+      </w:r>
+      <w:r>
+        <w:rPr>
+          <w:b w:val="0"/>
+        </w:rPr>
+        <w:t xml:space="preserve"> code, contract and this full trace; test the same records in different </w:t>
+      </w:r>
+      <w:r>
+        <w:rPr>
+          <w:b/>
+        </w:rPr>
+        <w:t>input</w:t>
+      </w:r>
+      <w:r>
+        <w:rPr>
+          <w:b w:val="0"/>
+        </w:rPr>
+        <w:t xml:space="preserve"> orders.</w:t>
       </w:r>
     </w:p>
     <w:p>
@@ -3327,12 +6154,68 @@
     </w:p>
     <w:p>
       <w:r>
-        <w:t>Teaching target: Implement a deterministic recommender</w:t>
-      </w:r>
-    </w:p>
-    <w:p>
-      <w:r>
-        <w:t>Prepare the labelled worked-case picture, the matching workbook, fictional input cards and a place for individual responses. No paid AI account is required for the paper reasoning activities.</w:t>
+        <w:t>Use this preparation summary alongside the detailed Build the Recommender lesson; it is a checklist rather than a replacement for the full sequence.</w:t>
+      </w:r>
+    </w:p>
+    <w:p>
+      <w:pPr>
+        <w:pStyle w:val="Heading3"/>
+      </w:pPr>
+      <w:r>
+        <w:t>Teaching target</w:t>
+      </w:r>
+    </w:p>
+    <w:p>
+      <w:pPr>
+        <w:spacing w:line="336" w:lineRule="auto" w:after="180"/>
+        <w:shd w:fill="EDF7F3"/>
+      </w:pPr>
+      <w:r>
+        <w:rPr>
+          <w:b w:val="0"/>
+        </w:rPr>
+        <w:t xml:space="preserve">Teaching target: Implement a </w:t>
+      </w:r>
+      <w:r>
+        <w:rPr>
+          <w:b/>
+        </w:rPr>
+        <w:t>deterministic</w:t>
+      </w:r>
+      <w:r>
+        <w:rPr>
+          <w:b w:val="0"/>
+        </w:rPr>
+        <w:t xml:space="preserve"> </w:t>
+      </w:r>
+      <w:r>
+        <w:rPr>
+          <w:b/>
+        </w:rPr>
+        <w:t>recommender</w:t>
+      </w:r>
+    </w:p>
+    <w:p>
+      <w:pPr>
+        <w:spacing w:line="336" w:lineRule="auto" w:after="180"/>
+      </w:pPr>
+      <w:r>
+        <w:rPr>
+          <w:b w:val="0"/>
+        </w:rPr>
+        <w:t xml:space="preserve">Prepare the labelled worked-case picture, the matching workbook, fictional </w:t>
+      </w:r>
+      <w:r>
+        <w:rPr>
+          <w:b/>
+        </w:rPr>
+        <w:t>input</w:t>
+      </w:r>
+      <w:r>
+        <w:rPr>
+          <w:b w:val="0"/>
+        </w:rPr>
+        <w:t xml:space="preserve"> cards and a place for individual responses. No paid AI account is required for the paper reasoning activities.</w:t>
       </w:r>
     </w:p>
     <w:tbl>
@@ -3479,37 +6362,231 @@
       </w:tr>
     </w:tbl>
     <w:p>
-      <w:r>
+      <w:pPr>
+        <w:spacing w:line="336" w:lineRule="auto" w:after="180"/>
+      </w:pPr>
+      <w:r>
+        <w:rPr>
+          <w:b w:val="0"/>
+        </w:rPr>
         <w:t>Before class, solve the supported practice: State recommend([], 10) and the worked items with limit 8.</w:t>
       </w:r>
     </w:p>
     <w:p>
-      <w:r>
+      <w:pPr>
+        <w:pStyle w:val="Heading3"/>
+      </w:pPr>
+      <w:r>
+        <w:t>Supported practice answer</w:t>
+      </w:r>
+    </w:p>
+    <w:p>
+      <w:pPr>
+        <w:spacing w:line="336" w:lineRule="auto" w:after="180"/>
+        <w:shd w:fill="F1F6FC"/>
+      </w:pPr>
+      <w:r>
+        <w:rPr>
+          <w:b w:val="0"/>
+        </w:rPr>
         <w:t>Reasoned practice answer: Both return None; the caller should display no eligible option.</w:t>
       </w:r>
     </w:p>
     <w:p>
-      <w:r>
-        <w:t>Check every learner before discussion: Use the worked case for Implementing a recommender. Proposed explanation: “A successful run proves the conclusion”. Decide whether this explanation is supported. Point to the step or supplied fact that decides; explain your repair if needed.</w:t>
-      </w:r>
-    </w:p>
-    <w:p>
-      <w:r>
-        <w:t>Misconception repair: The recommendation follows a written scoring policy. It does not learn preferences, prove learning benefit or authorize an action. Display the chosen rule and let a person review whether an option is suitable.</w:t>
-      </w:r>
-    </w:p>
-    <w:p>
-      <w:r>
-        <w:t>Support: read the exact case aloud, enlarge the labelled picture, supply input cards and model only the first deciding step. Accept a spoken explanation or drawing; retain the reasoning goal.</w:t>
-      </w:r>
-    </w:p>
-    <w:p>
-      <w:r>
-        <w:t>Extension: Change D’s pages to 91, leaving every other field unchanged. Require a prediction and a reason before comparing. Expected result: D becomes ineligible, so A wins with score 2. Reason: The strict excess over the 90-page maximum changes filtering before ranking.</w:t>
-      </w:r>
-    </w:p>
-    <w:p>
-      <w:r>
+      <w:pPr>
+        <w:spacing w:line="336" w:lineRule="auto" w:after="180"/>
+      </w:pPr>
+      <w:r>
+        <w:rPr>
+          <w:b w:val="0"/>
+        </w:rPr>
+        <w:t xml:space="preserve">Check every learner before discussion: Use the worked case for Implementing a </w:t>
+      </w:r>
+      <w:r>
+        <w:rPr>
+          <w:b/>
+        </w:rPr>
+        <w:t>recommender</w:t>
+      </w:r>
+      <w:r>
+        <w:rPr>
+          <w:b w:val="0"/>
+        </w:rPr>
+        <w:t xml:space="preserve">. Proposed </w:t>
+      </w:r>
+      <w:r>
+        <w:rPr>
+          <w:b/>
+        </w:rPr>
+        <w:t>explanation</w:t>
+      </w:r>
+      <w:r>
+        <w:rPr>
+          <w:b w:val="0"/>
+        </w:rPr>
+        <w:t xml:space="preserve">: “A successful run proves the conclusion”. Decide whether this </w:t>
+      </w:r>
+      <w:r>
+        <w:rPr>
+          <w:b/>
+        </w:rPr>
+        <w:t>explanation</w:t>
+      </w:r>
+      <w:r>
+        <w:rPr>
+          <w:b w:val="0"/>
+        </w:rPr>
+        <w:t xml:space="preserve"> is supported.</w:t>
+      </w:r>
+    </w:p>
+    <w:p>
+      <w:pPr>
+        <w:spacing w:line="336" w:lineRule="auto" w:after="180"/>
+      </w:pPr>
+      <w:r>
+        <w:rPr>
+          <w:b w:val="0"/>
+        </w:rPr>
+        <w:t>Point to the step or supplied fact that decides; explain your repair if needed.</w:t>
+      </w:r>
+    </w:p>
+    <w:p>
+      <w:pPr>
+        <w:pStyle w:val="Heading3"/>
+      </w:pPr>
+      <w:r>
+        <w:t>Repair the misconception</w:t>
+      </w:r>
+    </w:p>
+    <w:p>
+      <w:pPr>
+        <w:spacing w:line="336" w:lineRule="auto" w:after="180"/>
+        <w:shd w:fill="FFF5E6"/>
+      </w:pPr>
+      <w:r>
+        <w:rPr>
+          <w:b w:val="0"/>
+        </w:rPr>
+        <w:t>Misconception repair: The recommendation follows a written scoring policy. It does not learn preferences, prove learning benefit or authorize an action.</w:t>
+      </w:r>
+    </w:p>
+    <w:p>
+      <w:pPr>
+        <w:spacing w:line="336" w:lineRule="auto" w:after="180"/>
+        <w:shd w:fill="FFF5E6"/>
+      </w:pPr>
+      <w:r>
+        <w:rPr>
+          <w:b w:val="0"/>
+        </w:rPr>
+        <w:t>Display the chosen rule and let a person review whether an option is suitable.</w:t>
+      </w:r>
+    </w:p>
+    <w:p>
+      <w:pPr>
+        <w:pStyle w:val="Heading3"/>
+      </w:pPr>
+      <w:r>
+        <w:t>Support without giving away the answer</w:t>
+      </w:r>
+    </w:p>
+    <w:p>
+      <w:pPr>
+        <w:spacing w:line="336" w:lineRule="auto" w:after="180"/>
+        <w:shd w:fill="F1F6F8"/>
+      </w:pPr>
+      <w:r>
+        <w:rPr>
+          <w:b w:val="0"/>
+        </w:rPr>
+        <w:t xml:space="preserve">Support: read the exact case aloud, enlarge the labelled picture, supply </w:t>
+      </w:r>
+      <w:r>
+        <w:rPr>
+          <w:b/>
+        </w:rPr>
+        <w:t>input</w:t>
+      </w:r>
+      <w:r>
+        <w:rPr>
+          <w:b w:val="0"/>
+        </w:rPr>
+        <w:t xml:space="preserve"> cards and model only the first deciding step. Accept a spoken </w:t>
+      </w:r>
+      <w:r>
+        <w:rPr>
+          <w:b/>
+        </w:rPr>
+        <w:t>explanation</w:t>
+      </w:r>
+      <w:r>
+        <w:rPr>
+          <w:b w:val="0"/>
+        </w:rPr>
+        <w:t xml:space="preserve"> or drawing; retain the reasoning goal.</w:t>
+      </w:r>
+    </w:p>
+    <w:p>
+      <w:pPr>
+        <w:pStyle w:val="Heading3"/>
+      </w:pPr>
+      <w:r>
+        <w:t>Extend the reasoning</w:t>
+      </w:r>
+    </w:p>
+    <w:p>
+      <w:pPr>
+        <w:spacing w:line="336" w:lineRule="auto" w:after="180"/>
+        <w:shd w:fill="F5F1FB"/>
+      </w:pPr>
+      <w:r>
+        <w:rPr>
+          <w:b w:val="0"/>
+        </w:rPr>
+        <w:t xml:space="preserve">Extension: Change D’s pages to 91, leaving every other field unchanged. Require a </w:t>
+      </w:r>
+      <w:r>
+        <w:rPr>
+          <w:b/>
+        </w:rPr>
+        <w:t>prediction</w:t>
+      </w:r>
+      <w:r>
+        <w:rPr>
+          <w:b w:val="0"/>
+        </w:rPr>
+        <w:t xml:space="preserve"> and a reason before comparing. Expected result: D becomes ineligible, so A wins with score 2.</w:t>
+      </w:r>
+    </w:p>
+    <w:p>
+      <w:pPr>
+        <w:spacing w:line="336" w:lineRule="auto" w:after="180"/>
+        <w:shd w:fill="F5F1FB"/>
+      </w:pPr>
+      <w:r>
+        <w:rPr>
+          <w:b w:val="0"/>
+        </w:rPr>
+        <w:t>Reason: The strict excess over the 90-page maximum changes filtering before ranking.</w:t>
+      </w:r>
+    </w:p>
+    <w:p>
+      <w:pPr>
+        <w:pStyle w:val="Heading3"/>
+      </w:pPr>
+      <w:r>
+        <w:t>Protect the independent attempt</w:t>
+      </w:r>
+    </w:p>
+    <w:p>
+      <w:pPr>
+        <w:spacing w:line="336" w:lineRule="auto" w:after="180"/>
+        <w:shd w:fill="FFF5E6"/>
+      </w:pPr>
+      <w:r>
+        <w:rPr>
+          <w:b w:val="0"/>
+        </w:rPr>
         <w:t>Independent assessment: withhold the reserved answer until the learner has attempted the new case. Record support separately from correctness.</w:t>
       </w:r>
     </w:p>
@@ -3698,13 +6775,70 @@
       </w:tr>
     </w:tbl>
     <w:p>
-      <w:r>
-        <w:t>Project checkpoint: Present and defend. Demonstrate the system, explain one failure and justify the next improvement with evidence.</w:t>
-      </w:r>
-    </w:p>
-    <w:p>
-      <w:r>
-        <w:t>Use the weekly teacher answer for topic-specific reasoning. A saved progress tick is an activity record; judge mastery from the learner’s explanation and evidence.</w:t>
+      <w:pPr>
+        <w:pStyle w:val="Heading3"/>
+      </w:pPr>
+      <w:r>
+        <w:t>Project checkpoint</w:t>
+      </w:r>
+    </w:p>
+    <w:p>
+      <w:pPr>
+        <w:spacing w:line="336" w:lineRule="auto" w:after="180"/>
+        <w:shd w:fill="EDF7F3"/>
+      </w:pPr>
+      <w:r>
+        <w:rPr>
+          <w:b w:val="0"/>
+        </w:rPr>
+        <w:t xml:space="preserve">Project checkpoint: Present and defend. Demonstrate the system, explain one failure and justify the next improvement with </w:t>
+      </w:r>
+      <w:r>
+        <w:rPr>
+          <w:b/>
+        </w:rPr>
+        <w:t>evidence</w:t>
+      </w:r>
+      <w:r>
+        <w:rPr>
+          <w:b w:val="0"/>
+        </w:rPr>
+        <w:t>.</w:t>
+      </w:r>
+    </w:p>
+    <w:p>
+      <w:pPr>
+        <w:spacing w:line="336" w:lineRule="auto" w:after="180"/>
+      </w:pPr>
+      <w:r>
+        <w:rPr>
+          <w:b w:val="0"/>
+        </w:rPr>
+        <w:t xml:space="preserve">Use the weekly teacher answer for topic-specific reasoning. A saved progress tick is an activity record; judge mastery from the learner’s </w:t>
+      </w:r>
+      <w:r>
+        <w:rPr>
+          <w:b/>
+        </w:rPr>
+        <w:t>explanation</w:t>
+      </w:r>
+      <w:r>
+        <w:rPr>
+          <w:b w:val="0"/>
+        </w:rPr>
+        <w:t xml:space="preserve"> and </w:t>
+      </w:r>
+      <w:r>
+        <w:rPr>
+          <w:b/>
+        </w:rPr>
+        <w:t>evidence</w:t>
+      </w:r>
+      <w:r>
+        <w:rPr>
+          <w:b w:val="0"/>
+        </w:rPr>
+        <w:t>.</w:t>
       </w:r>
     </w:p>
     <w:p>
@@ -3717,27 +6851,974 @@
     </w:p>
     <w:p>
       <w:r>
-        <w:t>Use the two formative questions as supported practice, not as independent mastery scores. Discuss the deciding evidence rather than accepting a guessed selection.</w:t>
-      </w:r>
-    </w:p>
-    <w:p>
-      <w:r>
+        <w:t>Use feedback, earlier review and portfolios purposefully. Apply the coding routine only when this lesson has an executable lab.</w:t>
+      </w:r>
+    </w:p>
+    <w:p>
+      <w:pPr>
+        <w:spacing w:line="336" w:lineRule="auto" w:after="180"/>
+      </w:pPr>
+      <w:r>
+        <w:rPr>
+          <w:b w:val="0"/>
+        </w:rPr>
+        <w:t xml:space="preserve">Use the two formative questions as supported practice, not as independent mastery scores. Discuss the deciding </w:t>
+      </w:r>
+      <w:r>
+        <w:rPr>
+          <w:b/>
+        </w:rPr>
+        <w:t>evidence</w:t>
+      </w:r>
+      <w:r>
+        <w:rPr>
+          <w:b w:val="0"/>
+        </w:rPr>
+        <w:t xml:space="preserve"> rather than accepting a guessed selection.</w:t>
+      </w:r>
+    </w:p>
+    <w:p>
+      <w:pPr>
+        <w:spacing w:line="336" w:lineRule="auto" w:after="180"/>
+      </w:pPr>
+      <w:r>
+        <w:rPr>
+          <w:b w:val="0"/>
+        </w:rPr>
         <w:t>The feedback comes from the reviewed public worked case. Do not reveal the separately reserved independent teacher answer until the learner has attempted that case.</w:t>
       </w:r>
     </w:p>
     <w:p>
-      <w:r>
-        <w:t>Ask students to predict before running code. Preserve errors and actual outputs; collect a changed test and an explanation. The branch-boundary and indexing lessons deliberately include failure cases.</w:t>
-      </w:r>
-    </w:p>
-    <w:p>
-      <w:r>
-        <w:t>Use the earlier worked-explanation links to address a specific missing building block, then return to the current question. Adapt this suggestion after observing the learner; it is not an automatic diagnosis.</w:t>
-      </w:r>
-    </w:p>
-    <w:p>
-      <w:r>
-        <w:t>Collect the completed-work portfolio as evidence. Record support separately from correctness, and assess explanation, trace/test and limitations. Progress ticks and quiz selections alone do not establish mastery.</w:t>
+      <w:pPr>
+        <w:spacing w:line="336" w:lineRule="auto" w:after="180"/>
+      </w:pPr>
+      <w:r>
+        <w:rPr>
+          <w:b w:val="0"/>
+        </w:rPr>
+        <w:t xml:space="preserve">Ask students to predict before running code. Preserve errors and actual </w:t>
+      </w:r>
+      <w:r>
+        <w:rPr>
+          <w:b/>
+        </w:rPr>
+        <w:t>output</w:t>
+      </w:r>
+      <w:r>
+        <w:rPr>
+          <w:b w:val="0"/>
+        </w:rPr>
+        <w:t xml:space="preserve">s; collect a changed test and an </w:t>
+      </w:r>
+      <w:r>
+        <w:rPr>
+          <w:b/>
+        </w:rPr>
+        <w:t>explanation</w:t>
+      </w:r>
+      <w:r>
+        <w:rPr>
+          <w:b w:val="0"/>
+        </w:rPr>
+        <w:t>. The branch-boundary and indexing lessons deliberately include failure cases.</w:t>
+      </w:r>
+    </w:p>
+    <w:p>
+      <w:pPr>
+        <w:spacing w:line="336" w:lineRule="auto" w:after="180"/>
+      </w:pPr>
+      <w:r>
+        <w:rPr>
+          <w:b w:val="0"/>
+        </w:rPr>
+        <w:t>Use the earlier worked-</w:t>
+      </w:r>
+      <w:r>
+        <w:rPr>
+          <w:b/>
+        </w:rPr>
+        <w:t>explanation</w:t>
+      </w:r>
+      <w:r>
+        <w:rPr>
+          <w:b w:val="0"/>
+        </w:rPr>
+        <w:t xml:space="preserve"> links to address a specific missing building block, then return to the current question. Adapt this suggestion after observing the learner; it is not an automatic diagnosis.</w:t>
+      </w:r>
+    </w:p>
+    <w:p>
+      <w:pPr>
+        <w:spacing w:line="336" w:lineRule="auto" w:after="180"/>
+      </w:pPr>
+      <w:r>
+        <w:rPr>
+          <w:b w:val="0"/>
+        </w:rPr>
+        <w:t xml:space="preserve">Collect the completed-work portfolio as </w:t>
+      </w:r>
+      <w:r>
+        <w:rPr>
+          <w:b/>
+        </w:rPr>
+        <w:t>evidence</w:t>
+      </w:r>
+      <w:r>
+        <w:rPr>
+          <w:b w:val="0"/>
+        </w:rPr>
+        <w:t xml:space="preserve">. Record support separately from correctness, and assess </w:t>
+      </w:r>
+      <w:r>
+        <w:rPr>
+          <w:b/>
+        </w:rPr>
+        <w:t>explanation</w:t>
+      </w:r>
+      <w:r>
+        <w:rPr>
+          <w:b w:val="0"/>
+        </w:rPr>
+        <w:t>, trace/test and limitations. Progress ticks and quiz selections alone do not establish mastery.</w:t>
+      </w:r>
+    </w:p>
+    <w:p>
+      <w:pPr>
+        <w:pStyle w:val="Heading1"/>
+      </w:pPr>
+      <w:r>
+        <w:t>09. Visual concept journey</w:t>
+      </w:r>
+    </w:p>
+    <w:p>
+      <w:r>
+        <w:t>Show one Build the Recommender graphic at a time, request a prediction and discuss its trace before the independent assessment.</w:t>
+      </w:r>
+    </w:p>
+    <w:p>
+      <w:pPr>
+        <w:spacing w:line="336" w:lineRule="auto" w:after="180"/>
+      </w:pPr>
+      <w:r>
+        <w:rPr>
+          <w:b w:val="0"/>
+        </w:rPr>
+        <w:t xml:space="preserve">Use one picture at a time. Hide a worked result before asking for a </w:t>
+      </w:r>
+      <w:r>
+        <w:rPr>
+          <w:b/>
+        </w:rPr>
+        <w:t>prediction</w:t>
+      </w:r>
+      <w:r>
+        <w:rPr>
+          <w:b w:val="0"/>
+        </w:rPr>
+        <w:t>, then reveal it for feedback. These are supported teaching cases; retain the separate independent assessment for a fresh first attempt.</w:t>
+      </w:r>
+    </w:p>
+    <w:p>
+      <w:pPr>
+        <w:pStyle w:val="Heading3"/>
+      </w:pPr>
+      <w:r>
+        <w:t>01. Build the Recommender: the case</w:t>
+      </w:r>
+    </w:p>
+    <w:p>
+      <w:r>
+        <w:drawing>
+          <wp:inline xmlns:a="http://schemas.openxmlformats.org/drawingml/2006/main" xmlns:pic="http://schemas.openxmlformats.org/drawingml/2006/picture">
+            <wp:extent cx="5486400" cy="2990088"/>
+            <wp:docPr id="3" name="Picture 3" descr="A fictional book chooser filters a request before comparing preference scores. Supplied facts: Request: animal subject, at most 90 pages. Score 2 for illustrated and 1 for comic. Tie chooses smaller ID. A animal90 illustrated prose; B animal70 plain comic; C space60 illustrated comic; D animal80 illustrated comic."/>
+            <wp:cNvGraphicFramePr>
+              <a:graphicFrameLocks noChangeAspect="1"/>
+            </wp:cNvGraphicFramePr>
+            <a:graphic>
+              <a:graphicData uri="http://schemas.openxmlformats.org/drawingml/2006/picture">
+                <pic:pic>
+                  <pic:nvPicPr>
+                    <pic:cNvPr id="0" name="academy-story-ai-2-33-01.png"/>
+                    <pic:cNvPicPr/>
+                  </pic:nvPicPr>
+                  <pic:blipFill>
+                    <a:blip r:embed="rId11"/>
+                    <a:stretch>
+                      <a:fillRect/>
+                    </a:stretch>
+                  </pic:blipFill>
+                  <pic:spPr>
+                    <a:xfrm>
+                      <a:off x="0" y="0"/>
+                      <a:ext cx="5486400" cy="2990088"/>
+                    </a:xfrm>
+                    <a:prstGeom prst="rect"/>
+                  </pic:spPr>
+                </pic:pic>
+              </a:graphicData>
+            </a:graphic>
+          </wp:inline>
+        </w:drawing>
+      </w:r>
+    </w:p>
+    <w:p>
+      <w:pPr>
+        <w:spacing w:line="336" w:lineRule="auto" w:after="180"/>
+      </w:pPr>
+      <w:r>
+        <w:rPr>
+          <w:b w:val="0"/>
+        </w:rPr>
+        <w:t>A fictional book chooser filters a request before comparing preference scores. Supplied facts: Request: animal subject, at most 90 pages. Score 2 for illustrated and 1 for comic. Tie chooses smaller ID.</w:t>
+      </w:r>
+    </w:p>
+    <w:p>
+      <w:pPr>
+        <w:spacing w:line="336" w:lineRule="auto" w:after="180"/>
+      </w:pPr>
+      <w:r>
+        <w:rPr>
+          <w:b w:val="0"/>
+        </w:rPr>
+        <w:t>A animal90 illustrated prose; B animal70 plain comic; C space60 illustrated comic; D animal80 illustrated comic.</w:t>
+      </w:r>
+    </w:p>
+    <w:p>
+      <w:pPr>
+        <w:spacing w:line="336" w:lineRule="auto" w:after="180"/>
+        <w:shd w:fill="F5F1FB"/>
+      </w:pPr>
+      <w:r>
+        <w:rPr>
+          <w:b w:val="0"/>
+        </w:rPr>
+        <w:t>Point to the given fact that matters most. Explain why it matters.</w:t>
+      </w:r>
+    </w:p>
+    <w:p>
+      <w:pPr>
+        <w:pStyle w:val="Heading3"/>
+      </w:pPr>
+      <w:r>
+        <w:t>Discuss while showing the picture</w:t>
+      </w:r>
+    </w:p>
+    <w:p>
+      <w:pPr>
+        <w:spacing w:line="336" w:lineRule="auto" w:after="180"/>
+        <w:shd w:fill="F1F6F8"/>
+      </w:pPr>
+      <w:r>
+        <w:rPr>
+          <w:b w:val="0"/>
+        </w:rPr>
+        <w:t>Teacher prompt: Point to the given fact that matters most. Explain why it matters. Ask learners to describe one label or arrow in ordinary words. Use the adjacent transcript if the image is difficult to see.</w:t>
+      </w:r>
+    </w:p>
+    <w:p>
+      <w:pPr>
+        <w:pStyle w:val="Heading3"/>
+      </w:pPr>
+      <w:r>
+        <w:t>02. Follow the deciding steps</w:t>
+      </w:r>
+    </w:p>
+    <w:p>
+      <w:r>
+        <w:drawing>
+          <wp:inline xmlns:a="http://schemas.openxmlformats.org/drawingml/2006/main" xmlns:pic="http://schemas.openxmlformats.org/drawingml/2006/picture">
+            <wp:extent cx="5486400" cy="4005072"/>
+            <wp:docPr id="4" name="Picture 4" descr="Filter: A,B,D meet subject and page requirements; C fails subject. → Compute scores: A=2; B=1; D=3. → Choose best: Return D with both preference matches recorded. → Deterministic output: Reordering the input rows must not change D’s unique winning score."/>
+            <wp:cNvGraphicFramePr>
+              <a:graphicFrameLocks noChangeAspect="1"/>
+            </wp:cNvGraphicFramePr>
+            <a:graphic>
+              <a:graphicData uri="http://schemas.openxmlformats.org/drawingml/2006/picture">
+                <pic:pic>
+                  <pic:nvPicPr>
+                    <pic:cNvPr id="0" name="academy-story-ai-2-33-02.png"/>
+                    <pic:cNvPicPr/>
+                  </pic:nvPicPr>
+                  <pic:blipFill>
+                    <a:blip r:embed="rId12"/>
+                    <a:stretch>
+                      <a:fillRect/>
+                    </a:stretch>
+                  </pic:blipFill>
+                  <pic:spPr>
+                    <a:xfrm>
+                      <a:off x="0" y="0"/>
+                      <a:ext cx="5486400" cy="4005072"/>
+                    </a:xfrm>
+                    <a:prstGeom prst="rect"/>
+                  </pic:spPr>
+                </pic:pic>
+              </a:graphicData>
+            </a:graphic>
+          </wp:inline>
+        </w:drawing>
+      </w:r>
+    </w:p>
+    <w:p>
+      <w:pPr>
+        <w:spacing w:line="336" w:lineRule="auto" w:after="180"/>
+      </w:pPr>
+      <w:r>
+        <w:rPr>
+          <w:b w:val="0"/>
+        </w:rPr>
+        <w:t xml:space="preserve">Filter: A,B,D meet subject and page requirements; C fails subject. → Compute scores: A=2; B=1; D=3. → Choose best: Return D with both preference matches recorded. → </w:t>
+      </w:r>
+      <w:r>
+        <w:rPr>
+          <w:b/>
+        </w:rPr>
+        <w:t>Deterministic</w:t>
+      </w:r>
+      <w:r>
+        <w:rPr>
+          <w:b w:val="0"/>
+        </w:rPr>
+        <w:t xml:space="preserve"> </w:t>
+      </w:r>
+      <w:r>
+        <w:rPr>
+          <w:b/>
+        </w:rPr>
+        <w:t>output</w:t>
+      </w:r>
+      <w:r>
+        <w:rPr>
+          <w:b w:val="0"/>
+        </w:rPr>
+        <w:t xml:space="preserve">: Reordering the </w:t>
+      </w:r>
+      <w:r>
+        <w:rPr>
+          <w:b/>
+        </w:rPr>
+        <w:t>input</w:t>
+      </w:r>
+      <w:r>
+        <w:rPr>
+          <w:b w:val="0"/>
+        </w:rPr>
+        <w:t xml:space="preserve"> rows must not change D’s unique winning score.</w:t>
+      </w:r>
+    </w:p>
+    <w:p>
+      <w:pPr>
+        <w:spacing w:line="336" w:lineRule="auto" w:after="180"/>
+        <w:shd w:fill="F5F1FB"/>
+      </w:pPr>
+      <w:r>
+        <w:rPr>
+          <w:b w:val="0"/>
+        </w:rPr>
+        <w:t xml:space="preserve">Point to each numbered </w:t>
+      </w:r>
+      <w:r>
+        <w:rPr>
+          <w:b/>
+        </w:rPr>
+        <w:t>stage</w:t>
+      </w:r>
+      <w:r>
+        <w:rPr>
+          <w:b w:val="0"/>
+        </w:rPr>
+        <w:t xml:space="preserve"> and explain which recorded </w:t>
+      </w:r>
+      <w:r>
+        <w:rPr>
+          <w:b/>
+        </w:rPr>
+        <w:t>input</w:t>
+      </w:r>
+      <w:r>
+        <w:rPr>
+          <w:b w:val="0"/>
+        </w:rPr>
+        <w:t xml:space="preserve"> it uses.</w:t>
+      </w:r>
+    </w:p>
+    <w:p>
+      <w:pPr>
+        <w:pStyle w:val="Heading3"/>
+      </w:pPr>
+      <w:r>
+        <w:t>Discuss while showing the picture</w:t>
+      </w:r>
+    </w:p>
+    <w:p>
+      <w:pPr>
+        <w:spacing w:line="336" w:lineRule="auto" w:after="180"/>
+        <w:shd w:fill="F1F6F8"/>
+      </w:pPr>
+      <w:r>
+        <w:rPr>
+          <w:b w:val="0"/>
+        </w:rPr>
+        <w:t xml:space="preserve">Teacher prompt: Point to each numbered </w:t>
+      </w:r>
+      <w:r>
+        <w:rPr>
+          <w:b/>
+        </w:rPr>
+        <w:t>stage</w:t>
+      </w:r>
+      <w:r>
+        <w:rPr>
+          <w:b w:val="0"/>
+        </w:rPr>
+        <w:t xml:space="preserve"> and explain which recorded </w:t>
+      </w:r>
+      <w:r>
+        <w:rPr>
+          <w:b/>
+        </w:rPr>
+        <w:t>input</w:t>
+      </w:r>
+      <w:r>
+        <w:rPr>
+          <w:b w:val="0"/>
+        </w:rPr>
+        <w:t xml:space="preserve"> it uses. Ask learners to describe one label or arrow in ordinary words. Use the adjacent transcript if the image is difficult to see.</w:t>
+      </w:r>
+    </w:p>
+    <w:p>
+      <w:pPr>
+        <w:pStyle w:val="Heading3"/>
+      </w:pPr>
+      <w:r>
+        <w:t>03. Filtering before scoring</w:t>
+      </w:r>
+    </w:p>
+    <w:p>
+      <w:r>
+        <w:drawing>
+          <wp:inline xmlns:a="http://schemas.openxmlformats.org/drawingml/2006/main" xmlns:pic="http://schemas.openxmlformats.org/drawingml/2006/picture">
+            <wp:extent cx="5486400" cy="3938016"/>
+            <wp:docPr id="5" name="Picture 5" descr="Filtering before scoring. A: Pages = 90, Preference score = 2, Status = eligible. B: Pages = 70, Preference score = 1, Status = eligible. C: Pages = 60, Preference score = 3, Status = subject fails. D: Pages = 80, Preference score = 3, Status = eligible."/>
+            <wp:cNvGraphicFramePr>
+              <a:graphicFrameLocks noChangeAspect="1"/>
+            </wp:cNvGraphicFramePr>
+            <a:graphic>
+              <a:graphicData uri="http://schemas.openxmlformats.org/drawingml/2006/picture">
+                <pic:pic>
+                  <pic:nvPicPr>
+                    <pic:cNvPr id="0" name="academy-story-ai-2-33-03.png"/>
+                    <pic:cNvPicPr/>
+                  </pic:nvPicPr>
+                  <pic:blipFill>
+                    <a:blip r:embed="rId13"/>
+                    <a:stretch>
+                      <a:fillRect/>
+                    </a:stretch>
+                  </pic:blipFill>
+                  <pic:spPr>
+                    <a:xfrm>
+                      <a:off x="0" y="0"/>
+                      <a:ext cx="5486400" cy="3938016"/>
+                    </a:xfrm>
+                    <a:prstGeom prst="rect"/>
+                  </pic:spPr>
+                </pic:pic>
+              </a:graphicData>
+            </a:graphic>
+          </wp:inline>
+        </w:drawing>
+      </w:r>
+    </w:p>
+    <w:p>
+      <w:pPr>
+        <w:spacing w:line="336" w:lineRule="auto" w:after="180"/>
+      </w:pPr>
+      <w:r>
+        <w:rPr>
+          <w:b w:val="0"/>
+        </w:rPr>
+        <w:t>Filtering before scoring. A: Pages = 90, Preference score = 2, Status = eligible. B: Pages = 70, Preference score = 1, Status = eligible. C: Pages = 60, Preference score = 3, Status = subject fails.</w:t>
+      </w:r>
+    </w:p>
+    <w:p>
+      <w:pPr>
+        <w:spacing w:line="336" w:lineRule="auto" w:after="180"/>
+      </w:pPr>
+      <w:r>
+        <w:rPr>
+          <w:b w:val="0"/>
+        </w:rPr>
+        <w:t>D: Pages = 80, Preference score = 3, Status = eligible.</w:t>
+      </w:r>
+    </w:p>
+    <w:p>
+      <w:pPr>
+        <w:spacing w:line="336" w:lineRule="auto" w:after="180"/>
+        <w:shd w:fill="F5F1FB"/>
+      </w:pPr>
+      <w:r>
+        <w:rPr>
+          <w:b w:val="0"/>
+        </w:rPr>
+        <w:t>Read the labels and values. Explain the relationship the model shows.</w:t>
+      </w:r>
+    </w:p>
+    <w:p>
+      <w:pPr>
+        <w:pStyle w:val="Heading3"/>
+      </w:pPr>
+      <w:r>
+        <w:t>Discuss while showing the picture</w:t>
+      </w:r>
+    </w:p>
+    <w:p>
+      <w:pPr>
+        <w:spacing w:line="336" w:lineRule="auto" w:after="180"/>
+        <w:shd w:fill="F1F6F8"/>
+      </w:pPr>
+      <w:r>
+        <w:rPr>
+          <w:b w:val="0"/>
+        </w:rPr>
+        <w:t>Teacher prompt: Read the labels and values. Explain the relationship the model shows. Ask learners to describe one label or arrow in ordinary words. Use the adjacent transcript if the image is difficult to see.</w:t>
+      </w:r>
+    </w:p>
+    <w:p>
+      <w:pPr>
+        <w:spacing w:line="336" w:lineRule="auto" w:after="180"/>
+        <w:shd w:fill="F1F6F8"/>
+      </w:pPr>
+      <w:r>
+        <w:rPr>
+          <w:b w:val="0"/>
+        </w:rPr>
+        <w:t>Check row/column meanings, units and denominators before discussing a difference. Supplied toy values are not real class or model results.</w:t>
+      </w:r>
+    </w:p>
+    <w:p>
+      <w:pPr>
+        <w:pStyle w:val="Heading3"/>
+      </w:pPr>
+      <w:r>
+        <w:t>04. Change one thing. Trace what follows.</w:t>
+      </w:r>
+    </w:p>
+    <w:p>
+      <w:r>
+        <w:drawing>
+          <wp:inline xmlns:a="http://schemas.openxmlformats.org/drawingml/2006/main" xmlns:pic="http://schemas.openxmlformats.org/drawingml/2006/picture">
+            <wp:extent cx="5486400" cy="3026664"/>
+            <wp:docPr id="6" name="Picture 6" descr="Original case: Reordering the input rows must not change D’s unique winning score. Changed condition: Change D’s pages to 91, leaving every other field unchanged. Expected result: D becomes ineligible, so A wins with score 2. Reason: The strict excess over the 90-page maximum changes filtering before ranking."/>
+            <wp:cNvGraphicFramePr>
+              <a:graphicFrameLocks noChangeAspect="1"/>
+            </wp:cNvGraphicFramePr>
+            <a:graphic>
+              <a:graphicData uri="http://schemas.openxmlformats.org/drawingml/2006/picture">
+                <pic:pic>
+                  <pic:nvPicPr>
+                    <pic:cNvPr id="0" name="academy-story-ai-2-33-04.png"/>
+                    <pic:cNvPicPr/>
+                  </pic:nvPicPr>
+                  <pic:blipFill>
+                    <a:blip r:embed="rId14"/>
+                    <a:stretch>
+                      <a:fillRect/>
+                    </a:stretch>
+                  </pic:blipFill>
+                  <pic:spPr>
+                    <a:xfrm>
+                      <a:off x="0" y="0"/>
+                      <a:ext cx="5486400" cy="3026664"/>
+                    </a:xfrm>
+                    <a:prstGeom prst="rect"/>
+                  </pic:spPr>
+                </pic:pic>
+              </a:graphicData>
+            </a:graphic>
+          </wp:inline>
+        </w:drawing>
+      </w:r>
+    </w:p>
+    <w:p>
+      <w:pPr>
+        <w:spacing w:line="336" w:lineRule="auto" w:after="180"/>
+      </w:pPr>
+      <w:r>
+        <w:rPr>
+          <w:b w:val="0"/>
+        </w:rPr>
+        <w:t xml:space="preserve">Original case: Reordering the </w:t>
+      </w:r>
+      <w:r>
+        <w:rPr>
+          <w:b/>
+        </w:rPr>
+        <w:t>input</w:t>
+      </w:r>
+      <w:r>
+        <w:rPr>
+          <w:b w:val="0"/>
+        </w:rPr>
+        <w:t xml:space="preserve"> rows must not change D’s unique winning score. Changed condition: Change D’s pages to 91, leaving every other field unchanged. Expected result: D becomes ineligible, so A wins with score 2.</w:t>
+      </w:r>
+    </w:p>
+    <w:p>
+      <w:pPr>
+        <w:spacing w:line="336" w:lineRule="auto" w:after="180"/>
+      </w:pPr>
+      <w:r>
+        <w:rPr>
+          <w:b w:val="0"/>
+        </w:rPr>
+        <w:t>Reason: The strict excess over the 90-page maximum changes filtering before ranking.</w:t>
+      </w:r>
+    </w:p>
+    <w:p>
+      <w:pPr>
+        <w:spacing w:line="336" w:lineRule="auto" w:after="180"/>
+        <w:shd w:fill="F5F1FB"/>
+      </w:pPr>
+      <w:r>
+        <w:rPr>
+          <w:b w:val="0"/>
+        </w:rPr>
+        <w:t>Predict before checking the worked changed-case result. Name what changed and what the supplied facts allow you to conclude.</w:t>
+      </w:r>
+    </w:p>
+    <w:p>
+      <w:pPr>
+        <w:pStyle w:val="Heading3"/>
+      </w:pPr>
+      <w:r>
+        <w:t>Discuss while showing the picture</w:t>
+      </w:r>
+    </w:p>
+    <w:p>
+      <w:pPr>
+        <w:spacing w:line="336" w:lineRule="auto" w:after="180"/>
+        <w:shd w:fill="F1F6F8"/>
+      </w:pPr>
+      <w:r>
+        <w:rPr>
+          <w:b w:val="0"/>
+        </w:rPr>
+        <w:t>Teacher prompt: Predict before checking the worked changed-case result. Name what changed and what the supplied facts allow you to conclude. Ask learners to describe one label or arrow in ordinary words.</w:t>
+      </w:r>
+    </w:p>
+    <w:p>
+      <w:pPr>
+        <w:spacing w:line="336" w:lineRule="auto" w:after="180"/>
+        <w:shd w:fill="F1F6F8"/>
+      </w:pPr>
+      <w:r>
+        <w:rPr>
+          <w:b w:val="0"/>
+        </w:rPr>
+        <w:t>Use the adjacent transcript if the image is difficult to see. Changed-case reasoning: The strict excess over the 90-page maximum changes filtering before ranking.</w:t>
+      </w:r>
+    </w:p>
+    <w:p>
+      <w:pPr>
+        <w:pStyle w:val="Heading3"/>
+      </w:pPr>
+      <w:r>
+        <w:t>05. Connect the explanation to its limit</w:t>
+      </w:r>
+    </w:p>
+    <w:p>
+      <w:r>
+        <w:drawing>
+          <wp:inline xmlns:a="http://schemas.openxmlformats.org/drawingml/2006/main" xmlns:pic="http://schemas.openxmlformats.org/drawingml/2006/picture">
+            <wp:extent cx="5486400" cy="2834640"/>
+            <wp:docPr id="7" name="Picture 7" descr="Eligibility and ranking answer different questions. C has a high preference score but is not an animal book, so it must stay excluded. The implementation needs a no-match result and explicit tie policy even when this example has a unique winner. Save rejected reasons for an explanation, not just the final ID. Limit: Toy preference weights do not imply shorter or illustrated books are universally better for all learners."/>
+            <wp:cNvGraphicFramePr>
+              <a:graphicFrameLocks noChangeAspect="1"/>
+            </wp:cNvGraphicFramePr>
+            <a:graphic>
+              <a:graphicData uri="http://schemas.openxmlformats.org/drawingml/2006/picture">
+                <pic:pic>
+                  <pic:nvPicPr>
+                    <pic:cNvPr id="0" name="academy-story-ai-2-33-05.png"/>
+                    <pic:cNvPicPr/>
+                  </pic:nvPicPr>
+                  <pic:blipFill>
+                    <a:blip r:embed="rId15"/>
+                    <a:stretch>
+                      <a:fillRect/>
+                    </a:stretch>
+                  </pic:blipFill>
+                  <pic:spPr>
+                    <a:xfrm>
+                      <a:off x="0" y="0"/>
+                      <a:ext cx="5486400" cy="2834640"/>
+                    </a:xfrm>
+                    <a:prstGeom prst="rect"/>
+                  </pic:spPr>
+                </pic:pic>
+              </a:graphicData>
+            </a:graphic>
+          </wp:inline>
+        </w:drawing>
+      </w:r>
+    </w:p>
+    <w:p>
+      <w:pPr>
+        <w:spacing w:line="336" w:lineRule="auto" w:after="180"/>
+      </w:pPr>
+      <w:r>
+        <w:rPr>
+          <w:b w:val="0"/>
+        </w:rPr>
+        <w:t>Eligibility and ranking answer different questions. C has a high preference score but is not an animal book, so it must stay excluded.</w:t>
+      </w:r>
+    </w:p>
+    <w:p>
+      <w:pPr>
+        <w:spacing w:line="336" w:lineRule="auto" w:after="180"/>
+      </w:pPr>
+      <w:r>
+        <w:rPr>
+          <w:b w:val="0"/>
+        </w:rPr>
+        <w:t xml:space="preserve">The implementation needs a no-match result and explicit tie policy even when this example has a unique winner. Save rejected reasons for an </w:t>
+      </w:r>
+      <w:r>
+        <w:rPr>
+          <w:b/>
+        </w:rPr>
+        <w:t>explanation</w:t>
+      </w:r>
+      <w:r>
+        <w:rPr>
+          <w:b w:val="0"/>
+        </w:rPr>
+        <w:t>, not just the final ID.</w:t>
+      </w:r>
+    </w:p>
+    <w:p>
+      <w:pPr>
+        <w:spacing w:line="336" w:lineRule="auto" w:after="180"/>
+      </w:pPr>
+      <w:r>
+        <w:rPr>
+          <w:b w:val="0"/>
+        </w:rPr>
+        <w:t>Limit: Toy preference weights do not imply shorter or illustrated books are universally better for all learners.</w:t>
+      </w:r>
+    </w:p>
+    <w:p>
+      <w:pPr>
+        <w:spacing w:line="336" w:lineRule="auto" w:after="180"/>
+        <w:shd w:fill="F5F1FB"/>
+      </w:pPr>
+      <w:r>
+        <w:rPr>
+          <w:b w:val="0"/>
+        </w:rPr>
+        <w:t>Explain the case, then point to a limit on the claim.</w:t>
+      </w:r>
+    </w:p>
+    <w:p>
+      <w:pPr>
+        <w:pStyle w:val="Heading3"/>
+      </w:pPr>
+      <w:r>
+        <w:t>Discuss while showing the picture</w:t>
+      </w:r>
+    </w:p>
+    <w:p>
+      <w:pPr>
+        <w:spacing w:line="336" w:lineRule="auto" w:after="180"/>
+        <w:shd w:fill="F1F6F8"/>
+      </w:pPr>
+      <w:r>
+        <w:rPr>
+          <w:b w:val="0"/>
+        </w:rPr>
+        <w:t>Teacher prompt: Explain the case, then point to a limit on the claim. Ask learners to describe one label or arrow in ordinary words. Use the adjacent transcript if the image is difficult to see.</w:t>
+      </w:r>
+    </w:p>
+    <w:p>
+      <w:pPr>
+        <w:spacing w:line="336" w:lineRule="auto" w:after="180"/>
+        <w:shd w:fill="F1F6F8"/>
+      </w:pPr>
+      <w:r>
+        <w:rPr>
+          <w:b w:val="0"/>
+        </w:rPr>
+        <w:t>Keep the stated scope: Toy preference weights do not imply shorter or illustrated books are universally better for all learners.</w:t>
+      </w:r>
+    </w:p>
+    <w:p>
+      <w:pPr>
+        <w:pStyle w:val="Heading3"/>
+      </w:pPr>
+      <w:r>
+        <w:t>06. Make the idea visible in your project</w:t>
+      </w:r>
+    </w:p>
+    <w:p>
+      <w:r>
+        <w:drawing>
+          <wp:inline xmlns:a="http://schemas.openxmlformats.org/drawingml/2006/main" xmlns:pic="http://schemas.openxmlformats.org/drawingml/2006/picture">
+            <wp:extent cx="5486400" cy="3380232"/>
+            <wp:docPr id="8" name="Picture 8" descr="Save the recommender code, contract and this full trace; test the same records in different input orders. Draw your input, deciding step, result and limit. Supported question: Explain why B does not win after D is excluded even though it has fewer pages."/>
+            <wp:cNvGraphicFramePr>
+              <a:graphicFrameLocks noChangeAspect="1"/>
+            </wp:cNvGraphicFramePr>
+            <a:graphic>
+              <a:graphicData uri="http://schemas.openxmlformats.org/drawingml/2006/picture">
+                <pic:pic>
+                  <pic:nvPicPr>
+                    <pic:cNvPr id="0" name="academy-story-ai-2-33-06.png"/>
+                    <pic:cNvPicPr/>
+                  </pic:nvPicPr>
+                  <pic:blipFill>
+                    <a:blip r:embed="rId16"/>
+                    <a:stretch>
+                      <a:fillRect/>
+                    </a:stretch>
+                  </pic:blipFill>
+                  <pic:spPr>
+                    <a:xfrm>
+                      <a:off x="0" y="0"/>
+                      <a:ext cx="5486400" cy="3380232"/>
+                    </a:xfrm>
+                    <a:prstGeom prst="rect"/>
+                  </pic:spPr>
+                </pic:pic>
+              </a:graphicData>
+            </a:graphic>
+          </wp:inline>
+        </w:drawing>
+      </w:r>
+    </w:p>
+    <w:p>
+      <w:pPr>
+        <w:spacing w:line="336" w:lineRule="auto" w:after="180"/>
+      </w:pPr>
+      <w:r>
+        <w:rPr>
+          <w:b w:val="0"/>
+        </w:rPr>
+        <w:t xml:space="preserve">Save the </w:t>
+      </w:r>
+      <w:r>
+        <w:rPr>
+          <w:b/>
+        </w:rPr>
+        <w:t>recommender</w:t>
+      </w:r>
+      <w:r>
+        <w:rPr>
+          <w:b w:val="0"/>
+        </w:rPr>
+        <w:t xml:space="preserve"> code, contract and this full trace; test the same records in different </w:t>
+      </w:r>
+      <w:r>
+        <w:rPr>
+          <w:b/>
+        </w:rPr>
+        <w:t>input</w:t>
+      </w:r>
+      <w:r>
+        <w:rPr>
+          <w:b w:val="0"/>
+        </w:rPr>
+        <w:t xml:space="preserve"> orders. Draw your </w:t>
+      </w:r>
+      <w:r>
+        <w:rPr>
+          <w:b/>
+        </w:rPr>
+        <w:t>input</w:t>
+      </w:r>
+      <w:r>
+        <w:rPr>
+          <w:b w:val="0"/>
+        </w:rPr>
+        <w:t>, deciding step, result and limit.</w:t>
+      </w:r>
+    </w:p>
+    <w:p>
+      <w:pPr>
+        <w:spacing w:line="336" w:lineRule="auto" w:after="180"/>
+      </w:pPr>
+      <w:r>
+        <w:rPr>
+          <w:b w:val="0"/>
+        </w:rPr>
+        <w:t>Supported question: Explain why B does not win after D is excluded even though it has fewer pages.</w:t>
+      </w:r>
+    </w:p>
+    <w:p>
+      <w:pPr>
+        <w:spacing w:line="336" w:lineRule="auto" w:after="180"/>
+        <w:shd w:fill="F5F1FB"/>
+      </w:pPr>
+      <w:r>
+        <w:rPr>
+          <w:b w:val="0"/>
+        </w:rPr>
+        <w:t xml:space="preserve">Draw your project trace and justify the deciding step using </w:t>
+      </w:r>
+      <w:r>
+        <w:rPr>
+          <w:b/>
+        </w:rPr>
+        <w:t>evidence</w:t>
+      </w:r>
+      <w:r>
+        <w:rPr>
+          <w:b w:val="0"/>
+        </w:rPr>
+        <w:t>.</w:t>
+      </w:r>
+    </w:p>
+    <w:p>
+      <w:pPr>
+        <w:pStyle w:val="Heading3"/>
+      </w:pPr>
+      <w:r>
+        <w:t>Discuss while showing the picture</w:t>
+      </w:r>
+    </w:p>
+    <w:p>
+      <w:pPr>
+        <w:spacing w:line="336" w:lineRule="auto" w:after="180"/>
+        <w:shd w:fill="F1F6F8"/>
+      </w:pPr>
+      <w:r>
+        <w:rPr>
+          <w:b w:val="0"/>
+        </w:rPr>
+        <w:t xml:space="preserve">Teacher prompt: Draw your project trace and justify the deciding step using </w:t>
+      </w:r>
+      <w:r>
+        <w:rPr>
+          <w:b/>
+        </w:rPr>
+        <w:t>evidence</w:t>
+      </w:r>
+      <w:r>
+        <w:rPr>
+          <w:b w:val="0"/>
+        </w:rPr>
+        <w:t>. Ask learners to describe one label or arrow in ordinary words. Use the adjacent transcript if the image is difficult to see.</w:t>
+      </w:r>
+    </w:p>
+    <w:p>
+      <w:pPr>
+        <w:spacing w:line="336" w:lineRule="auto" w:after="180"/>
+        <w:shd w:fill="F1F6F8"/>
+      </w:pPr>
+      <w:r>
+        <w:rPr>
+          <w:b w:val="0"/>
+        </w:rPr>
+        <w:t>Supported practice key: Page count is an eligibility limit, not a ranking preference here. A scores 2 and B scores 1.</w:t>
       </w:r>
     </w:p>
     <w:sectPr>

--- a/downloads/teacher/ai-2-week-33.docx
+++ b/downloads/teacher/ai-2-week-33.docx
@@ -143,7 +143,7 @@
           </w:tcPr>
           <w:p>
             <w:r>
-              <w:t>Sections 1–6; record the brief recall in the workbook.</w:t>
+              <w:t>Use Your mission, Notice the evidence, See how it works, Compare the cases, Words that unlock the idea and Follow a worked example; record the brief recall in the workbook.</w:t>
             </w:r>
           </w:p>
         </w:tc>
@@ -175,7 +175,7 @@
           </w:tcPr>
           <w:p>
             <w:r>
-              <w:t>Sections 7–10; use the matching workbook W2 and misconception check.</w:t>
+              <w:t>Use Find and repair a mistake, Practise together, Run the investigation and Build your understanding; use the matching workbook W2 and misconception check.</w:t>
             </w:r>
           </w:p>
         </w:tc>
@@ -207,7 +207,7 @@
           </w:tcPr>
           <w:p>
             <w:r>
-              <w:t>Sections 9 and 11–14. Give extra time to finish the full task set; use Section 15 when the week includes a coding lab.</w:t>
+              <w:t>Use Run the investigation, Connect your project, Show what you know, Study a complete case and Try a new case independently. Allow extra time for the full task set. Use a coding lab only when this week actually provides one; Your lesson route is the planning section.</w:t>
             </w:r>
           </w:p>
         </w:tc>
@@ -6291,7 +6291,7 @@
           </w:tcPr>
           <w:p>
             <w:r>
-              <w:t>Sections 1–6; record the brief recall in the workbook.</w:t>
+              <w:t>Use Your mission, Notice the evidence, See how it works, Compare the cases, Words that unlock the idea and Follow a worked example; record the brief recall in the workbook.</w:t>
             </w:r>
           </w:p>
         </w:tc>
@@ -6323,7 +6323,7 @@
           </w:tcPr>
           <w:p>
             <w:r>
-              <w:t>Sections 7–10; use the matching workbook W2 and misconception check.</w:t>
+              <w:t>Use Find and repair a mistake, Practise together, Run the investigation and Build your understanding; use the matching workbook W2 and misconception check.</w:t>
             </w:r>
           </w:p>
         </w:tc>
@@ -6355,7 +6355,7 @@
           </w:tcPr>
           <w:p>
             <w:r>
-              <w:t>Sections 9 and 11–14. Give extra time to finish the full task set; use Section 15 when the week includes a coding lab.</w:t>
+              <w:t>Use Run the investigation, Connect your project, Show what you know, Study a complete case and Try a new case independently. Allow extra time for the full task set. Use a coding lab only when this week actually provides one; Your lesson route is the planning section.</w:t>
             </w:r>
           </w:p>
         </w:tc>

--- a/downloads/teacher/ai-2-week-33.docx
+++ b/downloads/teacher/ai-2-week-33.docx
@@ -25,20 +25,38 @@
         <w:pStyle w:val="Heading1"/>
       </w:pPr>
       <w:r>
-        <w:t>01. Build the Recommender</w:t>
-      </w:r>
-    </w:p>
-    <w:p>
-      <w:r>
-        <w:t>Prepare Build the Recommender: check the target, prerequisites, resources and adaptable teaching schedule.</w:t>
-      </w:r>
-    </w:p>
-    <w:p>
-      <w:pPr>
-        <w:pStyle w:val="Heading3"/>
-      </w:pPr>
-      <w:r>
-        <w:t>Teach the learning cycle</w:t>
+        <w:t>Teach the code together with its assumptions and tests.</w:t>
+      </w:r>
+    </w:p>
+    <w:p>
+      <w:r>
+        <w:t>Run all supplied code, keep policies separate and assess the selected mystery-book case before feedback.</w:t>
+      </w:r>
+    </w:p>
+    <w:p>
+      <w:r>
+        <w:t>Require rejected versus ineligible counts and a tie explanation tied to the current task.</w:t>
+      </w:r>
+    </w:p>
+    <w:p>
+      <w:pPr>
+        <w:pStyle w:val="Heading1"/>
+      </w:pPr>
+      <w:r>
+        <w:t>01. Prepare the main lesson and its retained extension</w:t>
+      </w:r>
+    </w:p>
+    <w:p>
+      <w:r>
+        <w:t>Use fictional records and schedule separate extension time.</w:t>
+      </w:r>
+    </w:p>
+    <w:p>
+      <w:pPr>
+        <w:pStyle w:val="Heading2"/>
+      </w:pPr>
+      <w:r>
+        <w:t>Goal and preparation</w:t>
       </w:r>
     </w:p>
     <w:p>
@@ -68,6 +86,94 @@
           <w:b/>
         </w:rPr>
         <w:t>recommender</w:t>
+      </w:r>
+    </w:p>
+    <w:p>
+      <w:pPr>
+        <w:spacing w:line="336" w:lineRule="auto" w:after="180"/>
+      </w:pPr>
+      <w:r>
+        <w:rPr>
+          <w:b w:val="0"/>
+        </w:rPr>
+        <w:t xml:space="preserve">Teach Week 24 as a two-session investigation using fictional data. Build a fictional activity </w:t>
+      </w:r>
+      <w:r>
+        <w:rPr>
+          <w:b/>
+        </w:rPr>
+        <w:t>recommender</w:t>
+      </w:r>
+      <w:r>
+        <w:rPr>
+          <w:b w:val="0"/>
+        </w:rPr>
+        <w:t xml:space="preserve"> using last week's score. Require duration at most a supplied limit. On a tie choose the alphabetically first name.</w:t>
+      </w:r>
+    </w:p>
+    <w:p>
+      <w:pPr>
+        <w:spacing w:line="336" w:lineRule="auto" w:after="180"/>
+      </w:pPr>
+      <w:r>
+        <w:rPr>
+          <w:b w:val="0"/>
+        </w:rPr>
+        <w:t xml:space="preserve">This makes the outcome reproducible rather than dependent on </w:t>
+      </w:r>
+      <w:r>
+        <w:rPr>
+          <w:b/>
+        </w:rPr>
+        <w:t>input</w:t>
+      </w:r>
+      <w:r>
+        <w:rPr>
+          <w:b w:val="0"/>
+        </w:rPr>
+        <w:t xml:space="preserve"> order. Assume unique names and validated numeric fields. Assess the three stated outcomes through the independent task, not by copying the worked result.</w:t>
+      </w:r>
+    </w:p>
+    <w:p>
+      <w:pPr>
+        <w:spacing w:line="336" w:lineRule="auto" w:after="180"/>
+      </w:pPr>
+      <w:r>
+        <w:rPr>
+          <w:b w:val="0"/>
+        </w:rPr>
+        <w:t xml:space="preserve">By the end, I can implement </w:t>
+      </w:r>
+      <w:r>
+        <w:rPr>
+          <w:b/>
+        </w:rPr>
+        <w:t>deterministic</w:t>
+      </w:r>
+      <w:r>
+        <w:rPr>
+          <w:b w:val="0"/>
+        </w:rPr>
+        <w:t xml:space="preserve"> filtering, scoring and ties for a complete catalogue case.</w:t>
+      </w:r>
+    </w:p>
+    <w:p>
+      <w:pPr>
+        <w:spacing w:line="336" w:lineRule="auto" w:after="180"/>
+      </w:pPr>
+      <w:r>
+        <w:rPr>
+          <w:b w:val="0"/>
+        </w:rPr>
+        <w:t>Use the supplied scenario, student illustrations and blank paper. For numeric work, offer counters or a calculator after learners show the setup. Fictional records are supplied; personal data and paid accounts are unnecessary.</w:t>
+      </w:r>
+    </w:p>
+    <w:p>
+      <w:pPr>
+        <w:pStyle w:val="Heading2"/>
+      </w:pPr>
+      <w:r>
+        <w:t>Main plan</w:t>
       </w:r>
     </w:p>
     <w:tbl>
@@ -249,12 +355,418 @@
     </w:p>
     <w:p>
       <w:pPr>
+        <w:pStyle w:val="Heading2"/>
+      </w:pPr>
+      <w:r>
+        <w:t>Retrieval and readiness</w:t>
+      </w:r>
+    </w:p>
+    <w:p>
+      <w:pPr>
         <w:spacing w:line="336" w:lineRule="auto" w:after="180"/>
       </w:pPr>
       <w:r>
         <w:rPr>
           <w:b w:val="0"/>
         </w:rPr>
+        <w:t>Without opening the old lesson, explain one key idea from Project Problem and Success Test. Give an example and a mistake that the idea helps you avoid.</w:t>
+      </w:r>
+    </w:p>
+    <w:p>
+      <w:pPr>
+        <w:spacing w:line="336" w:lineRule="auto" w:after="180"/>
+      </w:pPr>
+      <w:r>
+        <w:rPr>
+          <w:b w:val="0"/>
+        </w:rPr>
+        <w:t>Look for: Define a small application purpose</w:t>
+      </w:r>
+    </w:p>
+    <w:p>
+      <w:pPr>
+        <w:spacing w:line="336" w:lineRule="auto" w:after="180"/>
+      </w:pPr>
+      <w:r>
+        <w:rPr>
+          <w:b w:val="0"/>
+        </w:rPr>
+        <w:t>Reference example, not the only acceptable wording: Suggest a suitable eligible activity for a teacher-supervised session; the teacher reviews and decides.</w:t>
+      </w:r>
+    </w:p>
+    <w:p>
+      <w:pPr>
+        <w:spacing w:line="336" w:lineRule="auto" w:after="180"/>
+      </w:pPr>
+      <w:r>
+        <w:rPr>
+          <w:b w:val="0"/>
+        </w:rPr>
+        <w:t>Without opening the old lesson, explain one key idea from Agents and Tools. Give an example and a mistake that the idea helps you avoid.</w:t>
+      </w:r>
+    </w:p>
+    <w:p>
+      <w:pPr>
+        <w:spacing w:line="336" w:lineRule="auto" w:after="180"/>
+      </w:pPr>
+      <w:r>
+        <w:rPr>
+          <w:b w:val="0"/>
+        </w:rPr>
+        <w:t xml:space="preserve">Look for: Explain the </w:t>
+      </w:r>
+      <w:r>
+        <w:rPr>
+          <w:b/>
+        </w:rPr>
+        <w:t>mechanism</w:t>
+      </w:r>
+      <w:r>
+        <w:rPr>
+          <w:b w:val="0"/>
+        </w:rPr>
+        <w:t xml:space="preserve"> and terminology of state machines for bounded agents</w:t>
+      </w:r>
+    </w:p>
+    <w:p>
+      <w:pPr>
+        <w:spacing w:line="336" w:lineRule="auto" w:after="180"/>
+      </w:pPr>
+      <w:r>
+        <w:rPr>
+          <w:b w:val="0"/>
+        </w:rPr>
+        <w:t xml:space="preserve">Reference example, not the only acceptable wording: Teacher </w:t>
+      </w:r>
+      <w:r>
+        <w:rPr>
+          <w:b/>
+        </w:rPr>
+        <w:t>explanation</w:t>
+      </w:r>
+      <w:r>
+        <w:rPr>
+          <w:b w:val="0"/>
+        </w:rPr>
+        <w:t>: A bounded agent uses explicit states and finite action limits. A state machine makes invalid transitions visible.</w:t>
+      </w:r>
+    </w:p>
+    <w:p>
+      <w:pPr>
+        <w:spacing w:line="336" w:lineRule="auto" w:after="180"/>
+      </w:pPr>
+      <w:r>
+        <w:rPr>
+          <w:b w:val="0"/>
+        </w:rPr>
+        <w:t xml:space="preserve">States are ready, looking_up, review, done. ready may start lookup; lookup may finish done or request review; review may finish done after authorised </w:t>
+      </w:r>
+      <w:r>
+        <w:rPr>
+          <w:b/>
+        </w:rPr>
+        <w:t>evidence</w:t>
+      </w:r>
+      <w:r>
+        <w:rPr>
+          <w:b w:val="0"/>
+        </w:rPr>
+        <w:t>. done is terminal. Maximum two lookup attempts.</w:t>
+      </w:r>
+    </w:p>
+    <w:p>
+      <w:pPr>
+        <w:spacing w:line="336" w:lineRule="auto" w:after="180"/>
+      </w:pPr>
+      <w:r>
+        <w:rPr>
+          <w:b w:val="0"/>
+        </w:rPr>
+        <w:t>Without opening the old lesson, explain one key idea from Predictive vs Generative. Give an example and a mistake that the idea helps you avoid.</w:t>
+      </w:r>
+    </w:p>
+    <w:p>
+      <w:pPr>
+        <w:spacing w:line="336" w:lineRule="auto" w:after="180"/>
+      </w:pPr>
+      <w:r>
+        <w:rPr>
+          <w:b w:val="0"/>
+        </w:rPr>
+        <w:t xml:space="preserve">Look for: Distinguish discriminative </w:t>
+      </w:r>
+      <w:r>
+        <w:rPr>
+          <w:b/>
+        </w:rPr>
+        <w:t>prediction</w:t>
+      </w:r>
+      <w:r>
+        <w:rPr>
+          <w:b w:val="0"/>
+        </w:rPr>
+        <w:t xml:space="preserve"> from generation by inspecting the requested </w:t>
+      </w:r>
+      <w:r>
+        <w:rPr>
+          <w:b/>
+        </w:rPr>
+        <w:t>output</w:t>
+      </w:r>
+    </w:p>
+    <w:p>
+      <w:pPr>
+        <w:spacing w:line="336" w:lineRule="auto" w:after="180"/>
+      </w:pPr>
+      <w:r>
+        <w:rPr>
+          <w:b w:val="0"/>
+        </w:rPr>
+        <w:t xml:space="preserve">Reference example, not the only acceptable wording: Teacher </w:t>
+      </w:r>
+      <w:r>
+        <w:rPr>
+          <w:b/>
+        </w:rPr>
+        <w:t>explanation</w:t>
+      </w:r>
+      <w:r>
+        <w:rPr>
+          <w:b w:val="0"/>
+        </w:rPr>
+        <w:t xml:space="preserve">: Message labels are discriminative </w:t>
+      </w:r>
+      <w:r>
+        <w:rPr>
+          <w:b/>
+        </w:rPr>
+        <w:t>prediction</w:t>
+      </w:r>
+      <w:r>
+        <w:rPr>
+          <w:b w:val="0"/>
+        </w:rPr>
+        <w:t>; continuing a sequence is generation; record lookup is retrieval rather than learned generation by itself.</w:t>
+      </w:r>
+    </w:p>
+    <w:p>
+      <w:pPr>
+        <w:spacing w:line="336" w:lineRule="auto" w:after="180"/>
+      </w:pPr>
+      <w:r>
+        <w:rPr>
+          <w:b w:val="0"/>
+        </w:rPr>
+        <w:t xml:space="preserve">One application can route a request, retrieve </w:t>
+      </w:r>
+      <w:r>
+        <w:rPr>
+          <w:b/>
+        </w:rPr>
+        <w:t>evidence</w:t>
+      </w:r>
+      <w:r>
+        <w:rPr>
+          <w:b w:val="0"/>
+        </w:rPr>
+        <w:t xml:space="preserve"> and generate a response.</w:t>
+      </w:r>
+    </w:p>
+    <w:p>
+      <w:pPr>
+        <w:spacing w:line="336" w:lineRule="auto" w:after="180"/>
+      </w:pPr>
+      <w:r>
+        <w:rPr>
+          <w:b w:val="0"/>
+        </w:rPr>
+        <w:t>No. Filter by the hard constraint before ranking.</w:t>
+      </w:r>
+    </w:p>
+    <w:p>
+      <w:pPr>
+        <w:pStyle w:val="Heading2"/>
+      </w:pPr>
+      <w:r>
+        <w:t>Materials and extension planning · reference / check after trying</w:t>
+      </w:r>
+    </w:p>
+    <w:p>
+      <w:pPr>
+        <w:spacing w:line="336" w:lineRule="auto" w:after="180"/>
+      </w:pPr>
+      <w:r>
+        <w:rPr>
+          <w:b w:val="0"/>
+        </w:rPr>
+        <w:t>Python 3 editor with a fresh local practice file</w:t>
+      </w:r>
+    </w:p>
+    <w:p>
+      <w:pPr>
+        <w:spacing w:line="336" w:lineRule="auto" w:after="180"/>
+      </w:pPr>
+      <w:r>
+        <w:rPr>
+          <w:b w:val="0"/>
+        </w:rPr>
+        <w:t>Paper trace table and the student workbook</w:t>
+      </w:r>
+    </w:p>
+    <w:p>
+      <w:pPr>
+        <w:spacing w:line="336" w:lineRule="auto" w:after="180"/>
+      </w:pPr>
+      <w:r>
+        <w:rPr>
+          <w:b w:val="0"/>
+        </w:rPr>
+        <w:t xml:space="preserve">Fictional </w:t>
+      </w:r>
+      <w:r>
+        <w:rPr>
+          <w:b/>
+        </w:rPr>
+        <w:t>input</w:t>
+      </w:r>
+      <w:r>
+        <w:rPr>
+          <w:b w:val="0"/>
+        </w:rPr>
+        <w:t xml:space="preserve"> records from this lesson; no real student identifiers</w:t>
+      </w:r>
+    </w:p>
+    <w:p>
+      <w:pPr>
+        <w:pStyle w:val="Heading3"/>
+      </w:pPr>
+      <w:r>
+        <w:t>Apply the connected idea: Building the data pipeline</w:t>
+      </w:r>
+    </w:p>
+    <w:p>
+      <w:pPr>
+        <w:spacing w:line="336" w:lineRule="auto" w:after="180"/>
+      </w:pPr>
+      <w:r>
+        <w:rPr>
+          <w:b w:val="0"/>
+        </w:rPr>
+        <w:t xml:space="preserve">Teach Week 32 as a two-session investigation using fictional data. Build the validation </w:t>
+      </w:r>
+      <w:r>
+        <w:rPr>
+          <w:b/>
+        </w:rPr>
+        <w:t>stage</w:t>
+      </w:r>
+      <w:r>
+        <w:rPr>
+          <w:b w:val="0"/>
+        </w:rPr>
+        <w:t xml:space="preserve"> of the planned chooser first. A valid record has nonempty text name, integer minutes 0 through 60 and integer fun and learning ratings 0 through 5. The batch </w:t>
+      </w:r>
+      <w:r>
+        <w:rPr>
+          <w:b/>
+        </w:rPr>
+        <w:t>stage</w:t>
+      </w:r>
+      <w:r>
+        <w:rPr>
+          <w:b w:val="0"/>
+        </w:rPr>
+        <w:t xml:space="preserve"> must separately check name uniqueness. Only accepted records may reach the selection function in this week’s lesson. Assess the three stated outcomes through the independent task, not by copying the worked result.</w:t>
+      </w:r>
+    </w:p>
+    <w:p>
+      <w:pPr>
+        <w:pStyle w:val="Heading3"/>
+      </w:pPr>
+      <w:r>
+        <w:t>Readiness answer</w:t>
+      </w:r>
+    </w:p>
+    <w:p>
+      <w:pPr>
+        <w:spacing w:line="336" w:lineRule="auto" w:after="180"/>
+      </w:pPr>
+      <w:r>
+        <w:rPr>
+          <w:b w:val="0"/>
+        </w:rPr>
+        <w:t>Validate, filter eligibility, calculate scores, resolve ties, then report with limits.</w:t>
+      </w:r>
+    </w:p>
+    <w:p>
+      <w:pPr>
+        <w:spacing w:line="336" w:lineRule="auto" w:after="180"/>
+      </w:pPr>
+      <w:r>
+        <w:rPr>
+          <w:b w:val="0"/>
+        </w:rPr>
+        <w:t>Python 3 editor with a fresh local practice file</w:t>
+      </w:r>
+    </w:p>
+    <w:p>
+      <w:pPr>
+        <w:spacing w:line="336" w:lineRule="auto" w:after="180"/>
+      </w:pPr>
+      <w:r>
+        <w:rPr>
+          <w:b w:val="0"/>
+        </w:rPr>
+        <w:t>Paper trace table and the student workbook</w:t>
+      </w:r>
+    </w:p>
+    <w:p>
+      <w:pPr>
+        <w:spacing w:line="336" w:lineRule="auto" w:after="180"/>
+      </w:pPr>
+      <w:r>
+        <w:rPr>
+          <w:b w:val="0"/>
+        </w:rPr>
+        <w:t xml:space="preserve">Fictional </w:t>
+      </w:r>
+      <w:r>
+        <w:rPr>
+          <w:b/>
+        </w:rPr>
+        <w:t>input</w:t>
+      </w:r>
+      <w:r>
+        <w:rPr>
+          <w:b w:val="0"/>
+        </w:rPr>
+        <w:t xml:space="preserve"> records from this lesson; no real student identifiers</w:t>
+      </w:r>
+    </w:p>
+    <w:p>
+      <w:pPr>
+        <w:pStyle w:val="Heading2"/>
+      </w:pPr>
+      <w:r>
+        <w:t>Earlier wording, alternatives and picture transcripts · reference / check after trying</w:t>
+      </w:r>
+    </w:p>
+    <w:p>
+      <w:pPr>
+        <w:pStyle w:val="Heading3"/>
+      </w:pPr>
+      <w:r>
+        <w:t>Teach the learning cycle</w:t>
+      </w:r>
+    </w:p>
+    <w:p>
+      <w:pPr>
+        <w:spacing w:line="336" w:lineRule="auto" w:after="180"/>
+      </w:pPr>
+      <w:r>
+        <w:rPr>
+          <w:b w:val="0"/>
+        </w:rPr>
         <w:t>Case exposure check: this source example appears in ai-2/24, ai-2/33. Reuse a familiar case for recall or modelling; verify that the case used to assess transfer has not already received feedback.</w:t>
       </w:r>
     </w:p>
@@ -276,39 +788,6 @@
     </w:p>
     <w:p>
       <w:pPr>
-        <w:spacing w:line="336" w:lineRule="auto" w:after="180"/>
-      </w:pPr>
-      <w:r>
-        <w:rPr>
-          <w:b w:val="0"/>
-        </w:rPr>
-        <w:t>Without opening the old lesson, explain one key idea from Project Problem and Success Test. Give an example and a mistake that the idea helps you avoid.</w:t>
-      </w:r>
-    </w:p>
-    <w:p>
-      <w:pPr>
-        <w:spacing w:line="336" w:lineRule="auto" w:after="180"/>
-      </w:pPr>
-      <w:r>
-        <w:rPr>
-          <w:b w:val="0"/>
-        </w:rPr>
-        <w:t>Look for: Define a small application purpose</w:t>
-      </w:r>
-    </w:p>
-    <w:p>
-      <w:pPr>
-        <w:spacing w:line="336" w:lineRule="auto" w:after="180"/>
-      </w:pPr>
-      <w:r>
-        <w:rPr>
-          <w:b w:val="0"/>
-        </w:rPr>
-        <w:t>Reference example, not the only acceptable wording: Suggest a suitable eligible activity for a teacher-supervised session; the teacher reviews and decides.</w:t>
-      </w:r>
-    </w:p>
-    <w:p>
-      <w:pPr>
         <w:pStyle w:val="Heading3"/>
       </w:pPr>
       <w:r>
@@ -317,188 +796,10 @@
     </w:p>
     <w:p>
       <w:pPr>
-        <w:spacing w:line="336" w:lineRule="auto" w:after="180"/>
-      </w:pPr>
-      <w:r>
-        <w:rPr>
-          <w:b w:val="0"/>
-        </w:rPr>
-        <w:t>Without opening the old lesson, explain one key idea from Agents and Tools. Give an example and a mistake that the idea helps you avoid.</w:t>
-      </w:r>
-    </w:p>
-    <w:p>
-      <w:pPr>
-        <w:spacing w:line="336" w:lineRule="auto" w:after="180"/>
-      </w:pPr>
-      <w:r>
-        <w:rPr>
-          <w:b w:val="0"/>
-        </w:rPr>
-        <w:t xml:space="preserve">Look for: Explain the </w:t>
-      </w:r>
-      <w:r>
-        <w:rPr>
-          <w:b/>
-        </w:rPr>
-        <w:t>mechanism</w:t>
-      </w:r>
-      <w:r>
-        <w:rPr>
-          <w:b w:val="0"/>
-        </w:rPr>
-        <w:t xml:space="preserve"> and terminology of state machines for bounded agents</w:t>
-      </w:r>
-    </w:p>
-    <w:p>
-      <w:pPr>
-        <w:spacing w:line="336" w:lineRule="auto" w:after="180"/>
-      </w:pPr>
-      <w:r>
-        <w:rPr>
-          <w:b w:val="0"/>
-        </w:rPr>
-        <w:t xml:space="preserve">Reference example, not the only acceptable wording: Teacher </w:t>
-      </w:r>
-      <w:r>
-        <w:rPr>
-          <w:b/>
-        </w:rPr>
-        <w:t>explanation</w:t>
-      </w:r>
-      <w:r>
-        <w:rPr>
-          <w:b w:val="0"/>
-        </w:rPr>
-        <w:t>: A bounded agent uses explicit states and finite action limits. A state machine makes invalid transitions visible.</w:t>
-      </w:r>
-    </w:p>
-    <w:p>
-      <w:pPr>
-        <w:spacing w:line="336" w:lineRule="auto" w:after="180"/>
-      </w:pPr>
-      <w:r>
-        <w:rPr>
-          <w:b w:val="0"/>
-        </w:rPr>
-        <w:t xml:space="preserve">States are ready, looking_up, review, done. ready may start lookup; lookup may finish done or request review; review may finish done after authorised </w:t>
-      </w:r>
-      <w:r>
-        <w:rPr>
-          <w:b/>
-        </w:rPr>
-        <w:t>evidence</w:t>
-      </w:r>
-      <w:r>
-        <w:rPr>
-          <w:b w:val="0"/>
-        </w:rPr>
-        <w:t>. done is terminal. Maximum two lookup attempts.</w:t>
-      </w:r>
-    </w:p>
-    <w:p>
-      <w:pPr>
         <w:pStyle w:val="Heading3"/>
       </w:pPr>
       <w:r>
         <w:t>Predictive vs Generative</w:t>
-      </w:r>
-    </w:p>
-    <w:p>
-      <w:pPr>
-        <w:spacing w:line="336" w:lineRule="auto" w:after="180"/>
-      </w:pPr>
-      <w:r>
-        <w:rPr>
-          <w:b w:val="0"/>
-        </w:rPr>
-        <w:t>Without opening the old lesson, explain one key idea from Predictive vs Generative. Give an example and a mistake that the idea helps you avoid.</w:t>
-      </w:r>
-    </w:p>
-    <w:p>
-      <w:pPr>
-        <w:spacing w:line="336" w:lineRule="auto" w:after="180"/>
-      </w:pPr>
-      <w:r>
-        <w:rPr>
-          <w:b w:val="0"/>
-        </w:rPr>
-        <w:t xml:space="preserve">Look for: Distinguish discriminative </w:t>
-      </w:r>
-      <w:r>
-        <w:rPr>
-          <w:b/>
-        </w:rPr>
-        <w:t>prediction</w:t>
-      </w:r>
-      <w:r>
-        <w:rPr>
-          <w:b w:val="0"/>
-        </w:rPr>
-        <w:t xml:space="preserve"> from generation by inspecting the requested </w:t>
-      </w:r>
-      <w:r>
-        <w:rPr>
-          <w:b/>
-        </w:rPr>
-        <w:t>output</w:t>
-      </w:r>
-    </w:p>
-    <w:p>
-      <w:pPr>
-        <w:spacing w:line="336" w:lineRule="auto" w:after="180"/>
-      </w:pPr>
-      <w:r>
-        <w:rPr>
-          <w:b w:val="0"/>
-        </w:rPr>
-        <w:t xml:space="preserve">Reference example, not the only acceptable wording: Teacher </w:t>
-      </w:r>
-      <w:r>
-        <w:rPr>
-          <w:b/>
-        </w:rPr>
-        <w:t>explanation</w:t>
-      </w:r>
-      <w:r>
-        <w:rPr>
-          <w:b w:val="0"/>
-        </w:rPr>
-        <w:t xml:space="preserve">: Message labels are discriminative </w:t>
-      </w:r>
-      <w:r>
-        <w:rPr>
-          <w:b/>
-        </w:rPr>
-        <w:t>prediction</w:t>
-      </w:r>
-      <w:r>
-        <w:rPr>
-          <w:b w:val="0"/>
-        </w:rPr>
-        <w:t>; continuing a sequence is generation; record lookup is retrieval rather than learned generation by itself.</w:t>
-      </w:r>
-    </w:p>
-    <w:p>
-      <w:pPr>
-        <w:spacing w:line="336" w:lineRule="auto" w:after="180"/>
-      </w:pPr>
-      <w:r>
-        <w:rPr>
-          <w:b w:val="0"/>
-        </w:rPr>
-        <w:t xml:space="preserve">One application can route a request, retrieve </w:t>
-      </w:r>
-      <w:r>
-        <w:rPr>
-          <w:b/>
-        </w:rPr>
-        <w:t>evidence</w:t>
-      </w:r>
-      <w:r>
-        <w:rPr>
-          <w:b w:val="0"/>
-        </w:rPr>
-        <w:t xml:space="preserve"> and generate a response.</w:t>
       </w:r>
     </w:p>
     <w:p>
@@ -706,6 +1007,11 @@
       </w:r>
     </w:p>
     <w:p>
+      <w:r>
+        <w:t>This compact option is not the full-week schedule. Use the main teaching cycle and allow extra sessions for the investigation, independent work and project.</w:t>
+      </w:r>
+    </w:p>
+    <w:p>
       <w:pPr>
         <w:spacing w:line="336" w:lineRule="auto" w:after="180"/>
       </w:pPr>
@@ -713,7 +1019,19 @@
         <w:rPr>
           <w:b w:val="0"/>
         </w:rPr>
-        <w:t>Use the supplied scenario, student illustrations and blank paper. For numeric work, offer counters or a calculator after learners show the setup. Fictional records are supplied; personal data and paid accounts are unnecessary.</w:t>
+        <w:t xml:space="preserve">Allow 80 minutes: recall 8; </w:t>
+      </w:r>
+      <w:r>
+        <w:rPr>
+          <w:b/>
+        </w:rPr>
+        <w:t>explanation</w:t>
+      </w:r>
+      <w:r>
+        <w:rPr>
+          <w:b w:val="0"/>
+        </w:rPr>
+        <w:t xml:space="preserve"> 12; worked demonstration 15; guided practice 20; independent assessment 15; project and reflection 10. Extend the lab into a second session when needed.</w:t>
       </w:r>
     </w:p>
     <w:p>
@@ -721,36 +1039,960 @@
         <w:pStyle w:val="Heading3"/>
       </w:pPr>
       <w:r>
-        <w:t>Alternative compact allocation</w:t>
-      </w:r>
-    </w:p>
-    <w:p>
-      <w:r>
-        <w:t>This compact option is not the full-week schedule. Use the main teaching cycle and allow extra sessions for the investigation, independent work and project.</w:t>
+        <w:t>Preparation for the connected explanation</w:t>
+      </w:r>
+    </w:p>
+    <w:p>
+      <w:pPr>
+        <w:pStyle w:val="Heading3"/>
+      </w:pPr>
+      <w:r>
+        <w:t>Readiness answer</w:t>
+      </w:r>
+    </w:p>
+    <w:p>
+      <w:pPr>
+        <w:pStyle w:val="Heading3"/>
+      </w:pPr>
+      <w:r>
+        <w:t>End goal for the pictorial case</w:t>
       </w:r>
     </w:p>
     <w:p>
       <w:pPr>
         <w:spacing w:line="336" w:lineRule="auto" w:after="180"/>
-        <w:shd w:fill="F1F6F8"/>
-      </w:pPr>
-      <w:r>
-        <w:rPr>
-          <w:b w:val="0"/>
-        </w:rPr>
-        <w:t xml:space="preserve">Allow 80 minutes: recall 8; </w:t>
+      </w:pPr>
+      <w:r>
+        <w:rPr>
+          <w:b w:val="0"/>
+        </w:rPr>
+        <w:t>This added worked case illustrates the week’s main idea. Retain all original and connected topics; schedule its practice within the teaching cycle.</w:t>
+      </w:r>
+    </w:p>
+    <w:p>
+      <w:pPr>
+        <w:pStyle w:val="Heading1"/>
+      </w:pPr>
+      <w:r>
+        <w:t>02. Model the activity state trace and separate book ranking</w:t>
+      </w:r>
+    </w:p>
+    <w:p>
+      <w:r>
+        <w:t>Keep schemas, scores and tie rules labelled.</w:t>
+      </w:r>
+    </w:p>
+    <w:p>
+      <w:pPr>
+        <w:pStyle w:val="Heading2"/>
+      </w:pPr>
+      <w:r>
+        <w:t>State main assumptions</w:t>
+      </w:r>
+    </w:p>
+    <w:p>
+      <w:pPr>
+        <w:spacing w:line="336" w:lineRule="auto" w:after="180"/>
+      </w:pPr>
+      <w:r>
+        <w:rPr>
+          <w:b w:val="0"/>
+        </w:rPr>
+        <w:t xml:space="preserve">Build a fictional activity </w:t>
       </w:r>
       <w:r>
         <w:rPr>
           <w:b/>
         </w:rPr>
+        <w:t>recommender</w:t>
+      </w:r>
+      <w:r>
+        <w:rPr>
+          <w:b w:val="0"/>
+        </w:rPr>
+        <w:t xml:space="preserve"> using last week's score. Require duration at most a supplied limit. On a tie choose the alphabetically first name.</w:t>
+      </w:r>
+    </w:p>
+    <w:p>
+      <w:pPr>
+        <w:spacing w:line="336" w:lineRule="auto" w:after="180"/>
+      </w:pPr>
+      <w:r>
+        <w:rPr>
+          <w:b w:val="0"/>
+        </w:rPr>
+        <w:t xml:space="preserve">This makes the outcome reproducible rather than dependent on </w:t>
+      </w:r>
+      <w:r>
+        <w:rPr>
+          <w:b/>
+        </w:rPr>
+        <w:t>input</w:t>
+      </w:r>
+      <w:r>
+        <w:rPr>
+          <w:b w:val="0"/>
+        </w:rPr>
+        <w:t xml:space="preserve"> order. Assume unique names and validated numeric fields.</w:t>
+      </w:r>
+    </w:p>
+    <w:p>
+      <w:pPr>
+        <w:pStyle w:val="Heading2"/>
+      </w:pPr>
+      <w:r>
+        <w:t>Run and trace the activity selector</w:t>
+      </w:r>
+    </w:p>
+    <w:p>
+      <w:r>
+        <w:rPr>
+          <w:rFonts w:ascii="Courier New" w:hAnsi="Courier New"/>
+          <w:sz w:val="18"/>
+        </w:rPr>
+        <w:t>def recommend(items, limit):</w:t>
+        <w:br/>
+        <w:t xml:space="preserve">    best = None</w:t>
+        <w:br/>
+        <w:t xml:space="preserve">    best_score = None</w:t>
+        <w:br/>
+        <w:t xml:space="preserve">    for item in items:</w:t>
+        <w:br/>
+        <w:t xml:space="preserve">        if item["minutes"] &lt;= limit:</w:t>
+        <w:br/>
+        <w:t xml:space="preserve">            score = 2 * item["fun"] + item["learning"]</w:t>
+        <w:br/>
+        <w:t xml:space="preserve">            if (best is None or score &gt; best_score</w:t>
+        <w:br/>
+        <w:t xml:space="preserve">                or (score == best_score and item["name"] &lt; best)):</w:t>
+        <w:br/>
+        <w:t xml:space="preserve">                best = item["name"]</w:t>
+        <w:br/>
+        <w:t xml:space="preserve">                best_score = score</w:t>
+        <w:br/>
+        <w:t xml:space="preserve">    return best</w:t>
+        <w:br/>
+        <w:br/>
+        <w:t>items = [{"name": "B", "fun": 3, "learning": 2, "minutes": 10},</w:t>
+        <w:br/>
+        <w:t xml:space="preserve">         {"name": "A", "fun": 2, "learning": 4, "minutes": 9}]</w:t>
+        <w:br/>
+        <w:t>print(recommend(items, 10))</w:t>
+      </w:r>
+    </w:p>
+    <w:p>
+      <w:pPr>
+        <w:spacing w:line="336" w:lineRule="auto" w:after="180"/>
+      </w:pPr>
+      <w:r>
+        <w:rPr>
+          <w:b w:val="0"/>
+        </w:rPr>
+        <w:t>The function prints nothing; the caller prints A. best starts as None to mean no eligible option found. Python short-circuits or: when best is None, later comparisons in that condition need not run.</w:t>
+      </w:r>
+    </w:p>
+    <w:p>
+      <w:pPr>
+        <w:spacing w:line="336" w:lineRule="auto" w:after="180"/>
+      </w:pPr>
+      <w:r>
+        <w:rPr>
+          <w:b w:val="0"/>
+        </w:rPr>
+        <w:t>After selecting an item, best_score is numeric. An empty list or no eligible item returns None.</w:t>
+      </w:r>
+    </w:p>
+    <w:p>
+      <w:pPr>
+        <w:pStyle w:val="Heading3"/>
+      </w:pPr>
+      <w:r>
+        <w:t>Predict the result if the list order is reversed, and if the limit is 8.</w:t>
+      </w:r>
+    </w:p>
+    <w:p>
+      <w:r>
+        <w:t>________________________________________________________________</w:t>
+      </w:r>
+    </w:p>
+    <w:p>
+      <w:r>
+        <w:t>________________________________________________________________</w:t>
+      </w:r>
+    </w:p>
+    <w:p>
+      <w:r>
+        <w:t>________________________________________________________________</w:t>
+      </w:r>
+    </w:p>
+    <w:p>
+      <w:r>
+        <w:t>________________________________________________________________</w:t>
+      </w:r>
+    </w:p>
+    <w:p>
+      <w:r>
+        <w:t>________________________________________________________________</w:t>
+      </w:r>
+    </w:p>
+    <w:p>
+      <w:r>
+        <w:t>________________________________________________________________</w:t>
+      </w:r>
+    </w:p>
+    <w:p>
+      <w:pPr>
+        <w:pStyle w:val="Heading2"/>
+      </w:pPr>
+      <w:r>
+        <w:t>Read the separate animal-book dataset</w:t>
+      </w:r>
+    </w:p>
+    <w:p>
+      <w:pPr>
+        <w:spacing w:line="336" w:lineRule="auto" w:after="180"/>
+      </w:pPr>
+      <w:r>
+        <w:rPr>
+          <w:b w:val="0"/>
+        </w:rPr>
+        <w:t>A fictional book chooser filters a request before comparing preference scores.</w:t>
+      </w:r>
+    </w:p>
+    <w:p>
+      <w:pPr>
+        <w:spacing w:line="336" w:lineRule="auto" w:after="180"/>
+      </w:pPr>
+      <w:r>
+        <w:rPr>
+          <w:b w:val="0"/>
+        </w:rPr>
+        <w:t>Request: animal subject, at most 90 pages. Score 2 for illustrated and 1 for comic. Tie chooses smaller ID.</w:t>
+      </w:r>
+    </w:p>
+    <w:p>
+      <w:pPr>
+        <w:spacing w:line="336" w:lineRule="auto" w:after="180"/>
+      </w:pPr>
+      <w:r>
+        <w:rPr>
+          <w:b w:val="0"/>
+        </w:rPr>
+        <w:t>A animal90 illustrated prose; B animal70 plain comic; C space60 illustrated comic; D animal80 illustrated comic.</w:t>
+      </w:r>
+    </w:p>
+    <w:p>
+      <w:pPr>
+        <w:pStyle w:val="Heading2"/>
+      </w:pPr>
+      <w:r>
+        <w:t>Trace the book ranking and exclusions</w:t>
+      </w:r>
+    </w:p>
+    <w:p>
+      <w:r>
+        <w:drawing>
+          <wp:inline xmlns:a="http://schemas.openxmlformats.org/drawingml/2006/main" xmlns:pic="http://schemas.openxmlformats.org/drawingml/2006/picture">
+            <wp:extent cx="5486400" cy="4005072"/>
+            <wp:docPr id="1" name="Picture 1" descr="Filter: A,B,D meet subject and page requirements; C fails subject. → Compute scores: A=2; B=1; D=3. → Choose best: Return D with both preference matches recorded. → Deterministic output: Reordering the input rows must not change D’s unique winning score."/>
+            <wp:cNvGraphicFramePr>
+              <a:graphicFrameLocks noChangeAspect="1"/>
+            </wp:cNvGraphicFramePr>
+            <a:graphic>
+              <a:graphicData uri="http://schemas.openxmlformats.org/drawingml/2006/picture">
+                <pic:pic>
+                  <pic:nvPicPr>
+                    <pic:cNvPr id="0" name="academy-story-ai-2-33-02.png"/>
+                    <pic:cNvPicPr/>
+                  </pic:nvPicPr>
+                  <pic:blipFill>
+                    <a:blip r:embed="rId9"/>
+                    <a:stretch>
+                      <a:fillRect/>
+                    </a:stretch>
+                  </pic:blipFill>
+                  <pic:spPr>
+                    <a:xfrm>
+                      <a:off x="0" y="0"/>
+                      <a:ext cx="5486400" cy="4005072"/>
+                    </a:xfrm>
+                    <a:prstGeom prst="rect"/>
+                  </pic:spPr>
+                </pic:pic>
+              </a:graphicData>
+            </a:graphic>
+          </wp:inline>
+        </w:drawing>
+      </w:r>
+    </w:p>
+    <w:p>
+      <w:pPr>
+        <w:pStyle w:val="Heading3"/>
+      </w:pPr>
+      <w:r>
+        <w:t>Read the picture one step at a time</w:t>
+      </w:r>
+    </w:p>
+    <w:tbl>
+      <w:tblPr>
+        <w:tblStyle w:val="LightShading-Accent1"/>
+        <w:tblW w:type="auto" w:w="0"/>
+        <w:tblLook w:firstColumn="1" w:firstRow="1" w:lastColumn="0" w:lastRow="0" w:noHBand="0" w:noVBand="1" w:val="04A0"/>
+      </w:tblPr>
+      <w:tblGrid>
+        <w:gridCol w:w="5112"/>
+        <w:gridCol w:w="5112"/>
+      </w:tblGrid>
+      <w:tr>
+        <w:trPr>
+          <w:tblHeader/>
+        </w:trPr>
+        <w:tc>
+          <w:tcPr>
+            <w:tcW w:type="dxa" w:w="5112"/>
+          </w:tcPr>
+          <w:p>
+            <w:r>
+              <w:t>Step</w:t>
+            </w:r>
+          </w:p>
+        </w:tc>
+        <w:tc>
+          <w:tcPr>
+            <w:tcW w:type="dxa" w:w="5112"/>
+          </w:tcPr>
+          <w:p>
+            <w:r>
+              <w:t>What happens and why</w:t>
+            </w:r>
+          </w:p>
+        </w:tc>
+      </w:tr>
+      <w:tr>
+        <w:tc>
+          <w:tcPr>
+            <w:tcW w:type="dxa" w:w="5112"/>
+          </w:tcPr>
+          <w:p>
+            <w:r>
+              <w:t>1. Filter</w:t>
+            </w:r>
+          </w:p>
+        </w:tc>
+        <w:tc>
+          <w:tcPr>
+            <w:tcW w:type="dxa" w:w="5112"/>
+          </w:tcPr>
+          <w:p>
+            <w:r>
+              <w:t>A,B,D meet subject and page requirements; C fails subject.</w:t>
+            </w:r>
+          </w:p>
+        </w:tc>
+      </w:tr>
+      <w:tr>
+        <w:tc>
+          <w:tcPr>
+            <w:tcW w:type="dxa" w:w="5112"/>
+          </w:tcPr>
+          <w:p>
+            <w:r>
+              <w:t>2. Compute scores</w:t>
+            </w:r>
+          </w:p>
+        </w:tc>
+        <w:tc>
+          <w:tcPr>
+            <w:tcW w:type="dxa" w:w="5112"/>
+          </w:tcPr>
+          <w:p>
+            <w:r>
+              <w:t>A=2; B=1; D=3.</w:t>
+            </w:r>
+          </w:p>
+        </w:tc>
+      </w:tr>
+      <w:tr>
+        <w:tc>
+          <w:tcPr>
+            <w:tcW w:type="dxa" w:w="5112"/>
+          </w:tcPr>
+          <w:p>
+            <w:r>
+              <w:t>3. Choose best</w:t>
+            </w:r>
+          </w:p>
+        </w:tc>
+        <w:tc>
+          <w:tcPr>
+            <w:tcW w:type="dxa" w:w="5112"/>
+          </w:tcPr>
+          <w:p>
+            <w:r>
+              <w:t>Return D with both preference matches recorded.</w:t>
+            </w:r>
+          </w:p>
+        </w:tc>
+      </w:tr>
+      <w:tr>
+        <w:tc>
+          <w:tcPr>
+            <w:tcW w:type="dxa" w:w="5112"/>
+          </w:tcPr>
+          <w:p>
+            <w:r>
+              <w:t>4. Deterministic output</w:t>
+            </w:r>
+          </w:p>
+        </w:tc>
+        <w:tc>
+          <w:tcPr>
+            <w:tcW w:type="dxa" w:w="5112"/>
+          </w:tcPr>
+          <w:p>
+            <w:r>
+              <w:t>Reordering the input rows must not change D’s unique winning score.</w:t>
+            </w:r>
+          </w:p>
+        </w:tc>
+      </w:tr>
+    </w:tbl>
+    <w:p>
+      <w:r>
+        <w:t>Match each pictured step to the supplied facts. This is a worked teaching case, not an independent assessment.</w:t>
+      </w:r>
+    </w:p>
+    <w:p>
+      <w:pPr>
+        <w:spacing w:line="336" w:lineRule="auto" w:after="180"/>
+      </w:pPr>
+      <w:r>
+        <w:rPr>
+          <w:b w:val="0"/>
+        </w:rPr>
+        <w:t>Eligibility and ranking answer different questions. C has a high preference score but is not an animal book, so it must stay excluded.</w:t>
+      </w:r>
+    </w:p>
+    <w:p>
+      <w:pPr>
+        <w:spacing w:line="336" w:lineRule="auto" w:after="180"/>
+      </w:pPr>
+      <w:r>
+        <w:rPr>
+          <w:b w:val="0"/>
+        </w:rPr>
+        <w:t xml:space="preserve">The implementation needs a no-match result and explicit tie policy even when this example has a unique winner. Save rejected reasons for an </w:t>
+      </w:r>
+      <w:r>
+        <w:rPr>
+          <w:b/>
+        </w:rPr>
         <w:t>explanation</w:t>
       </w:r>
       <w:r>
         <w:rPr>
           <w:b w:val="0"/>
         </w:rPr>
-        <w:t xml:space="preserve"> 12; worked demonstration 15; guided practice 20; independent assessment 15; project and reflection 10. Extend the lab into a second session when needed.</w:t>
+        <w:t>, not just the final ID.</w:t>
+      </w:r>
+    </w:p>
+    <w:p>
+      <w:pPr>
+        <w:pStyle w:val="Heading2"/>
+      </w:pPr>
+      <w:r>
+        <w:t>Predict the changed-D result</w:t>
+      </w:r>
+    </w:p>
+    <w:p>
+      <w:pPr>
+        <w:spacing w:line="336" w:lineRule="auto" w:after="180"/>
+      </w:pPr>
+      <w:r>
+        <w:rPr>
+          <w:b w:val="0"/>
+        </w:rPr>
+        <w:t>Change: Change D’s pages to 91, leaving every other field unchanged.</w:t>
+      </w:r>
+    </w:p>
+    <w:p>
+      <w:pPr>
+        <w:spacing w:line="336" w:lineRule="auto" w:after="180"/>
+      </w:pPr>
+      <w:r>
+        <w:rPr>
+          <w:b/>
+        </w:rPr>
+        <w:t>Prediction</w:t>
+      </w:r>
+      <w:r>
+        <w:rPr>
+          <w:b w:val="0"/>
+        </w:rPr>
+        <w:t>: D becomes ineligible, so A wins with score 2.</w:t>
+      </w:r>
+    </w:p>
+    <w:p>
+      <w:pPr>
+        <w:spacing w:line="336" w:lineRule="auto" w:after="180"/>
+      </w:pPr>
+      <w:r>
+        <w:rPr>
+          <w:b w:val="0"/>
+        </w:rPr>
+        <w:t>Reason: The strict excess over the 90-page maximum changes filtering before ranking.</w:t>
+      </w:r>
+    </w:p>
+    <w:p>
+      <w:pPr>
+        <w:pStyle w:val="Heading2"/>
+      </w:pPr>
+      <w:r>
+        <w:t>Run the complete pictured book code</w:t>
+      </w:r>
+    </w:p>
+    <w:p>
+      <w:r>
+        <w:rPr>
+          <w:rFonts w:ascii="Courier New" w:hAnsi="Courier New"/>
+          <w:sz w:val="18"/>
+        </w:rPr>
+        <w:t>def choose_book(rows, subject, max_pages):</w:t>
+        <w:br/>
+        <w:t xml:space="preserve">    # Inputs are supplied, validated fictional rows with unique IDs.</w:t>
+        <w:br/>
+        <w:t xml:space="preserve">    eligible = [r for r in rows if r['subject'] == subject and r['pages'] &lt;= max_pages]</w:t>
+        <w:br/>
+        <w:t xml:space="preserve">    ranked = sorted(eligible, key=lambda r: (-(2*int(r['illustrated']) + int(r['comic'])), r['id']))</w:t>
+        <w:br/>
+        <w:t xml:space="preserve">    return [(r['id'], 2*int(r['illustrated']) + int(r['comic'])) for r in ranked]</w:t>
+        <w:br/>
+        <w:br/>
+        <w:t>books = [dict(id='A',subject='animal',pages=90,illustrated=True,comic=False),</w:t>
+        <w:br/>
+        <w:t xml:space="preserve">         dict(id='B',subject='animal',pages=70,illustrated=False,comic=True),</w:t>
+        <w:br/>
+        <w:t xml:space="preserve">         dict(id='C',subject='space',pages=60,illustrated=True,comic=True),</w:t>
+        <w:br/>
+        <w:t xml:space="preserve">         dict(id='D',subject='animal',pages=80,illustrated=True,comic=True)]</w:t>
+        <w:br/>
+        <w:t>print(choose_book(books, 'animal', 90))</w:t>
+        <w:br/>
+        <w:t>changed = [dict(r, pages=91) if r['id']=='D' else dict(r) for r in books]</w:t>
+        <w:br/>
+        <w:t>print(choose_book(changed, 'animal', 90))</w:t>
+        <w:br/>
+        <w:t>print(choose_book(books, 'animal', 50))</w:t>
+      </w:r>
+    </w:p>
+    <w:p>
+      <w:pPr>
+        <w:pStyle w:val="Heading2"/>
+      </w:pPr>
+      <w:r>
+        <w:t>Explain the picture’s limits</w:t>
+      </w:r>
+    </w:p>
+    <w:p>
+      <w:pPr>
+        <w:spacing w:line="336" w:lineRule="auto" w:after="180"/>
+      </w:pPr>
+      <w:r>
+        <w:rPr>
+          <w:b w:val="0"/>
+        </w:rPr>
+        <w:t>Toy preference weights do not imply shorter or illustrated books are universally better for all learners.</w:t>
+      </w:r>
+    </w:p>
+    <w:p>
+      <w:pPr>
+        <w:spacing w:line="336" w:lineRule="auto" w:after="180"/>
+      </w:pPr>
+      <w:r>
+        <w:rPr>
+          <w:b w:val="0"/>
+        </w:rPr>
+        <w:t xml:space="preserve">Cover the result. Ask learners to name the </w:t>
+      </w:r>
+      <w:r>
+        <w:rPr>
+          <w:b/>
+        </w:rPr>
+        <w:t>input</w:t>
+      </w:r>
+      <w:r>
+        <w:rPr>
+          <w:b w:val="0"/>
+        </w:rPr>
+        <w:t xml:space="preserve">s and predict the next step. Uncover one step, connect the icon to the actual procedure, and explain its </w:t>
+      </w:r>
+      <w:r>
+        <w:rPr>
+          <w:b/>
+        </w:rPr>
+        <w:t>evidence</w:t>
+      </w:r>
+      <w:r>
+        <w:rPr>
+          <w:b w:val="0"/>
+        </w:rPr>
+        <w:t>. Then change the supplied condition and compare.</w:t>
+      </w:r>
+    </w:p>
+    <w:p>
+      <w:pPr>
+        <w:spacing w:line="336" w:lineRule="auto" w:after="180"/>
+      </w:pPr>
+      <w:r>
+        <w:rPr>
+          <w:b w:val="0"/>
+        </w:rPr>
+        <w:t>The picture is a representation; it does not document execution of a real AI model.</w:t>
+      </w:r>
+    </w:p>
+    <w:p>
+      <w:pPr>
+        <w:pStyle w:val="Heading2"/>
+      </w:pPr>
+      <w:r>
+        <w:t>Pipeline extension · Validate each row before selection · reference / check after trying</w:t>
+      </w:r>
+    </w:p>
+    <w:p>
+      <w:pPr>
+        <w:spacing w:line="336" w:lineRule="auto" w:after="180"/>
+      </w:pPr>
+      <w:r>
+        <w:rPr>
+          <w:b w:val="0"/>
+        </w:rPr>
+        <w:t xml:space="preserve">Build the validation </w:t>
+      </w:r>
+      <w:r>
+        <w:rPr>
+          <w:b/>
+        </w:rPr>
+        <w:t>stage</w:t>
+      </w:r>
+      <w:r>
+        <w:rPr>
+          <w:b w:val="0"/>
+        </w:rPr>
+        <w:t xml:space="preserve"> of the planned chooser first. A valid record has nonempty text name, integer minutes 0 through 60 and integer fun and learning ratings 0 through 5. The batch </w:t>
+      </w:r>
+      <w:r>
+        <w:rPr>
+          <w:b/>
+        </w:rPr>
+        <w:t>stage</w:t>
+      </w:r>
+      <w:r>
+        <w:rPr>
+          <w:b w:val="0"/>
+        </w:rPr>
+        <w:t xml:space="preserve"> must separately check name uniqueness. Only accepted records may reach the selection function in this week’s lesson.</w:t>
+      </w:r>
+    </w:p>
+    <w:p>
+      <w:r>
+        <w:rPr>
+          <w:rFonts w:ascii="Courier New" w:hAnsi="Courier New"/>
+          <w:sz w:val="18"/>
+        </w:rPr>
+        <w:t>def valid_item(row):</w:t>
+        <w:br/>
+        <w:t xml:space="preserve">    if type(row) is not dict:</w:t>
+        <w:br/>
+        <w:t xml:space="preserve">        return False</w:t>
+        <w:br/>
+        <w:t xml:space="preserve">    if type(row.get("name")) is not str or not row["name"]:</w:t>
+        <w:br/>
+        <w:t xml:space="preserve">        return False</w:t>
+        <w:br/>
+        <w:t xml:space="preserve">    for key, maximum in [("minutes", 60), ("fun", 5), ("learning", 5)]:</w:t>
+        <w:br/>
+        <w:t xml:space="preserve">        value = row.get(key)</w:t>
+        <w:br/>
+        <w:t xml:space="preserve">        if type(value) is not int or not 0 &lt;= value &lt;= maximum:</w:t>
+        <w:br/>
+        <w:t xml:space="preserve">            return False</w:t>
+        <w:br/>
+        <w:t xml:space="preserve">    return True</w:t>
+        <w:br/>
+        <w:br/>
+        <w:t>print(valid_item({"name": "A", "minutes": 20, "fun": 4, "learning": 2}))</w:t>
+        <w:br/>
+        <w:t>print(valid_item({"name": "B", "minutes": 10, "fun": "4", "learning": 2}))</w:t>
+      </w:r>
+    </w:p>
+    <w:p>
+      <w:pPr>
+        <w:spacing w:line="336" w:lineRule="auto" w:after="180"/>
+      </w:pPr>
+      <w:r>
+        <w:rPr>
+          <w:b w:val="0"/>
+        </w:rPr>
+        <w:t>The worked calls print True then False. Short-circuit checks keep absent or wrongly typed fields away from later operations.</w:t>
+      </w:r>
+    </w:p>
+    <w:p>
+      <w:pPr>
+        <w:spacing w:line="336" w:lineRule="auto" w:after="180"/>
+      </w:pPr>
+      <w:r>
+        <w:rPr>
+          <w:b w:val="0"/>
+        </w:rPr>
+        <w:t xml:space="preserve">This Boolean helper does not explain the reason; add reason codes in the reporting </w:t>
+      </w:r>
+      <w:r>
+        <w:rPr>
+          <w:b/>
+        </w:rPr>
+        <w:t>stage</w:t>
+      </w:r>
+      <w:r>
+        <w:rPr>
+          <w:b w:val="0"/>
+        </w:rPr>
+        <w:t xml:space="preserve"> or use a validation result record. Do not describe a range failure as a no-match outcome.</w:t>
+      </w:r>
+    </w:p>
+    <w:p>
+      <w:pPr>
+        <w:spacing w:line="336" w:lineRule="auto" w:after="180"/>
+      </w:pPr>
+      <w:r>
+        <w:rPr>
+          <w:b w:val="0"/>
+        </w:rPr>
+        <w:t>The first passes. Replacing minutes with 61 fails the range. Exit: No. The batch uniqueness contract fails. Exclude every occurrence of each duplicated name and report the reasons for correction, following the frozen Week32 policy.</w:t>
+      </w:r>
+    </w:p>
+    <w:p>
+      <w:pPr>
+        <w:pStyle w:val="Heading2"/>
+      </w:pPr>
+      <w:r>
+        <w:t>Earlier wording, alternatives and picture transcripts · reference / check after trying</w:t>
+      </w:r>
+    </w:p>
+    <w:p>
+      <w:pPr>
+        <w:spacing w:line="336" w:lineRule="auto" w:after="180"/>
+      </w:pPr>
+      <w:r>
+        <w:rPr>
+          <w:b w:val="0"/>
+        </w:rPr>
+        <w:t>Explain the mechanism</w:t>
+      </w:r>
+    </w:p>
+    <w:p>
+      <w:pPr>
+        <w:spacing w:line="336" w:lineRule="auto" w:after="180"/>
+      </w:pPr>
+      <w:r>
+        <w:rPr>
+          <w:b/>
+        </w:rPr>
+        <w:t>Input</w:t>
+      </w:r>
+      <w:r>
+        <w:rPr>
+          <w:b w:val="0"/>
+        </w:rPr>
+        <w:t xml:space="preserve"> → </w:t>
+      </w:r>
+      <w:r>
+        <w:rPr>
+          <w:b/>
+        </w:rPr>
+        <w:t>Process</w:t>
+      </w:r>
+      <w:r>
+        <w:rPr>
+          <w:b w:val="0"/>
+        </w:rPr>
+        <w:t xml:space="preserve"> → </w:t>
+      </w:r>
+      <w:r>
+        <w:rPr>
+          <w:b/>
+        </w:rPr>
+        <w:t>Output</w:t>
+      </w:r>
+    </w:p>
+    <w:p>
+      <w:pPr>
+        <w:spacing w:line="336" w:lineRule="auto" w:after="180"/>
+      </w:pPr>
+      <w:r>
+        <w:rPr>
+          <w:b w:val="0"/>
+        </w:rPr>
+        <w:t xml:space="preserve">Trace the information. At each </w:t>
+      </w:r>
+      <w:r>
+        <w:rPr>
+          <w:b/>
+        </w:rPr>
+        <w:t>stage</w:t>
+      </w:r>
+      <w:r>
+        <w:rPr>
+          <w:b w:val="0"/>
+        </w:rPr>
+        <w:t>, ask what changed and how you could test it.</w:t>
+      </w:r>
+    </w:p>
+    <w:p>
+      <w:pPr>
+        <w:spacing w:line="336" w:lineRule="auto" w:after="180"/>
+      </w:pPr>
+      <w:r>
+        <w:rPr>
+          <w:b w:val="0"/>
+        </w:rPr>
+        <w:t xml:space="preserve">Which </w:t>
+      </w:r>
+      <w:r>
+        <w:rPr>
+          <w:b/>
+        </w:rPr>
+        <w:t>stage</w:t>
+      </w:r>
+      <w:r>
+        <w:rPr>
+          <w:b w:val="0"/>
+        </w:rPr>
+        <w:t xml:space="preserve"> could fail even when the other two are correct? Explain:</w:t>
+      </w:r>
+    </w:p>
+    <w:p>
+      <w:pPr>
+        <w:spacing w:line="336" w:lineRule="auto" w:after="180"/>
+      </w:pPr>
+      <w:r>
+        <w:rPr>
+          <w:b w:val="0"/>
+        </w:rPr>
+        <w:t xml:space="preserve">Predict first. Then check each step. A correct answer without visible reasoning is incomplete </w:t>
+      </w:r>
+      <w:r>
+        <w:rPr>
+          <w:b/>
+        </w:rPr>
+        <w:t>evidence</w:t>
+      </w:r>
+      <w:r>
+        <w:rPr>
+          <w:b w:val="0"/>
+        </w:rPr>
+        <w:t>.</w:t>
+      </w:r>
+    </w:p>
+    <w:p>
+      <w:pPr>
+        <w:spacing w:line="336" w:lineRule="auto" w:after="180"/>
+      </w:pPr>
+      <w:r>
+        <w:rPr>
+          <w:b w:val="0"/>
+        </w:rPr>
+        <w:t>1. Weights: genre=3, difficulty=2, length=1.</w:t>
+      </w:r>
+    </w:p>
+    <w:p>
+      <w:pPr>
+        <w:spacing w:line="336" w:lineRule="auto" w:after="180"/>
+      </w:pPr>
+      <w:r>
+        <w:rPr>
+          <w:b w:val="0"/>
+        </w:rPr>
+        <w:t xml:space="preserve">2. Compute every </w:t>
+      </w:r>
+      <w:r>
+        <w:rPr>
+          <w:b/>
+        </w:rPr>
+        <w:t>candidate</w:t>
+      </w:r>
+      <w:r>
+        <w:rPr>
+          <w:b w:val="0"/>
+        </w:rPr>
+        <w:t>’s terms and total.</w:t>
+      </w:r>
+    </w:p>
+    <w:p>
+      <w:pPr>
+        <w:spacing w:line="336" w:lineRule="auto" w:after="180"/>
+      </w:pPr>
+      <w:r>
+        <w:rPr>
+          <w:b w:val="0"/>
+        </w:rPr>
+        <w:t>3. Filter hard constraints, sort remaining totals high to low.</w:t>
+      </w:r>
+    </w:p>
+    <w:p>
+      <w:pPr>
+        <w:spacing w:line="336" w:lineRule="auto" w:after="180"/>
+      </w:pPr>
+      <w:r>
+        <w:rPr>
+          <w:b w:val="0"/>
+        </w:rPr>
+        <w:t xml:space="preserve">4. </w:t>
+      </w:r>
+      <w:r>
+        <w:rPr>
+          <w:b/>
+        </w:rPr>
+        <w:t>Output</w:t>
+      </w:r>
+      <w:r>
+        <w:rPr>
+          <w:b w:val="0"/>
+        </w:rPr>
+        <w:t xml:space="preserve"> top choice, score breakdown, one limitation, and a tie rule.</w:t>
+      </w:r>
+    </w:p>
+    <w:p>
+      <w:pPr>
+        <w:spacing w:line="336" w:lineRule="auto" w:after="180"/>
+      </w:pPr>
+      <w:r>
+        <w:rPr>
+          <w:b w:val="0"/>
+        </w:rPr>
+        <w:t>Recalculate, retrace, or restate the reasoning in your own representation:</w:t>
+      </w:r>
+    </w:p>
+    <w:p>
+      <w:pPr>
+        <w:spacing w:line="336" w:lineRule="auto" w:after="180"/>
+      </w:pPr>
+      <w:r>
+        <w:rPr>
+          <w:b w:val="0"/>
+        </w:rPr>
+        <w:t xml:space="preserve">CHECK Did the </w:t>
+      </w:r>
+      <w:r>
+        <w:rPr>
+          <w:b/>
+        </w:rPr>
+        <w:t>evidence</w:t>
+      </w:r>
+      <w:r>
+        <w:rPr>
+          <w:b w:val="0"/>
+        </w:rPr>
+        <w:t xml:space="preserve"> answer the exact question? Did the total, path, or source record stay consistent?</w:t>
       </w:r>
     </w:p>
     <w:p>
@@ -758,7 +2000,7 @@
         <w:pStyle w:val="Heading3"/>
       </w:pPr>
       <w:r>
-        <w:t>Preparation for the connected explanation</w:t>
+        <w:t>Concrete teaching case</w:t>
       </w:r>
     </w:p>
     <w:p>
@@ -769,19 +2011,38 @@
         <w:rPr>
           <w:b w:val="0"/>
         </w:rPr>
-        <w:t xml:space="preserve">Teach Week 24 as a two-session investigation using fictional data. Build a fictional activity </w:t>
+        <w:t>A has flags (1,1), B=(1,0), C=(0,1); score=2g+l.</w:t>
+      </w:r>
+    </w:p>
+    <w:p>
+      <w:pPr>
+        <w:spacing w:line="336" w:lineRule="auto" w:after="180"/>
+      </w:pPr>
+      <w:r>
+        <w:rPr>
+          <w:b w:val="0"/>
+        </w:rPr>
+        <w:t xml:space="preserve">Compute the winner and </w:t>
       </w:r>
       <w:r>
         <w:rPr>
           <w:b/>
         </w:rPr>
-        <w:t>recommender</w:t>
-      </w:r>
-      <w:r>
-        <w:rPr>
-          <w:b w:val="0"/>
-        </w:rPr>
-        <w:t xml:space="preserve"> using last week's score. Require duration at most a supplied limit. On a tie choose the alphabetically first name.</w:t>
+        <w:t>evidence</w:t>
+      </w:r>
+      <w:r>
+        <w:rPr>
+          <w:b w:val="0"/>
+        </w:rPr>
+        <w:t xml:space="preserve"> to display.</w:t>
+      </w:r>
+    </w:p>
+    <w:p>
+      <w:pPr>
+        <w:pStyle w:val="Heading3"/>
+      </w:pPr>
+      <w:r>
+        <w:t>Exact explanation to model</w:t>
       </w:r>
     </w:p>
     <w:p>
@@ -792,19 +2053,19 @@
         <w:rPr>
           <w:b w:val="0"/>
         </w:rPr>
-        <w:t xml:space="preserve">This makes the outcome reproducible rather than dependent on </w:t>
+        <w:t xml:space="preserve">A wins at 3; B=2; C=1. Show flags, formula, scores and </w:t>
       </w:r>
       <w:r>
         <w:rPr>
           <w:b/>
         </w:rPr>
-        <w:t>input</w:t>
-      </w:r>
-      <w:r>
-        <w:rPr>
-          <w:b w:val="0"/>
-        </w:rPr>
-        <w:t xml:space="preserve"> order. Assume unique names and validated numeric fields. Assess the three stated outcomes through the independent task, not by copying the worked result.</w:t>
+        <w:t>explanation</w:t>
+      </w:r>
+      <w:r>
+        <w:rPr>
+          <w:b w:val="0"/>
+        </w:rPr>
+        <w:t>; declare tie policy.</w:t>
       </w:r>
     </w:p>
     <w:p>
@@ -812,642 +2073,7 @@
         <w:pStyle w:val="Heading3"/>
       </w:pPr>
       <w:r>
-        <w:t>Readiness answer</w:t>
-      </w:r>
-    </w:p>
-    <w:p>
-      <w:pPr>
-        <w:spacing w:line="336" w:lineRule="auto" w:after="180"/>
-      </w:pPr>
-      <w:r>
-        <w:rPr>
-          <w:b w:val="0"/>
-        </w:rPr>
-        <w:t>No. Filter by the hard constraint before ranking.</w:t>
-      </w:r>
-    </w:p>
-    <w:p>
-      <w:pPr>
-        <w:spacing w:line="336" w:lineRule="auto" w:after="180"/>
-      </w:pPr>
-      <w:r>
-        <w:rPr>
-          <w:b w:val="0"/>
-        </w:rPr>
-        <w:t>Python 3 editor with a fresh local practice file</w:t>
-      </w:r>
-    </w:p>
-    <w:p>
-      <w:pPr>
-        <w:spacing w:line="336" w:lineRule="auto" w:after="180"/>
-      </w:pPr>
-      <w:r>
-        <w:rPr>
-          <w:b w:val="0"/>
-        </w:rPr>
-        <w:t>Paper trace table and the student workbook</w:t>
-      </w:r>
-    </w:p>
-    <w:p>
-      <w:pPr>
-        <w:spacing w:line="336" w:lineRule="auto" w:after="180"/>
-      </w:pPr>
-      <w:r>
-        <w:rPr>
-          <w:b w:val="0"/>
-        </w:rPr>
-        <w:t xml:space="preserve">Fictional </w:t>
-      </w:r>
-      <w:r>
-        <w:rPr>
-          <w:b/>
-        </w:rPr>
-        <w:t>input</w:t>
-      </w:r>
-      <w:r>
-        <w:rPr>
-          <w:b w:val="0"/>
-        </w:rPr>
-        <w:t xml:space="preserve"> records from this lesson; no real student identifiers</w:t>
-      </w:r>
-    </w:p>
-    <w:p>
-      <w:pPr>
-        <w:pStyle w:val="Heading3"/>
-      </w:pPr>
-      <w:r>
-        <w:t>Apply the connected idea: Building the data pipeline</w:t>
-      </w:r>
-    </w:p>
-    <w:p>
-      <w:pPr>
-        <w:spacing w:line="336" w:lineRule="auto" w:after="180"/>
-      </w:pPr>
-      <w:r>
-        <w:rPr>
-          <w:b w:val="0"/>
-        </w:rPr>
-        <w:t xml:space="preserve">Teach Week 32 as a two-session investigation using fictional data. Build the validation </w:t>
-      </w:r>
-      <w:r>
-        <w:rPr>
-          <w:b/>
-        </w:rPr>
-        <w:t>stage</w:t>
-      </w:r>
-      <w:r>
-        <w:rPr>
-          <w:b w:val="0"/>
-        </w:rPr>
-        <w:t xml:space="preserve"> of the planned chooser first.</w:t>
-      </w:r>
-    </w:p>
-    <w:p>
-      <w:pPr>
-        <w:spacing w:line="336" w:lineRule="auto" w:after="180"/>
-      </w:pPr>
-      <w:r>
-        <w:rPr>
-          <w:b w:val="0"/>
-        </w:rPr>
-        <w:t xml:space="preserve">A valid record has nonempty text name, integer minutes 0 through 60 and integer fun and learning ratings 0 through 5. The batch </w:t>
-      </w:r>
-      <w:r>
-        <w:rPr>
-          <w:b/>
-        </w:rPr>
-        <w:t>stage</w:t>
-      </w:r>
-      <w:r>
-        <w:rPr>
-          <w:b w:val="0"/>
-        </w:rPr>
-        <w:t xml:space="preserve"> must separately check name uniqueness.</w:t>
-      </w:r>
-    </w:p>
-    <w:p>
-      <w:pPr>
-        <w:spacing w:line="336" w:lineRule="auto" w:after="180"/>
-      </w:pPr>
-      <w:r>
-        <w:rPr>
-          <w:b w:val="0"/>
-        </w:rPr>
-        <w:t>Only accepted records may reach the Week 24 selection function. Assess the three stated outcomes through the independent task, not by copying the worked result.</w:t>
-      </w:r>
-    </w:p>
-    <w:p>
-      <w:pPr>
-        <w:pStyle w:val="Heading3"/>
-      </w:pPr>
-      <w:r>
-        <w:t>Readiness answer</w:t>
-      </w:r>
-    </w:p>
-    <w:p>
-      <w:pPr>
-        <w:spacing w:line="336" w:lineRule="auto" w:after="180"/>
-      </w:pPr>
-      <w:r>
-        <w:rPr>
-          <w:b w:val="0"/>
-        </w:rPr>
-        <w:t>Validate, filter eligibility, calculate scores, resolve ties, then report with limits.</w:t>
-      </w:r>
-    </w:p>
-    <w:p>
-      <w:pPr>
-        <w:spacing w:line="336" w:lineRule="auto" w:after="180"/>
-      </w:pPr>
-      <w:r>
-        <w:rPr>
-          <w:b w:val="0"/>
-        </w:rPr>
-        <w:t>Python 3 editor with a fresh local practice file</w:t>
-      </w:r>
-    </w:p>
-    <w:p>
-      <w:pPr>
-        <w:spacing w:line="336" w:lineRule="auto" w:after="180"/>
-      </w:pPr>
-      <w:r>
-        <w:rPr>
-          <w:b w:val="0"/>
-        </w:rPr>
-        <w:t>Paper trace table and the student workbook</w:t>
-      </w:r>
-    </w:p>
-    <w:p>
-      <w:pPr>
-        <w:spacing w:line="336" w:lineRule="auto" w:after="180"/>
-      </w:pPr>
-      <w:r>
-        <w:rPr>
-          <w:b w:val="0"/>
-        </w:rPr>
-        <w:t xml:space="preserve">Fictional </w:t>
-      </w:r>
-      <w:r>
-        <w:rPr>
-          <w:b/>
-        </w:rPr>
-        <w:t>input</w:t>
-      </w:r>
-      <w:r>
-        <w:rPr>
-          <w:b w:val="0"/>
-        </w:rPr>
-        <w:t xml:space="preserve"> records from this lesson; no real student identifiers</w:t>
-      </w:r>
-    </w:p>
-    <w:p>
-      <w:pPr>
-        <w:pStyle w:val="Heading3"/>
-      </w:pPr>
-      <w:r>
-        <w:t>End goal for the pictorial case</w:t>
-      </w:r>
-    </w:p>
-    <w:p>
-      <w:pPr>
-        <w:spacing w:line="336" w:lineRule="auto" w:after="180"/>
-      </w:pPr>
-      <w:r>
-        <w:rPr>
-          <w:b w:val="0"/>
-        </w:rPr>
-        <w:t xml:space="preserve">By the end, I can implement </w:t>
-      </w:r>
-      <w:r>
-        <w:rPr>
-          <w:b/>
-        </w:rPr>
-        <w:t>deterministic</w:t>
-      </w:r>
-      <w:r>
-        <w:rPr>
-          <w:b w:val="0"/>
-        </w:rPr>
-        <w:t xml:space="preserve"> filtering, scoring and ties for a complete catalogue case.</w:t>
-      </w:r>
-    </w:p>
-    <w:p>
-      <w:pPr>
-        <w:spacing w:line="336" w:lineRule="auto" w:after="180"/>
-      </w:pPr>
-      <w:r>
-        <w:rPr>
-          <w:b w:val="0"/>
-        </w:rPr>
-        <w:t>This added worked case illustrates the week’s main idea. Retain all original and connected topics; schedule its practice within the teaching cycle.</w:t>
-      </w:r>
-    </w:p>
-    <w:p>
-      <w:pPr>
-        <w:pStyle w:val="Heading1"/>
-      </w:pPr>
-      <w:r>
-        <w:t>02. Explain the mechanism</w:t>
-      </w:r>
-    </w:p>
-    <w:p>
-      <w:r>
-        <w:t>Model Build the Recommender using the supplied case, labelled mechanism and reasoning. Make the scope of each conclusion explicit.</w:t>
-      </w:r>
-    </w:p>
-    <w:p>
-      <w:pPr>
-        <w:spacing w:line="336" w:lineRule="auto" w:after="180"/>
-      </w:pPr>
-      <w:r>
-        <w:rPr>
-          <w:b/>
-        </w:rPr>
-        <w:t>Input</w:t>
-      </w:r>
-      <w:r>
-        <w:rPr>
-          <w:b w:val="0"/>
-        </w:rPr>
-        <w:t xml:space="preserve"> → </w:t>
-      </w:r>
-      <w:r>
-        <w:rPr>
-          <w:b/>
-        </w:rPr>
-        <w:t>Process</w:t>
-      </w:r>
-      <w:r>
-        <w:rPr>
-          <w:b w:val="0"/>
-        </w:rPr>
-        <w:t xml:space="preserve"> → </w:t>
-      </w:r>
-      <w:r>
-        <w:rPr>
-          <w:b/>
-        </w:rPr>
-        <w:t>Output</w:t>
-      </w:r>
-    </w:p>
-    <w:p>
-      <w:pPr>
-        <w:spacing w:line="336" w:lineRule="auto" w:after="180"/>
-      </w:pPr>
-      <w:r>
-        <w:rPr>
-          <w:b w:val="0"/>
-        </w:rPr>
-        <w:t xml:space="preserve">Trace the information. At each </w:t>
-      </w:r>
-      <w:r>
-        <w:rPr>
-          <w:b/>
-        </w:rPr>
-        <w:t>stage</w:t>
-      </w:r>
-      <w:r>
-        <w:rPr>
-          <w:b w:val="0"/>
-        </w:rPr>
-        <w:t>, ask what changed and how you could test it.</w:t>
-      </w:r>
-    </w:p>
-    <w:p>
-      <w:pPr>
-        <w:spacing w:line="336" w:lineRule="auto" w:after="180"/>
-      </w:pPr>
-      <w:r>
-        <w:rPr>
-          <w:b w:val="0"/>
-        </w:rPr>
-        <w:t xml:space="preserve">Which </w:t>
-      </w:r>
-      <w:r>
-        <w:rPr>
-          <w:b/>
-        </w:rPr>
-        <w:t>stage</w:t>
-      </w:r>
-      <w:r>
-        <w:rPr>
-          <w:b w:val="0"/>
-        </w:rPr>
-        <w:t xml:space="preserve"> could fail even when the other two are correct? Explain:</w:t>
-      </w:r>
-    </w:p>
-    <w:p>
-      <w:pPr>
-        <w:spacing w:line="336" w:lineRule="auto" w:after="180"/>
-      </w:pPr>
-      <w:r>
-        <w:rPr>
-          <w:b w:val="0"/>
-        </w:rPr>
-        <w:t xml:space="preserve">Predict first. Then check each step. A correct answer without visible reasoning is incomplete </w:t>
-      </w:r>
-      <w:r>
-        <w:rPr>
-          <w:b/>
-        </w:rPr>
-        <w:t>evidence</w:t>
-      </w:r>
-      <w:r>
-        <w:rPr>
-          <w:b w:val="0"/>
-        </w:rPr>
-        <w:t>.</w:t>
-      </w:r>
-    </w:p>
-    <w:p>
-      <w:pPr>
-        <w:spacing w:line="336" w:lineRule="auto" w:after="180"/>
-        <w:shd w:fill="F4F9FC"/>
-      </w:pPr>
-      <w:r>
-        <w:rPr>
-          <w:b w:val="0"/>
-        </w:rPr>
-        <w:t>1. Weights: genre=3, difficulty=2, length=1.</w:t>
-      </w:r>
-    </w:p>
-    <w:p>
-      <w:pPr>
-        <w:spacing w:line="336" w:lineRule="auto" w:after="180"/>
-        <w:shd w:fill="F4F9FC"/>
-      </w:pPr>
-      <w:r>
-        <w:rPr>
-          <w:b w:val="0"/>
-        </w:rPr>
-        <w:t xml:space="preserve">2. Compute every </w:t>
-      </w:r>
-      <w:r>
-        <w:rPr>
-          <w:b/>
-        </w:rPr>
-        <w:t>candidate</w:t>
-      </w:r>
-      <w:r>
-        <w:rPr>
-          <w:b w:val="0"/>
-        </w:rPr>
-        <w:t>’s terms and total.</w:t>
-      </w:r>
-    </w:p>
-    <w:p>
-      <w:pPr>
-        <w:spacing w:line="336" w:lineRule="auto" w:after="180"/>
-        <w:shd w:fill="F4F9FC"/>
-      </w:pPr>
-      <w:r>
-        <w:rPr>
-          <w:b w:val="0"/>
-        </w:rPr>
-        <w:t>3. Filter hard constraints, sort remaining totals high to low.</w:t>
-      </w:r>
-    </w:p>
-    <w:p>
-      <w:pPr>
-        <w:spacing w:line="336" w:lineRule="auto" w:after="180"/>
-        <w:shd w:fill="F4F9FC"/>
-      </w:pPr>
-      <w:r>
-        <w:rPr>
-          <w:b w:val="0"/>
-        </w:rPr>
-        <w:t xml:space="preserve">4. </w:t>
-      </w:r>
-      <w:r>
-        <w:rPr>
-          <w:b/>
-        </w:rPr>
-        <w:t>Output</w:t>
-      </w:r>
-      <w:r>
-        <w:rPr>
-          <w:b w:val="0"/>
-        </w:rPr>
-        <w:t xml:space="preserve"> top choice, score breakdown, one limitation, and a tie rule.</w:t>
-      </w:r>
-    </w:p>
-    <w:p>
-      <w:pPr>
-        <w:spacing w:line="336" w:lineRule="auto" w:after="180"/>
-      </w:pPr>
-      <w:r>
-        <w:rPr>
-          <w:b w:val="0"/>
-        </w:rPr>
-        <w:t>Recalculate, retrace, or restate the reasoning in your own representation:</w:t>
-      </w:r>
-    </w:p>
-    <w:p>
-      <w:pPr>
-        <w:spacing w:line="336" w:lineRule="auto" w:after="180"/>
-        <w:shd w:fill="F5F1FB"/>
-      </w:pPr>
-      <w:r>
-        <w:rPr>
-          <w:b w:val="0"/>
-        </w:rPr>
-        <w:t xml:space="preserve">CHECK Did the </w:t>
-      </w:r>
-      <w:r>
-        <w:rPr>
-          <w:b/>
-        </w:rPr>
-        <w:t>evidence</w:t>
-      </w:r>
-      <w:r>
-        <w:rPr>
-          <w:b w:val="0"/>
-        </w:rPr>
-        <w:t xml:space="preserve"> answer the exact question? Did the total, path, or source record stay consistent?</w:t>
-      </w:r>
-    </w:p>
-    <w:p>
-      <w:pPr>
-        <w:pStyle w:val="Heading3"/>
-      </w:pPr>
-      <w:r>
-        <w:t>Concrete teaching case</w:t>
-      </w:r>
-    </w:p>
-    <w:p>
-      <w:pPr>
-        <w:pStyle w:val="Heading3"/>
-      </w:pPr>
-      <w:r>
-        <w:t>The teaching case</w:t>
-      </w:r>
-    </w:p>
-    <w:p>
-      <w:pPr>
-        <w:spacing w:line="336" w:lineRule="auto" w:after="180"/>
-        <w:shd w:fill="F1F6FC"/>
-      </w:pPr>
-      <w:r>
-        <w:rPr>
-          <w:b w:val="0"/>
-        </w:rPr>
-        <w:t>A has flags (1,1), B=(1,0), C=(0,1); score=2g+l.</w:t>
-      </w:r>
-    </w:p>
-    <w:p>
-      <w:pPr>
-        <w:pStyle w:val="Heading3"/>
-      </w:pPr>
-      <w:r>
-        <w:t>The teaching case</w:t>
-      </w:r>
-    </w:p>
-    <w:p>
-      <w:pPr>
-        <w:spacing w:line="336" w:lineRule="auto" w:after="180"/>
-        <w:shd w:fill="F1F6FC"/>
-      </w:pPr>
-      <w:r>
-        <w:rPr>
-          <w:b w:val="0"/>
-        </w:rPr>
-        <w:t xml:space="preserve">Compute the winner and </w:t>
-      </w:r>
-      <w:r>
-        <w:rPr>
-          <w:b/>
-        </w:rPr>
-        <w:t>evidence</w:t>
-      </w:r>
-      <w:r>
-        <w:rPr>
-          <w:b w:val="0"/>
-        </w:rPr>
-        <w:t xml:space="preserve"> to display.</w:t>
-      </w:r>
-    </w:p>
-    <w:p>
-      <w:pPr>
-        <w:pStyle w:val="Heading3"/>
-      </w:pPr>
-      <w:r>
-        <w:t>Exact explanation to model</w:t>
-      </w:r>
-    </w:p>
-    <w:p>
-      <w:pPr>
-        <w:pStyle w:val="Heading3"/>
-      </w:pPr>
-      <w:r>
-        <w:t>Why the result follows</w:t>
-      </w:r>
-    </w:p>
-    <w:p>
-      <w:pPr>
-        <w:spacing w:line="336" w:lineRule="auto" w:after="180"/>
-        <w:shd w:fill="F1F6FC"/>
-      </w:pPr>
-      <w:r>
-        <w:rPr>
-          <w:b w:val="0"/>
-        </w:rPr>
-        <w:t xml:space="preserve">A wins at 3; B=2; C=1. Show flags, formula, scores and </w:t>
-      </w:r>
-      <w:r>
-        <w:rPr>
-          <w:b/>
-        </w:rPr>
-        <w:t>explanation</w:t>
-      </w:r>
-      <w:r>
-        <w:rPr>
-          <w:b w:val="0"/>
-        </w:rPr>
-        <w:t>; declare tie policy.</w:t>
-      </w:r>
-    </w:p>
-    <w:p>
-      <w:pPr>
-        <w:pStyle w:val="Heading3"/>
-      </w:pPr>
-      <w:r>
         <w:t>Explain the added worked example</w:t>
-      </w:r>
-    </w:p>
-    <w:p>
-      <w:pPr>
-        <w:spacing w:line="336" w:lineRule="auto" w:after="180"/>
-      </w:pPr>
-      <w:r>
-        <w:rPr>
-          <w:b w:val="0"/>
-        </w:rPr>
-        <w:t xml:space="preserve">Build a fictional activity </w:t>
-      </w:r>
-      <w:r>
-        <w:rPr>
-          <w:b/>
-        </w:rPr>
-        <w:t>recommender</w:t>
-      </w:r>
-      <w:r>
-        <w:rPr>
-          <w:b w:val="0"/>
-        </w:rPr>
-        <w:t xml:space="preserve"> using last week's score. Require duration at most a supplied limit. On a tie choose the alphabetically first name.</w:t>
-      </w:r>
-    </w:p>
-    <w:p>
-      <w:pPr>
-        <w:spacing w:line="336" w:lineRule="auto" w:after="180"/>
-      </w:pPr>
-      <w:r>
-        <w:rPr>
-          <w:b w:val="0"/>
-        </w:rPr>
-        <w:t xml:space="preserve">This makes the outcome reproducible rather than dependent on </w:t>
-      </w:r>
-      <w:r>
-        <w:rPr>
-          <w:b/>
-        </w:rPr>
-        <w:t>input</w:t>
-      </w:r>
-      <w:r>
-        <w:rPr>
-          <w:b w:val="0"/>
-        </w:rPr>
-        <w:t xml:space="preserve"> order. Assume unique names and validated numeric fields.</w:t>
-      </w:r>
-    </w:p>
-    <w:p>
-      <w:pPr>
-        <w:pStyle w:val="Heading3"/>
-      </w:pPr>
-      <w:r>
-        <w:t>Explain the added worked example · 1</w:t>
-      </w:r>
-    </w:p>
-    <w:p>
-      <w:pPr>
-        <w:spacing w:line="336" w:lineRule="auto" w:after="180"/>
-      </w:pPr>
-      <w:r>
-        <w:rPr>
-          <w:b w:val="0"/>
-        </w:rPr>
-        <w:t>The function prints nothing; the caller prints A. best starts as None to mean no eligible option found. Python short-circuits or: when best is None, later comparisons in that condition need not run.</w:t>
-      </w:r>
-    </w:p>
-    <w:p>
-      <w:pPr>
-        <w:spacing w:line="336" w:lineRule="auto" w:after="180"/>
-      </w:pPr>
-      <w:r>
-        <w:rPr>
-          <w:b w:val="0"/>
-        </w:rPr>
-        <w:t>After selecting an item, best_score is numeric. An empty list or no eligible item returns None.</w:t>
       </w:r>
     </w:p>
     <w:p>
@@ -1595,7 +2221,7 @@
         <w:pStyle w:val="Heading3"/>
       </w:pPr>
       <w:r>
-        <w:t>Apply the connected idea: Building the data pipeline · 2</w:t>
+        <w:t>Model the reasoning aloud</w:t>
       </w:r>
     </w:p>
     <w:p>
@@ -1606,19 +2232,19 @@
         <w:rPr>
           <w:b w:val="0"/>
         </w:rPr>
-        <w:t xml:space="preserve">Build the validation </w:t>
+        <w:t xml:space="preserve">Use the complete worked example below before asking learners to complete W2. Reveal a small part, invite a </w:t>
       </w:r>
       <w:r>
         <w:rPr>
           <w:b/>
         </w:rPr>
-        <w:t>stage</w:t>
-      </w:r>
-      <w:r>
-        <w:rPr>
-          <w:b w:val="0"/>
-        </w:rPr>
-        <w:t xml:space="preserve"> of the planned chooser first. A valid record has nonempty text name, integer minutes 0 through 60 and integer fun and learning ratings 0 through 5.</w:t>
+        <w:t>prediction</w:t>
+      </w:r>
+      <w:r>
+        <w:rPr>
+          <w:b w:val="0"/>
+        </w:rPr>
+        <w:t>, then explain the deciding step.</w:t>
       </w:r>
     </w:p>
     <w:p>
@@ -1629,152 +2255,7 @@
         <w:rPr>
           <w:b w:val="0"/>
         </w:rPr>
-        <w:t xml:space="preserve">The batch </w:t>
-      </w:r>
-      <w:r>
-        <w:rPr>
-          <w:b/>
-        </w:rPr>
-        <w:t>stage</w:t>
-      </w:r>
-      <w:r>
-        <w:rPr>
-          <w:b w:val="0"/>
-        </w:rPr>
-        <w:t xml:space="preserve"> must separately check name uniqueness. Only accepted records may reach the Week 24 selection function.</w:t>
-      </w:r>
-    </w:p>
-    <w:p>
-      <w:pPr>
-        <w:pStyle w:val="Heading3"/>
-      </w:pPr>
-      <w:r>
-        <w:t>Apply the connected idea: Building the data pipeline · 3</w:t>
-      </w:r>
-    </w:p>
-    <w:p>
-      <w:pPr>
-        <w:spacing w:line="336" w:lineRule="auto" w:after="180"/>
-      </w:pPr>
-      <w:r>
-        <w:rPr>
-          <w:b w:val="0"/>
-        </w:rPr>
-        <w:t>The worked calls print True then False. Short-circuit checks keep absent or wrongly typed fields away from later operations.</w:t>
-      </w:r>
-    </w:p>
-    <w:p>
-      <w:pPr>
-        <w:spacing w:line="336" w:lineRule="auto" w:after="180"/>
-      </w:pPr>
-      <w:r>
-        <w:rPr>
-          <w:b w:val="0"/>
-        </w:rPr>
-        <w:t xml:space="preserve">This Boolean helper does not explain the reason; add reason codes in the reporting </w:t>
-      </w:r>
-      <w:r>
-        <w:rPr>
-          <w:b/>
-        </w:rPr>
-        <w:t>stage</w:t>
-      </w:r>
-      <w:r>
-        <w:rPr>
-          <w:b w:val="0"/>
-        </w:rPr>
-        <w:t xml:space="preserve"> or use a validation result record. Do not describe a range failure as a no-match outcome.</w:t>
-      </w:r>
-    </w:p>
-    <w:p>
-      <w:pPr>
-        <w:spacing w:line="336" w:lineRule="auto" w:after="180"/>
-      </w:pPr>
-      <w:r>
-        <w:rPr>
-          <w:b w:val="0"/>
-        </w:rPr>
-        <w:t>The first passes. Replacing minutes with 61 fails the range. Exit: No. The batch uniqueness contract fails. Block the ambiguous batch and report duplicate names for correction.</w:t>
-      </w:r>
-    </w:p>
-    <w:p>
-      <w:pPr>
-        <w:pStyle w:val="Heading3"/>
-      </w:pPr>
-      <w:r>
-        <w:t>Model the reasoning aloud</w:t>
-      </w:r>
-    </w:p>
-    <w:p>
-      <w:pPr>
-        <w:spacing w:line="336" w:lineRule="auto" w:after="180"/>
-      </w:pPr>
-      <w:r>
-        <w:rPr>
-          <w:b w:val="0"/>
-        </w:rPr>
-        <w:t xml:space="preserve">Use the complete worked example below before asking learners to complete W2. Reveal a small part, invite a </w:t>
-      </w:r>
-      <w:r>
-        <w:rPr>
-          <w:b/>
-        </w:rPr>
-        <w:t>prediction</w:t>
-      </w:r>
-      <w:r>
-        <w:rPr>
-          <w:b w:val="0"/>
-        </w:rPr>
-        <w:t>, then explain the deciding step.</w:t>
-      </w:r>
-    </w:p>
-    <w:p>
-      <w:pPr>
-        <w:spacing w:line="336" w:lineRule="auto" w:after="180"/>
-      </w:pPr>
-      <w:r>
-        <w:rPr>
-          <w:b w:val="0"/>
-        </w:rPr>
         <w:t>These teacher notes contain solutions; do not reveal the independent case answer during modelling.</w:t>
-      </w:r>
-    </w:p>
-    <w:p>
-      <w:pPr>
-        <w:pStyle w:val="Heading3"/>
-      </w:pPr>
-      <w:r>
-        <w:t>Predict the result if the list order is reversed, and if the limit is 8.</w:t>
-      </w:r>
-    </w:p>
-    <w:p>
-      <w:r>
-        <w:t>________________________________________________________________</w:t>
-      </w:r>
-    </w:p>
-    <w:p>
-      <w:r>
-        <w:t>________________________________________________________________</w:t>
-      </w:r>
-    </w:p>
-    <w:p>
-      <w:r>
-        <w:t>________________________________________________________________</w:t>
-      </w:r>
-    </w:p>
-    <w:p>
-      <w:r>
-        <w:t>________________________________________________________________</w:t>
-      </w:r>
-    </w:p>
-    <w:p>
-      <w:r>
-        <w:t>________________________________________________________________</w:t>
-      </w:r>
-    </w:p>
-    <w:p>
-      <w:r>
-        <w:t>________________________________________________________________</w:t>
       </w:r>
     </w:p>
     <w:tbl>
@@ -1912,61 +2393,10 @@
     </w:p>
     <w:p>
       <w:pPr>
-        <w:spacing w:line="336" w:lineRule="auto" w:after="180"/>
-      </w:pPr>
-      <w:r>
-        <w:rPr>
-          <w:b w:val="0"/>
-        </w:rPr>
-        <w:t>A fictional book chooser filters a request before comparing preference scores.</w:t>
-      </w:r>
-    </w:p>
-    <w:p>
-      <w:pPr>
         <w:pStyle w:val="Heading3"/>
       </w:pPr>
       <w:r>
         <w:t>The facts we will use</w:t>
-      </w:r>
-    </w:p>
-    <w:p>
-      <w:pPr>
-        <w:pStyle w:val="Heading3"/>
-      </w:pPr>
-      <w:r>
-        <w:t>Supplied facts</w:t>
-      </w:r>
-    </w:p>
-    <w:p>
-      <w:pPr>
-        <w:spacing w:line="336" w:lineRule="auto" w:after="180"/>
-        <w:shd w:fill="F1F6FC"/>
-      </w:pPr>
-      <w:r>
-        <w:rPr>
-          <w:b w:val="0"/>
-        </w:rPr>
-        <w:t>Request: animal subject, at most 90 pages. Score 2 for illustrated and 1 for comic. Tie chooses smaller ID.</w:t>
-      </w:r>
-    </w:p>
-    <w:p>
-      <w:pPr>
-        <w:pStyle w:val="Heading3"/>
-      </w:pPr>
-      <w:r>
-        <w:t>Supplied facts</w:t>
-      </w:r>
-    </w:p>
-    <w:p>
-      <w:pPr>
-        <w:spacing w:line="336" w:lineRule="auto" w:after="180"/>
-        <w:shd w:fill="F1F6FC"/>
-      </w:pPr>
-      <w:r>
-        <w:rPr>
-          <w:b w:val="0"/>
-        </w:rPr>
-        <w:t>A animal90 illustrated prose; B animal70 plain comic; C space60 illustrated comic; D animal80 illustrated comic.</w:t>
       </w:r>
     </w:p>
     <w:p>
@@ -1974,7 +2404,7 @@
         <w:drawing>
           <wp:inline xmlns:a="http://schemas.openxmlformats.org/drawingml/2006/main" xmlns:pic="http://schemas.openxmlformats.org/drawingml/2006/picture">
             <wp:extent cx="5486400" cy="4234543"/>
-            <wp:docPr id="1" name="Picture 1" descr="Filtering before scoring"/>
+            <wp:docPr id="2" name="Picture 2" descr="Filtering before scoring"/>
             <wp:cNvGraphicFramePr>
               <a:graphicFrameLocks noChangeAspect="1"/>
             </wp:cNvGraphicFramePr>
@@ -1986,7 +2416,7 @@
                     <pic:cNvPicPr/>
                   </pic:nvPicPr>
                   <pic:blipFill>
-                    <a:blip r:embed="rId9"/>
+                    <a:blip r:embed="rId10"/>
                     <a:stretch>
                       <a:fillRect/>
                     </a:stretch>
@@ -2010,7 +2440,7 @@
         <w:drawing>
           <wp:inline xmlns:a="http://schemas.openxmlformats.org/drawingml/2006/main" xmlns:pic="http://schemas.openxmlformats.org/drawingml/2006/picture">
             <wp:extent cx="5311302" cy="5943600"/>
-            <wp:docPr id="2" name="Picture 2" descr="Build the Recommender. Filter: A,B,D meet subject and page requirements; C fails subject.. Compute scores: A=2; B=1; D=3.. Choose best: Return D with both preference matches recorded.. Deterministic output: Reordering the input rows must not change D’s unique winning score."/>
+            <wp:docPr id="3" name="Picture 3" descr="Build the Recommender. Filter: A,B,D meet subject and page requirements; C fails subject.. Compute scores: A=2; B=1; D=3.. Choose best: Return D with both preference matches recorded.. Deterministic output: Reordering the input rows must not change D’s unique winning score."/>
             <wp:cNvGraphicFramePr>
               <a:graphicFrameLocks noChangeAspect="1"/>
             </wp:cNvGraphicFramePr>
@@ -2022,7 +2452,7 @@
                     <pic:cNvPicPr/>
                   </pic:nvPicPr>
                   <pic:blipFill>
-                    <a:blip r:embed="rId10"/>
+                    <a:blip r:embed="rId11"/>
                     <a:stretch>
                       <a:fillRect/>
                     </a:stretch>
@@ -2046,136 +2476,7 @@
         <w:pStyle w:val="Heading3"/>
       </w:pPr>
       <w:r>
-        <w:t>Read the picture one step at a time</w:t>
-      </w:r>
-    </w:p>
-    <w:tbl>
-      <w:tblPr>
-        <w:tblStyle w:val="LightShading-Accent1"/>
-        <w:tblW w:type="auto" w:w="0"/>
-        <w:tblLook w:firstColumn="1" w:firstRow="1" w:lastColumn="0" w:lastRow="0" w:noHBand="0" w:noVBand="1" w:val="04A0"/>
-      </w:tblPr>
-      <w:tblGrid>
-        <w:gridCol w:w="5112"/>
-        <w:gridCol w:w="5112"/>
-      </w:tblGrid>
-      <w:tr>
-        <w:trPr>
-          <w:tblHeader/>
-        </w:trPr>
-        <w:tc>
-          <w:tcPr>
-            <w:tcW w:type="dxa" w:w="5112"/>
-          </w:tcPr>
-          <w:p>
-            <w:r>
-              <w:t>Step</w:t>
-            </w:r>
-          </w:p>
-        </w:tc>
-        <w:tc>
-          <w:tcPr>
-            <w:tcW w:type="dxa" w:w="5112"/>
-          </w:tcPr>
-          <w:p>
-            <w:r>
-              <w:t>What happens and why</w:t>
-            </w:r>
-          </w:p>
-        </w:tc>
-      </w:tr>
-      <w:tr>
-        <w:tc>
-          <w:tcPr>
-            <w:tcW w:type="dxa" w:w="5112"/>
-          </w:tcPr>
-          <w:p>
-            <w:r>
-              <w:t>1. Filter</w:t>
-            </w:r>
-          </w:p>
-        </w:tc>
-        <w:tc>
-          <w:tcPr>
-            <w:tcW w:type="dxa" w:w="5112"/>
-          </w:tcPr>
-          <w:p>
-            <w:r>
-              <w:t>A,B,D meet subject and page requirements; C fails subject.</w:t>
-            </w:r>
-          </w:p>
-        </w:tc>
-      </w:tr>
-      <w:tr>
-        <w:tc>
-          <w:tcPr>
-            <w:tcW w:type="dxa" w:w="5112"/>
-          </w:tcPr>
-          <w:p>
-            <w:r>
-              <w:t>2. Compute scores</w:t>
-            </w:r>
-          </w:p>
-        </w:tc>
-        <w:tc>
-          <w:tcPr>
-            <w:tcW w:type="dxa" w:w="5112"/>
-          </w:tcPr>
-          <w:p>
-            <w:r>
-              <w:t>A=2; B=1; D=3.</w:t>
-            </w:r>
-          </w:p>
-        </w:tc>
-      </w:tr>
-      <w:tr>
-        <w:tc>
-          <w:tcPr>
-            <w:tcW w:type="dxa" w:w="5112"/>
-          </w:tcPr>
-          <w:p>
-            <w:r>
-              <w:t>3. Choose best</w:t>
-            </w:r>
-          </w:p>
-        </w:tc>
-        <w:tc>
-          <w:tcPr>
-            <w:tcW w:type="dxa" w:w="5112"/>
-          </w:tcPr>
-          <w:p>
-            <w:r>
-              <w:t>Return D with both preference matches recorded.</w:t>
-            </w:r>
-          </w:p>
-        </w:tc>
-      </w:tr>
-      <w:tr>
-        <w:tc>
-          <w:tcPr>
-            <w:tcW w:type="dxa" w:w="5112"/>
-          </w:tcPr>
-          <w:p>
-            <w:r>
-              <w:t>4. Deterministic output</w:t>
-            </w:r>
-          </w:p>
-        </w:tc>
-        <w:tc>
-          <w:tcPr>
-            <w:tcW w:type="dxa" w:w="5112"/>
-          </w:tcPr>
-          <w:p>
-            <w:r>
-              <w:t>Reordering the input rows must not change D’s unique winning score.</w:t>
-            </w:r>
-          </w:p>
-        </w:tc>
-      </w:tr>
-    </w:tbl>
-    <w:p>
-      <w:r>
-        <w:t>Match each pictured step to the supplied facts. This is a worked teaching case, not an independent assessment.</w:t>
+        <w:t>Why this result follows</w:t>
       </w:r>
     </w:p>
     <w:p>
@@ -2183,7 +2484,7 @@
         <w:pStyle w:val="Heading3"/>
       </w:pPr>
       <w:r>
-        <w:t>Why this result follows</w:t>
+        <w:t>What this example does not establish</w:t>
       </w:r>
     </w:p>
     <w:p>
@@ -2191,43 +2492,554 @@
         <w:pStyle w:val="Heading3"/>
       </w:pPr>
       <w:r>
-        <w:t>Why the result follows</w:t>
+        <w:t>Change one thing in the pictured case</w:t>
+      </w:r>
+    </w:p>
+    <w:p>
+      <w:pPr>
+        <w:pStyle w:val="Heading3"/>
+      </w:pPr>
+      <w:r>
+        <w:t>Ask while showing the picture</w:t>
+      </w:r>
+    </w:p>
+    <w:p>
+      <w:pPr>
+        <w:pStyle w:val="Heading1"/>
+      </w:pPr>
+      <w:r>
+        <w:t>03. Guide the main explanation, then fade support</w:t>
+      </w:r>
+    </w:p>
+    <w:p>
+      <w:r>
+        <w:t>Collect each learner’s reasoning before revealing a key.</w:t>
+      </w:r>
+    </w:p>
+    <w:p>
+      <w:pPr>
+        <w:pStyle w:val="Heading2"/>
+      </w:pPr>
+      <w:r>
+        <w:t>Main completion question and key</w:t>
       </w:r>
     </w:p>
     <w:p>
       <w:pPr>
         <w:spacing w:line="336" w:lineRule="auto" w:after="180"/>
-        <w:shd w:fill="F1F6FC"/>
-      </w:pPr>
-      <w:r>
-        <w:rPr>
-          <w:b w:val="0"/>
-        </w:rPr>
-        <w:t>Eligibility and ranking answer different questions. C has a high preference score but is not an animal book, so it must stay excluded.</w:t>
+      </w:pPr>
+      <w:r>
+        <w:rPr>
+          <w:b w:val="0"/>
+        </w:rPr>
+        <w:t>Completion task: State recommend([], 10) and the worked items with limit 8.</w:t>
       </w:r>
     </w:p>
     <w:p>
       <w:pPr>
         <w:spacing w:line="336" w:lineRule="auto" w:after="180"/>
-        <w:shd w:fill="F1F6FC"/>
-      </w:pPr>
-      <w:r>
-        <w:rPr>
-          <w:b w:val="0"/>
-        </w:rPr>
-        <w:t xml:space="preserve">The implementation needs a no-match result and explicit tie policy even when this example has a unique winner. Save rejected reasons for an </w:t>
+      </w:pPr>
+      <w:r>
+        <w:rPr>
+          <w:b w:val="0"/>
+        </w:rPr>
+        <w:t>Teacher check: Both return None; the caller should display no eligible option.</w:t>
+      </w:r>
+    </w:p>
+    <w:p>
+      <w:pPr>
+        <w:spacing w:line="336" w:lineRule="auto" w:after="180"/>
+      </w:pPr>
+      <w:r>
+        <w:rPr>
+          <w:b w:val="0"/>
+        </w:rPr>
+        <w:t xml:space="preserve">Start by identifying the given </w:t>
       </w:r>
       <w:r>
         <w:rPr>
           <w:b/>
         </w:rPr>
+        <w:t>input</w:t>
+      </w:r>
+      <w:r>
+        <w:rPr>
+          <w:b w:val="0"/>
+        </w:rPr>
+        <w:t>s together. Leave the intermediate steps blank. If needed, model one step, then withdraw that help on the next step. Move to a full trace only when the partial trace is understood.</w:t>
+      </w:r>
+    </w:p>
+    <w:p>
+      <w:pPr>
+        <w:spacing w:line="336" w:lineRule="auto" w:after="180"/>
+      </w:pPr>
+      <w:r>
+        <w:rPr>
+          <w:b w:val="0"/>
+        </w:rPr>
+        <w:t>For partners, alternate explainer and checker; collect a response from every learner before discussion.</w:t>
+      </w:r>
+    </w:p>
+    <w:p>
+      <w:pPr>
+        <w:pStyle w:val="Heading2"/>
+      </w:pPr>
+      <w:r>
+        <w:t>Main individual check</w:t>
+      </w:r>
+    </w:p>
+    <w:p>
+      <w:pPr>
+        <w:spacing w:line="336" w:lineRule="auto" w:after="180"/>
+      </w:pPr>
+      <w:r>
+        <w:rPr>
+          <w:b w:val="0"/>
+        </w:rPr>
+        <w:t xml:space="preserve">Use the worked case for Implementing a </w:t>
+      </w:r>
+      <w:r>
+        <w:rPr>
+          <w:b/>
+        </w:rPr>
+        <w:t>recommender</w:t>
+      </w:r>
+      <w:r>
+        <w:rPr>
+          <w:b w:val="0"/>
+        </w:rPr>
+        <w:t xml:space="preserve">. Proposed </w:t>
+      </w:r>
+      <w:r>
+        <w:rPr>
+          <w:b/>
+        </w:rPr>
         <w:t>explanation</w:t>
       </w:r>
       <w:r>
         <w:rPr>
           <w:b w:val="0"/>
         </w:rPr>
-        <w:t>, not just the final ID.</w:t>
+        <w:t xml:space="preserve">: “A successful run proves the conclusion”. Decide whether this </w:t>
+      </w:r>
+      <w:r>
+        <w:rPr>
+          <w:b/>
+        </w:rPr>
+        <w:t>explanation</w:t>
+      </w:r>
+      <w:r>
+        <w:rPr>
+          <w:b w:val="0"/>
+        </w:rPr>
+        <w:t xml:space="preserve"> is supported.</w:t>
+      </w:r>
+    </w:p>
+    <w:p>
+      <w:pPr>
+        <w:spacing w:line="336" w:lineRule="auto" w:after="180"/>
+      </w:pPr>
+      <w:r>
+        <w:rPr>
+          <w:b w:val="0"/>
+        </w:rPr>
+        <w:t>Point to the step or supplied fact that decides; explain your repair if needed.</w:t>
+      </w:r>
+    </w:p>
+    <w:p>
+      <w:pPr>
+        <w:spacing w:line="336" w:lineRule="auto" w:after="180"/>
+      </w:pPr>
+      <w:r>
+        <w:rPr>
+          <w:b w:val="0"/>
+        </w:rPr>
+        <w:t>Expected correction: The recommendation follows a written scoring policy. It does not learn preferences, prove learning benefit or authorize an action.</w:t>
+      </w:r>
+    </w:p>
+    <w:p>
+      <w:pPr>
+        <w:spacing w:line="336" w:lineRule="auto" w:after="180"/>
+      </w:pPr>
+      <w:r>
+        <w:rPr>
+          <w:b w:val="0"/>
+        </w:rPr>
+        <w:t>Display the chosen rule and let a person review whether an option is suitable.</w:t>
+      </w:r>
+    </w:p>
+    <w:p>
+      <w:pPr>
+        <w:spacing w:line="336" w:lineRule="auto" w:after="180"/>
+      </w:pPr>
+      <w:r>
+        <w:rPr>
+          <w:b w:val="0"/>
+        </w:rPr>
+        <w:t xml:space="preserve">Collect </w:t>
+      </w:r>
+      <w:r>
+        <w:rPr>
+          <w:b/>
+        </w:rPr>
+        <w:t>explanation</w:t>
+      </w:r>
+      <w:r>
+        <w:rPr>
+          <w:b w:val="0"/>
+        </w:rPr>
+        <w:t>s, not only yes/no votes. If a misunderstanding is common, re-model the relevant step for the class.</w:t>
+      </w:r>
+    </w:p>
+    <w:p>
+      <w:pPr>
+        <w:spacing w:line="336" w:lineRule="auto" w:after="180"/>
+      </w:pPr>
+      <w:r>
+        <w:rPr>
+          <w:b w:val="0"/>
+        </w:rPr>
+        <w:t xml:space="preserve">If it affects a few learners, give a short targeted group </w:t>
+      </w:r>
+      <w:r>
+        <w:rPr>
+          <w:b/>
+        </w:rPr>
+        <w:t>explanation</w:t>
+      </w:r>
+      <w:r>
+        <w:rPr>
+          <w:b w:val="0"/>
+        </w:rPr>
+        <w:t xml:space="preserve"> while others solve a more demanding variation.</w:t>
+      </w:r>
+    </w:p>
+    <w:p>
+      <w:pPr>
+        <w:pStyle w:val="Heading2"/>
+      </w:pPr>
+      <w:r>
+        <w:t>Pictorial question and changed case</w:t>
+      </w:r>
+    </w:p>
+    <w:p>
+      <w:pPr>
+        <w:spacing w:line="336" w:lineRule="auto" w:after="180"/>
+      </w:pPr>
+      <w:r>
+        <w:rPr>
+          <w:b w:val="0"/>
+        </w:rPr>
+        <w:t>Explain why B does not win after D is excluded even though it has fewer pages.</w:t>
+      </w:r>
+    </w:p>
+    <w:p>
+      <w:pPr>
+        <w:spacing w:line="336" w:lineRule="auto" w:after="180"/>
+      </w:pPr>
+      <w:r>
+        <w:rPr>
+          <w:b w:val="0"/>
+        </w:rPr>
+        <w:t>Page count is an eligibility limit, not a ranking preference here. A scores 2 and B scores 1.</w:t>
+      </w:r>
+    </w:p>
+    <w:p>
+      <w:pPr>
+        <w:spacing w:line="336" w:lineRule="auto" w:after="180"/>
+      </w:pPr>
+      <w:r>
+        <w:rPr>
+          <w:b w:val="0"/>
+        </w:rPr>
+        <w:t>Changed-case reasoning: D becomes ineligible, so A wins with score 2. The strict excess over the 90-page maximum changes filtering before ranking.</w:t>
+      </w:r>
+    </w:p>
+    <w:p>
+      <w:pPr>
+        <w:spacing w:line="336" w:lineRule="auto" w:after="180"/>
+      </w:pPr>
+      <w:r>
+        <w:rPr>
+          <w:b w:val="0"/>
+        </w:rPr>
+        <w:t xml:space="preserve">Collect each learner’s </w:t>
+      </w:r>
+      <w:r>
+        <w:rPr>
+          <w:b/>
+        </w:rPr>
+        <w:t>explanation</w:t>
+      </w:r>
+      <w:r>
+        <w:rPr>
+          <w:b w:val="0"/>
+        </w:rPr>
+        <w:t xml:space="preserve"> before discussion. Use the first missing connection between </w:t>
+      </w:r>
+      <w:r>
+        <w:rPr>
+          <w:b/>
+        </w:rPr>
+        <w:t>input</w:t>
+      </w:r>
+      <w:r>
+        <w:rPr>
+          <w:b w:val="0"/>
+        </w:rPr>
+        <w:t xml:space="preserve">, deciding step and result to choose support. This question is worked-case practice, not fresh mastery </w:t>
+      </w:r>
+      <w:r>
+        <w:rPr>
+          <w:b/>
+        </w:rPr>
+        <w:t>evidence</w:t>
+      </w:r>
+      <w:r>
+        <w:rPr>
+          <w:b w:val="0"/>
+        </w:rPr>
+        <w:t>.</w:t>
+      </w:r>
+    </w:p>
+    <w:p>
+      <w:pPr>
+        <w:pStyle w:val="Heading2"/>
+      </w:pPr>
+      <w:r>
+        <w:t>Keep learners explaining</w:t>
+      </w:r>
+    </w:p>
+    <w:p>
+      <w:pPr>
+        <w:spacing w:line="336" w:lineRule="auto" w:after="180"/>
+      </w:pPr>
+      <w:r>
+        <w:rPr>
+          <w:b w:val="0"/>
+        </w:rPr>
+        <w:t>Ask: Which facts are given, and which would we have to assume? Learners mark relevant details before discussing answers.</w:t>
+      </w:r>
+    </w:p>
+    <w:p>
+      <w:pPr>
+        <w:spacing w:line="336" w:lineRule="auto" w:after="180"/>
+      </w:pPr>
+      <w:r>
+        <w:rPr>
+          <w:b w:val="0"/>
+        </w:rPr>
+        <w:t xml:space="preserve">Say: Predict first. Show the rule, information path or calculation that would produce the result. A correct guess is not yet an </w:t>
+      </w:r>
+      <w:r>
+        <w:rPr>
+          <w:b/>
+        </w:rPr>
+        <w:t>explanation</w:t>
+      </w:r>
+      <w:r>
+        <w:rPr>
+          <w:b w:val="0"/>
+        </w:rPr>
+        <w:t>.</w:t>
+      </w:r>
+    </w:p>
+    <w:p>
+      <w:pPr>
+        <w:spacing w:line="336" w:lineRule="auto" w:after="180"/>
+      </w:pPr>
+      <w:r>
+        <w:rPr>
+          <w:b w:val="0"/>
+        </w:rPr>
+        <w:t xml:space="preserve">In pairs, one learner solves while the other checks </w:t>
+      </w:r>
+      <w:r>
+        <w:rPr>
+          <w:b/>
+        </w:rPr>
+        <w:t>evidence</w:t>
+      </w:r>
+      <w:r>
+        <w:rPr>
+          <w:b w:val="0"/>
+        </w:rPr>
+        <w:t>; exchange roles. Remove the worked answer before independent assessment.</w:t>
+      </w:r>
+    </w:p>
+    <w:p>
+      <w:pPr>
+        <w:pStyle w:val="Heading2"/>
+      </w:pPr>
+      <w:r>
+        <w:t>Extension teaching cycle · reference / check after trying</w:t>
+      </w:r>
+    </w:p>
+    <w:p>
+      <w:pPr>
+        <w:spacing w:line="336" w:lineRule="auto" w:after="180"/>
+      </w:pPr>
+      <w:r>
+        <w:rPr>
+          <w:b w:val="0"/>
+        </w:rPr>
+        <w:t>Target: Separate validation selection and reporting</w:t>
+      </w:r>
+    </w:p>
+    <w:p>
+      <w:pPr>
+        <w:spacing w:line="336" w:lineRule="auto" w:after="180"/>
+      </w:pPr>
+      <w:r>
+        <w:rPr>
+          <w:b w:val="0"/>
+        </w:rPr>
+        <w:t>Reserve further sessions for this topic; the 135-minute primary plan does not absorb all added content.</w:t>
+      </w:r>
+    </w:p>
+    <w:p>
+      <w:pPr>
+        <w:spacing w:line="336" w:lineRule="auto" w:after="180"/>
+      </w:pPr>
+      <w:r>
+        <w:rPr>
+          <w:b w:val="0"/>
+        </w:rPr>
+        <w:t>Completion practice: What does valid_item return if learning is absent?</w:t>
+      </w:r>
+    </w:p>
+    <w:p>
+      <w:pPr>
+        <w:spacing w:line="336" w:lineRule="auto" w:after="180"/>
+      </w:pPr>
+      <w:r>
+        <w:rPr>
+          <w:b w:val="0"/>
+        </w:rPr>
+        <w:t>Teacher check: False: get returns None and the exact integer check fails.</w:t>
+      </w:r>
+    </w:p>
+    <w:p>
+      <w:pPr>
+        <w:spacing w:line="336" w:lineRule="auto" w:after="180"/>
+      </w:pPr>
+      <w:r>
+        <w:rPr>
+          <w:b w:val="0"/>
+        </w:rPr>
+        <w:t xml:space="preserve">Individual check: For Building the data pipeline, use its worked case to evaluate this proposed </w:t>
+      </w:r>
+      <w:r>
+        <w:rPr>
+          <w:b/>
+        </w:rPr>
+        <w:t>explanation</w:t>
+      </w:r>
+      <w:r>
+        <w:rPr>
+          <w:b w:val="0"/>
+        </w:rPr>
+        <w:t>: “A successful run proves the conclusion”. Explain the deciding step.</w:t>
+      </w:r>
+    </w:p>
+    <w:p>
+      <w:pPr>
+        <w:spacing w:line="336" w:lineRule="auto" w:after="180"/>
+      </w:pPr>
+      <w:r>
+        <w:rPr>
+          <w:b w:val="0"/>
+        </w:rPr>
+        <w:t xml:space="preserve">Expected correction: Each </w:t>
+      </w:r>
+      <w:r>
+        <w:rPr>
+          <w:b/>
+        </w:rPr>
+        <w:t>stage</w:t>
+      </w:r>
+      <w:r>
+        <w:rPr>
+          <w:b w:val="0"/>
+        </w:rPr>
+        <w:t xml:space="preserve"> should have a clear </w:t>
+      </w:r>
+      <w:r>
+        <w:rPr>
+          <w:b/>
+        </w:rPr>
+        <w:t>input</w:t>
+      </w:r>
+      <w:r>
+        <w:rPr>
+          <w:b w:val="0"/>
+        </w:rPr>
+        <w:t xml:space="preserve"> and </w:t>
+      </w:r>
+      <w:r>
+        <w:rPr>
+          <w:b/>
+        </w:rPr>
+        <w:t>output</w:t>
+      </w:r>
+      <w:r>
+        <w:rPr>
+          <w:b w:val="0"/>
+        </w:rPr>
+        <w:t xml:space="preserve"> contract. A program can be correct at one </w:t>
+      </w:r>
+      <w:r>
+        <w:rPr>
+          <w:b/>
+        </w:rPr>
+        <w:t>stage</w:t>
+      </w:r>
+      <w:r>
+        <w:rPr>
+          <w:b w:val="0"/>
+        </w:rPr>
+        <w:t xml:space="preserve"> but wrong at their connection, such as passing rejected rows into selection.</w:t>
+      </w:r>
+    </w:p>
+    <w:p>
+      <w:pPr>
+        <w:spacing w:line="336" w:lineRule="auto" w:after="180"/>
+      </w:pPr>
+      <w:r>
+        <w:rPr>
+          <w:b w:val="0"/>
+        </w:rPr>
+        <w:t>Keep acceptance and rejection counts in the report.</w:t>
+      </w:r>
+    </w:p>
+    <w:p>
+      <w:pPr>
+        <w:spacing w:line="336" w:lineRule="auto" w:after="180"/>
+      </w:pPr>
+      <w:r>
+        <w:rPr>
+          <w:b w:val="0"/>
+        </w:rPr>
+        <w:t>Apply the same support, independent transfer and delayed-review decisions to the named connected-topic workbook tasks.</w:t>
+      </w:r>
+    </w:p>
+    <w:p>
+      <w:pPr>
+        <w:pStyle w:val="Heading2"/>
+      </w:pPr>
+      <w:r>
+        <w:t>Earlier wording, alternatives and picture transcripts · reference / check after trying</w:t>
+      </w:r>
+    </w:p>
+    <w:p>
+      <w:pPr>
+        <w:spacing w:line="336" w:lineRule="auto" w:after="180"/>
+      </w:pPr>
+      <w:r>
+        <w:rPr>
+          <w:b w:val="0"/>
+        </w:rPr>
+        <w:t>Demonstrate and guide practice</w:t>
       </w:r>
     </w:p>
     <w:p>
@@ -2235,7 +3047,87 @@
         <w:pStyle w:val="Heading3"/>
       </w:pPr>
       <w:r>
-        <w:t>What this example does not establish</w:t>
+        <w:t>Board sequence</w:t>
+      </w:r>
+    </w:p>
+    <w:p>
+      <w:pPr>
+        <w:spacing w:line="336" w:lineRule="auto" w:after="180"/>
+      </w:pPr>
+      <w:r>
+        <w:rPr>
+          <w:b w:val="0"/>
+        </w:rPr>
+        <w:t>Write the given facts: A has flags (1,1), B=(1,0), C=(0,1); score=2g+l.</w:t>
+      </w:r>
+    </w:p>
+    <w:p>
+      <w:pPr>
+        <w:spacing w:line="336" w:lineRule="auto" w:after="180"/>
+      </w:pPr>
+      <w:r>
+        <w:rPr>
+          <w:b w:val="0"/>
+        </w:rPr>
+        <w:t xml:space="preserve">Write the question to explain: Compute the winner and </w:t>
+      </w:r>
+      <w:r>
+        <w:rPr>
+          <w:b/>
+        </w:rPr>
+        <w:t>evidence</w:t>
+      </w:r>
+      <w:r>
+        <w:rPr>
+          <w:b w:val="0"/>
+        </w:rPr>
+        <w:t xml:space="preserve"> to display.</w:t>
+      </w:r>
+    </w:p>
+    <w:p>
+      <w:pPr>
+        <w:spacing w:line="336" w:lineRule="auto" w:after="180"/>
+      </w:pPr>
+      <w:r>
+        <w:rPr>
+          <w:b w:val="0"/>
+        </w:rPr>
+        <w:t xml:space="preserve">Reveal after </w:t>
+      </w:r>
+      <w:r>
+        <w:rPr>
+          <w:b/>
+        </w:rPr>
+        <w:t>prediction</w:t>
+      </w:r>
+      <w:r>
+        <w:rPr>
+          <w:b w:val="0"/>
+        </w:rPr>
+        <w:t xml:space="preserve">s: A wins at 3; B=2; C=1. Show flags, formula, scores and </w:t>
+      </w:r>
+      <w:r>
+        <w:rPr>
+          <w:b/>
+        </w:rPr>
+        <w:t>explanation</w:t>
+      </w:r>
+      <w:r>
+        <w:rPr>
+          <w:b w:val="0"/>
+        </w:rPr>
+        <w:t>; declare tie policy.</w:t>
+      </w:r>
+    </w:p>
+    <w:p>
+      <w:pPr>
+        <w:spacing w:line="336" w:lineRule="auto" w:after="180"/>
+      </w:pPr>
+      <w:r>
+        <w:rPr>
+          <w:b w:val="0"/>
+        </w:rPr>
+        <w:t>Use the earlier transfer question as optional practice. Reserve Rank the new mystery catalogue independently for the first independent attempt before hints or feedback.</w:t>
       </w:r>
     </w:p>
     <w:p>
@@ -2243,386 +3135,18 @@
         <w:pStyle w:val="Heading3"/>
       </w:pPr>
       <w:r>
-        <w:t>Keep the stated limit</w:t>
+        <w:t>Classroom dialogue</w:t>
       </w:r>
     </w:p>
     <w:p>
       <w:pPr>
         <w:spacing w:line="336" w:lineRule="auto" w:after="180"/>
-        <w:shd w:fill="FFF5E6"/>
-      </w:pPr>
-      <w:r>
-        <w:rPr>
-          <w:b w:val="0"/>
-        </w:rPr>
-        <w:t>Toy preference weights do not imply shorter or illustrated books are universally better for all learners.</w:t>
-      </w:r>
-    </w:p>
-    <w:p>
-      <w:pPr>
-        <w:pStyle w:val="Heading3"/>
-      </w:pPr>
-      <w:r>
-        <w:t>Change one thing in the pictured case</w:t>
-      </w:r>
-    </w:p>
-    <w:p>
-      <w:pPr>
-        <w:pStyle w:val="Heading3"/>
-      </w:pPr>
-      <w:r>
-        <w:t>Change one thing</w:t>
-      </w:r>
-    </w:p>
-    <w:p>
-      <w:pPr>
-        <w:spacing w:line="336" w:lineRule="auto" w:after="180"/>
-        <w:shd w:fill="F5F1FB"/>
-      </w:pPr>
-      <w:r>
-        <w:rPr>
-          <w:b w:val="0"/>
-        </w:rPr>
-        <w:t>Change: Change D’s pages to 91, leaving every other field unchanged.</w:t>
-      </w:r>
-    </w:p>
-    <w:p>
-      <w:pPr>
-        <w:pStyle w:val="Heading3"/>
-      </w:pPr>
-      <w:r>
-        <w:t>Predicted result</w:t>
-      </w:r>
-    </w:p>
-    <w:p>
-      <w:pPr>
-        <w:spacing w:line="336" w:lineRule="auto" w:after="180"/>
-        <w:shd w:fill="F1F6FC"/>
-      </w:pPr>
-      <w:r>
-        <w:rPr>
-          <w:b/>
-        </w:rPr>
-        <w:t>Prediction</w:t>
-      </w:r>
-      <w:r>
-        <w:rPr>
-          <w:b w:val="0"/>
-        </w:rPr>
-        <w:t>: D becomes ineligible, so A wins with score 2.</w:t>
-      </w:r>
-    </w:p>
-    <w:p>
-      <w:pPr>
-        <w:pStyle w:val="Heading3"/>
-      </w:pPr>
-      <w:r>
-        <w:t>Why the result follows</w:t>
-      </w:r>
-    </w:p>
-    <w:p>
-      <w:pPr>
-        <w:spacing w:line="336" w:lineRule="auto" w:after="180"/>
-        <w:shd w:fill="F1F6FC"/>
-      </w:pPr>
-      <w:r>
-        <w:rPr>
-          <w:b w:val="0"/>
-        </w:rPr>
-        <w:t>Reason: The strict excess over the 90-page maximum changes filtering before ranking.</w:t>
-      </w:r>
-    </w:p>
-    <w:p>
-      <w:pPr>
-        <w:pStyle w:val="Heading3"/>
-      </w:pPr>
-      <w:r>
-        <w:t>Ask while showing the picture</w:t>
-      </w:r>
-    </w:p>
-    <w:p>
-      <w:pPr>
-        <w:pStyle w:val="Heading3"/>
-      </w:pPr>
-      <w:r>
-        <w:t>Ask while showing the picture · 4</w:t>
-      </w:r>
-    </w:p>
-    <w:p>
-      <w:pPr>
-        <w:spacing w:line="336" w:lineRule="auto" w:after="180"/>
-      </w:pPr>
-      <w:r>
-        <w:rPr>
-          <w:b w:val="0"/>
-        </w:rPr>
-        <w:t xml:space="preserve">Cover the result. Ask learners to name the </w:t>
-      </w:r>
-      <w:r>
-        <w:rPr>
-          <w:b/>
-        </w:rPr>
-        <w:t>input</w:t>
-      </w:r>
-      <w:r>
-        <w:rPr>
-          <w:b w:val="0"/>
-        </w:rPr>
-        <w:t xml:space="preserve">s and predict the next step. Uncover one step, connect the icon to the actual procedure, and explain its </w:t>
-      </w:r>
-      <w:r>
-        <w:rPr>
-          <w:b/>
-        </w:rPr>
-        <w:t>evidence</w:t>
-      </w:r>
-      <w:r>
-        <w:rPr>
-          <w:b w:val="0"/>
-        </w:rPr>
-        <w:t>. Then change the supplied condition and compare.</w:t>
-      </w:r>
-    </w:p>
-    <w:p>
-      <w:pPr>
-        <w:spacing w:line="336" w:lineRule="auto" w:after="180"/>
-      </w:pPr>
-      <w:r>
-        <w:rPr>
-          <w:b w:val="0"/>
-        </w:rPr>
-        <w:t>The picture is a representation; it does not document execution of a real AI model.</w:t>
-      </w:r>
-    </w:p>
-    <w:p>
-      <w:pPr>
-        <w:pStyle w:val="Heading1"/>
-      </w:pPr>
-      <w:r>
-        <w:t>03. Demonstrate and guide practice</w:t>
-      </w:r>
-    </w:p>
-    <w:p>
-      <w:r>
-        <w:t>Demonstrate Build the Recommender, reduce support deliberately and check individual reasoning before discussing answers.</w:t>
-      </w:r>
-    </w:p>
-    <w:p>
-      <w:pPr>
-        <w:pStyle w:val="Heading3"/>
-      </w:pPr>
-      <w:r>
-        <w:t>Board sequence</w:t>
-      </w:r>
-    </w:p>
-    <w:p>
-      <w:pPr>
-        <w:pStyle w:val="Heading3"/>
-      </w:pPr>
-      <w:r>
-        <w:t>1. Put the facts on the board</w:t>
-      </w:r>
-    </w:p>
-    <w:p>
-      <w:pPr>
-        <w:spacing w:line="336" w:lineRule="auto" w:after="180"/>
-        <w:shd w:fill="F4F9FC"/>
-      </w:pPr>
-      <w:r>
-        <w:rPr>
-          <w:b w:val="0"/>
-        </w:rPr>
-        <w:t>Write the given facts: A has flags (1,1), B=(1,0), C=(0,1); score=2g+l.</w:t>
-      </w:r>
-    </w:p>
-    <w:p>
-      <w:pPr>
-        <w:pStyle w:val="Heading3"/>
-      </w:pPr>
-      <w:r>
-        <w:t>2. State the decision to explain</w:t>
-      </w:r>
-    </w:p>
-    <w:p>
-      <w:pPr>
-        <w:spacing w:line="336" w:lineRule="auto" w:after="180"/>
-        <w:shd w:fill="F4F9FC"/>
-      </w:pPr>
-      <w:r>
-        <w:rPr>
-          <w:b w:val="0"/>
-        </w:rPr>
-        <w:t xml:space="preserve">Write the question to explain: Compute the winner and </w:t>
-      </w:r>
-      <w:r>
-        <w:rPr>
-          <w:b/>
-        </w:rPr>
-        <w:t>evidence</w:t>
-      </w:r>
-      <w:r>
-        <w:rPr>
-          <w:b w:val="0"/>
-        </w:rPr>
-        <w:t xml:space="preserve"> to display.</w:t>
-      </w:r>
-    </w:p>
-    <w:p>
-      <w:pPr>
-        <w:pStyle w:val="Heading3"/>
-      </w:pPr>
-      <w:r>
-        <w:t>3. Reveal the worked reasoning</w:t>
-      </w:r>
-    </w:p>
-    <w:p>
-      <w:pPr>
-        <w:spacing w:line="336" w:lineRule="auto" w:after="180"/>
-        <w:shd w:fill="F1F6FC"/>
-      </w:pPr>
-      <w:r>
-        <w:rPr>
-          <w:b w:val="0"/>
-        </w:rPr>
-        <w:t xml:space="preserve">Reveal after </w:t>
-      </w:r>
-      <w:r>
-        <w:rPr>
-          <w:b/>
-        </w:rPr>
-        <w:t>prediction</w:t>
-      </w:r>
-      <w:r>
-        <w:rPr>
-          <w:b w:val="0"/>
-        </w:rPr>
-        <w:t xml:space="preserve">s: A wins at 3; B=2; C=1. Show flags, formula, scores and </w:t>
-      </w:r>
-      <w:r>
-        <w:rPr>
-          <w:b/>
-        </w:rPr>
-        <w:t>explanation</w:t>
-      </w:r>
-      <w:r>
-        <w:rPr>
-          <w:b w:val="0"/>
-        </w:rPr>
-        <w:t>; declare tie policy.</w:t>
-      </w:r>
-    </w:p>
-    <w:p>
-      <w:pPr>
-        <w:pStyle w:val="Heading3"/>
-      </w:pPr>
-      <w:r>
-        <w:t>Hold back the independent task</w:t>
-      </w:r>
-    </w:p>
-    <w:p>
-      <w:pPr>
-        <w:spacing w:line="336" w:lineRule="auto" w:after="180"/>
-        <w:shd w:fill="F5F1FB"/>
-      </w:pPr>
-      <w:r>
-        <w:rPr>
-          <w:b w:val="0"/>
-        </w:rPr>
-        <w:t>Keep for an independent attempt: A reader requests space and at most 60 pages. Book A is space, 90 pages; B is animals, 40 pages. What should the prototype return if both conditions are required?</w:t>
-      </w:r>
-    </w:p>
-    <w:p>
-      <w:pPr>
-        <w:pStyle w:val="Heading3"/>
-      </w:pPr>
-      <w:r>
-        <w:t>Classroom dialogue</w:t>
-      </w:r>
-    </w:p>
-    <w:p>
-      <w:pPr>
-        <w:pStyle w:val="Heading3"/>
-      </w:pPr>
-      <w:r>
-        <w:t>Ask the class</w:t>
-      </w:r>
-    </w:p>
-    <w:p>
-      <w:pPr>
-        <w:spacing w:line="336" w:lineRule="auto" w:after="180"/>
-        <w:shd w:fill="F5F1FB"/>
-      </w:pPr>
-      <w:r>
-        <w:rPr>
-          <w:b w:val="0"/>
-        </w:rPr>
-        <w:t>Ask: Which facts are given, and which would we have to assume? Learners mark relevant details before discussing answers.</w:t>
-      </w:r>
-    </w:p>
-    <w:p>
-      <w:pPr>
-        <w:pStyle w:val="Heading3"/>
-      </w:pPr>
-      <w:r>
-        <w:t>Language to model</w:t>
-      </w:r>
-    </w:p>
-    <w:p>
-      <w:pPr>
-        <w:spacing w:line="336" w:lineRule="auto" w:after="180"/>
-        <w:shd w:fill="F1F6F8"/>
-      </w:pPr>
-      <w:r>
-        <w:rPr>
-          <w:b w:val="0"/>
-        </w:rPr>
-        <w:t xml:space="preserve">Say: Predict first. Show the rule, information path or calculation that would produce the result. A correct guess is not yet an </w:t>
-      </w:r>
-      <w:r>
-        <w:rPr>
-          <w:b/>
-        </w:rPr>
-        <w:t>explanation</w:t>
-      </w:r>
-      <w:r>
-        <w:rPr>
-          <w:b w:val="0"/>
-        </w:rPr>
-        <w:t>.</w:t>
-      </w:r>
-    </w:p>
-    <w:p>
-      <w:pPr>
-        <w:spacing w:line="336" w:lineRule="auto" w:after="180"/>
       </w:pPr>
       <w:r>
         <w:rPr>
           <w:b w:val="0"/>
         </w:rPr>
         <w:t>Reveal reasoning one step at a time. Explain why a tempting alternative fails. Write units and denominators for arithmetic, trace conditions for decisions, and identify supporting sources for claims.</w:t>
-      </w:r>
-    </w:p>
-    <w:p>
-      <w:pPr>
-        <w:spacing w:line="336" w:lineRule="auto" w:after="180"/>
-      </w:pPr>
-      <w:r>
-        <w:rPr>
-          <w:b w:val="0"/>
-        </w:rPr>
-        <w:t xml:space="preserve">In pairs, one learner solves while the other checks </w:t>
-      </w:r>
-      <w:r>
-        <w:rPr>
-          <w:b/>
-        </w:rPr>
-        <w:t>evidence</w:t>
-      </w:r>
-      <w:r>
-        <w:rPr>
-          <w:b w:val="0"/>
-        </w:rPr>
-        <w:t>; exchange roles. Remove the worked answer before independent assessment.</w:t>
       </w:r>
     </w:p>
     <w:p>
@@ -3097,599 +3621,122 @@
         <w:pStyle w:val="Heading3"/>
       </w:pPr>
       <w:r>
-        <w:t>Completion practice</w:t>
+        <w:t>Individual reasoning check</w:t>
+      </w:r>
+    </w:p>
+    <w:p>
+      <w:pPr>
+        <w:pStyle w:val="Heading3"/>
+      </w:pPr>
+      <w:r>
+        <w:t>Connected teaching cycle: Building the data pipeline</w:t>
+      </w:r>
+    </w:p>
+    <w:p>
+      <w:pPr>
+        <w:pStyle w:val="Heading3"/>
+      </w:pPr>
+      <w:r>
+        <w:t>Pictorial practice question</w:t>
+      </w:r>
+    </w:p>
+    <w:p>
+      <w:pPr>
+        <w:pStyle w:val="Heading3"/>
+      </w:pPr>
+      <w:r>
+        <w:t>Reasoned teacher answer</w:t>
+      </w:r>
+    </w:p>
+    <w:p>
+      <w:pPr>
+        <w:pStyle w:val="Heading1"/>
+      </w:pPr>
+      <w:r>
+        <w:t>04. Run the supplied main investigation</w:t>
+      </w:r>
+    </w:p>
+    <w:p>
+      <w:r>
+        <w:t>Keep the selected independent task out of shared practice.</w:t>
+      </w:r>
+    </w:p>
+    <w:p>
+      <w:pPr>
+        <w:pStyle w:val="Heading2"/>
+      </w:pPr>
+      <w:r>
+        <w:t>Supplied records and answer guidance</w:t>
       </w:r>
     </w:p>
     <w:p>
       <w:pPr>
         <w:spacing w:line="336" w:lineRule="auto" w:after="180"/>
-        <w:shd w:fill="F5F1FB"/>
-      </w:pPr>
-      <w:r>
-        <w:rPr>
-          <w:b w:val="0"/>
-        </w:rPr>
-        <w:t>Completion task: State recommend([], 10) and the worked items with limit 8.</w:t>
-      </w:r>
-    </w:p>
-    <w:p>
-      <w:pPr>
-        <w:pStyle w:val="Heading3"/>
-      </w:pPr>
-      <w:r>
-        <w:t>Reasoning to listen for</w:t>
+      </w:pPr>
+      <w:r>
+        <w:rPr>
+          <w:b w:val="0"/>
+        </w:rPr>
+        <w:t>Activity example: A and B score 8; A wins by name in either order; limit 8 returns None. Complete pipeline: A, B and C validate; D fails the fun type; B is valid but too long; A and C tie at 8 and A wins. Reversing input preserves ranking; zero limit gives no match; Boolean True is an invalid request.</w:t>
       </w:r>
     </w:p>
     <w:p>
       <w:pPr>
         <w:spacing w:line="336" w:lineRule="auto" w:after="180"/>
-        <w:shd w:fill="F1F6FC"/>
-      </w:pPr>
-      <w:r>
-        <w:rPr>
-          <w:b w:val="0"/>
-        </w:rPr>
-        <w:t>Teacher check: Both return None; the caller should display no eligible option.</w:t>
-      </w:r>
-    </w:p>
-    <w:p>
-      <w:pPr>
-        <w:spacing w:line="336" w:lineRule="auto" w:after="180"/>
-      </w:pPr>
-      <w:r>
-        <w:rPr>
-          <w:b w:val="0"/>
-        </w:rPr>
-        <w:t xml:space="preserve">Start by identifying the given </w:t>
-      </w:r>
-      <w:r>
-        <w:rPr>
-          <w:b/>
-        </w:rPr>
-        <w:t>input</w:t>
-      </w:r>
-      <w:r>
-        <w:rPr>
-          <w:b w:val="0"/>
-        </w:rPr>
-        <w:t>s together. Leave the intermediate steps blank. If needed, model one step, then withdraw that help on the next step. Move to a full trace only when the partial trace is understood.</w:t>
-      </w:r>
-    </w:p>
-    <w:p>
-      <w:pPr>
-        <w:spacing w:line="336" w:lineRule="auto" w:after="180"/>
-      </w:pPr>
-      <w:r>
-        <w:rPr>
-          <w:b w:val="0"/>
-        </w:rPr>
-        <w:t>For partners, alternate explainer and checker; collect a response from every learner before discussion.</w:t>
-      </w:r>
-    </w:p>
-    <w:p>
-      <w:pPr>
-        <w:pStyle w:val="Heading3"/>
-      </w:pPr>
-      <w:r>
-        <w:t>Individual reasoning check</w:t>
-      </w:r>
-    </w:p>
-    <w:p>
-      <w:pPr>
-        <w:spacing w:line="336" w:lineRule="auto" w:after="180"/>
-      </w:pPr>
-      <w:r>
-        <w:rPr>
-          <w:b w:val="0"/>
-        </w:rPr>
-        <w:t xml:space="preserve">Use the worked case for Implementing a </w:t>
-      </w:r>
-      <w:r>
-        <w:rPr>
-          <w:b/>
-        </w:rPr>
-        <w:t>recommender</w:t>
-      </w:r>
-      <w:r>
-        <w:rPr>
-          <w:b w:val="0"/>
-        </w:rPr>
-        <w:t xml:space="preserve">. Proposed </w:t>
-      </w:r>
-      <w:r>
-        <w:rPr>
-          <w:b/>
-        </w:rPr>
-        <w:t>explanation</w:t>
-      </w:r>
-      <w:r>
-        <w:rPr>
-          <w:b w:val="0"/>
-        </w:rPr>
-        <w:t xml:space="preserve">: “A successful run proves the conclusion”. Decide whether this </w:t>
-      </w:r>
-      <w:r>
-        <w:rPr>
-          <w:b/>
-        </w:rPr>
-        <w:t>explanation</w:t>
-      </w:r>
-      <w:r>
-        <w:rPr>
-          <w:b w:val="0"/>
-        </w:rPr>
-        <w:t xml:space="preserve"> is supported.</w:t>
-      </w:r>
-    </w:p>
-    <w:p>
-      <w:pPr>
-        <w:spacing w:line="336" w:lineRule="auto" w:after="180"/>
-      </w:pPr>
-      <w:r>
-        <w:rPr>
-          <w:b w:val="0"/>
-        </w:rPr>
-        <w:t>Point to the step or supplied fact that decides; explain your repair if needed.</w:t>
-      </w:r>
-    </w:p>
-    <w:p>
-      <w:pPr>
-        <w:pStyle w:val="Heading3"/>
-      </w:pPr>
-      <w:r>
-        <w:t>Expected repair</w:t>
-      </w:r>
-    </w:p>
-    <w:p>
-      <w:pPr>
-        <w:spacing w:line="336" w:lineRule="auto" w:after="180"/>
-        <w:shd w:fill="F1F6FC"/>
-      </w:pPr>
-      <w:r>
-        <w:rPr>
-          <w:b w:val="0"/>
-        </w:rPr>
-        <w:t>Expected correction: The recommendation follows a written scoring policy. It does not learn preferences, prove learning benefit or authorize an action.</w:t>
-      </w:r>
-    </w:p>
-    <w:p>
-      <w:pPr>
-        <w:spacing w:line="336" w:lineRule="auto" w:after="180"/>
-        <w:shd w:fill="F1F6FC"/>
-      </w:pPr>
-      <w:r>
-        <w:rPr>
-          <w:b w:val="0"/>
-        </w:rPr>
-        <w:t>Display the chosen rule and let a person review whether an option is suitable.</w:t>
-      </w:r>
-    </w:p>
-    <w:p>
-      <w:pPr>
-        <w:spacing w:line="336" w:lineRule="auto" w:after="180"/>
-      </w:pPr>
-      <w:r>
-        <w:rPr>
-          <w:b w:val="0"/>
-        </w:rPr>
-        <w:t xml:space="preserve">Collect </w:t>
-      </w:r>
-      <w:r>
-        <w:rPr>
-          <w:b/>
-        </w:rPr>
-        <w:t>explanation</w:t>
-      </w:r>
-      <w:r>
-        <w:rPr>
-          <w:b w:val="0"/>
-        </w:rPr>
-        <w:t>s, not only yes/no votes. If a misunderstanding is common, re-model the relevant step for the class.</w:t>
-      </w:r>
-    </w:p>
-    <w:p>
-      <w:pPr>
-        <w:spacing w:line="336" w:lineRule="auto" w:after="180"/>
-      </w:pPr>
-      <w:r>
-        <w:rPr>
-          <w:b w:val="0"/>
-        </w:rPr>
-        <w:t xml:space="preserve">If it affects a few learners, give a short targeted group </w:t>
-      </w:r>
-      <w:r>
-        <w:rPr>
-          <w:b/>
-        </w:rPr>
-        <w:t>explanation</w:t>
-      </w:r>
-      <w:r>
-        <w:rPr>
-          <w:b w:val="0"/>
-        </w:rPr>
-        <w:t xml:space="preserve"> while others solve a more demanding variation.</w:t>
-      </w:r>
-    </w:p>
-    <w:p>
-      <w:pPr>
-        <w:pStyle w:val="Heading3"/>
-      </w:pPr>
-      <w:r>
-        <w:t>Connected teaching cycle: Building the data pipeline</w:t>
-      </w:r>
-    </w:p>
-    <w:p>
-      <w:pPr>
-        <w:spacing w:line="336" w:lineRule="auto" w:after="180"/>
-      </w:pPr>
-      <w:r>
-        <w:rPr>
-          <w:b w:val="0"/>
-        </w:rPr>
-        <w:t>Target: Separate validation selection and reporting</w:t>
-      </w:r>
-    </w:p>
-    <w:p>
-      <w:pPr>
-        <w:spacing w:line="336" w:lineRule="auto" w:after="180"/>
-      </w:pPr>
-      <w:r>
-        <w:rPr>
-          <w:b w:val="0"/>
-        </w:rPr>
-        <w:t>Reserve further sessions for this topic; the 135-minute primary plan does not absorb all added content.</w:t>
-      </w:r>
-    </w:p>
-    <w:p>
-      <w:pPr>
-        <w:spacing w:line="336" w:lineRule="auto" w:after="180"/>
-        <w:shd w:fill="F5F1FB"/>
-      </w:pPr>
-      <w:r>
-        <w:rPr>
-          <w:b w:val="0"/>
-        </w:rPr>
-        <w:t>Completion practice: What does valid_item return if learning is absent?</w:t>
-      </w:r>
-    </w:p>
-    <w:p>
-      <w:pPr>
-        <w:pStyle w:val="Heading3"/>
-      </w:pPr>
-      <w:r>
-        <w:t>Reasoning to listen for</w:t>
-      </w:r>
-    </w:p>
-    <w:p>
-      <w:pPr>
-        <w:spacing w:line="336" w:lineRule="auto" w:after="180"/>
-        <w:shd w:fill="F1F6FC"/>
-      </w:pPr>
-      <w:r>
-        <w:rPr>
-          <w:b w:val="0"/>
-        </w:rPr>
-        <w:t>Teacher check: False: get returns None and the exact integer check fails.</w:t>
-      </w:r>
-    </w:p>
-    <w:p>
-      <w:pPr>
-        <w:spacing w:line="336" w:lineRule="auto" w:after="180"/>
-      </w:pPr>
-      <w:r>
-        <w:rPr>
-          <w:b w:val="0"/>
-        </w:rPr>
-        <w:t xml:space="preserve">Individual check: For Building the data pipeline, use its worked case to evaluate this proposed </w:t>
-      </w:r>
-      <w:r>
-        <w:rPr>
-          <w:b/>
-        </w:rPr>
-        <w:t>explanation</w:t>
-      </w:r>
-      <w:r>
-        <w:rPr>
-          <w:b w:val="0"/>
-        </w:rPr>
-        <w:t>: “A successful run proves the conclusion”. Explain the deciding step.</w:t>
-      </w:r>
-    </w:p>
-    <w:p>
-      <w:pPr>
-        <w:pStyle w:val="Heading3"/>
-      </w:pPr>
-      <w:r>
-        <w:t>Expected repair</w:t>
-      </w:r>
-    </w:p>
-    <w:p>
-      <w:pPr>
-        <w:spacing w:line="336" w:lineRule="auto" w:after="180"/>
-        <w:shd w:fill="F1F6FC"/>
-      </w:pPr>
-      <w:r>
-        <w:rPr>
-          <w:b w:val="0"/>
-        </w:rPr>
-        <w:t xml:space="preserve">Expected correction: Each </w:t>
-      </w:r>
-      <w:r>
-        <w:rPr>
-          <w:b/>
-        </w:rPr>
-        <w:t>stage</w:t>
-      </w:r>
-      <w:r>
-        <w:rPr>
-          <w:b w:val="0"/>
-        </w:rPr>
-        <w:t xml:space="preserve"> should have a clear </w:t>
-      </w:r>
-      <w:r>
-        <w:rPr>
-          <w:b/>
-        </w:rPr>
-        <w:t>input</w:t>
-      </w:r>
-      <w:r>
-        <w:rPr>
-          <w:b w:val="0"/>
-        </w:rPr>
-        <w:t xml:space="preserve"> and </w:t>
-      </w:r>
-      <w:r>
-        <w:rPr>
-          <w:b/>
-        </w:rPr>
-        <w:t>output</w:t>
-      </w:r>
-      <w:r>
-        <w:rPr>
-          <w:b w:val="0"/>
-        </w:rPr>
-        <w:t xml:space="preserve"> contract. A program can be correct at one </w:t>
-      </w:r>
-      <w:r>
-        <w:rPr>
-          <w:b/>
-        </w:rPr>
-        <w:t>stage</w:t>
-      </w:r>
-      <w:r>
-        <w:rPr>
-          <w:b w:val="0"/>
-        </w:rPr>
-        <w:t xml:space="preserve"> but wrong at their connection, such as passing rejected rows into selection.</w:t>
-      </w:r>
-    </w:p>
-    <w:p>
-      <w:pPr>
-        <w:spacing w:line="336" w:lineRule="auto" w:after="180"/>
-        <w:shd w:fill="F1F6FC"/>
-      </w:pPr>
-      <w:r>
-        <w:rPr>
-          <w:b w:val="0"/>
-        </w:rPr>
-        <w:t>Keep acceptance and rejection counts in the report.</w:t>
-      </w:r>
-    </w:p>
-    <w:p>
-      <w:pPr>
-        <w:spacing w:line="336" w:lineRule="auto" w:after="180"/>
-      </w:pPr>
-      <w:r>
-        <w:rPr>
-          <w:b w:val="0"/>
-        </w:rPr>
-        <w:t>Apply the same support, independent transfer and delayed-review decisions to the named connected-topic workbook tasks.</w:t>
-      </w:r>
-    </w:p>
-    <w:p>
-      <w:pPr>
-        <w:pStyle w:val="Heading3"/>
-      </w:pPr>
-      <w:r>
-        <w:t>Pictorial practice question</w:t>
-      </w:r>
-    </w:p>
-    <w:p>
-      <w:pPr>
-        <w:spacing w:line="336" w:lineRule="auto" w:after="180"/>
-      </w:pPr>
-      <w:r>
-        <w:rPr>
-          <w:b w:val="0"/>
-        </w:rPr>
-        <w:t>Explain why B does not win after D is excluded even though it has fewer pages.</w:t>
-      </w:r>
-    </w:p>
-    <w:p>
-      <w:pPr>
-        <w:pStyle w:val="Heading3"/>
-      </w:pPr>
-      <w:r>
-        <w:t>Reasoned teacher answer</w:t>
-      </w:r>
-    </w:p>
-    <w:p>
-      <w:pPr>
-        <w:spacing w:line="336" w:lineRule="auto" w:after="180"/>
-      </w:pPr>
-      <w:r>
-        <w:rPr>
-          <w:b w:val="0"/>
-        </w:rPr>
-        <w:t>Page count is an eligibility limit, not a ranking preference here. A scores 2 and B scores 1.</w:t>
-      </w:r>
-    </w:p>
-    <w:p>
-      <w:pPr>
-        <w:spacing w:line="336" w:lineRule="auto" w:after="180"/>
-      </w:pPr>
-      <w:r>
-        <w:rPr>
-          <w:b w:val="0"/>
-        </w:rPr>
-        <w:t>Changed-case reasoning: D becomes ineligible, so A wins with score 2. The strict excess over the 90-page maximum changes filtering before ranking.</w:t>
-      </w:r>
-    </w:p>
-    <w:p>
-      <w:pPr>
-        <w:spacing w:line="336" w:lineRule="auto" w:after="180"/>
-      </w:pPr>
-      <w:r>
-        <w:rPr>
-          <w:b w:val="0"/>
-        </w:rPr>
-        <w:t xml:space="preserve">Collect each learner’s </w:t>
-      </w:r>
-      <w:r>
-        <w:rPr>
-          <w:b/>
-        </w:rPr>
-        <w:t>explanation</w:t>
-      </w:r>
-      <w:r>
-        <w:rPr>
-          <w:b w:val="0"/>
-        </w:rPr>
-        <w:t xml:space="preserve"> before discussion. Use the first missing connection between </w:t>
-      </w:r>
-      <w:r>
-        <w:rPr>
-          <w:b/>
-        </w:rPr>
-        <w:t>input</w:t>
-      </w:r>
-      <w:r>
-        <w:rPr>
-          <w:b w:val="0"/>
-        </w:rPr>
-        <w:t xml:space="preserve">, deciding step and result to choose support. This question is worked-case practice, not fresh mastery </w:t>
-      </w:r>
-      <w:r>
-        <w:rPr>
-          <w:b/>
-        </w:rPr>
-        <w:t>evidence</w:t>
-      </w:r>
-      <w:r>
-        <w:rPr>
-          <w:b w:val="0"/>
-        </w:rPr>
-        <w:t>.</w:t>
-      </w:r>
-    </w:p>
-    <w:p>
-      <w:pPr>
-        <w:pStyle w:val="Heading1"/>
-      </w:pPr>
-      <w:r>
-        <w:t>04. Run the weekly evidence lab</w:t>
-      </w:r>
-    </w:p>
-    <w:p>
-      <w:r>
-        <w:t>Run the Build the Recommender investigation and use the first unsupported step to choose a teaching response.</w:t>
-      </w:r>
-    </w:p>
-    <w:p>
-      <w:pPr>
-        <w:spacing w:line="336" w:lineRule="auto" w:after="180"/>
-      </w:pPr>
-      <w:r>
-        <w:rPr>
-          <w:b w:val="0"/>
-        </w:rPr>
-        <w:t>Words You Can Use to Reason</w:t>
-      </w:r>
-    </w:p>
-    <w:p>
-      <w:pPr>
-        <w:spacing w:line="336" w:lineRule="auto" w:after="180"/>
-      </w:pPr>
-      <w:r>
-        <w:rPr>
-          <w:b w:val="0"/>
-        </w:rPr>
-        <w:t>A definition matters when you can recognize the idea, use it, and contrast it with a near-miss.</w:t>
-      </w:r>
-    </w:p>
-    <w:p>
-      <w:pPr>
-        <w:spacing w:line="336" w:lineRule="auto" w:after="180"/>
-      </w:pPr>
-      <w:r>
-        <w:rPr>
-          <w:b w:val="0"/>
-        </w:rPr>
+      </w:pPr>
+      <w:r>
+        <w:rPr>
+          <w:b w:val="0"/>
+        </w:rPr>
+        <w:t>Reject every duplicated A occurrence, leaving C eligible. Separate book picture: A scores 2, B 1, D 3; C fails subject. Changing D to 91 pages selects A. Independent mystery task: D fails length, F fails subject; E scores 3, G and H score 5; H wins with 90 rather than 95 pages. X/Y/Z remains additional activity practice.</w:t>
+      </w:r>
+    </w:p>
+    <w:p>
+      <w:pPr>
+        <w:pStyle w:val="Heading2"/>
+      </w:pPr>
+      <w:r>
+        <w:t>Predict, investigate and record</w:t>
+      </w:r>
+    </w:p>
+    <w:p>
+      <w:pPr>
+        <w:pStyle w:val="ListNumber"/>
+      </w:pPr>
+      <w:r>
         <w:t>Predict → Test → Record → Explain</w:t>
       </w:r>
     </w:p>
     <w:p>
       <w:pPr>
-        <w:spacing w:line="336" w:lineRule="auto" w:after="180"/>
-      </w:pPr>
-      <w:r>
-        <w:rPr>
-          <w:b w:val="0"/>
-        </w:rPr>
+        <w:pStyle w:val="ListNumber"/>
+      </w:pPr>
+      <w:r>
         <w:t>Keep expected and actual results separate. Surprises are useful data when recorded honestly.</w:t>
       </w:r>
     </w:p>
     <w:p>
       <w:pPr>
-        <w:spacing w:line="336" w:lineRule="auto" w:after="180"/>
-      </w:pPr>
-      <w:r>
-        <w:rPr>
-          <w:b w:val="0"/>
-        </w:rPr>
-        <w:t>Build the editable score table, hand-check one row, run two profiles, and compare system ranking with independent recalculation.</w:t>
-      </w:r>
-    </w:p>
-    <w:p>
-      <w:pPr>
-        <w:spacing w:line="336" w:lineRule="auto" w:after="180"/>
-        <w:shd w:fill="F5F1FB"/>
-      </w:pPr>
-      <w:r>
-        <w:rPr>
-          <w:b w:val="0"/>
-        </w:rPr>
+        <w:pStyle w:val="ListNumber"/>
+      </w:pPr>
+      <w:r>
+        <w:t>Run the supplied complete activity pipeline and pictured book ranking on fictional local records. Hand-check scores, reverse order, test duplicates and invalid fields, and compare a valid no-match result with an invalid request. No live learner profile is required.</w:t>
+      </w:r>
+    </w:p>
+    <w:p>
+      <w:pPr>
+        <w:pStyle w:val="ListNumber"/>
+      </w:pPr>
+      <w:r>
         <w:t>What did the hardest test teach you that the normal test did not?</w:t>
       </w:r>
     </w:p>
     <w:p>
       <w:pPr>
-        <w:pStyle w:val="Heading3"/>
-      </w:pPr>
-      <w:r>
-        <w:t>Make the lab runnable</w:t>
-      </w:r>
-    </w:p>
-    <w:p>
-      <w:pPr>
-        <w:spacing w:line="336" w:lineRule="auto" w:after="180"/>
-      </w:pPr>
-      <w:r>
-        <w:rPr>
-          <w:b w:val="0"/>
-        </w:rPr>
-        <w:t>Use the concrete case as the shared normal case and the independent question as a second case. Each pair creates a boundary or missing-information case and predicts its result before testing.</w:t>
-      </w:r>
-    </w:p>
-    <w:p>
-      <w:pPr>
-        <w:spacing w:line="336" w:lineRule="auto" w:after="180"/>
-      </w:pPr>
-      <w:r>
-        <w:rPr>
-          <w:b w:val="0"/>
-        </w:rPr>
-        <w:t>Keep the expected result separate from an observed mistake.</w:t>
+        <w:pStyle w:val="Heading2"/>
+      </w:pPr>
+      <w:r>
+        <w:t>Keep the evidence</w:t>
       </w:r>
     </w:p>
     <w:tbl>
@@ -3840,10 +3887,10 @@
     </w:tbl>
     <w:p>
       <w:pPr>
-        <w:pStyle w:val="Heading3"/>
-      </w:pPr>
-      <w:r>
-        <w:t>Diagnose and reteach</w:t>
+        <w:pStyle w:val="Heading2"/>
+      </w:pPr>
+      <w:r>
+        <w:t>Main misconceptions</w:t>
       </w:r>
     </w:p>
     <w:p>
@@ -3854,7 +3901,7 @@
         <w:rPr>
           <w:b w:val="0"/>
         </w:rPr>
-        <w:t>For guessing, return to given facts and request a trace. For vocabulary without application, use one example and one non-example. For arithmetic errors, check the setup before the calculation.</w:t>
+        <w:t>A successful run proves the conclusion: The recommendation follows a written scoring policy. It does not learn preferences, prove learning benefit or authorize an action.</w:t>
       </w:r>
     </w:p>
     <w:p>
@@ -3865,15 +3912,7 @@
         <w:rPr>
           <w:b w:val="0"/>
         </w:rPr>
-        <w:t>Finish with a different uncoached case before recording mastery.</w:t>
-      </w:r>
-    </w:p>
-    <w:p>
-      <w:pPr>
-        <w:pStyle w:val="Heading3"/>
-      </w:pPr>
-      <w:r>
-        <w:t>Address these additional misconceptions</w:t>
+        <w:t>Display the chosen rule and let a person review whether an option is suitable.</w:t>
       </w:r>
     </w:p>
     <w:p>
@@ -3884,7 +3923,31 @@
         <w:rPr>
           <w:b w:val="0"/>
         </w:rPr>
-        <w:t>A successful run proves the conclusion: The recommendation follows a written scoring policy. It does not learn preferences, prove learning benefit or authorize an action.</w:t>
+        <w:t xml:space="preserve">Matching the example is enough: Require the new W4 case, explicit </w:t>
+      </w:r>
+      <w:r>
+        <w:rPr>
+          <w:b/>
+        </w:rPr>
+        <w:t>prediction</w:t>
+      </w:r>
+      <w:r>
+        <w:rPr>
+          <w:b w:val="0"/>
+        </w:rPr>
+        <w:t xml:space="preserve">s and an </w:t>
+      </w:r>
+      <w:r>
+        <w:rPr>
+          <w:b/>
+        </w:rPr>
+        <w:t>explanation</w:t>
+      </w:r>
+      <w:r>
+        <w:rPr>
+          <w:b w:val="0"/>
+        </w:rPr>
+        <w:t>. Fresh retry: B (2,4,8), C (3,2,8), A (5,5,9), limit 8. B/C tie at 8; B wins. Limit 7 returns None.</w:t>
       </w:r>
     </w:p>
     <w:p>
@@ -3895,7 +3958,7 @@
         <w:rPr>
           <w:b w:val="0"/>
         </w:rPr>
-        <w:t>Display the chosen rule and let a person review whether an option is suitable.</w:t>
+        <w:t>A convenient shortcut preserves meaning: Updating best on score &gt;= best_score makes the last tied item win, so reordering can change results. Use the explicit name comparison for ties.</w:t>
       </w:r>
     </w:p>
     <w:p>
@@ -3906,207 +3969,15 @@
         <w:rPr>
           <w:b w:val="0"/>
         </w:rPr>
-        <w:t xml:space="preserve">Matching the example is enough: Require the new W4 case, explicit </w:t>
-      </w:r>
-      <w:r>
-        <w:rPr>
-          <w:b/>
-        </w:rPr>
-        <w:t>prediction</w:t>
-      </w:r>
-      <w:r>
-        <w:rPr>
-          <w:b w:val="0"/>
-        </w:rPr>
-        <w:t xml:space="preserve">s and an </w:t>
-      </w:r>
-      <w:r>
-        <w:rPr>
-          <w:b/>
-        </w:rPr>
-        <w:t>explanation</w:t>
-      </w:r>
-      <w:r>
-        <w:rPr>
-          <w:b w:val="0"/>
-        </w:rPr>
-        <w:t>. Fresh retry: B (2,4,8), C (3,2,8), A (5,5,9), limit 8. B/C tie at 8; B wins. Limit 7 returns None.</w:t>
-      </w:r>
-    </w:p>
-    <w:p>
-      <w:pPr>
-        <w:spacing w:line="336" w:lineRule="auto" w:after="180"/>
-      </w:pPr>
-      <w:r>
-        <w:rPr>
-          <w:b w:val="0"/>
-        </w:rPr>
-        <w:t>A convenient shortcut preserves meaning: Updating best on score &gt;= best_score makes the last tied item win, so reordering can change results. Use the explicit name comparison for ties.</w:t>
-      </w:r>
-    </w:p>
-    <w:p>
-      <w:pPr>
-        <w:spacing w:line="336" w:lineRule="auto" w:after="180"/>
-      </w:pPr>
-      <w:r>
-        <w:rPr>
-          <w:b w:val="0"/>
-        </w:rPr>
         <w:t>Test both orders and a no-match case after the repair.</w:t>
       </w:r>
     </w:p>
     <w:p>
       <w:pPr>
-        <w:pStyle w:val="Heading3"/>
-      </w:pPr>
-      <w:r>
-        <w:t>Check these misconceptions</w:t>
-      </w:r>
-    </w:p>
-    <w:p>
-      <w:pPr>
-        <w:spacing w:line="336" w:lineRule="auto" w:after="180"/>
-      </w:pPr>
-      <w:r>
-        <w:rPr>
-          <w:b w:val="0"/>
-        </w:rPr>
-        <w:t xml:space="preserve">A successful run proves the conclusion: Each </w:t>
-      </w:r>
-      <w:r>
-        <w:rPr>
-          <w:b/>
-        </w:rPr>
-        <w:t>stage</w:t>
-      </w:r>
-      <w:r>
-        <w:rPr>
-          <w:b w:val="0"/>
-        </w:rPr>
-        <w:t xml:space="preserve"> should have a clear </w:t>
-      </w:r>
-      <w:r>
-        <w:rPr>
-          <w:b/>
-        </w:rPr>
-        <w:t>input</w:t>
-      </w:r>
-      <w:r>
-        <w:rPr>
-          <w:b w:val="0"/>
-        </w:rPr>
-        <w:t xml:space="preserve"> and </w:t>
-      </w:r>
-      <w:r>
-        <w:rPr>
-          <w:b/>
-        </w:rPr>
-        <w:t>output</w:t>
-      </w:r>
-      <w:r>
-        <w:rPr>
-          <w:b w:val="0"/>
-        </w:rPr>
-        <w:t xml:space="preserve"> contract. A program can be correct at one </w:t>
-      </w:r>
-      <w:r>
-        <w:rPr>
-          <w:b/>
-        </w:rPr>
-        <w:t>stage</w:t>
-      </w:r>
-      <w:r>
-        <w:rPr>
-          <w:b w:val="0"/>
-        </w:rPr>
-        <w:t xml:space="preserve"> but wrong at their connection, such as passing rejected rows into selection.</w:t>
-      </w:r>
-    </w:p>
-    <w:p>
-      <w:pPr>
-        <w:spacing w:line="336" w:lineRule="auto" w:after="180"/>
-      </w:pPr>
-      <w:r>
-        <w:rPr>
-          <w:b w:val="0"/>
-        </w:rPr>
-        <w:t>Keep acceptance and rejection counts in the report.</w:t>
-      </w:r>
-    </w:p>
-    <w:p>
-      <w:pPr>
-        <w:spacing w:line="336" w:lineRule="auto" w:after="180"/>
-      </w:pPr>
-      <w:r>
-        <w:rPr>
-          <w:b w:val="0"/>
-        </w:rPr>
-        <w:t xml:space="preserve">Matching the example is enough: Require the new W4 case, explicit </w:t>
-      </w:r>
-      <w:r>
-        <w:rPr>
-          <w:b/>
-        </w:rPr>
-        <w:t>prediction</w:t>
-      </w:r>
-      <w:r>
-        <w:rPr>
-          <w:b w:val="0"/>
-        </w:rPr>
-        <w:t xml:space="preserve">s and an </w:t>
-      </w:r>
-      <w:r>
-        <w:rPr>
-          <w:b/>
-        </w:rPr>
-        <w:t>explanation</w:t>
-      </w:r>
-      <w:r>
-        <w:rPr>
-          <w:b w:val="0"/>
-        </w:rPr>
-        <w:t>. Fresh retry: X (minutes 9, fun 2, learning 3), Y (10,3,2), Z (11,6,1), limit 10.</w:t>
-      </w:r>
-    </w:p>
-    <w:p>
-      <w:pPr>
-        <w:spacing w:line="336" w:lineRule="auto" w:after="180"/>
-      </w:pPr>
-      <w:r>
-        <w:rPr>
-          <w:b w:val="0"/>
-        </w:rPr>
-        <w:t>Accept X/Y, reject Z rating; select Y score 8 versus X 7.</w:t>
-      </w:r>
-    </w:p>
-    <w:p>
-      <w:pPr>
-        <w:spacing w:line="336" w:lineRule="auto" w:after="180"/>
-      </w:pPr>
-      <w:r>
-        <w:rPr>
-          <w:b w:val="0"/>
-        </w:rPr>
-        <w:t>A convenient shortcut preserves meaning: Calling the selector on raw data can crash or produce a result from invalid ratings. Route data through validation first.</w:t>
-      </w:r>
-    </w:p>
-    <w:p>
-      <w:pPr>
-        <w:spacing w:line="336" w:lineRule="auto" w:after="180"/>
-      </w:pPr>
-      <w:r>
-        <w:rPr>
-          <w:b w:val="0"/>
-        </w:rPr>
-        <w:t>Duplicate names require a batch check even when each row individually passes; block the ambiguous batch for review instead of arbitrarily keeping one.</w:t>
-      </w:r>
-    </w:p>
-    <w:p>
-      <w:pPr>
-        <w:pStyle w:val="Heading3"/>
-      </w:pPr>
-      <w:r>
-        <w:t>Match the support to the first error</w:t>
+        <w:pStyle w:val="Heading2"/>
+      </w:pPr>
+      <w:r>
+        <w:t>Choose support</w:t>
       </w:r>
     </w:p>
     <w:tbl>
@@ -4291,15 +4162,677 @@
     </w:p>
     <w:p>
       <w:pPr>
+        <w:pStyle w:val="Heading2"/>
+      </w:pPr>
+      <w:r>
+        <w:t>Extension misconceptions · reference / check after trying</w:t>
+      </w:r>
+    </w:p>
+    <w:p>
+      <w:pPr>
+        <w:spacing w:line="336" w:lineRule="auto" w:after="180"/>
+      </w:pPr>
+      <w:r>
+        <w:rPr>
+          <w:b w:val="0"/>
+        </w:rPr>
+        <w:t xml:space="preserve">A successful run proves the conclusion: Each </w:t>
+      </w:r>
+      <w:r>
+        <w:rPr>
+          <w:b/>
+        </w:rPr>
+        <w:t>stage</w:t>
+      </w:r>
+      <w:r>
+        <w:rPr>
+          <w:b w:val="0"/>
+        </w:rPr>
+        <w:t xml:space="preserve"> should have a clear </w:t>
+      </w:r>
+      <w:r>
+        <w:rPr>
+          <w:b/>
+        </w:rPr>
+        <w:t>input</w:t>
+      </w:r>
+      <w:r>
+        <w:rPr>
+          <w:b w:val="0"/>
+        </w:rPr>
+        <w:t xml:space="preserve"> and </w:t>
+      </w:r>
+      <w:r>
+        <w:rPr>
+          <w:b/>
+        </w:rPr>
+        <w:t>output</w:t>
+      </w:r>
+      <w:r>
+        <w:rPr>
+          <w:b w:val="0"/>
+        </w:rPr>
+        <w:t xml:space="preserve"> contract. A program can be correct at one </w:t>
+      </w:r>
+      <w:r>
+        <w:rPr>
+          <w:b/>
+        </w:rPr>
+        <w:t>stage</w:t>
+      </w:r>
+      <w:r>
+        <w:rPr>
+          <w:b w:val="0"/>
+        </w:rPr>
+        <w:t xml:space="preserve"> but wrong at their connection, such as passing rejected rows into selection.</w:t>
+      </w:r>
+    </w:p>
+    <w:p>
+      <w:pPr>
+        <w:spacing w:line="336" w:lineRule="auto" w:after="180"/>
+      </w:pPr>
+      <w:r>
+        <w:rPr>
+          <w:b w:val="0"/>
+        </w:rPr>
+        <w:t>Keep acceptance and rejection counts in the report.</w:t>
+      </w:r>
+    </w:p>
+    <w:p>
+      <w:pPr>
+        <w:spacing w:line="336" w:lineRule="auto" w:after="180"/>
+      </w:pPr>
+      <w:r>
+        <w:rPr>
+          <w:b w:val="0"/>
+        </w:rPr>
+        <w:t xml:space="preserve">Matching the example is enough: Require the new W4 case, explicit </w:t>
+      </w:r>
+      <w:r>
+        <w:rPr>
+          <w:b/>
+        </w:rPr>
+        <w:t>prediction</w:t>
+      </w:r>
+      <w:r>
+        <w:rPr>
+          <w:b w:val="0"/>
+        </w:rPr>
+        <w:t xml:space="preserve">s and an </w:t>
+      </w:r>
+      <w:r>
+        <w:rPr>
+          <w:b/>
+        </w:rPr>
+        <w:t>explanation</w:t>
+      </w:r>
+      <w:r>
+        <w:rPr>
+          <w:b w:val="0"/>
+        </w:rPr>
+        <w:t>. Fresh retry: X (minutes 9, fun 2, learning 3), Y (10,3,2), Z (11,6,1), limit 10.</w:t>
+      </w:r>
+    </w:p>
+    <w:p>
+      <w:pPr>
+        <w:spacing w:line="336" w:lineRule="auto" w:after="180"/>
+      </w:pPr>
+      <w:r>
+        <w:rPr>
+          <w:b w:val="0"/>
+        </w:rPr>
+        <w:t>Accept X/Y, reject Z rating; select Y score 8 versus X 7.</w:t>
+      </w:r>
+    </w:p>
+    <w:p>
+      <w:pPr>
+        <w:spacing w:line="336" w:lineRule="auto" w:after="180"/>
+      </w:pPr>
+      <w:r>
+        <w:rPr>
+          <w:b w:val="0"/>
+        </w:rPr>
+        <w:t>A convenient shortcut preserves meaning: Calling the selector on raw data can crash or produce a result from invalid ratings. Route data through validation first. Duplicate names require a batch check even when each row individually passes; exclude every occurrence of each duplicated name, retain reasons and review the source instead of arbitrarily keeping one.</w:t>
+      </w:r>
+    </w:p>
+    <w:p>
+      <w:pPr>
+        <w:pStyle w:val="Heading2"/>
+      </w:pPr>
+      <w:r>
+        <w:t>Earlier wording, alternatives and picture transcripts · reference / check after trying</w:t>
+      </w:r>
+    </w:p>
+    <w:p>
+      <w:pPr>
+        <w:spacing w:line="336" w:lineRule="auto" w:after="180"/>
+      </w:pPr>
+      <w:r>
+        <w:rPr>
+          <w:b w:val="0"/>
+        </w:rPr>
+        <w:t>Run the weekly evidence lab</w:t>
+      </w:r>
+    </w:p>
+    <w:p>
+      <w:pPr>
+        <w:spacing w:line="336" w:lineRule="auto" w:after="180"/>
+      </w:pPr>
+      <w:r>
+        <w:rPr>
+          <w:b w:val="0"/>
+        </w:rPr>
+        <w:t>Words You Can Use to Reason</w:t>
+      </w:r>
+    </w:p>
+    <w:p>
+      <w:pPr>
+        <w:spacing w:line="336" w:lineRule="auto" w:after="180"/>
+      </w:pPr>
+      <w:r>
+        <w:rPr>
+          <w:b w:val="0"/>
+        </w:rPr>
+        <w:t>A definition matters when you can recognize the idea, use it, and contrast it with a near-miss.</w:t>
+      </w:r>
+    </w:p>
+    <w:p>
+      <w:pPr>
+        <w:pStyle w:val="Heading3"/>
+      </w:pPr>
+      <w:r>
+        <w:t>Make the lab runnable</w:t>
+      </w:r>
+    </w:p>
+    <w:p>
+      <w:pPr>
+        <w:spacing w:line="336" w:lineRule="auto" w:after="180"/>
+      </w:pPr>
+      <w:r>
+        <w:rPr>
+          <w:b w:val="0"/>
+        </w:rPr>
+        <w:t>Use the supplied main investigation for shared practice. Reserve Rank the new mystery catalogue independently for the individual first attempt. The named extension has separate tasks and feedback.</w:t>
+      </w:r>
+    </w:p>
+    <w:p>
+      <w:pPr>
+        <w:pStyle w:val="Heading3"/>
+      </w:pPr>
+      <w:r>
+        <w:t>Diagnose and reteach</w:t>
+      </w:r>
+    </w:p>
+    <w:p>
+      <w:pPr>
+        <w:spacing w:line="336" w:lineRule="auto" w:after="180"/>
+      </w:pPr>
+      <w:r>
+        <w:rPr>
+          <w:b w:val="0"/>
+        </w:rPr>
+        <w:t>For guessing, return to given facts and request a trace. For vocabulary without application, use one example and one non-example. For arithmetic errors, check the setup before the calculation.</w:t>
+      </w:r>
+    </w:p>
+    <w:p>
+      <w:pPr>
+        <w:spacing w:line="336" w:lineRule="auto" w:after="180"/>
+      </w:pPr>
+      <w:r>
+        <w:rPr>
+          <w:b w:val="0"/>
+        </w:rPr>
+        <w:t>Finish with a different uncoached case before recording mastery.</w:t>
+      </w:r>
+    </w:p>
+    <w:p>
+      <w:pPr>
+        <w:pStyle w:val="Heading3"/>
+      </w:pPr>
+      <w:r>
+        <w:t>Address these additional misconceptions</w:t>
+      </w:r>
+    </w:p>
+    <w:p>
+      <w:pPr>
+        <w:pStyle w:val="Heading3"/>
+      </w:pPr>
+      <w:r>
+        <w:t>Check these misconceptions</w:t>
+      </w:r>
+    </w:p>
+    <w:p>
+      <w:pPr>
+        <w:pStyle w:val="Heading3"/>
+      </w:pPr>
+      <w:r>
+        <w:t>Match the support to the first error</w:t>
+      </w:r>
+    </w:p>
+    <w:p>
+      <w:pPr>
         <w:pStyle w:val="Heading1"/>
       </w:pPr>
       <w:r>
-        <w:t>05. Assess and explain the answers</w:t>
-      </w:r>
-    </w:p>
-    <w:p>
-      <w:r>
-        <w:t>Use the Build the Recommender questions, teacher keys and criteria after the relevant attempts. Previously discussed cases are practice; protect the separately selected independent task.</w:t>
+        <w:t>05. Assess the selected main independent task</w:t>
+      </w:r>
+    </w:p>
+    <w:p>
+      <w:r>
+        <w:t>Reveal its key after the first attempt; extension tasks have their own keys.</w:t>
+      </w:r>
+    </w:p>
+    <w:p>
+      <w:pPr>
+        <w:pStyle w:val="Heading2"/>
+      </w:pPr>
+      <w:r>
+        <w:t>Selected independent question and key</w:t>
+      </w:r>
+    </w:p>
+    <w:p>
+      <w:pPr>
+        <w:spacing w:line="336" w:lineRule="auto" w:after="180"/>
+      </w:pPr>
+      <w:r>
+        <w:rPr>
+          <w:b w:val="0"/>
+        </w:rPr>
+        <w:t>Selected case: Request: mystery, at most 100 pages. Catalogue: D mystery110 illustrated; E mystery80 plain; F science80 illustrated; G mystery95 illustrated; H mystery90 illustrated.</w:t>
+      </w:r>
+    </w:p>
+    <w:p>
+      <w:pPr>
+        <w:spacing w:line="336" w:lineRule="auto" w:after="180"/>
+      </w:pPr>
+      <w:r>
+        <w:rPr>
+          <w:b w:val="0"/>
+        </w:rPr>
+        <w:t>Filter first; score 3 for mystery plus 2 for illustrations; break ties by fewer pages.</w:t>
+      </w:r>
+    </w:p>
+    <w:p>
+      <w:pPr>
+        <w:spacing w:line="336" w:lineRule="auto" w:after="180"/>
+      </w:pPr>
+      <w:r>
+        <w:rPr>
+          <w:b w:val="0"/>
+        </w:rPr>
+        <w:t>D fails length and F fails genre. E scores3, G and H score5. H wins the tie with 90 versus95 pages. Filtering is separate from scoring; this written preference rule is not proof of a trained model.</w:t>
+      </w:r>
+    </w:p>
+    <w:p>
+      <w:pPr>
+        <w:pStyle w:val="Heading2"/>
+      </w:pPr>
+      <w:r>
+        <w:t>Judge reasoning and limits</w:t>
+      </w:r>
+    </w:p>
+    <w:tbl>
+      <w:tblPr>
+        <w:tblStyle w:val="LightShading-Accent1"/>
+        <w:tblW w:type="auto" w:w="0"/>
+        <w:tblLook w:firstColumn="1" w:firstRow="1" w:lastColumn="0" w:lastRow="0" w:noHBand="0" w:noVBand="1" w:val="04A0"/>
+      </w:tblPr>
+      <w:tblGrid>
+        <w:gridCol w:w="5112"/>
+        <w:gridCol w:w="5112"/>
+      </w:tblGrid>
+      <w:tr>
+        <w:trPr>
+          <w:tblHeader/>
+        </w:trPr>
+        <w:tc>
+          <w:tcPr>
+            <w:tcW w:type="dxa" w:w="5112"/>
+          </w:tcPr>
+          <w:p>
+            <w:r>
+              <w:t>Dimension</w:t>
+            </w:r>
+          </w:p>
+        </w:tc>
+        <w:tc>
+          <w:tcPr>
+            <w:tcW w:type="dxa" w:w="5112"/>
+          </w:tcPr>
+          <w:p>
+            <w:r>
+              <w:t>Evidence required</w:t>
+            </w:r>
+          </w:p>
+        </w:tc>
+      </w:tr>
+      <w:tr>
+        <w:tc>
+          <w:tcPr>
+            <w:tcW w:type="dxa" w:w="5112"/>
+          </w:tcPr>
+          <w:p>
+            <w:r>
+              <w:t>Explanation</w:t>
+            </w:r>
+          </w:p>
+        </w:tc>
+        <w:tc>
+          <w:tcPr>
+            <w:tcW w:type="dxa" w:w="5112"/>
+          </w:tcPr>
+          <w:p>
+            <w:r>
+              <w:t>Names the applicable idea or procedure and ties it to the supplied facts.</w:t>
+            </w:r>
+          </w:p>
+        </w:tc>
+      </w:tr>
+      <w:tr>
+        <w:tc>
+          <w:tcPr>
+            <w:tcW w:type="dxa" w:w="5112"/>
+          </w:tcPr>
+          <w:p>
+            <w:r>
+              <w:t>Trace and result</w:t>
+            </w:r>
+          </w:p>
+        </w:tc>
+        <w:tc>
+          <w:tcPr>
+            <w:tcW w:type="dxa" w:w="5112"/>
+          </w:tcPr>
+          <w:p>
+            <w:r>
+              <w:t>Preserves the given inputs and shows the relevant intermediate steps; distinguishes a prediction from an observed execution.</w:t>
+            </w:r>
+          </w:p>
+        </w:tc>
+      </w:tr>
+      <w:tr>
+        <w:tc>
+          <w:tcPr>
+            <w:tcW w:type="dxa" w:w="5112"/>
+          </w:tcPr>
+          <w:p>
+            <w:r>
+              <w:t>Limits</w:t>
+            </w:r>
+          </w:p>
+        </w:tc>
+        <w:tc>
+          <w:tcPr>
+            <w:tcW w:type="dxa" w:w="5112"/>
+          </w:tcPr>
+          <w:p>
+            <w:r>
+              <w:t>States the assumptions, missing evidence or conditions under which the result would change.</w:t>
+            </w:r>
+          </w:p>
+        </w:tc>
+      </w:tr>
+    </w:tbl>
+    <w:p>
+      <w:pPr>
+        <w:spacing w:line="336" w:lineRule="auto" w:after="180"/>
+      </w:pPr>
+      <w:r>
+        <w:rPr>
+          <w:b w:val="0"/>
+        </w:rPr>
+        <w:t>Record each dimension as not yet, with support, or independent. Accept a valid alternative procedure with a defensible trace.</w:t>
+      </w:r>
+    </w:p>
+    <w:p>
+      <w:pPr>
+        <w:spacing w:line="336" w:lineRule="auto" w:after="180"/>
+      </w:pPr>
+      <w:r>
+        <w:rPr>
+          <w:b w:val="0"/>
+        </w:rPr>
+        <w:t xml:space="preserve">Do not penalise an honestly recorded model failure if the learner correctly explains its </w:t>
+      </w:r>
+      <w:r>
+        <w:rPr>
+          <w:b/>
+        </w:rPr>
+        <w:t>evidence</w:t>
+      </w:r>
+      <w:r>
+        <w:rPr>
+          <w:b w:val="0"/>
+        </w:rPr>
+        <w:t xml:space="preserve"> and limits.</w:t>
+      </w:r>
+    </w:p>
+    <w:p>
+      <w:pPr>
+        <w:pStyle w:val="Heading2"/>
+      </w:pPr>
+      <w:r>
+        <w:t>Give one repair action</w:t>
+      </w:r>
+    </w:p>
+    <w:p>
+      <w:pPr>
+        <w:spacing w:line="336" w:lineRule="auto" w:after="180"/>
+      </w:pPr>
+      <w:r>
+        <w:rPr>
+          <w:b w:val="0"/>
+        </w:rPr>
+        <w:t>Name the earliest unsupported step and give one action to repair it. Have the learner make that repair now and explain why. Then assess the relevant skill on a fresh, fully specified case.</w:t>
+      </w:r>
+    </w:p>
+    <w:p>
+      <w:pPr>
+        <w:spacing w:line="336" w:lineRule="auto" w:after="180"/>
+      </w:pPr>
+      <w:r>
+        <w:rPr>
+          <w:b w:val="0"/>
+        </w:rPr>
+        <w:t>Confirm it was not previously practised with feedback; solve and check the new case before assigning it. A follow-up design prompt is a starting brief, not automatically an equivalent test.</w:t>
+      </w:r>
+    </w:p>
+    <w:p>
+      <w:pPr>
+        <w:pStyle w:val="Heading2"/>
+      </w:pPr>
+      <w:r>
+        <w:t>W1 Trace selection</w:t>
+      </w:r>
+    </w:p>
+    <w:p>
+      <w:pPr>
+        <w:spacing w:line="336" w:lineRule="auto" w:after="180"/>
+      </w:pPr>
+      <w:r>
+        <w:rPr>
+          <w:b w:val="0"/>
+        </w:rPr>
+        <w:t xml:space="preserve">Why does A win the worked example even though B is </w:t>
+      </w:r>
+      <w:r>
+        <w:rPr>
+          <w:b/>
+        </w:rPr>
+        <w:t>process</w:t>
+      </w:r>
+      <w:r>
+        <w:rPr>
+          <w:b w:val="0"/>
+        </w:rPr>
+        <w:t>ed first?</w:t>
+      </w:r>
+    </w:p>
+    <w:p>
+      <w:pPr>
+        <w:spacing w:line="336" w:lineRule="auto" w:after="180"/>
+      </w:pPr>
+      <w:r>
+        <w:rPr>
+          <w:b w:val="0"/>
+        </w:rPr>
+        <w:t>Both score 8 and qualify; A is alphabetically first under the tie rule.</w:t>
+      </w:r>
+    </w:p>
+    <w:p>
+      <w:pPr>
+        <w:pStyle w:val="Heading2"/>
+      </w:pPr>
+      <w:r>
+        <w:t>W2 Handle no match</w:t>
+      </w:r>
+    </w:p>
+    <w:p>
+      <w:pPr>
+        <w:spacing w:line="336" w:lineRule="auto" w:after="180"/>
+      </w:pPr>
+      <w:r>
+        <w:rPr>
+          <w:b w:val="0"/>
+        </w:rPr>
+        <w:t>State recommend([], 10) and the worked items with limit 8.</w:t>
+      </w:r>
+    </w:p>
+    <w:p>
+      <w:pPr>
+        <w:spacing w:line="336" w:lineRule="auto" w:after="180"/>
+      </w:pPr>
+      <w:r>
+        <w:rPr>
+          <w:b w:val="0"/>
+        </w:rPr>
+        <w:t>Both return None; the caller should display no eligible option.</w:t>
+      </w:r>
+    </w:p>
+    <w:p>
+      <w:pPr>
+        <w:spacing w:line="336" w:lineRule="auto" w:after="180"/>
+      </w:pPr>
+      <w:r>
+        <w:rPr>
+          <w:b w:val="0"/>
+        </w:rPr>
+        <w:t>For the empty list, the loop has no iterations, so best stays None. With the worked durations 10 and 9 under a limit of 8, neither item passes the eligibility check, so best again stays None.</w:t>
+      </w:r>
+    </w:p>
+    <w:p>
+      <w:pPr>
+        <w:spacing w:line="336" w:lineRule="auto" w:after="180"/>
+      </w:pPr>
+      <w:r>
+        <w:rPr>
+          <w:b w:val="0"/>
+        </w:rPr>
+        <w:t>The caller must turn this result into a clear no-eligible-option message; it must not treat None as an activity name.</w:t>
+      </w:r>
+    </w:p>
+    <w:p>
+      <w:pPr>
+        <w:pStyle w:val="Heading2"/>
+      </w:pPr>
+      <w:r>
+        <w:t>W3 Repair order dependence</w:t>
+      </w:r>
+    </w:p>
+    <w:p>
+      <w:pPr>
+        <w:spacing w:line="336" w:lineRule="auto" w:after="180"/>
+      </w:pPr>
+      <w:r>
+        <w:rPr>
+          <w:b w:val="0"/>
+        </w:rPr>
+        <w:t xml:space="preserve">A tied selection changes after reversing </w:t>
+      </w:r>
+      <w:r>
+        <w:rPr>
+          <w:b/>
+        </w:rPr>
+        <w:t>input</w:t>
+      </w:r>
+      <w:r>
+        <w:rPr>
+          <w:b w:val="0"/>
+        </w:rPr>
+        <w:t xml:space="preserve"> order. Identify the likely missing policy and test.</w:t>
+      </w:r>
+    </w:p>
+    <w:p>
+      <w:pPr>
+        <w:spacing w:line="336" w:lineRule="auto" w:after="180"/>
+      </w:pPr>
+      <w:r>
+        <w:rPr>
+          <w:b w:val="0"/>
+        </w:rPr>
+        <w:t xml:space="preserve">An explicit </w:t>
+      </w:r>
+      <w:r>
+        <w:rPr>
+          <w:b/>
+        </w:rPr>
+        <w:t>deterministic</w:t>
+      </w:r>
+      <w:r>
+        <w:rPr>
+          <w:b w:val="0"/>
+        </w:rPr>
+        <w:t xml:space="preserve"> tie rule is missing or incorrect. Apply alphabetical name order and rerun both orders.</w:t>
+      </w:r>
+    </w:p>
+    <w:p>
+      <w:pPr>
+        <w:pStyle w:val="Heading2"/>
+      </w:pPr>
+      <w:r>
+        <w:t>W5 Explain the result</w:t>
+      </w:r>
+    </w:p>
+    <w:p>
+      <w:pPr>
+        <w:spacing w:line="336" w:lineRule="auto" w:after="180"/>
+      </w:pPr>
+      <w:r>
+        <w:rPr>
+          <w:b w:val="0"/>
+        </w:rPr>
+        <w:t xml:space="preserve">Write a one-sentence </w:t>
+      </w:r>
+      <w:r>
+        <w:rPr>
+          <w:b/>
+        </w:rPr>
+        <w:t>explanation</w:t>
+      </w:r>
+      <w:r>
+        <w:rPr>
+          <w:b w:val="0"/>
+        </w:rPr>
+        <w:t xml:space="preserve"> of X winning without calling it objectively best.</w:t>
+      </w:r>
+    </w:p>
+    <w:p>
+      <w:pPr>
+        <w:spacing w:line="336" w:lineRule="auto" w:after="180"/>
+      </w:pPr>
+      <w:r>
+        <w:rPr>
+          <w:b w:val="0"/>
+        </w:rPr>
+        <w:t>X meets the 12-minute limit and ties for highest eligible score 9; the alphabetical tie rule selects X.</w:t>
+      </w:r>
+    </w:p>
+    <w:p>
+      <w:pPr>
+        <w:pStyle w:val="Heading2"/>
+      </w:pPr>
+      <w:r>
+        <w:t>Extension questions and keys · reference / check after trying</w:t>
       </w:r>
     </w:p>
     <w:p>
@@ -4307,39 +4840,252 @@
         <w:pStyle w:val="Heading3"/>
       </w:pPr>
       <w:r>
+        <w:t>Building the data pipeline — W1 Trace a validation</w:t>
+      </w:r>
+    </w:p>
+    <w:p>
+      <w:pPr>
+        <w:spacing w:line="336" w:lineRule="auto" w:after="180"/>
+      </w:pPr>
+      <w:r>
+        <w:rPr>
+          <w:b w:val="0"/>
+        </w:rPr>
+        <w:t>Explain why a row with fun "4" fails while fun 4 can pass.</w:t>
+      </w:r>
+    </w:p>
+    <w:p>
+      <w:pPr>
+        <w:spacing w:line="336" w:lineRule="auto" w:after="180"/>
+      </w:pPr>
+      <w:r>
+        <w:rPr>
+          <w:b w:val="0"/>
+        </w:rPr>
+        <w:t>The first is text; the schema requires an exact integer rating from 0 to 5.</w:t>
+      </w:r>
+    </w:p>
+    <w:p>
+      <w:pPr>
+        <w:pStyle w:val="Heading3"/>
+      </w:pPr>
+      <w:r>
+        <w:t>Building the data pipeline — W2 Check missing fields</w:t>
+      </w:r>
+    </w:p>
+    <w:p>
+      <w:pPr>
+        <w:spacing w:line="336" w:lineRule="auto" w:after="180"/>
+      </w:pPr>
+      <w:r>
+        <w:rPr>
+          <w:b w:val="0"/>
+        </w:rPr>
+        <w:t>What does valid_item return if learning is absent?</w:t>
+      </w:r>
+    </w:p>
+    <w:p>
+      <w:pPr>
+        <w:spacing w:line="336" w:lineRule="auto" w:after="180"/>
+      </w:pPr>
+      <w:r>
+        <w:rPr>
+          <w:b w:val="0"/>
+        </w:rPr>
+        <w:t>False: get returns None and the exact integer check fails.</w:t>
+      </w:r>
+    </w:p>
+    <w:p>
+      <w:pPr>
+        <w:spacing w:line="336" w:lineRule="auto" w:after="180"/>
+      </w:pPr>
+      <w:r>
+        <w:rPr>
+          <w:b w:val="0"/>
+        </w:rPr>
+        <w:t>When learning is absent, row.get("learning") returns None. The condition type(value) is not int is true, so the helper returns False before doing the range comparison.</w:t>
+      </w:r>
+    </w:p>
+    <w:p>
+      <w:pPr>
+        <w:spacing w:line="336" w:lineRule="auto" w:after="180"/>
+      </w:pPr>
+      <w:r>
+        <w:rPr>
+          <w:b w:val="0"/>
+        </w:rPr>
+        <w:t>This is a schema rejection; it is different from a valid item that later exceeds the selection time limit.</w:t>
+      </w:r>
+    </w:p>
+    <w:p>
+      <w:pPr>
+        <w:pStyle w:val="Heading3"/>
+      </w:pPr>
+      <w:r>
+        <w:t>Building the data pipeline — W3 Repair the connection</w:t>
+      </w:r>
+    </w:p>
+    <w:p>
+      <w:pPr>
+        <w:spacing w:line="336" w:lineRule="auto" w:after="180"/>
+      </w:pPr>
+      <w:r>
+        <w:rPr>
+          <w:b w:val="0"/>
+        </w:rPr>
+        <w:t>A program validates rows but still sends the original raw list to recommend. What should change?</w:t>
+      </w:r>
+    </w:p>
+    <w:p>
+      <w:pPr>
+        <w:spacing w:line="336" w:lineRule="auto" w:after="180"/>
+      </w:pPr>
+      <w:r>
+        <w:rPr>
+          <w:b w:val="0"/>
+        </w:rPr>
+        <w:t>Pass only the accepted, uniqueness-checked list. Preserve rejection information separately for reporting.</w:t>
+      </w:r>
+    </w:p>
+    <w:p>
+      <w:pPr>
+        <w:pStyle w:val="Heading3"/>
+      </w:pPr>
+      <w:r>
+        <w:t>Building the data pipeline — W4 Build independently</w:t>
+      </w:r>
+    </w:p>
+    <w:p>
+      <w:pPr>
+        <w:spacing w:line="336" w:lineRule="auto" w:after="180"/>
+      </w:pPr>
+      <w:r>
+        <w:rPr>
+          <w:b w:val="0"/>
+        </w:rPr>
+        <w:t xml:space="preserve">Combine validation and the selector in this week’s lesson for A (minutes 10, fun 3, learning 2), B (12,4,1), and C (8,"5",5), limit 10. State accepted rows, rejected row, selection and </w:t>
+      </w:r>
+      <w:r>
+        <w:rPr>
+          <w:b/>
+        </w:rPr>
+        <w:t>explanation</w:t>
+      </w:r>
+      <w:r>
+        <w:rPr>
+          <w:b w:val="0"/>
+        </w:rPr>
+        <w:t>.</w:t>
+      </w:r>
+    </w:p>
+    <w:p>
+      <w:pPr>
+        <w:spacing w:line="336" w:lineRule="auto" w:after="180"/>
+      </w:pPr>
+      <w:r>
+        <w:rPr>
+          <w:b w:val="0"/>
+        </w:rPr>
+        <w:t>A and B validate; C fails fun type. B exceeds the limit. A wins with score 8. Report 2 accepted of 3, one rejection and one eligible item. Verify unique names.</w:t>
+      </w:r>
+    </w:p>
+    <w:p>
+      <w:pPr>
+        <w:pStyle w:val="Heading3"/>
+      </w:pPr>
+      <w:r>
+        <w:t>Building the data pipeline — W5 Handle duplicates</w:t>
+      </w:r>
+    </w:p>
+    <w:p>
+      <w:pPr>
+        <w:spacing w:line="336" w:lineRule="auto" w:after="180"/>
+      </w:pPr>
+      <w:r>
+        <w:rPr>
+          <w:b w:val="0"/>
+        </w:rPr>
+        <w:t>Two valid rows have the same name but different ratings. Should individual validation alone permit selection?</w:t>
+      </w:r>
+    </w:p>
+    <w:p>
+      <w:pPr>
+        <w:spacing w:line="336" w:lineRule="auto" w:after="180"/>
+      </w:pPr>
+      <w:r>
+        <w:rPr>
+          <w:b w:val="0"/>
+        </w:rPr>
+        <w:t>No. The batch uniqueness contract fails. Exclude every occurrence of each duplicated name and report the reasons for correction, following the frozen Week32 policy.</w:t>
+      </w:r>
+    </w:p>
+    <w:p>
+      <w:pPr>
+        <w:pStyle w:val="Heading2"/>
+      </w:pPr>
+      <w:r>
+        <w:t>Earlier wording, alternatives and picture transcripts · reference / check after trying</w:t>
+      </w:r>
+    </w:p>
+    <w:p>
+      <w:pPr>
+        <w:spacing w:line="336" w:lineRule="auto" w:after="180"/>
+      </w:pPr>
+      <w:r>
+        <w:rPr>
+          <w:b w:val="0"/>
+        </w:rPr>
+        <w:t>Assess and explain the answers</w:t>
+      </w:r>
+    </w:p>
+    <w:p>
+      <w:pPr>
+        <w:pStyle w:val="Heading3"/>
+      </w:pPr>
+      <w:r>
         <w:t>Worked case answer</w:t>
       </w:r>
     </w:p>
     <w:p>
       <w:pPr>
+        <w:spacing w:line="336" w:lineRule="auto" w:after="180"/>
+      </w:pPr>
+      <w:r>
+        <w:rPr>
+          <w:b w:val="0"/>
+        </w:rPr>
+        <w:t xml:space="preserve">A wins at 3; B=2; C=1. Show flags, formula, scores and </w:t>
+      </w:r>
+      <w:r>
+        <w:rPr>
+          <w:b/>
+        </w:rPr>
+        <w:t>explanation</w:t>
+      </w:r>
+      <w:r>
+        <w:rPr>
+          <w:b w:val="0"/>
+        </w:rPr>
+        <w:t>; declare tie policy.</w:t>
+      </w:r>
+    </w:p>
+    <w:p>
+      <w:pPr>
         <w:pStyle w:val="Heading3"/>
       </w:pPr>
       <w:r>
-        <w:t>Teacher key · Worked case answer</w:t>
+        <w:t>Additional transfer practice</w:t>
       </w:r>
     </w:p>
     <w:p>
       <w:pPr>
         <w:spacing w:line="336" w:lineRule="auto" w:after="180"/>
-        <w:shd w:fill="F1F6FC"/>
-      </w:pPr>
-      <w:r>
-        <w:rPr>
-          <w:b w:val="0"/>
-        </w:rPr>
-        <w:t xml:space="preserve">A wins at 3; B=2; C=1. Show flags, formula, scores and </w:t>
-      </w:r>
-      <w:r>
-        <w:rPr>
-          <w:b/>
-        </w:rPr>
-        <w:t>explanation</w:t>
-      </w:r>
-      <w:r>
-        <w:rPr>
-          <w:b w:val="0"/>
-        </w:rPr>
-        <w:t>; declare tie policy.</w:t>
+      </w:pPr>
+      <w:r>
+        <w:rPr>
+          <w:b w:val="0"/>
+        </w:rPr>
+        <w:t>A reader requests space and at most 60 pages. Book A is space, 90 pages; B is animals, 40 pages. What should the prototype return if both conditions are required?</w:t>
       </w:r>
     </w:p>
     <w:p>
@@ -4347,49 +5093,12 @@
         <w:pStyle w:val="Heading3"/>
       </w:pPr>
       <w:r>
-        <w:t>Independent question</w:t>
-      </w:r>
-    </w:p>
-    <w:p>
-      <w:pPr>
-        <w:pStyle w:val="Heading3"/>
-      </w:pPr>
-      <w:r>
-        <w:t>Independent question · withhold the key</w:t>
+        <w:t>Reasoned practice answer</w:t>
       </w:r>
     </w:p>
     <w:p>
       <w:pPr>
         <w:spacing w:line="336" w:lineRule="auto" w:after="180"/>
-        <w:shd w:fill="F5F1FB"/>
-      </w:pPr>
-      <w:r>
-        <w:rPr>
-          <w:b w:val="0"/>
-        </w:rPr>
-        <w:t>A reader requests space and at most 60 pages. Book A is space, 90 pages; B is animals, 40 pages. What should the prototype return if both conditions are required?</w:t>
-      </w:r>
-    </w:p>
-    <w:p>
-      <w:pPr>
-        <w:pStyle w:val="Heading3"/>
-      </w:pPr>
-      <w:r>
-        <w:t>Expected independent answer</w:t>
-      </w:r>
-    </w:p>
-    <w:p>
-      <w:pPr>
-        <w:pStyle w:val="Heading3"/>
-      </w:pPr>
-      <w:r>
-        <w:t>Teacher key · Expected independent answer</w:t>
-      </w:r>
-    </w:p>
-    <w:p>
-      <w:pPr>
-        <w:spacing w:line="336" w:lineRule="auto" w:after="180"/>
-        <w:shd w:fill="F1F6FC"/>
       </w:pPr>
       <w:r>
         <w:rPr>
@@ -4695,22 +5404,75 @@
     </w:p>
     <w:p>
       <w:pPr>
+        <w:spacing w:line="336" w:lineRule="auto" w:after="180"/>
+      </w:pPr>
+      <w:r>
+        <w:rPr>
+          <w:b w:val="0"/>
+        </w:rPr>
+        <w:t>Only A meets genre and length constraints; its score is 3. B exceeds the page limit and C fails genre. Do not claim A beat eligible competitors when none existed. Include no-match and missing-field handling in the prototype.</w:t>
+      </w:r>
+    </w:p>
+    <w:p>
+      <w:pPr>
         <w:pStyle w:val="Heading3"/>
       </w:pPr>
       <w:r>
-        <w:t>Teacher key · Original transfer answer</w:t>
+        <w:t>Explanations for the additional workbook examples</w:t>
+      </w:r>
+    </w:p>
+    <w:p>
+      <w:pPr>
+        <w:pStyle w:val="Heading3"/>
+      </w:pPr>
+      <w:r>
+        <w:t>W1 Trace selection</w:t>
+      </w:r>
+    </w:p>
+    <w:p>
+      <w:pPr>
+        <w:pStyle w:val="Heading3"/>
+      </w:pPr>
+      <w:r>
+        <w:t>W2 Handle no match</w:t>
+      </w:r>
+    </w:p>
+    <w:p>
+      <w:pPr>
+        <w:pStyle w:val="Heading3"/>
+      </w:pPr>
+      <w:r>
+        <w:t>W3 Repair order dependence</w:t>
+      </w:r>
+    </w:p>
+    <w:p>
+      <w:pPr>
+        <w:pStyle w:val="Heading3"/>
+      </w:pPr>
+      <w:r>
+        <w:t>W4 Implement independently</w:t>
       </w:r>
     </w:p>
     <w:p>
       <w:pPr>
         <w:spacing w:line="336" w:lineRule="auto" w:after="180"/>
-        <w:shd w:fill="F1F6FC"/>
-      </w:pPr>
-      <w:r>
-        <w:rPr>
-          <w:b w:val="0"/>
-        </w:rPr>
-        <w:t>Only A meets genre and length constraints; its score is 3. B exceeds the page limit and C fails genre. Do not claim A beat eligible competitors when none existed. Include no-match and missing-field handling in the prototype.</w:t>
+      </w:pPr>
+      <w:r>
+        <w:rPr>
+          <w:b w:val="0"/>
+        </w:rPr>
+        <w:t>Use the function with X (fun 4, learning 1, minutes 12), Y (3,3,10), Z (5,5,13), limit 12. Predict the winner, reverse the list and retest. Also test limit 9.</w:t>
+      </w:r>
+    </w:p>
+    <w:p>
+      <w:pPr>
+        <w:spacing w:line="336" w:lineRule="auto" w:after="180"/>
+      </w:pPr>
+      <w:r>
+        <w:rPr>
+          <w:b w:val="0"/>
+        </w:rPr>
+        <w:t>X and Y score 9; Z is excluded. X wins alphabetically in either order. Limit 9 returns None.</w:t>
       </w:r>
     </w:p>
     <w:p>
@@ -4718,7 +5480,7 @@
         <w:pStyle w:val="Heading3"/>
       </w:pPr>
       <w:r>
-        <w:t>Explanations for the additional workbook examples</w:t>
+        <w:t>W5 Explain the result</w:t>
       </w:r>
     </w:p>
     <w:p>
@@ -4726,7 +5488,7 @@
         <w:pStyle w:val="Heading3"/>
       </w:pPr>
       <w:r>
-        <w:t>W1 Trace selection</w:t>
+        <w:t>Assess independent transfer</w:t>
       </w:r>
     </w:p>
     <w:p>
@@ -4734,1159 +5496,156 @@
         <w:pStyle w:val="Heading3"/>
       </w:pPr>
       <w:r>
-        <w:t>Workbook question · W1</w:t>
+        <w:t>Selected case answer</w:t>
+      </w:r>
+    </w:p>
+    <w:p>
+      <w:pPr>
+        <w:pStyle w:val="Heading3"/>
+      </w:pPr>
+      <w:r>
+        <w:t>Feedback that the learner uses</w:t>
+      </w:r>
+    </w:p>
+    <w:p>
+      <w:pPr>
+        <w:pStyle w:val="Heading1"/>
+      </w:pPr>
+      <w:r>
+        <w:t>06. Connect, support and return</w:t>
+      </w:r>
+    </w:p>
+    <w:p>
+      <w:r>
+        <w:t>Keep main and extension assessment evidence distinguishable.</w:t>
+      </w:r>
+    </w:p>
+    <w:p>
+      <w:pPr>
+        <w:pStyle w:val="Heading2"/>
+      </w:pPr>
+      <w:r>
+        <w:t>Project record</w:t>
       </w:r>
     </w:p>
     <w:p>
       <w:pPr>
         <w:spacing w:line="336" w:lineRule="auto" w:after="180"/>
-        <w:shd w:fill="F5F1FB"/>
-      </w:pPr>
-      <w:r>
-        <w:rPr>
-          <w:b w:val="0"/>
-        </w:rPr>
-        <w:t xml:space="preserve">Why does A win the worked example even though B is </w:t>
+      </w:pPr>
+      <w:r>
+        <w:rPr>
+          <w:b w:val="0"/>
+        </w:rPr>
+        <w:t xml:space="preserve">Keep the decision, </w:t>
       </w:r>
       <w:r>
         <w:rPr>
           <w:b/>
         </w:rPr>
-        <w:t>process</w:t>
-      </w:r>
-      <w:r>
-        <w:rPr>
-          <w:b w:val="0"/>
-        </w:rPr>
-        <w:t>ed first?</w:t>
-      </w:r>
-    </w:p>
-    <w:p>
-      <w:pPr>
-        <w:pStyle w:val="Heading3"/>
-      </w:pPr>
-      <w:r>
-        <w:t>Teacher reasoning · W1</w:t>
+        <w:t>input</w:t>
+      </w:r>
+      <w:r>
+        <w:rPr>
+          <w:b w:val="0"/>
+        </w:rPr>
+        <w:t xml:space="preserve">, result, </w:t>
+      </w:r>
+      <w:r>
+        <w:rPr>
+          <w:b/>
+        </w:rPr>
+        <w:t>explanation</w:t>
+      </w:r>
+      <w:r>
+        <w:rPr>
+          <w:b w:val="0"/>
+        </w:rPr>
+        <w:t xml:space="preserve"> and remaining limitation in the project </w:t>
+      </w:r>
+      <w:r>
+        <w:rPr>
+          <w:b/>
+        </w:rPr>
+        <w:t>evidence</w:t>
+      </w:r>
+      <w:r>
+        <w:rPr>
+          <w:b w:val="0"/>
+        </w:rPr>
+        <w:t xml:space="preserve"> record. Retrieve this record next week rather than restarting the project.</w:t>
       </w:r>
     </w:p>
     <w:p>
       <w:pPr>
         <w:spacing w:line="336" w:lineRule="auto" w:after="180"/>
-        <w:shd w:fill="F1F6FC"/>
-      </w:pPr>
-      <w:r>
-        <w:rPr>
-          <w:b w:val="0"/>
-        </w:rPr>
-        <w:t>Both score 8 and qualify; A is alphabetically first under the tie rule.</w:t>
-      </w:r>
-    </w:p>
-    <w:p>
-      <w:pPr>
-        <w:pStyle w:val="Heading3"/>
-      </w:pPr>
-      <w:r>
-        <w:t>W2 Handle no match</w:t>
-      </w:r>
-    </w:p>
-    <w:p>
-      <w:pPr>
-        <w:pStyle w:val="Heading3"/>
-      </w:pPr>
-      <w:r>
-        <w:t>Workbook question · W2</w:t>
+      </w:pPr>
+      <w:r>
+        <w:rPr>
+          <w:b w:val="0"/>
+        </w:rPr>
+        <w:t xml:space="preserve">Save the </w:t>
+      </w:r>
+      <w:r>
+        <w:rPr>
+          <w:b/>
+        </w:rPr>
+        <w:t>recommender</w:t>
+      </w:r>
+      <w:r>
+        <w:rPr>
+          <w:b w:val="0"/>
+        </w:rPr>
+        <w:t xml:space="preserve"> code, contract and this full trace; test the same records in different </w:t>
+      </w:r>
+      <w:r>
+        <w:rPr>
+          <w:b/>
+        </w:rPr>
+        <w:t>input</w:t>
+      </w:r>
+      <w:r>
+        <w:rPr>
+          <w:b w:val="0"/>
+        </w:rPr>
+        <w:t xml:space="preserve"> orders.</w:t>
+      </w:r>
+    </w:p>
+    <w:p>
+      <w:pPr>
+        <w:pStyle w:val="Heading2"/>
+      </w:pPr>
+      <w:r>
+        <w:t>Main support and fresh assessment</w:t>
       </w:r>
     </w:p>
     <w:p>
       <w:pPr>
         <w:spacing w:line="336" w:lineRule="auto" w:after="180"/>
-        <w:shd w:fill="F5F1FB"/>
-      </w:pPr>
-      <w:r>
-        <w:rPr>
-          <w:b w:val="0"/>
-        </w:rPr>
-        <w:t>State recommend([], 10) and the worked items with limit 8.</w:t>
-      </w:r>
-    </w:p>
-    <w:p>
-      <w:pPr>
-        <w:pStyle w:val="Heading3"/>
-      </w:pPr>
-      <w:r>
-        <w:t>Teacher reasoning · W2</w:t>
+      </w:pPr>
+      <w:r>
+        <w:rPr>
+          <w:b w:val="0"/>
+        </w:rPr>
+        <w:t>Trace best and best_score row by row. Extension: return a record with name, score and reason while retaining the same selection policy.</w:t>
       </w:r>
     </w:p>
     <w:p>
       <w:pPr>
         <w:spacing w:line="336" w:lineRule="auto" w:after="180"/>
-        <w:shd w:fill="F1F6FC"/>
-      </w:pPr>
-      <w:r>
-        <w:rPr>
-          <w:b w:val="0"/>
-        </w:rPr>
-        <w:t>Both return None; the caller should display no eligible option.</w:t>
-      </w:r>
-    </w:p>
-    <w:p>
-      <w:pPr>
-        <w:pStyle w:val="Heading3"/>
-      </w:pPr>
-      <w:r>
-        <w:t>Teacher reasoning · W2</w:t>
-      </w:r>
-    </w:p>
-    <w:p>
-      <w:pPr>
-        <w:spacing w:line="336" w:lineRule="auto" w:after="180"/>
-        <w:shd w:fill="F1F6FC"/>
-      </w:pPr>
-      <w:r>
-        <w:rPr>
-          <w:b w:val="0"/>
-        </w:rPr>
-        <w:t>For the empty list, the loop has no iterations, so best stays None. With the worked durations 10 and 9 under a limit of 8, neither item passes the eligibility check, so best again stays None.</w:t>
-      </w:r>
-    </w:p>
-    <w:p>
-      <w:pPr>
-        <w:spacing w:line="336" w:lineRule="auto" w:after="180"/>
-        <w:shd w:fill="F1F6FC"/>
-      </w:pPr>
-      <w:r>
-        <w:rPr>
-          <w:b w:val="0"/>
-        </w:rPr>
-        <w:t>The caller must turn this result into a clear no-eligible-option message; it must not treat None as an activity name.</w:t>
-      </w:r>
-    </w:p>
-    <w:p>
-      <w:pPr>
-        <w:pStyle w:val="Heading3"/>
-      </w:pPr>
-      <w:r>
-        <w:t>W3 Repair order dependence</w:t>
-      </w:r>
-    </w:p>
-    <w:p>
-      <w:pPr>
-        <w:pStyle w:val="Heading3"/>
-      </w:pPr>
-      <w:r>
-        <w:t>Workbook question · W3</w:t>
-      </w:r>
-    </w:p>
-    <w:p>
-      <w:pPr>
-        <w:spacing w:line="336" w:lineRule="auto" w:after="180"/>
-        <w:shd w:fill="F5F1FB"/>
-      </w:pPr>
-      <w:r>
-        <w:rPr>
-          <w:b w:val="0"/>
-        </w:rPr>
-        <w:t xml:space="preserve">A tied selection changes after reversing </w:t>
-      </w:r>
-      <w:r>
-        <w:rPr>
-          <w:b/>
-        </w:rPr>
-        <w:t>input</w:t>
-      </w:r>
-      <w:r>
-        <w:rPr>
-          <w:b w:val="0"/>
-        </w:rPr>
-        <w:t xml:space="preserve"> order. Identify the likely missing policy and test.</w:t>
-      </w:r>
-    </w:p>
-    <w:p>
-      <w:pPr>
-        <w:pStyle w:val="Heading3"/>
-      </w:pPr>
-      <w:r>
-        <w:t>Teacher reasoning · W3</w:t>
-      </w:r>
-    </w:p>
-    <w:p>
-      <w:pPr>
-        <w:spacing w:line="336" w:lineRule="auto" w:after="180"/>
-        <w:shd w:fill="F1F6FC"/>
-      </w:pPr>
-      <w:r>
-        <w:rPr>
-          <w:b w:val="0"/>
-        </w:rPr>
-        <w:t xml:space="preserve">An explicit </w:t>
-      </w:r>
-      <w:r>
-        <w:rPr>
-          <w:b/>
-        </w:rPr>
-        <w:t>deterministic</w:t>
-      </w:r>
-      <w:r>
-        <w:rPr>
-          <w:b w:val="0"/>
-        </w:rPr>
-        <w:t xml:space="preserve"> tie rule is missing or incorrect. Apply alphabetical name order and rerun both orders.</w:t>
-      </w:r>
-    </w:p>
-    <w:p>
-      <w:pPr>
-        <w:pStyle w:val="Heading3"/>
-      </w:pPr>
-      <w:r>
-        <w:t>W4 Implement independently</w:t>
-      </w:r>
-    </w:p>
-    <w:p>
-      <w:pPr>
-        <w:pStyle w:val="Heading3"/>
-      </w:pPr>
-      <w:r>
-        <w:t>Workbook question · W4</w:t>
-      </w:r>
-    </w:p>
-    <w:p>
-      <w:pPr>
-        <w:spacing w:line="336" w:lineRule="auto" w:after="180"/>
-        <w:shd w:fill="F5F1FB"/>
-      </w:pPr>
-      <w:r>
-        <w:rPr>
-          <w:b w:val="0"/>
-        </w:rPr>
-        <w:t>Use the function with X (fun 4, learning 1, minutes 12), Y (3,3,10), Z (5,5,13), limit 12. Predict the winner, reverse the list and retest. Also test limit 9.</w:t>
-      </w:r>
-    </w:p>
-    <w:p>
-      <w:pPr>
-        <w:pStyle w:val="Heading3"/>
-      </w:pPr>
-      <w:r>
-        <w:t>Teacher reasoning · W4</w:t>
-      </w:r>
-    </w:p>
-    <w:p>
-      <w:pPr>
-        <w:spacing w:line="336" w:lineRule="auto" w:after="180"/>
-        <w:shd w:fill="F1F6FC"/>
-      </w:pPr>
-      <w:r>
-        <w:rPr>
-          <w:b w:val="0"/>
-        </w:rPr>
-        <w:t>X and Y score 9; Z is excluded. X wins alphabetically in either order. Limit 9 returns None.</w:t>
-      </w:r>
-    </w:p>
-    <w:p>
-      <w:pPr>
-        <w:pStyle w:val="Heading3"/>
-      </w:pPr>
-      <w:r>
-        <w:t>W5 Explain the result</w:t>
-      </w:r>
-    </w:p>
-    <w:p>
-      <w:pPr>
-        <w:pStyle w:val="Heading3"/>
-      </w:pPr>
-      <w:r>
-        <w:t>Workbook question · W5</w:t>
-      </w:r>
-    </w:p>
-    <w:p>
-      <w:pPr>
-        <w:spacing w:line="336" w:lineRule="auto" w:after="180"/>
-        <w:shd w:fill="F5F1FB"/>
-      </w:pPr>
-      <w:r>
-        <w:rPr>
-          <w:b w:val="0"/>
-        </w:rPr>
-        <w:t xml:space="preserve">Write a one-sentence </w:t>
-      </w:r>
-      <w:r>
-        <w:rPr>
-          <w:b/>
-        </w:rPr>
-        <w:t>explanation</w:t>
-      </w:r>
-      <w:r>
-        <w:rPr>
-          <w:b w:val="0"/>
-        </w:rPr>
-        <w:t xml:space="preserve"> of X winning without calling it objectively best.</w:t>
-      </w:r>
-    </w:p>
-    <w:p>
-      <w:pPr>
-        <w:pStyle w:val="Heading3"/>
-      </w:pPr>
-      <w:r>
-        <w:t>Teacher reasoning · W5</w:t>
-      </w:r>
-    </w:p>
-    <w:p>
-      <w:pPr>
-        <w:spacing w:line="336" w:lineRule="auto" w:after="180"/>
-        <w:shd w:fill="F1F6FC"/>
-      </w:pPr>
-      <w:r>
-        <w:rPr>
-          <w:b w:val="0"/>
-        </w:rPr>
-        <w:t>X meets the 12-minute limit and ties for highest eligible score 9; the alphabetical tie rule selects X.</w:t>
-      </w:r>
-    </w:p>
-    <w:p>
-      <w:pPr>
-        <w:pStyle w:val="Heading3"/>
-      </w:pPr>
-      <w:r>
-        <w:t>Building the data pipeline — W1 Trace a validation</w:t>
-      </w:r>
-    </w:p>
-    <w:p>
-      <w:pPr>
-        <w:spacing w:line="336" w:lineRule="auto" w:after="180"/>
-      </w:pPr>
-      <w:r>
-        <w:rPr>
-          <w:b w:val="0"/>
-        </w:rPr>
-        <w:t>Explain why a row with fun "4" fails while fun 4 can pass.</w:t>
-      </w:r>
-    </w:p>
-    <w:p>
-      <w:pPr>
-        <w:spacing w:line="336" w:lineRule="auto" w:after="180"/>
-      </w:pPr>
-      <w:r>
-        <w:rPr>
-          <w:b w:val="0"/>
-        </w:rPr>
-        <w:t>The first is text; the schema requires an exact integer rating from 0 to 5.</w:t>
-      </w:r>
-    </w:p>
-    <w:p>
-      <w:pPr>
-        <w:pStyle w:val="Heading3"/>
-      </w:pPr>
-      <w:r>
-        <w:t>Building the data pipeline — W2 Check missing fields</w:t>
-      </w:r>
-    </w:p>
-    <w:p>
-      <w:pPr>
-        <w:spacing w:line="336" w:lineRule="auto" w:after="180"/>
-        <w:shd w:fill="F5F1FB"/>
-      </w:pPr>
-      <w:r>
-        <w:rPr>
-          <w:b w:val="0"/>
-        </w:rPr>
-        <w:t>What does valid_item return if learning is absent?</w:t>
-      </w:r>
-    </w:p>
-    <w:p>
-      <w:pPr>
-        <w:spacing w:line="336" w:lineRule="auto" w:after="180"/>
-      </w:pPr>
-      <w:r>
-        <w:rPr>
-          <w:b w:val="0"/>
-        </w:rPr>
-        <w:t>False: get returns None and the exact integer check fails.</w:t>
-      </w:r>
-    </w:p>
-    <w:p>
-      <w:pPr>
-        <w:spacing w:line="336" w:lineRule="auto" w:after="180"/>
-      </w:pPr>
-      <w:r>
-        <w:rPr>
-          <w:b w:val="0"/>
-        </w:rPr>
-        <w:t>When learning is absent, row.get("learning") returns None. The condition type(value) is not int is true, so the helper returns False before doing the range comparison.</w:t>
-      </w:r>
-    </w:p>
-    <w:p>
-      <w:pPr>
-        <w:spacing w:line="336" w:lineRule="auto" w:after="180"/>
-      </w:pPr>
-      <w:r>
-        <w:rPr>
-          <w:b w:val="0"/>
-        </w:rPr>
-        <w:t>This is a schema rejection; it is different from a valid item that later exceeds the selection time limit.</w:t>
-      </w:r>
-    </w:p>
-    <w:p>
-      <w:pPr>
-        <w:pStyle w:val="Heading3"/>
-      </w:pPr>
-      <w:r>
-        <w:t>Building the data pipeline — W3 Repair the connection</w:t>
-      </w:r>
-    </w:p>
-    <w:p>
-      <w:pPr>
-        <w:spacing w:line="336" w:lineRule="auto" w:after="180"/>
-        <w:shd w:fill="F5F1FB"/>
-      </w:pPr>
-      <w:r>
-        <w:rPr>
-          <w:b w:val="0"/>
-        </w:rPr>
-        <w:t>A program validates rows but still sends the original raw list to recommend. What should change?</w:t>
-      </w:r>
-    </w:p>
-    <w:p>
-      <w:pPr>
-        <w:spacing w:line="336" w:lineRule="auto" w:after="180"/>
-      </w:pPr>
-      <w:r>
-        <w:rPr>
-          <w:b w:val="0"/>
-        </w:rPr>
-        <w:t>Pass only the accepted, uniqueness-checked list. Preserve rejection information separately for reporting.</w:t>
-      </w:r>
-    </w:p>
-    <w:p>
-      <w:pPr>
-        <w:pStyle w:val="Heading3"/>
-      </w:pPr>
-      <w:r>
-        <w:t>Building the data pipeline — W4 Build independently</w:t>
-      </w:r>
-    </w:p>
-    <w:p>
-      <w:pPr>
-        <w:spacing w:line="336" w:lineRule="auto" w:after="180"/>
-      </w:pPr>
-      <w:r>
-        <w:rPr>
-          <w:b w:val="0"/>
-        </w:rPr>
-        <w:t xml:space="preserve">Combine validation and the Week 24 selector for A (minutes 10, fun 3, learning 2), B (12,4,1), and C (8,"5",5), limit 10. State accepted rows, rejected row, selection and </w:t>
-      </w:r>
-      <w:r>
-        <w:rPr>
-          <w:b/>
-        </w:rPr>
-        <w:t>explanation</w:t>
-      </w:r>
-      <w:r>
-        <w:rPr>
-          <w:b w:val="0"/>
-        </w:rPr>
-        <w:t>.</w:t>
-      </w:r>
-    </w:p>
-    <w:p>
-      <w:pPr>
-        <w:spacing w:line="336" w:lineRule="auto" w:after="180"/>
-      </w:pPr>
-      <w:r>
-        <w:rPr>
-          <w:b w:val="0"/>
-        </w:rPr>
-        <w:t>A and B validate; C fails fun type. B exceeds the limit. A wins with score 8. Report 2 accepted of 3, one rejection and one eligible item. Verify unique names.</w:t>
-      </w:r>
-    </w:p>
-    <w:p>
-      <w:pPr>
-        <w:pStyle w:val="Heading3"/>
-      </w:pPr>
-      <w:r>
-        <w:t>Building the data pipeline — W5 Handle duplicates</w:t>
-      </w:r>
-    </w:p>
-    <w:p>
-      <w:pPr>
-        <w:spacing w:line="336" w:lineRule="auto" w:after="180"/>
-        <w:shd w:fill="F5F1FB"/>
-      </w:pPr>
-      <w:r>
-        <w:rPr>
-          <w:b w:val="0"/>
-        </w:rPr>
-        <w:t>Two valid rows have the same name but different ratings. Should individual validation alone permit selection?</w:t>
-      </w:r>
-    </w:p>
-    <w:p>
-      <w:pPr>
-        <w:spacing w:line="336" w:lineRule="auto" w:after="180"/>
-      </w:pPr>
-      <w:r>
-        <w:rPr>
-          <w:b w:val="0"/>
-        </w:rPr>
-        <w:t>No. The batch uniqueness contract fails. Block the ambiguous batch and report duplicate names for correction.</w:t>
-      </w:r>
-    </w:p>
-    <w:p>
-      <w:pPr>
-        <w:pStyle w:val="Heading3"/>
-      </w:pPr>
-      <w:r>
-        <w:t>Assess independent transfer</w:t>
-      </w:r>
-    </w:p>
-    <w:p>
-      <w:pPr>
-        <w:pStyle w:val="Heading3"/>
-      </w:pPr>
-      <w:r>
-        <w:t>Independent question · withhold the key</w:t>
-      </w:r>
-    </w:p>
-    <w:p>
-      <w:pPr>
-        <w:spacing w:line="336" w:lineRule="auto" w:after="180"/>
-        <w:shd w:fill="F5F1FB"/>
-      </w:pPr>
-      <w:r>
-        <w:rPr>
-          <w:b w:val="0"/>
-        </w:rPr>
-        <w:t>Selected case: Request: mystery, at most 100 pages. Catalogue: D mystery110 illustrated; E mystery80 plain; F science80 illustrated; G mystery95 illustrated; H mystery90 illustrated.</w:t>
-      </w:r>
-    </w:p>
-    <w:p>
-      <w:pPr>
-        <w:spacing w:line="336" w:lineRule="auto" w:after="180"/>
-        <w:shd w:fill="F5F1FB"/>
-      </w:pPr>
-      <w:r>
-        <w:rPr>
-          <w:b w:val="0"/>
-        </w:rPr>
-        <w:t>Filter first; score 3 for mystery plus 2 for illustrations; break ties by fewer pages.</w:t>
-      </w:r>
-    </w:p>
-    <w:p>
-      <w:pPr>
-        <w:pStyle w:val="Heading3"/>
-      </w:pPr>
-      <w:r>
-        <w:t>Selected case answer</w:t>
-      </w:r>
-    </w:p>
-    <w:p>
-      <w:pPr>
-        <w:pStyle w:val="Heading3"/>
-      </w:pPr>
-      <w:r>
-        <w:t>Teacher key · Selected case answer</w:t>
-      </w:r>
-    </w:p>
-    <w:p>
-      <w:pPr>
-        <w:spacing w:line="336" w:lineRule="auto" w:after="180"/>
-        <w:shd w:fill="F1F6FC"/>
-      </w:pPr>
-      <w:r>
-        <w:rPr>
-          <w:b w:val="0"/>
-        </w:rPr>
-        <w:t>D fails length and F fails genre. E scores3, G and H score5. H wins the tie with 90 versus95 pages. Filtering is separate from scoring; this written preference rule is not proof of a trained model.</w:t>
-      </w:r>
-    </w:p>
-    <w:tbl>
-      <w:tblPr>
-        <w:tblStyle w:val="LightShading-Accent1"/>
-        <w:tblW w:type="auto" w:w="0"/>
-        <w:tblLook w:firstColumn="1" w:firstRow="1" w:lastColumn="0" w:lastRow="0" w:noHBand="0" w:noVBand="1" w:val="04A0"/>
-      </w:tblPr>
-      <w:tblGrid>
-        <w:gridCol w:w="5112"/>
-        <w:gridCol w:w="5112"/>
-      </w:tblGrid>
-      <w:tr>
-        <w:trPr>
-          <w:tblHeader/>
-        </w:trPr>
-        <w:tc>
-          <w:tcPr>
-            <w:tcW w:type="dxa" w:w="5112"/>
-          </w:tcPr>
-          <w:p>
-            <w:r>
-              <w:t>Dimension</w:t>
-            </w:r>
-          </w:p>
-        </w:tc>
-        <w:tc>
-          <w:tcPr>
-            <w:tcW w:type="dxa" w:w="5112"/>
-          </w:tcPr>
-          <w:p>
-            <w:r>
-              <w:t>Evidence required</w:t>
-            </w:r>
-          </w:p>
-        </w:tc>
-      </w:tr>
-      <w:tr>
-        <w:tc>
-          <w:tcPr>
-            <w:tcW w:type="dxa" w:w="5112"/>
-          </w:tcPr>
-          <w:p>
-            <w:r>
-              <w:t>Explanation</w:t>
-            </w:r>
-          </w:p>
-        </w:tc>
-        <w:tc>
-          <w:tcPr>
-            <w:tcW w:type="dxa" w:w="5112"/>
-          </w:tcPr>
-          <w:p>
-            <w:r>
-              <w:t>Names the applicable idea or procedure and ties it to the supplied facts.</w:t>
-            </w:r>
-          </w:p>
-        </w:tc>
-      </w:tr>
-      <w:tr>
-        <w:tc>
-          <w:tcPr>
-            <w:tcW w:type="dxa" w:w="5112"/>
-          </w:tcPr>
-          <w:p>
-            <w:r>
-              <w:t>Trace and result</w:t>
-            </w:r>
-          </w:p>
-        </w:tc>
-        <w:tc>
-          <w:tcPr>
-            <w:tcW w:type="dxa" w:w="5112"/>
-          </w:tcPr>
-          <w:p>
-            <w:r>
-              <w:t>Preserves the given inputs and shows the relevant intermediate steps; distinguishes a prediction from an observed execution.</w:t>
-            </w:r>
-          </w:p>
-        </w:tc>
-      </w:tr>
-      <w:tr>
-        <w:tc>
-          <w:tcPr>
-            <w:tcW w:type="dxa" w:w="5112"/>
-          </w:tcPr>
-          <w:p>
-            <w:r>
-              <w:t>Limits</w:t>
-            </w:r>
-          </w:p>
-        </w:tc>
-        <w:tc>
-          <w:tcPr>
-            <w:tcW w:type="dxa" w:w="5112"/>
-          </w:tcPr>
-          <w:p>
-            <w:r>
-              <w:t>States the assumptions, missing evidence or conditions under which the result would change.</w:t>
-            </w:r>
-          </w:p>
-        </w:tc>
-      </w:tr>
-    </w:tbl>
-    <w:p>
-      <w:pPr>
-        <w:pStyle w:val="Heading3"/>
-      </w:pPr>
-      <w:r>
-        <w:t>Teacher key · Selected case answer</w:t>
-      </w:r>
-    </w:p>
-    <w:p>
-      <w:pPr>
-        <w:spacing w:line="336" w:lineRule="auto" w:after="180"/>
-        <w:shd w:fill="F1F6FC"/>
-      </w:pPr>
-      <w:r>
-        <w:rPr>
-          <w:b w:val="0"/>
-        </w:rPr>
-        <w:t>Record each dimension as not yet, with support, or independent. Accept a valid alternative procedure with a defensible trace.</w:t>
-      </w:r>
-    </w:p>
-    <w:p>
-      <w:pPr>
-        <w:spacing w:line="336" w:lineRule="auto" w:after="180"/>
-        <w:shd w:fill="F1F6FC"/>
-      </w:pPr>
-      <w:r>
-        <w:rPr>
-          <w:b w:val="0"/>
-        </w:rPr>
-        <w:t xml:space="preserve">Do not penalise an honestly recorded model failure if the learner correctly explains its </w:t>
-      </w:r>
-      <w:r>
-        <w:rPr>
-          <w:b/>
-        </w:rPr>
-        <w:t>evidence</w:t>
-      </w:r>
-      <w:r>
-        <w:rPr>
-          <w:b w:val="0"/>
-        </w:rPr>
-        <w:t xml:space="preserve"> and limits.</w:t>
-      </w:r>
-    </w:p>
-    <w:p>
-      <w:pPr>
-        <w:pStyle w:val="Heading3"/>
-      </w:pPr>
-      <w:r>
-        <w:t>Feedback that the learner uses</w:t>
-      </w:r>
-    </w:p>
-    <w:p>
-      <w:pPr>
-        <w:spacing w:line="336" w:lineRule="auto" w:after="180"/>
-      </w:pPr>
-      <w:r>
-        <w:rPr>
-          <w:b w:val="0"/>
-        </w:rPr>
-        <w:t>Name the earliest unsupported step and give one action to repair it. Have the learner make that repair now and explain why. Then assess the relevant skill on a fresh, fully specified case.</w:t>
-      </w:r>
-    </w:p>
-    <w:p>
-      <w:pPr>
-        <w:spacing w:line="336" w:lineRule="auto" w:after="180"/>
-      </w:pPr>
-      <w:r>
-        <w:rPr>
-          <w:b w:val="0"/>
-        </w:rPr>
-        <w:t>Confirm it was not previously practised with feedback; solve and check the new case before assigning it. A follow-up design prompt is a starting brief, not automatically an equivalent test.</w:t>
-      </w:r>
-    </w:p>
-    <w:p>
-      <w:pPr>
-        <w:pStyle w:val="Heading1"/>
-      </w:pPr>
-      <w:r>
-        <w:t>06. Connect and extend learning</w:t>
-      </w:r>
-    </w:p>
-    <w:p>
-      <w:r>
-        <w:t>Connect Build the Recommender to Transparent Book Recommender, adapt support and plan a later changed-case check.</w:t>
-      </w:r>
-    </w:p>
-    <w:p>
-      <w:pPr>
-        <w:pStyle w:val="Heading3"/>
-      </w:pPr>
-      <w:r>
-        <w:t>Transparent Book Recommender</w:t>
-      </w:r>
-    </w:p>
-    <w:p>
-      <w:pPr>
-        <w:spacing w:line="336" w:lineRule="auto" w:after="180"/>
-      </w:pPr>
-      <w:r>
-        <w:rPr>
-          <w:b w:val="0"/>
-        </w:rPr>
-        <w:t xml:space="preserve">This is the complete </w:t>
-      </w:r>
-      <w:r>
-        <w:rPr>
-          <w:b/>
-        </w:rPr>
-        <w:t>baseline</w:t>
-      </w:r>
-      <w:r>
-        <w:rPr>
-          <w:b w:val="0"/>
-        </w:rPr>
-        <w:t xml:space="preserve">: </w:t>
-      </w:r>
-      <w:r>
-        <w:rPr>
-          <w:b/>
-        </w:rPr>
-        <w:t>input</w:t>
-      </w:r>
-      <w:r>
-        <w:rPr>
-          <w:b w:val="0"/>
-        </w:rPr>
-        <w:t xml:space="preserve">s, scoring, filter, ranking, </w:t>
-      </w:r>
-      <w:r>
-        <w:rPr>
-          <w:b/>
-        </w:rPr>
-        <w:t>explanation</w:t>
-      </w:r>
-      <w:r>
-        <w:rPr>
-          <w:b w:val="0"/>
-        </w:rPr>
-        <w:t>, and abstain rule.</w:t>
-      </w:r>
-    </w:p>
-    <w:p>
-      <w:pPr>
-        <w:spacing w:line="336" w:lineRule="auto" w:after="180"/>
-      </w:pPr>
-      <w:r>
-        <w:rPr>
-          <w:b w:val="0"/>
-        </w:rPr>
-        <w:t xml:space="preserve">Keep the decision, </w:t>
-      </w:r>
-      <w:r>
-        <w:rPr>
-          <w:b/>
-        </w:rPr>
-        <w:t>input</w:t>
-      </w:r>
-      <w:r>
-        <w:rPr>
-          <w:b w:val="0"/>
-        </w:rPr>
-        <w:t xml:space="preserve">, result, </w:t>
-      </w:r>
-      <w:r>
-        <w:rPr>
-          <w:b/>
-        </w:rPr>
-        <w:t>explanation</w:t>
-      </w:r>
-      <w:r>
-        <w:rPr>
-          <w:b w:val="0"/>
-        </w:rPr>
-        <w:t xml:space="preserve"> and remaining limitation in the project </w:t>
-      </w:r>
-      <w:r>
-        <w:rPr>
-          <w:b/>
-        </w:rPr>
-        <w:t>evidence</w:t>
-      </w:r>
-      <w:r>
-        <w:rPr>
-          <w:b w:val="0"/>
-        </w:rPr>
-        <w:t xml:space="preserve"> record. Retrieve this record next week rather than restarting the project.</w:t>
-      </w:r>
-    </w:p>
-    <w:p>
-      <w:pPr>
-        <w:pStyle w:val="Heading3"/>
-      </w:pPr>
-      <w:r>
-        <w:t>Support and stretch</w:t>
-      </w:r>
-    </w:p>
-    <w:p>
-      <w:pPr>
-        <w:spacing w:line="336" w:lineRule="auto" w:after="180"/>
-      </w:pPr>
-      <w:r>
-        <w:rPr>
-          <w:b w:val="0"/>
-        </w:rPr>
-        <w:t>Trace one record or condition at a time with counters and labelled columns. Stretch: introduce a tie, boundary or missing field and declare its handling policy before rerunning.</w:t>
-      </w:r>
-    </w:p>
-    <w:p>
-      <w:pPr>
-        <w:pStyle w:val="Heading3"/>
-      </w:pPr>
-      <w:r>
-        <w:t>Exit reflection</w:t>
-      </w:r>
-    </w:p>
-    <w:p>
-      <w:pPr>
-        <w:spacing w:line="336" w:lineRule="auto" w:after="180"/>
-      </w:pPr>
-      <w:r>
-        <w:rPr>
-          <w:b w:val="0"/>
-        </w:rPr>
-        <w:t xml:space="preserve">Ask for one decision the learner can now justify and one situation requiring more </w:t>
-      </w:r>
-      <w:r>
-        <w:rPr>
-          <w:b/>
-        </w:rPr>
-        <w:t>evidence</w:t>
-      </w:r>
-      <w:r>
-        <w:rPr>
-          <w:b w:val="0"/>
-        </w:rPr>
-        <w:t xml:space="preserve"> or human review. Confidence ratings are separate from correct independent performance.</w:t>
-      </w:r>
-    </w:p>
-    <w:p>
-      <w:pPr>
-        <w:pStyle w:val="Heading3"/>
-      </w:pPr>
-      <w:r>
-        <w:t>Bridge to the next week</w:t>
-      </w:r>
-    </w:p>
-    <w:p>
-      <w:pPr>
-        <w:spacing w:line="336" w:lineRule="auto" w:after="180"/>
-      </w:pPr>
-      <w:r>
-        <w:rPr>
-          <w:b w:val="0"/>
-        </w:rPr>
-        <w:t xml:space="preserve">Next: Week 34: Test Diverse Users. Retrieve today’s </w:t>
-      </w:r>
-      <w:r>
-        <w:rPr>
-          <w:b/>
-        </w:rPr>
-        <w:t>evidence</w:t>
-      </w:r>
-      <w:r>
-        <w:rPr>
-          <w:b w:val="0"/>
-        </w:rPr>
-        <w:t xml:space="preserve"> and identify what carries forward and what is new.</w:t>
-      </w:r>
-    </w:p>
-    <w:p>
-      <w:pPr>
-        <w:pStyle w:val="Heading3"/>
-      </w:pPr>
-      <w:r>
-        <w:t>Support and fresh reassessment</w:t>
-      </w:r>
-    </w:p>
-    <w:p>
-      <w:pPr>
-        <w:spacing w:line="336" w:lineRule="auto" w:after="180"/>
-      </w:pPr>
-      <w:r>
-        <w:rPr>
-          <w:b w:val="0"/>
-        </w:rPr>
-        <w:t>Trace best and best_score row by row. Extension: return a record with name, score and reason while retaining the same selection policy.</w:t>
-      </w:r>
-    </w:p>
-    <w:p>
-      <w:pPr>
-        <w:spacing w:line="336" w:lineRule="auto" w:after="180"/>
-      </w:pPr>
-      <w:r>
-        <w:rPr>
-          <w:b w:val="0"/>
-        </w:rPr>
-        <w:t xml:space="preserve">Independent W4 </w:t>
-      </w:r>
-      <w:r>
-        <w:rPr>
-          <w:b/>
-        </w:rPr>
-        <w:t>evidence</w:t>
-      </w:r>
-      <w:r>
-        <w:rPr>
-          <w:b w:val="0"/>
-        </w:rPr>
-        <w:t xml:space="preserve">: X and Y score 9; Z is excluded. X wins alphabetically in either order. Limit 9 returns None. Record whether the learner needed no help, a hint or </w:t>
-      </w:r>
-      <w:r>
-        <w:rPr>
-          <w:b/>
-        </w:rPr>
-        <w:t>explanation</w:t>
-      </w:r>
-      <w:r>
-        <w:rPr>
-          <w:b w:val="0"/>
-        </w:rPr>
-        <w:t>.</w:t>
-      </w:r>
-    </w:p>
-    <w:p>
-      <w:pPr>
-        <w:spacing w:line="336" w:lineRule="auto" w:after="180"/>
-      </w:pPr>
-      <w:r>
-        <w:rPr>
-          <w:b w:val="0"/>
-        </w:rPr>
-        <w:t>Fresh retry: B (2,4,8), C (3,2,8), A (5,5,9), limit 8. B/C tie at 8; B wins. Limit 7 returns None.</w:t>
-      </w:r>
-    </w:p>
-    <w:p>
-      <w:pPr>
-        <w:spacing w:line="336" w:lineRule="auto" w:after="180"/>
-      </w:pPr>
-      <w:r>
-        <w:rPr>
-          <w:b w:val="0"/>
-        </w:rPr>
-        <w:t xml:space="preserve">Next week: File </w:t>
-      </w:r>
-      <w:r>
-        <w:rPr>
-          <w:b/>
-        </w:rPr>
-        <w:t>input</w:t>
-      </w:r>
-      <w:r>
-        <w:rPr>
-          <w:b w:val="0"/>
-        </w:rPr>
-        <w:t xml:space="preserve"> and </w:t>
-      </w:r>
-      <w:r>
-        <w:rPr>
-          <w:b/>
-        </w:rPr>
-        <w:t>output</w:t>
-      </w:r>
-      <w:r>
-        <w:rPr>
-          <w:b w:val="0"/>
-        </w:rPr>
-        <w:t xml:space="preserve">. Reuse this week's explicit contracts and </w:t>
-      </w:r>
-      <w:r>
-        <w:rPr>
-          <w:b/>
-        </w:rPr>
-        <w:t>evidence</w:t>
-      </w:r>
-      <w:r>
-        <w:rPr>
-          <w:b w:val="0"/>
-        </w:rPr>
-        <w:t>.</w:t>
-      </w:r>
-    </w:p>
-    <w:p>
-      <w:pPr>
-        <w:pStyle w:val="Heading3"/>
-      </w:pPr>
-      <w:r>
-        <w:t>Readiness and reassessment for Building the data pipeline</w:t>
-      </w:r>
-    </w:p>
-    <w:p>
-      <w:pPr>
-        <w:spacing w:line="336" w:lineRule="auto" w:after="180"/>
-      </w:pPr>
-      <w:r>
-        <w:rPr>
-          <w:b w:val="0"/>
-        </w:rPr>
-        <w:t xml:space="preserve">Connect paper </w:t>
-      </w:r>
-      <w:r>
-        <w:rPr>
-          <w:b/>
-        </w:rPr>
-        <w:t>stage</w:t>
-      </w:r>
-      <w:r>
-        <w:rPr>
-          <w:b w:val="0"/>
-        </w:rPr>
-        <w:t xml:space="preserve"> cards with </w:t>
-      </w:r>
-      <w:r>
-        <w:rPr>
-          <w:b/>
-        </w:rPr>
-        <w:t>input</w:t>
-      </w:r>
-      <w:r>
-        <w:rPr>
-          <w:b w:val="0"/>
-        </w:rPr>
-        <w:t>/</w:t>
-      </w:r>
-      <w:r>
-        <w:rPr>
-          <w:b/>
-        </w:rPr>
-        <w:t>output</w:t>
-      </w:r>
-      <w:r>
-        <w:rPr>
-          <w:b w:val="0"/>
-        </w:rPr>
-        <w:t xml:space="preserve"> labels. Extension: return specific reasons for missing, type and range errors without exposing personal data.</w:t>
-      </w:r>
-    </w:p>
-    <w:p>
-      <w:pPr>
-        <w:spacing w:line="336" w:lineRule="auto" w:after="180"/>
-      </w:pPr>
-      <w:r>
-        <w:rPr>
-          <w:b w:val="0"/>
-        </w:rPr>
-        <w:t xml:space="preserve">Independent W4 </w:t>
-      </w:r>
-      <w:r>
-        <w:rPr>
-          <w:b/>
-        </w:rPr>
-        <w:t>evidence</w:t>
-      </w:r>
-      <w:r>
-        <w:rPr>
-          <w:b w:val="0"/>
-        </w:rPr>
-        <w:t>: A and B validate; C fails fun type. B exceeds the limit. A wins with score 8. Report 2 accepted of 3, one rejection and one eligible item. Verify unique names.</w:t>
-      </w:r>
-    </w:p>
-    <w:p>
-      <w:pPr>
-        <w:spacing w:line="336" w:lineRule="auto" w:after="180"/>
-      </w:pPr>
-      <w:r>
-        <w:rPr>
-          <w:b w:val="0"/>
-        </w:rPr>
-        <w:t xml:space="preserve">Record whether the learner needed no help, a hint or </w:t>
-      </w:r>
-      <w:r>
-        <w:rPr>
-          <w:b/>
-        </w:rPr>
-        <w:t>explanation</w:t>
-      </w:r>
-      <w:r>
-        <w:rPr>
-          <w:b w:val="0"/>
-        </w:rPr>
-        <w:t>. Fresh retry: X (minutes 9, fun 2, learning 3), Y (10,3,2), Z (11,6,1), limit 10. Accept X/Y, reject Z rating; select Y score 8 versus X 7.</w:t>
-      </w:r>
-    </w:p>
-    <w:p>
-      <w:pPr>
-        <w:pStyle w:val="Heading3"/>
-      </w:pPr>
-      <w:r>
-        <w:t>Plan the delayed return</w:t>
+      </w:pPr>
+      <w:r>
+        <w:rPr>
+          <w:b w:val="0"/>
+        </w:rPr>
+        <w:t>Selected independent mystery task: D fails length, F fails subject; E scores3 and G/H5; H wins the shorter-page tie90&lt;95. Require the filtering and score trace. Fresh book retry: requestanimal,max80pages; score2illustrated+1comic,tieID; J animal80 plaincomic, K animal70 illustratedprose, L space60 illustratedcomic. Expected J1,K2;Lexcluded;Kselected. Collect before feedback and record support used. The older X/Y/Z activity task remains additional practice with its own key.</w:t>
+      </w:r>
+    </w:p>
+    <w:p>
+      <w:pPr>
+        <w:pStyle w:val="Heading2"/>
+      </w:pPr>
+      <w:r>
+        <w:t>Delayed return</w:t>
       </w:r>
     </w:p>
     <w:p>
@@ -6103,72 +5862,355 @@
     </w:p>
     <w:p>
       <w:pPr>
+        <w:pStyle w:val="Heading2"/>
+      </w:pPr>
+      <w:r>
+        <w:t>Bridge to next week</w:t>
+      </w:r>
+    </w:p>
+    <w:p>
+      <w:pPr>
+        <w:spacing w:line="336" w:lineRule="auto" w:after="180"/>
+      </w:pPr>
+      <w:r>
+        <w:rPr>
+          <w:b w:val="0"/>
+        </w:rPr>
+        <w:t xml:space="preserve">Ask for one decision the learner can now justify and one situation requiring more </w:t>
+      </w:r>
+      <w:r>
+        <w:rPr>
+          <w:b/>
+        </w:rPr>
+        <w:t>evidence</w:t>
+      </w:r>
+      <w:r>
+        <w:rPr>
+          <w:b w:val="0"/>
+        </w:rPr>
+        <w:t xml:space="preserve"> or human review. Confidence ratings are separate from correct independent performance.</w:t>
+      </w:r>
+    </w:p>
+    <w:p>
+      <w:pPr>
+        <w:spacing w:line="336" w:lineRule="auto" w:after="180"/>
+      </w:pPr>
+      <w:r>
+        <w:rPr>
+          <w:b w:val="0"/>
+        </w:rPr>
+        <w:t xml:space="preserve">Next: Week 34: Test Diverse Users. Retrieve today’s </w:t>
+      </w:r>
+      <w:r>
+        <w:rPr>
+          <w:b/>
+        </w:rPr>
+        <w:t>evidence</w:t>
+      </w:r>
+      <w:r>
+        <w:rPr>
+          <w:b w:val="0"/>
+        </w:rPr>
+        <w:t xml:space="preserve"> and identify what carries forward and what is new.</w:t>
+      </w:r>
+    </w:p>
+    <w:p>
+      <w:pPr>
+        <w:spacing w:line="336" w:lineRule="auto" w:after="180"/>
+      </w:pPr>
+      <w:r>
+        <w:rPr>
+          <w:b w:val="0"/>
+        </w:rPr>
+        <w:t xml:space="preserve">Next is Week34: Test Diverse Users. Reuse the implemented baseline, contract, complete traces and expected </w:t>
+      </w:r>
+      <w:r>
+        <w:rPr>
+          <w:b/>
+        </w:rPr>
+        <w:t>output</w:t>
+      </w:r>
+      <w:r>
+        <w:rPr>
+          <w:b w:val="0"/>
+        </w:rPr>
+        <w:t>s when auditing cases and failure conditions.</w:t>
+      </w:r>
+    </w:p>
+    <w:p>
+      <w:pPr>
+        <w:pStyle w:val="Heading2"/>
+      </w:pPr>
+      <w:r>
+        <w:t>Extension support and reassessment · reference / check after trying</w:t>
+      </w:r>
+    </w:p>
+    <w:p>
+      <w:pPr>
+        <w:spacing w:line="336" w:lineRule="auto" w:after="180"/>
+      </w:pPr>
+      <w:r>
+        <w:rPr>
+          <w:b w:val="0"/>
+        </w:rPr>
+        <w:t xml:space="preserve">Connect paper </w:t>
+      </w:r>
+      <w:r>
+        <w:rPr>
+          <w:b/>
+        </w:rPr>
+        <w:t>stage</w:t>
+      </w:r>
+      <w:r>
+        <w:rPr>
+          <w:b w:val="0"/>
+        </w:rPr>
+        <w:t xml:space="preserve"> cards with </w:t>
+      </w:r>
+      <w:r>
+        <w:rPr>
+          <w:b/>
+        </w:rPr>
+        <w:t>input</w:t>
+      </w:r>
+      <w:r>
+        <w:rPr>
+          <w:b w:val="0"/>
+        </w:rPr>
+        <w:t>/</w:t>
+      </w:r>
+      <w:r>
+        <w:rPr>
+          <w:b/>
+        </w:rPr>
+        <w:t>output</w:t>
+      </w:r>
+      <w:r>
+        <w:rPr>
+          <w:b w:val="0"/>
+        </w:rPr>
+        <w:t xml:space="preserve"> labels. Extension: return specific reasons for missing, type and range errors without exposing personal data.</w:t>
+      </w:r>
+    </w:p>
+    <w:p>
+      <w:pPr>
+        <w:spacing w:line="336" w:lineRule="auto" w:after="180"/>
+      </w:pPr>
+      <w:r>
+        <w:rPr>
+          <w:b w:val="0"/>
+        </w:rPr>
+        <w:t xml:space="preserve">Independent W4 </w:t>
+      </w:r>
+      <w:r>
+        <w:rPr>
+          <w:b/>
+        </w:rPr>
+        <w:t>evidence</w:t>
+      </w:r>
+      <w:r>
+        <w:rPr>
+          <w:b w:val="0"/>
+        </w:rPr>
+        <w:t>: A and B validate; C fails fun type. B exceeds the limit. A wins with score 8. Report 2 accepted of 3, one rejection and one eligible item. Verify unique names.</w:t>
+      </w:r>
+    </w:p>
+    <w:p>
+      <w:pPr>
+        <w:spacing w:line="336" w:lineRule="auto" w:after="180"/>
+      </w:pPr>
+      <w:r>
+        <w:rPr>
+          <w:b w:val="0"/>
+        </w:rPr>
+        <w:t xml:space="preserve">Record whether the learner needed no help, a hint or </w:t>
+      </w:r>
+      <w:r>
+        <w:rPr>
+          <w:b/>
+        </w:rPr>
+        <w:t>explanation</w:t>
+      </w:r>
+      <w:r>
+        <w:rPr>
+          <w:b w:val="0"/>
+        </w:rPr>
+        <w:t>. Fresh retry: X (minutes 9, fun 2, learning 3), Y (10,3,2), Z (11,6,1), limit 10. Accept X/Y, reject Z rating; select Y score 8 versus X 7.</w:t>
+      </w:r>
+    </w:p>
+    <w:p>
+      <w:pPr>
+        <w:pStyle w:val="Heading2"/>
+      </w:pPr>
+      <w:r>
+        <w:t>Earlier wording, alternatives and picture transcripts · reference / check after trying</w:t>
+      </w:r>
+    </w:p>
+    <w:p>
+      <w:pPr>
+        <w:spacing w:line="336" w:lineRule="auto" w:after="180"/>
+      </w:pPr>
+      <w:r>
+        <w:rPr>
+          <w:b w:val="0"/>
+        </w:rPr>
+        <w:t>Connect and extend learning</w:t>
+      </w:r>
+    </w:p>
+    <w:p>
+      <w:pPr>
         <w:pStyle w:val="Heading3"/>
       </w:pPr>
       <w:r>
+        <w:t>Transparent Book Recommender</w:t>
+      </w:r>
+    </w:p>
+    <w:p>
+      <w:pPr>
+        <w:spacing w:line="336" w:lineRule="auto" w:after="180"/>
+      </w:pPr>
+      <w:r>
+        <w:rPr>
+          <w:b w:val="0"/>
+        </w:rPr>
+        <w:t xml:space="preserve">This is the complete </w:t>
+      </w:r>
+      <w:r>
+        <w:rPr>
+          <w:b/>
+        </w:rPr>
+        <w:t>baseline</w:t>
+      </w:r>
+      <w:r>
+        <w:rPr>
+          <w:b w:val="0"/>
+        </w:rPr>
+        <w:t xml:space="preserve">: </w:t>
+      </w:r>
+      <w:r>
+        <w:rPr>
+          <w:b/>
+        </w:rPr>
+        <w:t>input</w:t>
+      </w:r>
+      <w:r>
+        <w:rPr>
+          <w:b w:val="0"/>
+        </w:rPr>
+        <w:t xml:space="preserve">s, scoring, filter, ranking, </w:t>
+      </w:r>
+      <w:r>
+        <w:rPr>
+          <w:b/>
+        </w:rPr>
+        <w:t>explanation</w:t>
+      </w:r>
+      <w:r>
+        <w:rPr>
+          <w:b w:val="0"/>
+        </w:rPr>
+        <w:t>, and abstain rule.</w:t>
+      </w:r>
+    </w:p>
+    <w:p>
+      <w:pPr>
+        <w:pStyle w:val="Heading3"/>
+      </w:pPr>
+      <w:r>
+        <w:t>Support and stretch</w:t>
+      </w:r>
+    </w:p>
+    <w:p>
+      <w:pPr>
+        <w:spacing w:line="336" w:lineRule="auto" w:after="180"/>
+      </w:pPr>
+      <w:r>
+        <w:rPr>
+          <w:b w:val="0"/>
+        </w:rPr>
+        <w:t>Trace one record or condition at a time with counters and labelled columns. Stretch: introduce a tie, boundary or missing field and declare its handling policy before rerunning.</w:t>
+      </w:r>
+    </w:p>
+    <w:p>
+      <w:pPr>
+        <w:pStyle w:val="Heading3"/>
+      </w:pPr>
+      <w:r>
+        <w:t>Exit reflection</w:t>
+      </w:r>
+    </w:p>
+    <w:p>
+      <w:pPr>
+        <w:pStyle w:val="Heading3"/>
+      </w:pPr>
+      <w:r>
+        <w:t>Bridge to the next week</w:t>
+      </w:r>
+    </w:p>
+    <w:p>
+      <w:pPr>
+        <w:pStyle w:val="Heading3"/>
+      </w:pPr>
+      <w:r>
+        <w:t>Support and fresh reassessment</w:t>
+      </w:r>
+    </w:p>
+    <w:p>
+      <w:pPr>
+        <w:pStyle w:val="Heading3"/>
+      </w:pPr>
+      <w:r>
+        <w:t>Readiness and reassessment for Building the data pipeline</w:t>
+      </w:r>
+    </w:p>
+    <w:p>
+      <w:pPr>
+        <w:pStyle w:val="Heading3"/>
+      </w:pPr>
+      <w:r>
+        <w:t>Plan the delayed return</w:t>
+      </w:r>
+    </w:p>
+    <w:p>
+      <w:pPr>
+        <w:pStyle w:val="Heading3"/>
+      </w:pPr>
+      <w:r>
         <w:t>Project evidence from this case</w:t>
       </w:r>
     </w:p>
     <w:p>
       <w:pPr>
+        <w:pStyle w:val="Heading1"/>
+      </w:pPr>
+      <w:r>
+        <w:t>Reference bank and extra practice</w:t>
+      </w:r>
+    </w:p>
+    <w:p>
+      <w:pPr>
+        <w:pStyle w:val="Heading1"/>
+      </w:pPr>
+      <w:r>
+        <w:t>07. Reference · Alternative teaching checklist</w:t>
+      </w:r>
+    </w:p>
+    <w:p>
+      <w:r>
+        <w:t>Use as a reminder alongside the main route.</w:t>
+      </w:r>
+    </w:p>
+    <w:p>
+      <w:pPr>
+        <w:pStyle w:val="Heading2"/>
+      </w:pPr>
+      <w:r>
+        <w:t>Planning reference</w:t>
+      </w:r>
+    </w:p>
+    <w:p>
+      <w:pPr>
         <w:spacing w:line="336" w:lineRule="auto" w:after="180"/>
-      </w:pPr>
-      <w:r>
-        <w:rPr>
-          <w:b w:val="0"/>
-        </w:rPr>
-        <w:t xml:space="preserve">Save the </w:t>
-      </w:r>
-      <w:r>
-        <w:rPr>
-          <w:b/>
-        </w:rPr>
-        <w:t>recommender</w:t>
-      </w:r>
-      <w:r>
-        <w:rPr>
-          <w:b w:val="0"/>
-        </w:rPr>
-        <w:t xml:space="preserve"> code, contract and this full trace; test the same records in different </w:t>
-      </w:r>
-      <w:r>
-        <w:rPr>
-          <w:b/>
-        </w:rPr>
-        <w:t>input</w:t>
-      </w:r>
-      <w:r>
-        <w:rPr>
-          <w:b w:val="0"/>
-        </w:rPr>
-        <w:t xml:space="preserve"> orders.</w:t>
-      </w:r>
-    </w:p>
-    <w:p>
-      <w:pPr>
-        <w:pStyle w:val="Heading1"/>
-      </w:pPr>
-      <w:r>
-        <w:t>07. Prepare, teach and assess</w:t>
-      </w:r>
-    </w:p>
-    <w:p>
-      <w:r>
-        <w:t>Use this preparation summary alongside the detailed Build the Recommender lesson; it is a checklist rather than a replacement for the full sequence.</w:t>
-      </w:r>
-    </w:p>
-    <w:p>
-      <w:pPr>
-        <w:pStyle w:val="Heading3"/>
-      </w:pPr>
-      <w:r>
-        <w:t>Teaching target</w:t>
-      </w:r>
-    </w:p>
-    <w:p>
-      <w:pPr>
-        <w:spacing w:line="336" w:lineRule="auto" w:after="180"/>
-        <w:shd w:fill="EDF7F3"/>
       </w:pPr>
       <w:r>
         <w:rPr>
@@ -6374,16 +6416,7 @@
     </w:p>
     <w:p>
       <w:pPr>
-        <w:pStyle w:val="Heading3"/>
-      </w:pPr>
-      <w:r>
-        <w:t>Supported practice answer</w:t>
-      </w:r>
-    </w:p>
-    <w:p>
-      <w:pPr>
         <w:spacing w:line="336" w:lineRule="auto" w:after="180"/>
-        <w:shd w:fill="F1F6FC"/>
       </w:pPr>
       <w:r>
         <w:rPr>
@@ -6452,16 +6485,7 @@
     </w:p>
     <w:p>
       <w:pPr>
-        <w:pStyle w:val="Heading3"/>
-      </w:pPr>
-      <w:r>
-        <w:t>Repair the misconception</w:t>
-      </w:r>
-    </w:p>
-    <w:p>
-      <w:pPr>
         <w:spacing w:line="336" w:lineRule="auto" w:after="180"/>
-        <w:shd w:fill="FFF5E6"/>
       </w:pPr>
       <w:r>
         <w:rPr>
@@ -6473,7 +6497,6 @@
     <w:p>
       <w:pPr>
         <w:spacing w:line="336" w:lineRule="auto" w:after="180"/>
-        <w:shd w:fill="FFF5E6"/>
       </w:pPr>
       <w:r>
         <w:rPr>
@@ -6484,16 +6507,7 @@
     </w:p>
     <w:p>
       <w:pPr>
-        <w:pStyle w:val="Heading3"/>
-      </w:pPr>
-      <w:r>
-        <w:t>Support without giving away the answer</w:t>
-      </w:r>
-    </w:p>
-    <w:p>
-      <w:pPr>
         <w:spacing w:line="336" w:lineRule="auto" w:after="180"/>
-        <w:shd w:fill="F1F6F8"/>
       </w:pPr>
       <w:r>
         <w:rPr>
@@ -6528,16 +6542,7 @@
     </w:p>
     <w:p>
       <w:pPr>
-        <w:pStyle w:val="Heading3"/>
-      </w:pPr>
-      <w:r>
-        <w:t>Extend the reasoning</w:t>
-      </w:r>
-    </w:p>
-    <w:p>
-      <w:pPr>
         <w:spacing w:line="336" w:lineRule="auto" w:after="180"/>
-        <w:shd w:fill="F5F1FB"/>
       </w:pPr>
       <w:r>
         <w:rPr>
@@ -6561,7 +6566,6 @@
     <w:p>
       <w:pPr>
         <w:spacing w:line="336" w:lineRule="auto" w:after="180"/>
-        <w:shd w:fill="F5F1FB"/>
       </w:pPr>
       <w:r>
         <w:rPr>
@@ -6572,16 +6576,7 @@
     </w:p>
     <w:p>
       <w:pPr>
-        <w:pStyle w:val="Heading3"/>
-      </w:pPr>
-      <w:r>
-        <w:t>Protect the independent attempt</w:t>
-      </w:r>
-    </w:p>
-    <w:p>
-      <w:pPr>
         <w:spacing w:line="336" w:lineRule="auto" w:after="180"/>
-        <w:shd w:fill="FFF5E6"/>
       </w:pPr>
       <w:r>
         <w:rPr>
@@ -6776,16 +6771,7 @@
     </w:tbl>
     <w:p>
       <w:pPr>
-        <w:pStyle w:val="Heading3"/>
-      </w:pPr>
-      <w:r>
-        <w:t>Project checkpoint</w:t>
-      </w:r>
-    </w:p>
-    <w:p>
-      <w:pPr>
         <w:spacing w:line="336" w:lineRule="auto" w:after="180"/>
-        <w:shd w:fill="EDF7F3"/>
       </w:pPr>
       <w:r>
         <w:rPr>
@@ -6846,12 +6832,20 @@
         <w:pStyle w:val="Heading1"/>
       </w:pPr>
       <w:r>
-        <w:t>08. Use feedback, labs and repair paths</w:t>
-      </w:r>
-    </w:p>
-    <w:p>
-      <w:r>
-        <w:t>Use feedback, earlier review and portfolios purposefully. Apply the coding routine only when this lesson has an executable lab.</w:t>
+        <w:t>08. Reference · Feedback and retained evidence</w:t>
+      </w:r>
+    </w:p>
+    <w:p>
+      <w:r>
+        <w:t>Keep supported practice separate from independent evidence.</w:t>
+      </w:r>
+    </w:p>
+    <w:p>
+      <w:pPr>
+        <w:pStyle w:val="Heading2"/>
+      </w:pPr>
+      <w:r>
+        <w:t>Record and repair</w:t>
       </w:r>
     </w:p>
     <w:p>
@@ -6896,6 +6890,72 @@
         <w:rPr>
           <w:b w:val="0"/>
         </w:rPr>
+        <w:t>Use the earlier worked-</w:t>
+      </w:r>
+      <w:r>
+        <w:rPr>
+          <w:b/>
+        </w:rPr>
+        <w:t>explanation</w:t>
+      </w:r>
+      <w:r>
+        <w:rPr>
+          <w:b w:val="0"/>
+        </w:rPr>
+        <w:t xml:space="preserve"> links to address a specific missing building block, then return to the current question. Adapt this suggestion after observing the learner; it is not an automatic diagnosis.</w:t>
+      </w:r>
+    </w:p>
+    <w:p>
+      <w:pPr>
+        <w:spacing w:line="336" w:lineRule="auto" w:after="180"/>
+      </w:pPr>
+      <w:r>
+        <w:rPr>
+          <w:b w:val="0"/>
+        </w:rPr>
+        <w:t xml:space="preserve">Collect the completed-work portfolio as </w:t>
+      </w:r>
+      <w:r>
+        <w:rPr>
+          <w:b/>
+        </w:rPr>
+        <w:t>evidence</w:t>
+      </w:r>
+      <w:r>
+        <w:rPr>
+          <w:b w:val="0"/>
+        </w:rPr>
+        <w:t xml:space="preserve">. Record support separately from correctness, and assess </w:t>
+      </w:r>
+      <w:r>
+        <w:rPr>
+          <w:b/>
+        </w:rPr>
+        <w:t>explanation</w:t>
+      </w:r>
+      <w:r>
+        <w:rPr>
+          <w:b w:val="0"/>
+        </w:rPr>
+        <w:t>, trace/test and limitations. Progress ticks and quiz selections alone do not establish mastery.</w:t>
+      </w:r>
+    </w:p>
+    <w:p>
+      <w:pPr>
+        <w:pStyle w:val="Heading2"/>
+      </w:pPr>
+      <w:r>
+        <w:t>Earlier wording, alternatives and picture transcripts · reference / check after trying</w:t>
+      </w:r>
+    </w:p>
+    <w:p>
+      <w:pPr>
+        <w:spacing w:line="336" w:lineRule="auto" w:after="180"/>
+      </w:pPr>
+      <w:r>
+        <w:rPr>
+          <w:b w:val="0"/>
+        </w:rPr>
         <w:t xml:space="preserve">Ask students to predict before running code. Preserve errors and actual </w:t>
       </w:r>
       <w:r>
@@ -6925,101 +6985,20 @@
     </w:p>
     <w:p>
       <w:pPr>
-        <w:spacing w:line="336" w:lineRule="auto" w:after="180"/>
-      </w:pPr>
-      <w:r>
-        <w:rPr>
-          <w:b w:val="0"/>
-        </w:rPr>
-        <w:t>Use the earlier worked-</w:t>
-      </w:r>
-      <w:r>
-        <w:rPr>
-          <w:b/>
-        </w:rPr>
-        <w:t>explanation</w:t>
-      </w:r>
-      <w:r>
-        <w:rPr>
-          <w:b w:val="0"/>
-        </w:rPr>
-        <w:t xml:space="preserve"> links to address a specific missing building block, then return to the current question. Adapt this suggestion after observing the learner; it is not an automatic diagnosis.</w:t>
-      </w:r>
-    </w:p>
-    <w:p>
-      <w:pPr>
-        <w:spacing w:line="336" w:lineRule="auto" w:after="180"/>
-      </w:pPr>
-      <w:r>
-        <w:rPr>
-          <w:b w:val="0"/>
-        </w:rPr>
-        <w:t xml:space="preserve">Collect the completed-work portfolio as </w:t>
-      </w:r>
-      <w:r>
-        <w:rPr>
-          <w:b/>
-        </w:rPr>
-        <w:t>evidence</w:t>
-      </w:r>
-      <w:r>
-        <w:rPr>
-          <w:b w:val="0"/>
-        </w:rPr>
-        <w:t xml:space="preserve">. Record support separately from correctness, and assess </w:t>
-      </w:r>
-      <w:r>
-        <w:rPr>
-          <w:b/>
-        </w:rPr>
-        <w:t>explanation</w:t>
-      </w:r>
-      <w:r>
-        <w:rPr>
-          <w:b w:val="0"/>
-        </w:rPr>
-        <w:t>, trace/test and limitations. Progress ticks and quiz selections alone do not establish mastery.</w:t>
-      </w:r>
-    </w:p>
-    <w:p>
-      <w:pPr>
         <w:pStyle w:val="Heading1"/>
       </w:pPr>
       <w:r>
-        <w:t>09. Visual concept journey</w:t>
-      </w:r>
-    </w:p>
-    <w:p>
-      <w:r>
-        <w:t>Show one Build the Recommender graphic at a time, request a prediction and discuss its trace before the independent assessment.</w:t>
-      </w:r>
-    </w:p>
-    <w:p>
-      <w:pPr>
-        <w:spacing w:line="336" w:lineRule="auto" w:after="180"/>
-      </w:pPr>
-      <w:r>
-        <w:rPr>
-          <w:b w:val="0"/>
-        </w:rPr>
-        <w:t xml:space="preserve">Use one picture at a time. Hide a worked result before asking for a </w:t>
-      </w:r>
-      <w:r>
-        <w:rPr>
-          <w:b/>
-        </w:rPr>
-        <w:t>prediction</w:t>
-      </w:r>
-      <w:r>
-        <w:rPr>
-          <w:b w:val="0"/>
-        </w:rPr>
-        <w:t>, then reveal it for feedback. These are supported teaching cases; retain the separate independent assessment for a fresh first attempt.</w:t>
-      </w:r>
-    </w:p>
-    <w:p>
-      <w:pPr>
-        <w:pStyle w:val="Heading3"/>
+        <w:t>09. Reference · Teach with the six pictures</w:t>
+      </w:r>
+    </w:p>
+    <w:p>
+      <w:r>
+        <w:t>Choose a picture for a specific explanation.</w:t>
+      </w:r>
+    </w:p>
+    <w:p>
+      <w:pPr>
+        <w:pStyle w:val="Heading2"/>
       </w:pPr>
       <w:r>
         <w:t>01. Build the Recommender: the case</w:t>
@@ -7030,7 +7009,7 @@
         <w:drawing>
           <wp:inline xmlns:a="http://schemas.openxmlformats.org/drawingml/2006/main" xmlns:pic="http://schemas.openxmlformats.org/drawingml/2006/picture">
             <wp:extent cx="5486400" cy="2990088"/>
-            <wp:docPr id="3" name="Picture 3" descr="A fictional book chooser filters a request before comparing preference scores. Supplied facts: Request: animal subject, at most 90 pages. Score 2 for illustrated and 1 for comic. Tie chooses smaller ID. A animal90 illustrated prose; B animal70 plain comic; C space60 illustrated comic; D animal80 illustrated comic."/>
+            <wp:docPr id="4" name="Picture 4" descr="A fictional book chooser filters a request before comparing preference scores. Supplied facts: Request: animal subject, at most 90 pages. Score 2 for illustrated and 1 for comic. Tie chooses smaller ID. A animal90 illustrated prose; B animal70 plain comic; C space60 illustrated comic; D animal80 illustrated comic."/>
             <wp:cNvGraphicFramePr>
               <a:graphicFrameLocks noChangeAspect="1"/>
             </wp:cNvGraphicFramePr>
@@ -7042,7 +7021,7 @@
                     <pic:cNvPicPr/>
                   </pic:nvPicPr>
                   <pic:blipFill>
-                    <a:blip r:embed="rId11"/>
+                    <a:blip r:embed="rId12"/>
                     <a:stretch>
                       <a:fillRect/>
                     </a:stretch>
@@ -7086,7 +7065,6 @@
     <w:p>
       <w:pPr>
         <w:spacing w:line="336" w:lineRule="auto" w:after="180"/>
-        <w:shd w:fill="F5F1FB"/>
       </w:pPr>
       <w:r>
         <w:rPr>
@@ -7097,16 +7075,7 @@
     </w:p>
     <w:p>
       <w:pPr>
-        <w:pStyle w:val="Heading3"/>
-      </w:pPr>
-      <w:r>
-        <w:t>Discuss while showing the picture</w:t>
-      </w:r>
-    </w:p>
-    <w:p>
-      <w:pPr>
         <w:spacing w:line="336" w:lineRule="auto" w:after="180"/>
-        <w:shd w:fill="F1F6F8"/>
       </w:pPr>
       <w:r>
         <w:rPr>
@@ -7117,7 +7086,7 @@
     </w:p>
     <w:p>
       <w:pPr>
-        <w:pStyle w:val="Heading3"/>
+        <w:pStyle w:val="Heading2"/>
       </w:pPr>
       <w:r>
         <w:t>02. Follow the deciding steps</w:t>
@@ -7128,7 +7097,7 @@
         <w:drawing>
           <wp:inline xmlns:a="http://schemas.openxmlformats.org/drawingml/2006/main" xmlns:pic="http://schemas.openxmlformats.org/drawingml/2006/picture">
             <wp:extent cx="5486400" cy="4005072"/>
-            <wp:docPr id="4" name="Picture 4" descr="Filter: A,B,D meet subject and page requirements; C fails subject. → Compute scores: A=2; B=1; D=3. → Choose best: Return D with both preference matches recorded. → Deterministic output: Reordering the input rows must not change D’s unique winning score."/>
+            <wp:docPr id="5" name="Picture 5" descr="Filter: A,B,D meet subject and page requirements; C fails subject. → Compute scores: A=2; B=1; D=3. → Choose best: Return D with both preference matches recorded. → Deterministic output: Reordering the input rows must not change D’s unique winning score."/>
             <wp:cNvGraphicFramePr>
               <a:graphicFrameLocks noChangeAspect="1"/>
             </wp:cNvGraphicFramePr>
@@ -7140,7 +7109,7 @@
                     <pic:cNvPicPr/>
                   </pic:nvPicPr>
                   <pic:blipFill>
-                    <a:blip r:embed="rId12"/>
+                    <a:blip r:embed="rId9"/>
                     <a:stretch>
                       <a:fillRect/>
                     </a:stretch>
@@ -7209,7 +7178,6 @@
     <w:p>
       <w:pPr>
         <w:spacing w:line="336" w:lineRule="auto" w:after="180"/>
-        <w:shd w:fill="F5F1FB"/>
       </w:pPr>
       <w:r>
         <w:rPr>
@@ -7244,16 +7212,7 @@
     </w:p>
     <w:p>
       <w:pPr>
-        <w:pStyle w:val="Heading3"/>
-      </w:pPr>
-      <w:r>
-        <w:t>Discuss while showing the picture</w:t>
-      </w:r>
-    </w:p>
-    <w:p>
-      <w:pPr>
         <w:spacing w:line="336" w:lineRule="auto" w:after="180"/>
-        <w:shd w:fill="F1F6F8"/>
       </w:pPr>
       <w:r>
         <w:rPr>
@@ -7288,7 +7247,7 @@
     </w:p>
     <w:p>
       <w:pPr>
-        <w:pStyle w:val="Heading3"/>
+        <w:pStyle w:val="Heading2"/>
       </w:pPr>
       <w:r>
         <w:t>03. Filtering before scoring</w:t>
@@ -7299,7 +7258,7 @@
         <w:drawing>
           <wp:inline xmlns:a="http://schemas.openxmlformats.org/drawingml/2006/main" xmlns:pic="http://schemas.openxmlformats.org/drawingml/2006/picture">
             <wp:extent cx="5486400" cy="3938016"/>
-            <wp:docPr id="5" name="Picture 5" descr="Filtering before scoring. A: Pages = 90, Preference score = 2, Status = eligible. B: Pages = 70, Preference score = 1, Status = eligible. C: Pages = 60, Preference score = 3, Status = subject fails. D: Pages = 80, Preference score = 3, Status = eligible."/>
+            <wp:docPr id="6" name="Picture 6" descr="Filtering before scoring. A: Pages = 90, Preference score = 2, Status = eligible. B: Pages = 70, Preference score = 1, Status = eligible. C: Pages = 60, Preference score = 3, Status = subject fails. D: Pages = 80, Preference score = 3, Status = eligible."/>
             <wp:cNvGraphicFramePr>
               <a:graphicFrameLocks noChangeAspect="1"/>
             </wp:cNvGraphicFramePr>
@@ -7355,7 +7314,6 @@
     <w:p>
       <w:pPr>
         <w:spacing w:line="336" w:lineRule="auto" w:after="180"/>
-        <w:shd w:fill="F5F1FB"/>
       </w:pPr>
       <w:r>
         <w:rPr>
@@ -7366,16 +7324,7 @@
     </w:p>
     <w:p>
       <w:pPr>
-        <w:pStyle w:val="Heading3"/>
-      </w:pPr>
-      <w:r>
-        <w:t>Discuss while showing the picture</w:t>
-      </w:r>
-    </w:p>
-    <w:p>
-      <w:pPr>
         <w:spacing w:line="336" w:lineRule="auto" w:after="180"/>
-        <w:shd w:fill="F1F6F8"/>
       </w:pPr>
       <w:r>
         <w:rPr>
@@ -7387,7 +7336,6 @@
     <w:p>
       <w:pPr>
         <w:spacing w:line="336" w:lineRule="auto" w:after="180"/>
-        <w:shd w:fill="F1F6F8"/>
       </w:pPr>
       <w:r>
         <w:rPr>
@@ -7398,7 +7346,7 @@
     </w:p>
     <w:p>
       <w:pPr>
-        <w:pStyle w:val="Heading3"/>
+        <w:pStyle w:val="Heading2"/>
       </w:pPr>
       <w:r>
         <w:t>04. Change one thing. Trace what follows.</w:t>
@@ -7409,7 +7357,7 @@
         <w:drawing>
           <wp:inline xmlns:a="http://schemas.openxmlformats.org/drawingml/2006/main" xmlns:pic="http://schemas.openxmlformats.org/drawingml/2006/picture">
             <wp:extent cx="5486400" cy="3026664"/>
-            <wp:docPr id="6" name="Picture 6" descr="Original case: Reordering the input rows must not change D’s unique winning score. Changed condition: Change D’s pages to 91, leaving every other field unchanged. Expected result: D becomes ineligible, so A wins with score 2. Reason: The strict excess over the 90-page maximum changes filtering before ranking."/>
+            <wp:docPr id="7" name="Picture 7" descr="Original case: Reordering the input rows must not change D’s unique winning score. Changed condition: Change D’s pages to 91, leaving every other field unchanged. Expected result: D becomes ineligible, so A wins with score 2. Reason: The strict excess over the 90-page maximum changes filtering before ranking."/>
             <wp:cNvGraphicFramePr>
               <a:graphicFrameLocks noChangeAspect="1"/>
             </wp:cNvGraphicFramePr>
@@ -7477,7 +7425,6 @@
     <w:p>
       <w:pPr>
         <w:spacing w:line="336" w:lineRule="auto" w:after="180"/>
-        <w:shd w:fill="F5F1FB"/>
       </w:pPr>
       <w:r>
         <w:rPr>
@@ -7488,16 +7435,7 @@
     </w:p>
     <w:p>
       <w:pPr>
-        <w:pStyle w:val="Heading3"/>
-      </w:pPr>
-      <w:r>
-        <w:t>Discuss while showing the picture</w:t>
-      </w:r>
-    </w:p>
-    <w:p>
-      <w:pPr>
         <w:spacing w:line="336" w:lineRule="auto" w:after="180"/>
-        <w:shd w:fill="F1F6F8"/>
       </w:pPr>
       <w:r>
         <w:rPr>
@@ -7509,7 +7447,6 @@
     <w:p>
       <w:pPr>
         <w:spacing w:line="336" w:lineRule="auto" w:after="180"/>
-        <w:shd w:fill="F1F6F8"/>
       </w:pPr>
       <w:r>
         <w:rPr>
@@ -7520,7 +7457,7 @@
     </w:p>
     <w:p>
       <w:pPr>
-        <w:pStyle w:val="Heading3"/>
+        <w:pStyle w:val="Heading2"/>
       </w:pPr>
       <w:r>
         <w:t>05. Connect the explanation to its limit</w:t>
@@ -7531,7 +7468,7 @@
         <w:drawing>
           <wp:inline xmlns:a="http://schemas.openxmlformats.org/drawingml/2006/main" xmlns:pic="http://schemas.openxmlformats.org/drawingml/2006/picture">
             <wp:extent cx="5486400" cy="2834640"/>
-            <wp:docPr id="7" name="Picture 7" descr="Eligibility and ranking answer different questions. C has a high preference score but is not an animal book, so it must stay excluded. The implementation needs a no-match result and explicit tie policy even when this example has a unique winner. Save rejected reasons for an explanation, not just the final ID. Limit: Toy preference weights do not imply shorter or illustrated books are universally better for all learners."/>
+            <wp:docPr id="8" name="Picture 8" descr="Eligibility and ranking answer different questions. C has a high preference score but is not an animal book, so it must stay excluded. The implementation needs a no-match result and explicit tie policy even when this example has a unique winner. Save rejected reasons for an explanation, not just the final ID. Limit: Toy preference weights do not imply shorter or illustrated books are universally better for all learners."/>
             <wp:cNvGraphicFramePr>
               <a:graphicFrameLocks noChangeAspect="1"/>
             </wp:cNvGraphicFramePr>
@@ -7610,7 +7547,6 @@
     <w:p>
       <w:pPr>
         <w:spacing w:line="336" w:lineRule="auto" w:after="180"/>
-        <w:shd w:fill="F5F1FB"/>
       </w:pPr>
       <w:r>
         <w:rPr>
@@ -7621,16 +7557,7 @@
     </w:p>
     <w:p>
       <w:pPr>
-        <w:pStyle w:val="Heading3"/>
-      </w:pPr>
-      <w:r>
-        <w:t>Discuss while showing the picture</w:t>
-      </w:r>
-    </w:p>
-    <w:p>
-      <w:pPr>
         <w:spacing w:line="336" w:lineRule="auto" w:after="180"/>
-        <w:shd w:fill="F1F6F8"/>
       </w:pPr>
       <w:r>
         <w:rPr>
@@ -7642,7 +7569,6 @@
     <w:p>
       <w:pPr>
         <w:spacing w:line="336" w:lineRule="auto" w:after="180"/>
-        <w:shd w:fill="F1F6F8"/>
       </w:pPr>
       <w:r>
         <w:rPr>
@@ -7653,7 +7579,7 @@
     </w:p>
     <w:p>
       <w:pPr>
-        <w:pStyle w:val="Heading3"/>
+        <w:pStyle w:val="Heading2"/>
       </w:pPr>
       <w:r>
         <w:t>06. Make the idea visible in your project</w:t>
@@ -7664,7 +7590,7 @@
         <w:drawing>
           <wp:inline xmlns:a="http://schemas.openxmlformats.org/drawingml/2006/main" xmlns:pic="http://schemas.openxmlformats.org/drawingml/2006/picture">
             <wp:extent cx="5486400" cy="3380232"/>
-            <wp:docPr id="8" name="Picture 8" descr="Save the recommender code, contract and this full trace; test the same records in different input orders. Draw your input, deciding step, result and limit. Supported question: Explain why B does not win after D is excluded even though it has fewer pages."/>
+            <wp:docPr id="9" name="Picture 9" descr="Save the recommender code, contract and this full trace; test the same records in different input orders. Draw your input, deciding step, result and limit. Supported question: Explain why B does not win after D is excluded even though it has fewer pages."/>
             <wp:cNvGraphicFramePr>
               <a:graphicFrameLocks noChangeAspect="1"/>
             </wp:cNvGraphicFramePr>
@@ -7756,7 +7682,6 @@
     <w:p>
       <w:pPr>
         <w:spacing w:line="336" w:lineRule="auto" w:after="180"/>
-        <w:shd w:fill="F5F1FB"/>
       </w:pPr>
       <w:r>
         <w:rPr>
@@ -7779,46 +7704,115 @@
     </w:p>
     <w:p>
       <w:pPr>
+        <w:spacing w:line="336" w:lineRule="auto" w:after="180"/>
+      </w:pPr>
+      <w:r>
+        <w:rPr>
+          <w:b w:val="0"/>
+        </w:rPr>
+        <w:t xml:space="preserve">Teacher prompt: Draw your project trace and justify the deciding step using </w:t>
+      </w:r>
+      <w:r>
+        <w:rPr>
+          <w:b/>
+        </w:rPr>
+        <w:t>evidence</w:t>
+      </w:r>
+      <w:r>
+        <w:rPr>
+          <w:b w:val="0"/>
+        </w:rPr>
+        <w:t>. Ask learners to describe one label or arrow in ordinary words. Use the adjacent transcript if the image is difficult to see.</w:t>
+      </w:r>
+    </w:p>
+    <w:p>
+      <w:pPr>
+        <w:spacing w:line="336" w:lineRule="auto" w:after="180"/>
+      </w:pPr>
+      <w:r>
+        <w:rPr>
+          <w:b w:val="0"/>
+        </w:rPr>
+        <w:t>Supported practice key: Page count is an eligibility limit, not a ranking preference here. A scores 2 and B scores 1.</w:t>
+      </w:r>
+    </w:p>
+    <w:p>
+      <w:pPr>
+        <w:pStyle w:val="Heading2"/>
+      </w:pPr>
+      <w:r>
+        <w:t>Earlier wording, alternatives and picture transcripts · reference / check after trying</w:t>
+      </w:r>
+    </w:p>
+    <w:p>
+      <w:pPr>
+        <w:spacing w:line="336" w:lineRule="auto" w:after="180"/>
+      </w:pPr>
+      <w:r>
+        <w:rPr>
+          <w:b w:val="0"/>
+        </w:rPr>
+        <w:t xml:space="preserve">Use one picture at a time. Hide a worked result before asking for a </w:t>
+      </w:r>
+      <w:r>
+        <w:rPr>
+          <w:b/>
+        </w:rPr>
+        <w:t>prediction</w:t>
+      </w:r>
+      <w:r>
+        <w:rPr>
+          <w:b w:val="0"/>
+        </w:rPr>
+        <w:t>, then reveal it for feedback. These are supported teaching cases; retain the separate independent assessment for a fresh first attempt.</w:t>
+      </w:r>
+    </w:p>
+    <w:p>
+      <w:pPr>
         <w:pStyle w:val="Heading3"/>
       </w:pPr>
       <w:r>
-        <w:t>Discuss while showing the picture</w:t>
-      </w:r>
-    </w:p>
-    <w:p>
-      <w:pPr>
-        <w:spacing w:line="336" w:lineRule="auto" w:after="180"/>
-        <w:shd w:fill="F1F6F8"/>
-      </w:pPr>
-      <w:r>
-        <w:rPr>
-          <w:b w:val="0"/>
-        </w:rPr>
-        <w:t xml:space="preserve">Teacher prompt: Draw your project trace and justify the deciding step using </w:t>
-      </w:r>
-      <w:r>
-        <w:rPr>
-          <w:b/>
-        </w:rPr>
-        <w:t>evidence</w:t>
-      </w:r>
-      <w:r>
-        <w:rPr>
-          <w:b w:val="0"/>
-        </w:rPr>
-        <w:t>. Ask learners to describe one label or arrow in ordinary words. Use the adjacent transcript if the image is difficult to see.</w:t>
-      </w:r>
-    </w:p>
-    <w:p>
-      <w:pPr>
-        <w:spacing w:line="336" w:lineRule="auto" w:after="180"/>
-        <w:shd w:fill="F1F6F8"/>
-      </w:pPr>
-      <w:r>
-        <w:rPr>
-          <w:b w:val="0"/>
-        </w:rPr>
-        <w:t>Supported practice key: Page count is an eligibility limit, not a ranking preference here. A scores 2 and B scores 1.</w:t>
+        <w:t>01. Build the Recommender: the case</w:t>
+      </w:r>
+    </w:p>
+    <w:p>
+      <w:pPr>
+        <w:pStyle w:val="Heading3"/>
+      </w:pPr>
+      <w:r>
+        <w:t>02. Follow the deciding steps</w:t>
+      </w:r>
+    </w:p>
+    <w:p>
+      <w:pPr>
+        <w:pStyle w:val="Heading3"/>
+      </w:pPr>
+      <w:r>
+        <w:t>03. Filtering before scoring</w:t>
+      </w:r>
+    </w:p>
+    <w:p>
+      <w:pPr>
+        <w:pStyle w:val="Heading3"/>
+      </w:pPr>
+      <w:r>
+        <w:t>04. Change one thing. Trace what follows.</w:t>
+      </w:r>
+    </w:p>
+    <w:p>
+      <w:pPr>
+        <w:pStyle w:val="Heading3"/>
+      </w:pPr>
+      <w:r>
+        <w:t>05. Connect the explanation to its limit</w:t>
+      </w:r>
+    </w:p>
+    <w:p>
+      <w:pPr>
+        <w:pStyle w:val="Heading3"/>
+      </w:pPr>
+      <w:r>
+        <w:t>06. Make the idea visible in your project</w:t>
       </w:r>
     </w:p>
     <w:sectPr>
